--- a/hin/docx/51.content.docx
+++ b/hin/docx/51.content.docx
@@ -11,6 +11,15 @@
         <w:pStyle w:val="Heading2"/>
       </w:pPr>
       <w:r>
+        <w:t>Resource: अध्ययन नोट्स (टिंडेल)</w:t>
+      </w:r>
+      <w:r/>
+    </w:p>
+    <w:p>
+      <w:pPr>
+        <w:pStyle w:val="Heading2"/>
+      </w:pPr>
+      <w:r>
         <w:t>License Information</w:t>
       </w:r>
       <w:r/>
@@ -21,7 +30,7 @@
         <w:rPr>
           <w:b/>
         </w:rPr>
-        <w:t>Study Notes (Tyndale)</w:t>
+        <w:t>अध्ययन नोट्स (टिंडेल)</w:t>
       </w:r>
       <w:r>
         <w:t xml:space="preserve"> (Hindi) is based on</w:t>
@@ -74,7 +83,7 @@
         <w:pStyle w:val="Heading1"/>
       </w:pPr>
       <w:r>
-        <w:t>Study Notes (Tyndale)</w:t>
+        <w:t>अध्ययन नोट्स (टिंडेल)</w:t>
       </w:r>
     </w:p>
     <w:p>
@@ -83,6 +92,51 @@
           <w:headerReference w:type="even" r:id="rId8"/>
           <w:headerReference w:type="default" r:id="rId9"/>
           <w:footerReference w:type="default" r:id="rId10"/>
+          <w:footnotePr>
+            <w:numRestart w:val="eachSect"/>
+          </w:footnotePr>
+          <w:type w:val="continuous"/>
+          <w:pgSz w:w="12240" w:h="15840" w:code="1"/>
+          <w:pgMar w:top="1440" w:right="1440" w:bottom="1440" w:left="1440" w:header="504" w:footer="504" w:gutter="0"/>
+          <w:cols w:space="708"/>
+          <w:titlePg/>
+          <w:docGrid w:linePitch="360"/>
+        </w:sectPr>
+      </w:pPr>
+    </w:p>
+    <w:p>
+      <w:r/>
+    </w:p>
+    <w:p>
+      <w:pPr>
+        <w:pStyle w:val="Heading2"/>
+      </w:pPr>
+      <w:r>
+        <w:t>COL</w:t>
+      </w:r>
+      <w:r/>
+    </w:p>
+    <w:p>
+      <w:r/>
+      <w:r>
+        <w:rPr>
+          <w:i/>
+        </w:rPr>
+        <w:t>कुलुस्सियों 1:1, कुलुस्सियों 1:2, कुलुस्सियों 1:3–14, कुलुस्सियों 1:4, कुलुस्सियों 1:5, कुलुस्सियों 1:6, कुलुस्सियों 1:7, कुलुस्सियों 1:9–10, कुलुस्सियों 1:12–13, कुलुस्सियों 1:15, कुलुस्सियों 1:15–20, कुलुस्सियों 1:16, कुलुस्सियों 1:18, कुलुस्सियों 1:19, कुलुस्सियों 1:20, कुलुस्सियों 1:21, कुलुस्सियों 1:21–23, कुलुस्सियों 1:22, कुलुस्सियों 1:23, कुलुस्सियों 1:24, कुलुस्सियों 1:24–2:5, कुलुस्सियों 1:26, कुलुस्सियों 2:1–5, कुलुस्सियों 2:2, कुलुस्सियों 2:3, कुलुस्सियों 2:6–15, कुलुस्सियों 2:8, कुलुस्सियों 2:11, कुलुस्सियों 2:12, कुलुस्सियों 2:14, कुलुस्सियों 2:15, कुलुस्सियों 2:16, कुलुस्सियों 2:16–23, कुलुस्सियों 2:17, कुलुस्सियों 2:18, कुलुस्सियों 2:20, कुलुस्सियों 2:23, कुलुस्सियों 3:1, कुलुस्सियों 3:1–11, कुलुस्सियों 3:3–4, कुलुस्सियों 3:5, कुलुस्सियों 3:6, कुलुस्सियों 3:8, कुलुस्सियों 3:9–10, कुलुस्सियों 3:11, कुलुस्सियों 3:12–17, कुलुस्सियों 3:15, कुलुस्सियों 3:16, कुलुस्सियों 3:17, कुलुस्सियों 3:18, कुलुस्सियों 3:18–4:1, कुलुस्सियों 3:19, कुलुस्सियों 3:22–24, कुलुस्सियों 4:1, कुलुस्सियों 4:2, कुलुस्सियों 4:2–6, कुलुस्सियों 4:3, कुलुस्सियों 4:5, कुलुस्सियों 4:6, कुलुस्सियों 4:7, कुलुस्सियों 4:7–18, कुलुस्सियों 4:9, कुलुस्सियों 4:10, कुलुस्सियों 4:10–14, कुलुस्सियों 4:11, कुलुस्सियों 4:13, कुलुस्सियों 4:14, कुलुस्सियों 4:15, कुलुस्सियों 4:16, कुलुस्सियों 4:17, कुलुस्सियों 4:18</w:t>
+      </w:r>
+      <w:r/>
+    </w:p>
+    <w:p>
+      <w:r/>
+      <w:r>
+        <w:t xml:space="preserve"> </w:t>
+      </w:r>
+      <w:r/>
+      <w:r/>
+    </w:p>
+    <w:p>
+      <w:pPr>
+        <w:sectPr>
           <w:footnotePr>
             <w:numRestart w:val="eachSect"/>
           </w:footnotePr>

--- a/hin/docx/51.content.docx
+++ b/hin/docx/51.content.docx
@@ -4,49 +4,89 @@
   <w:body>
     <w:p/>
     <w:p>
-      <w:r/>
+      <w:pPr/>
+      <w:r>
+        <w:rPr>
+          <w:lang w:val="hi_IN" w:bidi="hi_IN"/>
+        </w:rPr>
+      </w:r>
     </w:p>
     <w:p>
       <w:pPr>
         <w:pStyle w:val="Heading2"/>
       </w:pPr>
       <w:r>
+        <w:rPr>
+          <w:lang w:val="hi_IN" w:bidi="hi_IN"/>
+        </w:rPr>
         <w:t>Resource: अध्ययन नोट्स (टिंडेल)</w:t>
       </w:r>
-      <w:r/>
+      <w:r>
+        <w:rPr>
+          <w:lang w:val="hi_IN" w:bidi="hi_IN"/>
+        </w:rPr>
+      </w:r>
     </w:p>
     <w:p>
       <w:pPr>
         <w:pStyle w:val="Heading2"/>
       </w:pPr>
       <w:r>
+        <w:rPr>
+          <w:lang w:val="hi_IN" w:bidi="hi_IN"/>
+        </w:rPr>
         <w:t>License Information</w:t>
       </w:r>
-      <w:r/>
-    </w:p>
-    <w:p>
-      <w:r/>
+      <w:r>
+        <w:rPr>
+          <w:lang w:val="hi_IN" w:bidi="hi_IN"/>
+        </w:rPr>
+      </w:r>
+    </w:p>
+    <w:p>
+      <w:pPr/>
+      <w:r>
+        <w:rPr>
+          <w:lang w:val="hi_IN" w:bidi="hi_IN"/>
+        </w:rPr>
+      </w:r>
       <w:r>
         <w:rPr>
           <w:b/>
+          <w:lang w:val="hi_IN" w:bidi="hi_IN"/>
         </w:rPr>
         <w:t>अध्ययन नोट्स (टिंडेल)</w:t>
       </w:r>
       <w:r>
+        <w:rPr>
+          <w:lang w:val="hi_IN" w:bidi="hi_IN"/>
+        </w:rPr>
         <w:t xml:space="preserve"> (Hindi) is based on</w:t>
       </w:r>
       <w:r>
+        <w:rPr>
+          <w:lang w:val="hi_IN" w:bidi="hi_IN"/>
+        </w:rPr>
         <w:t xml:space="preserve">: </w:t>
       </w:r>
       <w:r>
+        <w:rPr>
+          <w:lang w:val="hi_IN" w:bidi="hi_IN"/>
+        </w:rPr>
         <w:t>Tyndale Open Study Notes</w:t>
       </w:r>
       <w:r>
+        <w:rPr>
+          <w:lang w:val="hi_IN" w:bidi="hi_IN"/>
+        </w:rPr>
         <w:t xml:space="preserve">, </w:t>
       </w:r>
       <w:hyperlink r:id="rId13">
         <w:r>
           <w:rPr>
+            <w:lang w:val="hi_IN" w:bidi="hi_IN"/>
+          </w:rPr>
+          <w:rPr>
             <w:color w:val="0000EE"/>
             <w:u w:val="single"/>
           </w:rPr>
@@ -54,11 +94,17 @@
         </w:r>
       </w:hyperlink>
       <w:r>
+        <w:rPr>
+          <w:lang w:val="hi_IN" w:bidi="hi_IN"/>
+        </w:rPr>
         <w:t xml:space="preserve">, 2019, which is licensed under a </w:t>
       </w:r>
       <w:hyperlink r:id="rId14">
         <w:r>
           <w:rPr>
+            <w:lang w:val="hi_IN" w:bidi="hi_IN"/>
+          </w:rPr>
+          <w:rPr>
             <w:color w:val="0000EE"/>
             <w:u w:val="single"/>
           </w:rPr>
@@ -66,23 +112,49 @@
         </w:r>
       </w:hyperlink>
       <w:r>
+        <w:rPr>
+          <w:lang w:val="hi_IN" w:bidi="hi_IN"/>
+        </w:rPr>
         <w:t>.</w:t>
       </w:r>
-      <w:r/>
-    </w:p>
-    <w:p>
-      <w:r/>
-      <w:r>
+      <w:r>
+        <w:rPr>
+          <w:lang w:val="hi_IN" w:bidi="hi_IN"/>
+        </w:rPr>
+      </w:r>
+    </w:p>
+    <w:p>
+      <w:pPr/>
+      <w:r>
+        <w:rPr>
+          <w:lang w:val="hi_IN" w:bidi="hi_IN"/>
+        </w:rPr>
+      </w:r>
+      <w:r>
+        <w:rPr>
+          <w:lang w:val="hi_IN" w:bidi="hi_IN"/>
+        </w:rPr>
         <w:t>This PDF version is provided under the same license.</w:t>
       </w:r>
-      <w:r/>
-      <w:r/>
+      <w:r>
+        <w:rPr>
+          <w:lang w:val="hi_IN" w:bidi="hi_IN"/>
+        </w:rPr>
+      </w:r>
+      <w:r>
+        <w:rPr>
+          <w:lang w:val="hi_IN" w:bidi="hi_IN"/>
+        </w:rPr>
+      </w:r>
     </w:p>
     <w:p>
       <w:pPr>
         <w:pStyle w:val="Heading1"/>
       </w:pPr>
       <w:r>
+        <w:rPr>
+          <w:lang w:val="hi_IN" w:bidi="hi_IN"/>
+        </w:rPr>
         <w:t>अध्ययन नोट्स (टिंडेल)</w:t>
       </w:r>
     </w:p>
@@ -105,34 +177,72 @@
       </w:pPr>
     </w:p>
     <w:p>
-      <w:r/>
+      <w:pPr/>
+      <w:r>
+        <w:rPr>
+          <w:lang w:val="hi_IN" w:bidi="hi_IN"/>
+        </w:rPr>
+      </w:r>
     </w:p>
     <w:p>
       <w:pPr>
         <w:pStyle w:val="Heading2"/>
       </w:pPr>
       <w:r>
+        <w:rPr>
+          <w:lang w:val="hi_IN" w:bidi="hi_IN"/>
+        </w:rPr>
         <w:t>COL</w:t>
       </w:r>
-      <w:r/>
-    </w:p>
-    <w:p>
-      <w:r/>
+      <w:r>
+        <w:rPr>
+          <w:lang w:val="hi_IN" w:bidi="hi_IN"/>
+        </w:rPr>
+      </w:r>
+    </w:p>
+    <w:p>
+      <w:pPr/>
+      <w:r>
+        <w:rPr>
+          <w:lang w:val="hi_IN" w:bidi="hi_IN"/>
+        </w:rPr>
+      </w:r>
       <w:r>
         <w:rPr>
           <w:i/>
+          <w:lang w:val="hi_IN" w:bidi="hi_IN"/>
         </w:rPr>
         <w:t>कुलुस्सियों 1:1, कुलुस्सियों 1:2, कुलुस्सियों 1:3–14, कुलुस्सियों 1:4, कुलुस्सियों 1:5, कुलुस्सियों 1:6, कुलुस्सियों 1:7, कुलुस्सियों 1:9–10, कुलुस्सियों 1:12–13, कुलुस्सियों 1:15, कुलुस्सियों 1:15–20, कुलुस्सियों 1:16, कुलुस्सियों 1:18, कुलुस्सियों 1:19, कुलुस्सियों 1:20, कुलुस्सियों 1:21, कुलुस्सियों 1:21–23, कुलुस्सियों 1:22, कुलुस्सियों 1:23, कुलुस्सियों 1:24, कुलुस्सियों 1:24–2:5, कुलुस्सियों 1:26, कुलुस्सियों 2:1–5, कुलुस्सियों 2:2, कुलुस्सियों 2:3, कुलुस्सियों 2:6–15, कुलुस्सियों 2:8, कुलुस्सियों 2:11, कुलुस्सियों 2:12, कुलुस्सियों 2:14, कुलुस्सियों 2:15, कुलुस्सियों 2:16, कुलुस्सियों 2:16–23, कुलुस्सियों 2:17, कुलुस्सियों 2:18, कुलुस्सियों 2:20, कुलुस्सियों 2:23, कुलुस्सियों 3:1, कुलुस्सियों 3:1–11, कुलुस्सियों 3:3–4, कुलुस्सियों 3:5, कुलुस्सियों 3:6, कुलुस्सियों 3:8, कुलुस्सियों 3:9–10, कुलुस्सियों 3:11, कुलुस्सियों 3:12–17, कुलुस्सियों 3:15, कुलुस्सियों 3:16, कुलुस्सियों 3:17, कुलुस्सियों 3:18, कुलुस्सियों 3:18–4:1, कुलुस्सियों 3:19, कुलुस्सियों 3:22–24, कुलुस्सियों 4:1, कुलुस्सियों 4:2, कुलुस्सियों 4:2–6, कुलुस्सियों 4:3, कुलुस्सियों 4:5, कुलुस्सियों 4:6, कुलुस्सियों 4:7, कुलुस्सियों 4:7–18, कुलुस्सियों 4:9, कुलुस्सियों 4:10, कुलुस्सियों 4:10–14, कुलुस्सियों 4:11, कुलुस्सियों 4:13, कुलुस्सियों 4:14, कुलुस्सियों 4:15, कुलुस्सियों 4:16, कुलुस्सियों 4:17, कुलुस्सियों 4:18</w:t>
       </w:r>
-      <w:r/>
-    </w:p>
-    <w:p>
-      <w:r/>
-      <w:r>
+      <w:r>
+        <w:rPr>
+          <w:lang w:val="hi_IN" w:bidi="hi_IN"/>
+        </w:rPr>
+      </w:r>
+    </w:p>
+    <w:p>
+      <w:pPr/>
+      <w:r>
+        <w:rPr>
+          <w:lang w:val="hi_IN" w:bidi="hi_IN"/>
+        </w:rPr>
+      </w:r>
+      <w:r>
+        <w:rPr>
+          <w:lang w:val="hi_IN" w:bidi="hi_IN"/>
+        </w:rPr>
         <w:t xml:space="preserve"> </w:t>
       </w:r>
-      <w:r/>
-      <w:r/>
+      <w:r>
+        <w:rPr>
+          <w:lang w:val="hi_IN" w:bidi="hi_IN"/>
+        </w:rPr>
+      </w:r>
+      <w:r>
+        <w:rPr>
+          <w:lang w:val="hi_IN" w:bidi="hi_IN"/>
+        </w:rPr>
+      </w:r>
     </w:p>
     <w:p>
       <w:pPr>
@@ -150,42 +260,88 @@
       </w:pPr>
     </w:p>
     <w:p>
-      <w:r/>
+      <w:pPr/>
+      <w:r>
+        <w:rPr>
+          <w:lang w:val="hi_IN" w:bidi="hi_IN"/>
+        </w:rPr>
+      </w:r>
     </w:p>
     <w:p>
       <w:pPr>
         <w:pStyle w:val="Heading2"/>
       </w:pPr>
       <w:r>
+        <w:rPr>
+          <w:lang w:val="hi_IN" w:bidi="hi_IN"/>
+        </w:rPr>
         <w:t>कुलुस्सियों 1:1</w:t>
       </w:r>
-      <w:r/>
-    </w:p>
-    <w:p>
-      <w:r/>
-      <w:r>
+      <w:r>
+        <w:rPr>
+          <w:lang w:val="hi_IN" w:bidi="hi_IN"/>
+        </w:rPr>
+      </w:r>
+    </w:p>
+    <w:p>
+      <w:pPr/>
+      <w:r>
+        <w:rPr>
+          <w:lang w:val="hi_IN" w:bidi="hi_IN"/>
+        </w:rPr>
+      </w:r>
+      <w:r>
+        <w:rPr>
+          <w:lang w:val="hi_IN" w:bidi="hi_IN"/>
+        </w:rPr>
         <w:t xml:space="preserve">तीमुथियुस, पौलुस के सबसे करीबी सहकर्मियों में से एक थे। उनका संबंध बहुत मजबूत था। तीमुथियुस का कार्य इतना महत्वपूर्ण था कि पौलुस ने उन्हें इस पत्री के प्रेषक के रूप में शामिल किया। उन्होंने उन्हें 2 कुरिन्थियों, फिलिप्पियों, 1 और 2 थिस्सलुनीकियों, और फिलेमोन में भी शामिल किया </w:t>
       </w:r>
       <w:r>
+        <w:rPr>
+          <w:lang w:val="hi_IN" w:bidi="hi_IN"/>
+        </w:rPr>
         <w:t>है</w:t>
       </w:r>
       <w:r>
+        <w:rPr>
+          <w:lang w:val="hi_IN" w:bidi="hi_IN"/>
+        </w:rPr>
         <w:t>।</w:t>
       </w:r>
-      <w:r/>
-      <w:r/>
-    </w:p>
-    <w:p>
-      <w:r/>
+      <w:r>
+        <w:rPr>
+          <w:lang w:val="hi_IN" w:bidi="hi_IN"/>
+        </w:rPr>
+      </w:r>
+      <w:r>
+        <w:rPr>
+          <w:lang w:val="hi_IN" w:bidi="hi_IN"/>
+        </w:rPr>
+      </w:r>
+    </w:p>
+    <w:p>
+      <w:pPr/>
+      <w:r>
+        <w:rPr>
+          <w:lang w:val="hi_IN" w:bidi="hi_IN"/>
+        </w:rPr>
+      </w:r>
     </w:p>
     <w:p>
       <w:pPr>
         <w:pStyle w:val="Heading2"/>
       </w:pPr>
       <w:r>
+        <w:rPr>
+          <w:lang w:val="hi_IN" w:bidi="hi_IN"/>
+        </w:rPr>
         <w:t>कुलुस्सियों 1:2</w:t>
       </w:r>
-      <w:r/>
+      <w:r>
+        <w:rPr>
+          <w:lang w:val="hi_IN" w:bidi="hi_IN"/>
+        </w:rPr>
+      </w:r>
     </w:p>
     <w:p>
       <w:pPr>
@@ -193,8 +349,15 @@
         <w:spacing w:line="240" w:lineRule="auto"/>
         <w:ind w:left="720"/>
       </w:pPr>
-      <w:r/>
-      <w:r>
+      <w:r>
+        <w:rPr>
+          <w:lang w:val="hi_IN" w:bidi="hi_IN"/>
+        </w:rPr>
+      </w:r>
+      <w:r>
+        <w:rPr>
+          <w:lang w:val="hi_IN" w:bidi="hi_IN"/>
+        </w:rPr>
         <w:t>कुलुस्से पश्चिमी एशिया के उपद्वीप में लाइकस नदी की तराई में स्थित था। यह इफिसुस से लगभग 193 किलोमीटर (120 मील) पूर्व और लौदीकिया से 16 किलोमीटर (10 मील) दक्षिण-पूर्व में था। एक महत्वपूर्ण रोमी सड़क पर स्थित होने के कारण यह उस समय के सामाजिक और धार्मिक रुझानों के संपर्क में था।</w:t>
       </w:r>
     </w:p>
@@ -204,83 +367,159 @@
         <w:spacing w:line="240" w:lineRule="auto"/>
         <w:ind w:left="720"/>
       </w:pPr>
-      <w:r/>
+      <w:r>
+        <w:rPr>
+          <w:lang w:val="hi_IN" w:bidi="hi_IN"/>
+        </w:rPr>
+      </w:r>
       <w:r>
         <w:rPr>
           <w:i/>
+          <w:lang w:val="hi_IN" w:bidi="hi_IN"/>
         </w:rPr>
         <w:t>भाइयों</w:t>
       </w:r>
       <w:r>
+        <w:rPr>
+          <w:lang w:val="hi_IN" w:bidi="hi_IN"/>
+        </w:rPr>
         <w:t xml:space="preserve">: यूनानी में </w:t>
       </w:r>
       <w:r>
         <w:rPr>
           <w:i/>
+          <w:lang w:val="hi_IN" w:bidi="hi_IN"/>
         </w:rPr>
         <w:t>एडेलफोई</w:t>
       </w:r>
       <w:r>
+        <w:rPr>
+          <w:lang w:val="hi_IN" w:bidi="hi_IN"/>
+        </w:rPr>
         <w:t>, यह शब्द परिवार के सदस्यों के लिए प्रयोग किया जाता है, जिसमें पुरुष और महिला दोनों शामिल होते हैं।</w:t>
       </w:r>
-      <w:r/>
-      <w:r/>
-    </w:p>
-    <w:p>
-      <w:r/>
+      <w:r>
+        <w:rPr>
+          <w:lang w:val="hi_IN" w:bidi="hi_IN"/>
+        </w:rPr>
+      </w:r>
+      <w:r>
+        <w:rPr>
+          <w:lang w:val="hi_IN" w:bidi="hi_IN"/>
+        </w:rPr>
+      </w:r>
+    </w:p>
+    <w:p>
+      <w:pPr/>
+      <w:r>
+        <w:rPr>
+          <w:lang w:val="hi_IN" w:bidi="hi_IN"/>
+        </w:rPr>
+      </w:r>
     </w:p>
     <w:p>
       <w:pPr>
         <w:pStyle w:val="Heading2"/>
       </w:pPr>
       <w:r>
+        <w:rPr>
+          <w:lang w:val="hi_IN" w:bidi="hi_IN"/>
+        </w:rPr>
         <w:t>कुलुस्सियों 1:3–14</w:t>
       </w:r>
-      <w:r/>
-    </w:p>
-    <w:p>
-      <w:r/>
-      <w:r>
+      <w:r>
+        <w:rPr>
+          <w:lang w:val="hi_IN" w:bidi="hi_IN"/>
+        </w:rPr>
+      </w:r>
+    </w:p>
+    <w:p>
+      <w:pPr/>
+      <w:r>
+        <w:rPr>
+          <w:lang w:val="hi_IN" w:bidi="hi_IN"/>
+        </w:rPr>
+      </w:r>
+      <w:r>
+        <w:rPr>
+          <w:lang w:val="hi_IN" w:bidi="hi_IN"/>
+        </w:rPr>
         <w:t>यह खंड एक धन्यवाद के साथ आरंभ होता है, जो नए नियम के पत्रियों में सामान्य है। पौलुस कुलुस्सियों के विश्वास की वृद्धि के लिए परमेश्वर का धन्यवाद करते हैं। वह प्रार्थना करते हैं कि वे इसे और भी अधिक समझें। इस प्रार्थना के माध्यम से, पौलुस झूठे शिक्षकों के प्रभाव के बारे में अपनी चिंता प्रकट करते हैं।</w:t>
       </w:r>
-      <w:r/>
-      <w:r/>
-    </w:p>
-    <w:p>
-      <w:r/>
+      <w:r>
+        <w:rPr>
+          <w:lang w:val="hi_IN" w:bidi="hi_IN"/>
+        </w:rPr>
+      </w:r>
+      <w:r>
+        <w:rPr>
+          <w:lang w:val="hi_IN" w:bidi="hi_IN"/>
+        </w:rPr>
+      </w:r>
+    </w:p>
+    <w:p>
+      <w:pPr/>
+      <w:r>
+        <w:rPr>
+          <w:lang w:val="hi_IN" w:bidi="hi_IN"/>
+        </w:rPr>
+      </w:r>
     </w:p>
     <w:p>
       <w:pPr>
         <w:pStyle w:val="Heading2"/>
       </w:pPr>
       <w:r>
+        <w:rPr>
+          <w:lang w:val="hi_IN" w:bidi="hi_IN"/>
+        </w:rPr>
         <w:t>कुलुस्सियों 1:4</w:t>
       </w:r>
-      <w:r/>
-    </w:p>
-    <w:p>
-      <w:r/>
+      <w:r>
+        <w:rPr>
+          <w:lang w:val="hi_IN" w:bidi="hi_IN"/>
+        </w:rPr>
+      </w:r>
+    </w:p>
+    <w:p>
+      <w:pPr/>
+      <w:r>
+        <w:rPr>
+          <w:lang w:val="hi_IN" w:bidi="hi_IN"/>
+        </w:rPr>
+      </w:r>
       <w:r>
         <w:rPr>
           <w:i/>
+          <w:lang w:val="hi_IN" w:bidi="hi_IN"/>
         </w:rPr>
         <w:t>सब पवित्र लोगों</w:t>
       </w:r>
       <w:r>
+        <w:rPr>
+          <w:lang w:val="hi_IN" w:bidi="hi_IN"/>
+        </w:rPr>
         <w:t xml:space="preserve"> (अर्थ </w:t>
       </w:r>
       <w:r>
         <w:rPr>
           <w:i/>
+          <w:lang w:val="hi_IN" w:bidi="hi_IN"/>
         </w:rPr>
         <w:t>पवित्र लोग</w:t>
       </w:r>
       <w:r>
+        <w:rPr>
+          <w:lang w:val="hi_IN" w:bidi="hi_IN"/>
+        </w:rPr>
         <w:t>): नया नियम सभी मसीहियों को संत कहता है। उन्हें परमेश्वर ने अपने पवित्र लोगों के रूप में अलग किए हैं (</w:t>
       </w:r>
       <w:hyperlink r:id="rId15">
         <w:r>
           <w:rPr>
+            <w:lang w:val="hi_IN" w:bidi="hi_IN"/>
+          </w:rPr>
+          <w:rPr>
             <w:color w:val="0000EE"/>
             <w:u w:val="single"/>
           </w:rPr>
@@ -288,31 +527,65 @@
         </w:r>
       </w:hyperlink>
       <w:r>
+        <w:rPr>
+          <w:lang w:val="hi_IN" w:bidi="hi_IN"/>
+        </w:rPr>
         <w:t>)।</w:t>
       </w:r>
-      <w:r/>
-      <w:r/>
-    </w:p>
-    <w:p>
-      <w:r/>
+      <w:r>
+        <w:rPr>
+          <w:lang w:val="hi_IN" w:bidi="hi_IN"/>
+        </w:rPr>
+      </w:r>
+      <w:r>
+        <w:rPr>
+          <w:lang w:val="hi_IN" w:bidi="hi_IN"/>
+        </w:rPr>
+      </w:r>
+    </w:p>
+    <w:p>
+      <w:pPr/>
+      <w:r>
+        <w:rPr>
+          <w:lang w:val="hi_IN" w:bidi="hi_IN"/>
+        </w:rPr>
+      </w:r>
     </w:p>
     <w:p>
       <w:pPr>
         <w:pStyle w:val="Heading2"/>
       </w:pPr>
       <w:r>
+        <w:rPr>
+          <w:lang w:val="hi_IN" w:bidi="hi_IN"/>
+        </w:rPr>
         <w:t>कुलुस्सियों 1:5</w:t>
       </w:r>
-      <w:r/>
-    </w:p>
-    <w:p>
-      <w:r/>
-      <w:r>
+      <w:r>
+        <w:rPr>
+          <w:lang w:val="hi_IN" w:bidi="hi_IN"/>
+        </w:rPr>
+      </w:r>
+    </w:p>
+    <w:p>
+      <w:pPr/>
+      <w:r>
+        <w:rPr>
+          <w:lang w:val="hi_IN" w:bidi="hi_IN"/>
+        </w:rPr>
+      </w:r>
+      <w:r>
+        <w:rPr>
+          <w:lang w:val="hi_IN" w:bidi="hi_IN"/>
+        </w:rPr>
         <w:t>कुलुस्सियों के मसीही विश्वासियों की आत्मविश्वासपूर्ण आशा उन्हें उनके विश्वास और प्रेम के लिए एक सुरक्षित नींव प्रदान करती है (</w:t>
       </w:r>
       <w:hyperlink r:id="rId16">
         <w:r>
           <w:rPr>
+            <w:lang w:val="hi_IN" w:bidi="hi_IN"/>
+          </w:rPr>
+          <w:rPr>
             <w:color w:val="0000EE"/>
             <w:u w:val="single"/>
           </w:rPr>
@@ -320,34 +593,71 @@
         </w:r>
       </w:hyperlink>
       <w:r>
+        <w:rPr>
+          <w:lang w:val="hi_IN" w:bidi="hi_IN"/>
+        </w:rPr>
         <w:t>)। • जो परमेश्वर ने विश्वासियों के लिए सुरक्षित रखा है, वह अभी तक पूरी तरह प्रकट नहीं हुआ है, लेकिन यह पहले से ही स्वर्ग में विद्यमान है।</w:t>
       </w:r>
-      <w:r/>
-      <w:r/>
-    </w:p>
-    <w:p>
-      <w:r/>
+      <w:r>
+        <w:rPr>
+          <w:lang w:val="hi_IN" w:bidi="hi_IN"/>
+        </w:rPr>
+      </w:r>
+      <w:r>
+        <w:rPr>
+          <w:lang w:val="hi_IN" w:bidi="hi_IN"/>
+        </w:rPr>
+      </w:r>
+    </w:p>
+    <w:p>
+      <w:pPr/>
+      <w:r>
+        <w:rPr>
+          <w:lang w:val="hi_IN" w:bidi="hi_IN"/>
+        </w:rPr>
+      </w:r>
     </w:p>
     <w:p>
       <w:pPr>
         <w:pStyle w:val="Heading2"/>
       </w:pPr>
       <w:r>
+        <w:rPr>
+          <w:lang w:val="hi_IN" w:bidi="hi_IN"/>
+        </w:rPr>
         <w:t>कुलुस्सियों 1:6</w:t>
       </w:r>
-      <w:r/>
-    </w:p>
-    <w:p>
-      <w:r/>
-      <w:r>
+      <w:r>
+        <w:rPr>
+          <w:lang w:val="hi_IN" w:bidi="hi_IN"/>
+        </w:rPr>
+      </w:r>
+    </w:p>
+    <w:p>
+      <w:pPr/>
+      <w:r>
+        <w:rPr>
+          <w:lang w:val="hi_IN" w:bidi="hi_IN"/>
+        </w:rPr>
+      </w:r>
+      <w:r>
+        <w:rPr>
+          <w:lang w:val="hi_IN" w:bidi="hi_IN"/>
+        </w:rPr>
         <w:t>जो तुम्हारे पास पहुँचा है और जैसा जगत में भी फल लाता</w:t>
       </w:r>
       <w:r>
+        <w:rPr>
+          <w:lang w:val="hi_IN" w:bidi="hi_IN"/>
+        </w:rPr>
         <w:t xml:space="preserve">: सुसमाचार जीवन को बदलने और आत्मिक वृद्धि लाने में प्रभावी है (तुलना करें </w:t>
       </w:r>
       <w:hyperlink r:id="rId17">
         <w:r>
           <w:rPr>
+            <w:lang w:val="hi_IN" w:bidi="hi_IN"/>
+          </w:rPr>
+          <w:rPr>
             <w:color w:val="0000EE"/>
             <w:u w:val="single"/>
           </w:rPr>
@@ -355,31 +665,65 @@
         </w:r>
       </w:hyperlink>
       <w:r>
+        <w:rPr>
+          <w:lang w:val="hi_IN" w:bidi="hi_IN"/>
+        </w:rPr>
         <w:t>)।</w:t>
       </w:r>
-      <w:r/>
-      <w:r/>
-    </w:p>
-    <w:p>
-      <w:r/>
+      <w:r>
+        <w:rPr>
+          <w:lang w:val="hi_IN" w:bidi="hi_IN"/>
+        </w:rPr>
+      </w:r>
+      <w:r>
+        <w:rPr>
+          <w:lang w:val="hi_IN" w:bidi="hi_IN"/>
+        </w:rPr>
+      </w:r>
+    </w:p>
+    <w:p>
+      <w:pPr/>
+      <w:r>
+        <w:rPr>
+          <w:lang w:val="hi_IN" w:bidi="hi_IN"/>
+        </w:rPr>
+      </w:r>
     </w:p>
     <w:p>
       <w:pPr>
         <w:pStyle w:val="Heading2"/>
       </w:pPr>
       <w:r>
+        <w:rPr>
+          <w:lang w:val="hi_IN" w:bidi="hi_IN"/>
+        </w:rPr>
         <w:t>कुलुस्सियों 1:7</w:t>
       </w:r>
-      <w:r/>
-    </w:p>
-    <w:p>
-      <w:r/>
-      <w:r>
+      <w:r>
+        <w:rPr>
+          <w:lang w:val="hi_IN" w:bidi="hi_IN"/>
+        </w:rPr>
+      </w:r>
+    </w:p>
+    <w:p>
+      <w:pPr/>
+      <w:r>
+        <w:rPr>
+          <w:lang w:val="hi_IN" w:bidi="hi_IN"/>
+        </w:rPr>
+      </w:r>
+      <w:r>
+        <w:rPr>
+          <w:lang w:val="hi_IN" w:bidi="hi_IN"/>
+        </w:rPr>
         <w:t xml:space="preserve">इपफ्रास (यह भी देखें </w:t>
       </w:r>
       <w:hyperlink r:id="rId18">
         <w:r>
           <w:rPr>
+            <w:lang w:val="hi_IN" w:bidi="hi_IN"/>
+          </w:rPr>
+          <w:rPr>
             <w:color w:val="0000EE"/>
             <w:u w:val="single"/>
           </w:rPr>
@@ -387,11 +731,17 @@
         </w:r>
       </w:hyperlink>
       <w:r>
+        <w:rPr>
+          <w:lang w:val="hi_IN" w:bidi="hi_IN"/>
+        </w:rPr>
         <w:t xml:space="preserve">; </w:t>
       </w:r>
       <w:hyperlink r:id="rId19">
         <w:r>
           <w:rPr>
+            <w:lang w:val="hi_IN" w:bidi="hi_IN"/>
+          </w:rPr>
+          <w:rPr>
             <w:color w:val="0000EE"/>
             <w:u w:val="single"/>
           </w:rPr>
@@ -399,11 +749,17 @@
         </w:r>
       </w:hyperlink>
       <w:r>
+        <w:rPr>
+          <w:lang w:val="hi_IN" w:bidi="hi_IN"/>
+        </w:rPr>
         <w:t xml:space="preserve">) संभवतः परिवर्तित हो गए थे जब पौलुस ने इफिसुस में सेवा की थी (देखें </w:t>
       </w:r>
       <w:hyperlink r:id="rId20">
         <w:r>
           <w:rPr>
+            <w:lang w:val="hi_IN" w:bidi="hi_IN"/>
+          </w:rPr>
+          <w:rPr>
             <w:color w:val="0000EE"/>
             <w:u w:val="single"/>
           </w:rPr>
@@ -411,37 +767,77 @@
         </w:r>
       </w:hyperlink>
       <w:r>
+        <w:rPr>
+          <w:lang w:val="hi_IN" w:bidi="hi_IN"/>
+        </w:rPr>
         <w:t>) और फिर कुलुस्से लौट आए ताकि अपने ही शहर में सुसमाचार ला सकें।</w:t>
       </w:r>
-      <w:r/>
-      <w:r/>
-    </w:p>
-    <w:p>
-      <w:r/>
+      <w:r>
+        <w:rPr>
+          <w:lang w:val="hi_IN" w:bidi="hi_IN"/>
+        </w:rPr>
+      </w:r>
+      <w:r>
+        <w:rPr>
+          <w:lang w:val="hi_IN" w:bidi="hi_IN"/>
+        </w:rPr>
+      </w:r>
+    </w:p>
+    <w:p>
+      <w:pPr/>
+      <w:r>
+        <w:rPr>
+          <w:lang w:val="hi_IN" w:bidi="hi_IN"/>
+        </w:rPr>
+      </w:r>
     </w:p>
     <w:p>
       <w:pPr>
         <w:pStyle w:val="Heading2"/>
       </w:pPr>
       <w:r>
+        <w:rPr>
+          <w:lang w:val="hi_IN" w:bidi="hi_IN"/>
+        </w:rPr>
         <w:t>कुलुस्सियों 1:9–10</w:t>
       </w:r>
-      <w:r/>
-    </w:p>
-    <w:p>
-      <w:r/>
-      <w:r>
+      <w:r>
+        <w:rPr>
+          <w:lang w:val="hi_IN" w:bidi="hi_IN"/>
+        </w:rPr>
+      </w:r>
+    </w:p>
+    <w:p>
+      <w:pPr/>
+      <w:r>
+        <w:rPr>
+          <w:lang w:val="hi_IN" w:bidi="hi_IN"/>
+        </w:rPr>
+      </w:r>
+      <w:r>
+        <w:rPr>
+          <w:lang w:val="hi_IN" w:bidi="hi_IN"/>
+        </w:rPr>
         <w:t xml:space="preserve">पौलुस प्रार्थना करते हैं कि परमेश्वर उनके पाठकों को सुसमाचार की गहरी समझ और उनके जीवन में इसकी पूर्ण अभिव्यक्ति प्रदान करें। आत्मिक वृद्धि मसीही सत्य और चाल-चलन की एक स्पष्ट और गहरी समझ उत्पन्न करती है जो प्रभु को प्रसन्न करती है, जिसके माध्यम से एक विश्वासी के पास दुष्ट के खिलाफ </w:t>
       </w:r>
       <w:r>
+        <w:rPr>
+          <w:lang w:val="hi_IN" w:bidi="hi_IN"/>
+        </w:rPr>
         <w:t>धीरज और सहनशीलता</w:t>
       </w:r>
       <w:r>
+        <w:rPr>
+          <w:lang w:val="hi_IN" w:bidi="hi_IN"/>
+        </w:rPr>
         <w:t xml:space="preserve"> के साथ खड़े रहने की शक्ति होगी (</w:t>
       </w:r>
       <w:hyperlink r:id="rId21">
         <w:r>
           <w:rPr>
+            <w:lang w:val="hi_IN" w:bidi="hi_IN"/>
+          </w:rPr>
+          <w:rPr>
             <w:color w:val="0000EE"/>
             <w:u w:val="single"/>
           </w:rPr>
@@ -449,34 +845,71 @@
         </w:r>
       </w:hyperlink>
       <w:r>
+        <w:rPr>
+          <w:lang w:val="hi_IN" w:bidi="hi_IN"/>
+        </w:rPr>
         <w:t>)।</w:t>
       </w:r>
-      <w:r/>
-      <w:r/>
-    </w:p>
-    <w:p>
-      <w:r/>
+      <w:r>
+        <w:rPr>
+          <w:lang w:val="hi_IN" w:bidi="hi_IN"/>
+        </w:rPr>
+      </w:r>
+      <w:r>
+        <w:rPr>
+          <w:lang w:val="hi_IN" w:bidi="hi_IN"/>
+        </w:rPr>
+      </w:r>
+    </w:p>
+    <w:p>
+      <w:pPr/>
+      <w:r>
+        <w:rPr>
+          <w:lang w:val="hi_IN" w:bidi="hi_IN"/>
+        </w:rPr>
+      </w:r>
     </w:p>
     <w:p>
       <w:pPr>
         <w:pStyle w:val="Heading2"/>
       </w:pPr>
       <w:r>
+        <w:rPr>
+          <w:lang w:val="hi_IN" w:bidi="hi_IN"/>
+        </w:rPr>
         <w:t>कुलुस्सियों 1:12–13</w:t>
       </w:r>
-      <w:r/>
-    </w:p>
-    <w:p>
-      <w:r/>
-      <w:r>
+      <w:r>
+        <w:rPr>
+          <w:lang w:val="hi_IN" w:bidi="hi_IN"/>
+        </w:rPr>
+      </w:r>
+    </w:p>
+    <w:p>
+      <w:pPr/>
+      <w:r>
+        <w:rPr>
+          <w:lang w:val="hi_IN" w:bidi="hi_IN"/>
+        </w:rPr>
+      </w:r>
+      <w:r>
+        <w:rPr>
+          <w:lang w:val="hi_IN" w:bidi="hi_IN"/>
+        </w:rPr>
         <w:t>पिता का धन्यवाद करते रहो</w:t>
       </w:r>
       <w:r>
+        <w:rPr>
+          <w:lang w:val="hi_IN" w:bidi="hi_IN"/>
+        </w:rPr>
         <w:t xml:space="preserve">: उद्धार के लिए परमेश्वर के प्रति नम्र कृतज्ञता, झूठी शिक्षाओं के प्रलोभन का एक शक्तिशाली प्रतिकारक है (देखें </w:t>
       </w:r>
       <w:hyperlink r:id="rId22">
         <w:r>
           <w:rPr>
+            <w:lang w:val="hi_IN" w:bidi="hi_IN"/>
+          </w:rPr>
+          <w:rPr>
             <w:color w:val="0000EE"/>
             <w:u w:val="single"/>
           </w:rPr>
@@ -484,11 +917,17 @@
         </w:r>
       </w:hyperlink>
       <w:r>
+        <w:rPr>
+          <w:lang w:val="hi_IN" w:bidi="hi_IN"/>
+        </w:rPr>
         <w:t xml:space="preserve">; </w:t>
       </w:r>
       <w:hyperlink r:id="rId23">
         <w:r>
           <w:rPr>
+            <w:lang w:val="hi_IN" w:bidi="hi_IN"/>
+          </w:rPr>
+          <w:rPr>
             <w:color w:val="0000EE"/>
             <w:u w:val="single"/>
           </w:rPr>
@@ -496,11 +935,17 @@
         </w:r>
       </w:hyperlink>
       <w:r>
+        <w:rPr>
+          <w:lang w:val="hi_IN" w:bidi="hi_IN"/>
+        </w:rPr>
         <w:t xml:space="preserve">; </w:t>
       </w:r>
       <w:hyperlink r:id="rId24">
         <w:r>
           <w:rPr>
+            <w:lang w:val="hi_IN" w:bidi="hi_IN"/>
+          </w:rPr>
+          <w:rPr>
             <w:color w:val="0000EE"/>
             <w:u w:val="single"/>
           </w:rPr>
@@ -508,11 +953,17 @@
         </w:r>
       </w:hyperlink>
       <w:r>
+        <w:rPr>
+          <w:lang w:val="hi_IN" w:bidi="hi_IN"/>
+        </w:rPr>
         <w:t xml:space="preserve">)। • विरासत वह है जो परमेश्वर ने अपने लोगों से वादा किया है (उदाहरण के लिए, देखें </w:t>
       </w:r>
       <w:hyperlink r:id="rId25">
         <w:r>
           <w:rPr>
+            <w:lang w:val="hi_IN" w:bidi="hi_IN"/>
+          </w:rPr>
+          <w:rPr>
             <w:color w:val="0000EE"/>
             <w:u w:val="single"/>
           </w:rPr>
@@ -520,11 +971,17 @@
         </w:r>
       </w:hyperlink>
       <w:r>
+        <w:rPr>
+          <w:lang w:val="hi_IN" w:bidi="hi_IN"/>
+        </w:rPr>
         <w:t xml:space="preserve">; </w:t>
       </w:r>
       <w:hyperlink r:id="rId26">
         <w:r>
           <w:rPr>
+            <w:lang w:val="hi_IN" w:bidi="hi_IN"/>
+          </w:rPr>
+          <w:rPr>
             <w:color w:val="0000EE"/>
             <w:u w:val="single"/>
           </w:rPr>
@@ -532,11 +989,17 @@
         </w:r>
       </w:hyperlink>
       <w:r>
+        <w:rPr>
+          <w:lang w:val="hi_IN" w:bidi="hi_IN"/>
+        </w:rPr>
         <w:t xml:space="preserve">; </w:t>
       </w:r>
       <w:hyperlink r:id="rId27">
         <w:r>
           <w:rPr>
+            <w:lang w:val="hi_IN" w:bidi="hi_IN"/>
+          </w:rPr>
+          <w:rPr>
             <w:color w:val="0000EE"/>
             <w:u w:val="single"/>
           </w:rPr>
@@ -544,20 +1007,30 @@
         </w:r>
       </w:hyperlink>
       <w:r>
+        <w:rPr>
+          <w:lang w:val="hi_IN" w:bidi="hi_IN"/>
+        </w:rPr>
         <w:t xml:space="preserve">)। नए नियम में, </w:t>
       </w:r>
       <w:r>
         <w:rPr>
           <w:i/>
+          <w:lang w:val="hi_IN" w:bidi="hi_IN"/>
         </w:rPr>
         <w:t>विरासत</w:t>
       </w:r>
       <w:r>
+        <w:rPr>
+          <w:lang w:val="hi_IN" w:bidi="hi_IN"/>
+        </w:rPr>
         <w:t xml:space="preserve"> उद्धार और अंतिम छुटकारे से संबंधित होती है (देखें </w:t>
       </w:r>
       <w:hyperlink r:id="rId28">
         <w:r>
           <w:rPr>
+            <w:lang w:val="hi_IN" w:bidi="hi_IN"/>
+          </w:rPr>
+          <w:rPr>
             <w:color w:val="0000EE"/>
             <w:u w:val="single"/>
           </w:rPr>
@@ -565,11 +1038,17 @@
         </w:r>
       </w:hyperlink>
       <w:r>
+        <w:rPr>
+          <w:lang w:val="hi_IN" w:bidi="hi_IN"/>
+        </w:rPr>
         <w:t xml:space="preserve">; </w:t>
       </w:r>
       <w:hyperlink r:id="rId29">
         <w:r>
           <w:rPr>
+            <w:lang w:val="hi_IN" w:bidi="hi_IN"/>
+          </w:rPr>
+          <w:rPr>
             <w:color w:val="0000EE"/>
             <w:u w:val="single"/>
           </w:rPr>
@@ -577,11 +1056,17 @@
         </w:r>
       </w:hyperlink>
       <w:r>
+        <w:rPr>
+          <w:lang w:val="hi_IN" w:bidi="hi_IN"/>
+        </w:rPr>
         <w:t xml:space="preserve">; </w:t>
       </w:r>
       <w:hyperlink r:id="rId30">
         <w:r>
           <w:rPr>
+            <w:lang w:val="hi_IN" w:bidi="hi_IN"/>
+          </w:rPr>
+          <w:rPr>
             <w:color w:val="0000EE"/>
             <w:u w:val="single"/>
           </w:rPr>
@@ -589,22 +1074,45 @@
         </w:r>
       </w:hyperlink>
       <w:r>
+        <w:rPr>
+          <w:lang w:val="hi_IN" w:bidi="hi_IN"/>
+        </w:rPr>
         <w:t>)।</w:t>
       </w:r>
-      <w:r/>
-      <w:r/>
-    </w:p>
-    <w:p>
-      <w:r/>
+      <w:r>
+        <w:rPr>
+          <w:lang w:val="hi_IN" w:bidi="hi_IN"/>
+        </w:rPr>
+      </w:r>
+      <w:r>
+        <w:rPr>
+          <w:lang w:val="hi_IN" w:bidi="hi_IN"/>
+        </w:rPr>
+      </w:r>
+    </w:p>
+    <w:p>
+      <w:pPr/>
+      <w:r>
+        <w:rPr>
+          <w:lang w:val="hi_IN" w:bidi="hi_IN"/>
+        </w:rPr>
+      </w:r>
     </w:p>
     <w:p>
       <w:pPr>
         <w:pStyle w:val="Heading2"/>
       </w:pPr>
       <w:r>
+        <w:rPr>
+          <w:lang w:val="hi_IN" w:bidi="hi_IN"/>
+        </w:rPr>
         <w:t>कुलुस्सियों 1:15</w:t>
       </w:r>
-      <w:r/>
+      <w:r>
+        <w:rPr>
+          <w:lang w:val="hi_IN" w:bidi="hi_IN"/>
+        </w:rPr>
+      </w:r>
     </w:p>
     <w:p>
       <w:pPr>
@@ -612,19 +1120,30 @@
         <w:spacing w:line="240" w:lineRule="auto"/>
         <w:ind w:left="720"/>
       </w:pPr>
-      <w:r/>
+      <w:r>
+        <w:rPr>
+          <w:lang w:val="hi_IN" w:bidi="hi_IN"/>
+        </w:rPr>
+      </w:r>
       <w:r>
         <w:rPr>
           <w:i/>
+          <w:lang w:val="hi_IN" w:bidi="hi_IN"/>
         </w:rPr>
         <w:t>प्रतिरूप</w:t>
       </w:r>
       <w:r>
+        <w:rPr>
+          <w:lang w:val="hi_IN" w:bidi="hi_IN"/>
+        </w:rPr>
         <w:t>: पुराने नियम के यूनानी अनुवाद में, ईकॉन का अर्थ "प्रतिरूप" या "प्रतिनिधित्व" है। यह मनुष्यों को परमेश्वर की प्रतिरूप में बनाए गए के रूप में वर्णित करता है (</w:t>
       </w:r>
       <w:hyperlink r:id="rId31">
         <w:r>
           <w:rPr>
+            <w:lang w:val="hi_IN" w:bidi="hi_IN"/>
+          </w:rPr>
+          <w:rPr>
             <w:color w:val="0000EE"/>
             <w:u w:val="single"/>
           </w:rPr>
@@ -632,17 +1151,29 @@
         </w:r>
       </w:hyperlink>
       <w:r>
+        <w:rPr>
+          <w:lang w:val="hi_IN" w:bidi="hi_IN"/>
+        </w:rPr>
         <w:t>)। यह यहूदियों की रचनाओं में बुद्धि के रूप को भी संदर्भित करता है (देखें सुलैमान की बुद्धि 7:25–26)। नए नियम के लेखक मसीह को "</w:t>
       </w:r>
       <w:r>
+        <w:rPr>
+          <w:lang w:val="hi_IN" w:bidi="hi_IN"/>
+        </w:rPr>
         <w:t>परमेश्वर का ज्ञान</w:t>
       </w:r>
       <w:r>
+        <w:rPr>
+          <w:lang w:val="hi_IN" w:bidi="hi_IN"/>
+        </w:rPr>
         <w:t xml:space="preserve">" के रूप में वर्णित करते हैं ताकि उनकी महत्ता को समझाया जा सके (तुलना करें </w:t>
       </w:r>
       <w:hyperlink r:id="rId32">
         <w:r>
           <w:rPr>
+            <w:lang w:val="hi_IN" w:bidi="hi_IN"/>
+          </w:rPr>
+          <w:rPr>
             <w:color w:val="0000EE"/>
             <w:u w:val="single"/>
           </w:rPr>
@@ -650,11 +1181,17 @@
         </w:r>
       </w:hyperlink>
       <w:r>
+        <w:rPr>
+          <w:lang w:val="hi_IN" w:bidi="hi_IN"/>
+        </w:rPr>
         <w:t xml:space="preserve">, </w:t>
       </w:r>
       <w:hyperlink r:id="rId33">
         <w:r>
           <w:rPr>
+            <w:lang w:val="hi_IN" w:bidi="hi_IN"/>
+          </w:rPr>
+          <w:rPr>
             <w:color w:val="0000EE"/>
             <w:u w:val="single"/>
           </w:rPr>
@@ -662,6 +1199,9 @@
         </w:r>
       </w:hyperlink>
       <w:r>
+        <w:rPr>
+          <w:lang w:val="hi_IN" w:bidi="hi_IN"/>
+        </w:rPr>
         <w:t>)।</w:t>
       </w:r>
     </w:p>
@@ -671,28 +1211,43 @@
         <w:spacing w:line="240" w:lineRule="auto"/>
         <w:ind w:left="720"/>
       </w:pPr>
-      <w:r/>
+      <w:r>
+        <w:rPr>
+          <w:lang w:val="hi_IN" w:bidi="hi_IN"/>
+        </w:rPr>
+      </w:r>
       <w:r>
         <w:rPr>
           <w:i/>
+          <w:lang w:val="hi_IN" w:bidi="hi_IN"/>
         </w:rPr>
         <w:t>सारी सृष्टि में पहलौठा</w:t>
       </w:r>
       <w:r>
+        <w:rPr>
+          <w:lang w:val="hi_IN" w:bidi="hi_IN"/>
+        </w:rPr>
         <w:t xml:space="preserve">: यह वाक्यांश मसीही प्रारंभिक बहसों में मसीह की प्रकृति के बारे में महत्वपूर्ण था। </w:t>
       </w:r>
       <w:r>
         <w:rPr>
           <w:i/>
+          <w:lang w:val="hi_IN" w:bidi="hi_IN"/>
         </w:rPr>
         <w:t>पहलौठा</w:t>
       </w:r>
       <w:r>
+        <w:rPr>
+          <w:lang w:val="hi_IN" w:bidi="hi_IN"/>
+        </w:rPr>
         <w:t xml:space="preserve"> का अर्थ यह नहीं है कि परमेश्वर ने उन्हें बनाया। यह पुराने नियम से लिया गया एक शीर्षक है, जो पद में सर्वोच्चता और समय में प्राथमिकता दर्शाता है (उदाहरण के लिए देखें, </w:t>
       </w:r>
       <w:hyperlink r:id="rId34">
         <w:r>
           <w:rPr>
+            <w:lang w:val="hi_IN" w:bidi="hi_IN"/>
+          </w:rPr>
+          <w:rPr>
             <w:color w:val="0000EE"/>
             <w:u w:val="single"/>
           </w:rPr>
@@ -700,31 +1255,65 @@
         </w:r>
       </w:hyperlink>
       <w:r>
+        <w:rPr>
+          <w:lang w:val="hi_IN" w:bidi="hi_IN"/>
+        </w:rPr>
         <w:t>)।</w:t>
       </w:r>
-      <w:r/>
-      <w:r/>
-    </w:p>
-    <w:p>
-      <w:r/>
+      <w:r>
+        <w:rPr>
+          <w:lang w:val="hi_IN" w:bidi="hi_IN"/>
+        </w:rPr>
+      </w:r>
+      <w:r>
+        <w:rPr>
+          <w:lang w:val="hi_IN" w:bidi="hi_IN"/>
+        </w:rPr>
+      </w:r>
+    </w:p>
+    <w:p>
+      <w:pPr/>
+      <w:r>
+        <w:rPr>
+          <w:lang w:val="hi_IN" w:bidi="hi_IN"/>
+        </w:rPr>
+      </w:r>
     </w:p>
     <w:p>
       <w:pPr>
         <w:pStyle w:val="Heading2"/>
       </w:pPr>
       <w:r>
+        <w:rPr>
+          <w:lang w:val="hi_IN" w:bidi="hi_IN"/>
+        </w:rPr>
         <w:t>कुलुस्सियों 1:15–20</w:t>
       </w:r>
-      <w:r/>
-    </w:p>
-    <w:p>
-      <w:r/>
-      <w:r>
+      <w:r>
+        <w:rPr>
+          <w:lang w:val="hi_IN" w:bidi="hi_IN"/>
+        </w:rPr>
+      </w:r>
+    </w:p>
+    <w:p>
+      <w:pPr/>
+      <w:r>
+        <w:rPr>
+          <w:lang w:val="hi_IN" w:bidi="hi_IN"/>
+        </w:rPr>
+      </w:r>
+      <w:r>
+        <w:rPr>
+          <w:lang w:val="hi_IN" w:bidi="hi_IN"/>
+        </w:rPr>
         <w:t>पौलुस यीशु को सर्वोच्च सृष्टिकर्ता (</w:t>
       </w:r>
       <w:hyperlink r:id="rId35">
         <w:r>
           <w:rPr>
+            <w:lang w:val="hi_IN" w:bidi="hi_IN"/>
+          </w:rPr>
+          <w:rPr>
             <w:color w:val="0000EE"/>
             <w:u w:val="single"/>
           </w:rPr>
@@ -732,11 +1321,17 @@
         </w:r>
       </w:hyperlink>
       <w:r>
+        <w:rPr>
+          <w:lang w:val="hi_IN" w:bidi="hi_IN"/>
+        </w:rPr>
         <w:t>) और उद्धारकर्ता (</w:t>
       </w:r>
       <w:hyperlink r:id="rId36">
         <w:r>
           <w:rPr>
+            <w:lang w:val="hi_IN" w:bidi="hi_IN"/>
+          </w:rPr>
+          <w:rPr>
             <w:color w:val="0000EE"/>
             <w:u w:val="single"/>
           </w:rPr>
@@ -744,61 +1339,125 @@
         </w:r>
       </w:hyperlink>
       <w:r>
+        <w:rPr>
+          <w:lang w:val="hi_IN" w:bidi="hi_IN"/>
+        </w:rPr>
         <w:t xml:space="preserve">) के रूप में प्रस्तुत करते हैं। संक्षिप्त कथनों की श्रृंखला, मसीह की उच्च अवधारणाएं, तथा भाषा और विचार में समानता यह दृढ़ता से सुझाती है कि </w:t>
       </w:r>
       <w:r>
+        <w:rPr>
+          <w:lang w:val="hi_IN" w:bidi="hi_IN"/>
+        </w:rPr>
         <w:t>यह</w:t>
       </w:r>
       <w:r>
+        <w:rPr>
+          <w:lang w:val="hi_IN" w:bidi="hi_IN"/>
+        </w:rPr>
         <w:t xml:space="preserve"> पद यीशु के बारे में एक प्रारंभिक मसीही भजन को उद्धृत करते हैं जिसे पौलुस ने कुलुस्सियों के मसीहियों की स्थिति पर लागू किया था।</w:t>
       </w:r>
-      <w:r/>
-      <w:r/>
-    </w:p>
-    <w:p>
-      <w:r/>
+      <w:r>
+        <w:rPr>
+          <w:lang w:val="hi_IN" w:bidi="hi_IN"/>
+        </w:rPr>
+      </w:r>
+      <w:r>
+        <w:rPr>
+          <w:lang w:val="hi_IN" w:bidi="hi_IN"/>
+        </w:rPr>
+      </w:r>
+    </w:p>
+    <w:p>
+      <w:pPr/>
+      <w:r>
+        <w:rPr>
+          <w:lang w:val="hi_IN" w:bidi="hi_IN"/>
+        </w:rPr>
+      </w:r>
     </w:p>
     <w:p>
       <w:pPr>
         <w:pStyle w:val="Heading2"/>
       </w:pPr>
       <w:r>
+        <w:rPr>
+          <w:lang w:val="hi_IN" w:bidi="hi_IN"/>
+        </w:rPr>
         <w:t>कुलुस्सियों 1:16</w:t>
       </w:r>
-      <w:r/>
-    </w:p>
-    <w:p>
-      <w:r/>
-      <w:r>
+      <w:r>
+        <w:rPr>
+          <w:lang w:val="hi_IN" w:bidi="hi_IN"/>
+        </w:rPr>
+      </w:r>
+    </w:p>
+    <w:p>
+      <w:pPr/>
+      <w:r>
+        <w:rPr>
+          <w:lang w:val="hi_IN" w:bidi="hi_IN"/>
+        </w:rPr>
+      </w:r>
+      <w:r>
+        <w:rPr>
+          <w:lang w:val="hi_IN" w:bidi="hi_IN"/>
+        </w:rPr>
         <w:t xml:space="preserve">सिंहासन, </w:t>
       </w:r>
       <w:r>
+        <w:rPr>
+          <w:lang w:val="hi_IN" w:bidi="hi_IN"/>
+        </w:rPr>
         <w:t>प्रभुताएँ</w:t>
       </w:r>
       <w:r>
+        <w:rPr>
+          <w:lang w:val="hi_IN" w:bidi="hi_IN"/>
+        </w:rPr>
         <w:t xml:space="preserve">, </w:t>
       </w:r>
       <w:r>
+        <w:rPr>
+          <w:lang w:val="hi_IN" w:bidi="hi_IN"/>
+        </w:rPr>
         <w:t>प्रधानताएँ</w:t>
       </w:r>
       <w:r>
+        <w:rPr>
+          <w:lang w:val="hi_IN" w:bidi="hi_IN"/>
+        </w:rPr>
         <w:t xml:space="preserve">, और </w:t>
       </w:r>
       <w:r>
+        <w:rPr>
+          <w:lang w:val="hi_IN" w:bidi="hi_IN"/>
+        </w:rPr>
         <w:t>अनदेखी</w:t>
       </w:r>
       <w:r>
+        <w:rPr>
+          <w:lang w:val="hi_IN" w:bidi="hi_IN"/>
+        </w:rPr>
         <w:t xml:space="preserve"> संसार में </w:t>
       </w:r>
       <w:r>
+        <w:rPr>
+          <w:lang w:val="hi_IN" w:bidi="hi_IN"/>
+        </w:rPr>
         <w:t>अधिकार</w:t>
       </w:r>
       <w:r>
+        <w:rPr>
+          <w:lang w:val="hi_IN" w:bidi="hi_IN"/>
+        </w:rPr>
         <w:t xml:space="preserve"> विभिन्न आत्मिक शक्तियों को संदर्भित करते हैं। यह पद मसीह की उन प्राणियों पर सर्वोच्चता को दर्शाती है जिन्हें झूठे शिक्षकों से बहुत ध्यान मिल रहा था (देखें </w:t>
       </w:r>
       <w:hyperlink r:id="rId37">
         <w:r>
           <w:rPr>
+            <w:lang w:val="hi_IN" w:bidi="hi_IN"/>
+          </w:rPr>
+          <w:rPr>
             <w:color w:val="0000EE"/>
             <w:u w:val="single"/>
           </w:rPr>
@@ -806,46 +1465,90 @@
         </w:r>
       </w:hyperlink>
       <w:r>
+        <w:rPr>
+          <w:lang w:val="hi_IN" w:bidi="hi_IN"/>
+        </w:rPr>
         <w:t xml:space="preserve">)। • </w:t>
       </w:r>
       <w:r>
+        <w:rPr>
+          <w:lang w:val="hi_IN" w:bidi="hi_IN"/>
+        </w:rPr>
         <w:t>सारी वस्तुएँ उसी के द्वारा और उसी के लिये सृजी गई हैं</w:t>
       </w:r>
       <w:r>
+        <w:rPr>
+          <w:lang w:val="hi_IN" w:bidi="hi_IN"/>
+        </w:rPr>
         <w:t>: मसीह वह हैं जिनके माध्यम से सभी चीजें बनाई गईं और सृष्टि का लक्ष्य भी वही हैं।</w:t>
       </w:r>
-      <w:r/>
-      <w:r/>
-    </w:p>
-    <w:p>
-      <w:r/>
+      <w:r>
+        <w:rPr>
+          <w:lang w:val="hi_IN" w:bidi="hi_IN"/>
+        </w:rPr>
+      </w:r>
+      <w:r>
+        <w:rPr>
+          <w:lang w:val="hi_IN" w:bidi="hi_IN"/>
+        </w:rPr>
+      </w:r>
+    </w:p>
+    <w:p>
+      <w:pPr/>
+      <w:r>
+        <w:rPr>
+          <w:lang w:val="hi_IN" w:bidi="hi_IN"/>
+        </w:rPr>
+      </w:r>
     </w:p>
     <w:p>
       <w:pPr>
         <w:pStyle w:val="Heading2"/>
       </w:pPr>
       <w:r>
+        <w:rPr>
+          <w:lang w:val="hi_IN" w:bidi="hi_IN"/>
+        </w:rPr>
         <w:t>कुलुस्सियों 1:18</w:t>
       </w:r>
-      <w:r/>
-    </w:p>
-    <w:p>
-      <w:r/>
-      <w:r>
+      <w:r>
+        <w:rPr>
+          <w:lang w:val="hi_IN" w:bidi="hi_IN"/>
+        </w:rPr>
+      </w:r>
+    </w:p>
+    <w:p>
+      <w:pPr/>
+      <w:r>
+        <w:rPr>
+          <w:lang w:val="hi_IN" w:bidi="hi_IN"/>
+        </w:rPr>
+      </w:r>
+      <w:r>
+        <w:rPr>
+          <w:lang w:val="hi_IN" w:bidi="hi_IN"/>
+        </w:rPr>
         <w:t xml:space="preserve">यूनानी शब्द केफाले (सिर) में आम तौर पर </w:t>
       </w:r>
       <w:r>
         <w:rPr>
           <w:i/>
+          <w:lang w:val="hi_IN" w:bidi="hi_IN"/>
         </w:rPr>
         <w:t>अधिकार या प्रमुख</w:t>
       </w:r>
       <w:r>
+        <w:rPr>
+          <w:lang w:val="hi_IN" w:bidi="hi_IN"/>
+        </w:rPr>
         <w:t xml:space="preserve"> का भाव होता है जब पौलुस इसे रूपक के रूप में उपयोग करते हैं (देखें </w:t>
       </w:r>
       <w:hyperlink r:id="rId38">
         <w:r>
           <w:rPr>
+            <w:lang w:val="hi_IN" w:bidi="hi_IN"/>
+          </w:rPr>
+          <w:rPr>
             <w:color w:val="0000EE"/>
             <w:u w:val="single"/>
           </w:rPr>
@@ -853,11 +1556,17 @@
         </w:r>
       </w:hyperlink>
       <w:r>
+        <w:rPr>
+          <w:lang w:val="hi_IN" w:bidi="hi_IN"/>
+        </w:rPr>
         <w:t xml:space="preserve">, </w:t>
       </w:r>
       <w:hyperlink r:id="rId39">
         <w:r>
           <w:rPr>
+            <w:lang w:val="hi_IN" w:bidi="hi_IN"/>
+          </w:rPr>
+          <w:rPr>
             <w:color w:val="0000EE"/>
             <w:u w:val="single"/>
           </w:rPr>
@@ -865,11 +1574,17 @@
         </w:r>
       </w:hyperlink>
       <w:r>
+        <w:rPr>
+          <w:lang w:val="hi_IN" w:bidi="hi_IN"/>
+        </w:rPr>
         <w:t xml:space="preserve">; </w:t>
       </w:r>
       <w:hyperlink r:id="rId40">
         <w:r>
           <w:rPr>
+            <w:lang w:val="hi_IN" w:bidi="hi_IN"/>
+          </w:rPr>
+          <w:rPr>
             <w:color w:val="0000EE"/>
             <w:u w:val="single"/>
           </w:rPr>
@@ -877,11 +1592,17 @@
         </w:r>
       </w:hyperlink>
       <w:r>
+        <w:rPr>
+          <w:lang w:val="hi_IN" w:bidi="hi_IN"/>
+        </w:rPr>
         <w:t xml:space="preserve">; </w:t>
       </w:r>
       <w:hyperlink r:id="rId41">
         <w:r>
           <w:rPr>
+            <w:lang w:val="hi_IN" w:bidi="hi_IN"/>
+          </w:rPr>
+          <w:rPr>
             <w:color w:val="0000EE"/>
             <w:u w:val="single"/>
           </w:rPr>
@@ -889,11 +1610,17 @@
         </w:r>
       </w:hyperlink>
       <w:r>
+        <w:rPr>
+          <w:lang w:val="hi_IN" w:bidi="hi_IN"/>
+        </w:rPr>
         <w:t xml:space="preserve">; </w:t>
       </w:r>
       <w:hyperlink r:id="rId42">
         <w:r>
           <w:rPr>
+            <w:lang w:val="hi_IN" w:bidi="hi_IN"/>
+          </w:rPr>
+          <w:rPr>
             <w:color w:val="0000EE"/>
             <w:u w:val="single"/>
           </w:rPr>
@@ -901,17 +1628,29 @@
         </w:r>
       </w:hyperlink>
       <w:r>
+        <w:rPr>
+          <w:lang w:val="hi_IN" w:bidi="hi_IN"/>
+        </w:rPr>
         <w:t xml:space="preserve">)। • </w:t>
       </w:r>
       <w:r>
+        <w:rPr>
+          <w:lang w:val="hi_IN" w:bidi="hi_IN"/>
+        </w:rPr>
         <w:t>वही देह</w:t>
       </w:r>
       <w:r>
+        <w:rPr>
+          <w:lang w:val="hi_IN" w:bidi="hi_IN"/>
+        </w:rPr>
         <w:t xml:space="preserve">: कलीसिया का मसीह के देह के रूप में रूपक मसीह और कलीसिया की अनिवार्य एकता को व्यक्त करता है (देखें </w:t>
       </w:r>
       <w:hyperlink r:id="rId43">
         <w:r>
           <w:rPr>
+            <w:lang w:val="hi_IN" w:bidi="hi_IN"/>
+          </w:rPr>
+          <w:rPr>
             <w:color w:val="0000EE"/>
             <w:u w:val="single"/>
           </w:rPr>
@@ -919,11 +1658,17 @@
         </w:r>
       </w:hyperlink>
       <w:r>
+        <w:rPr>
+          <w:lang w:val="hi_IN" w:bidi="hi_IN"/>
+        </w:rPr>
         <w:t xml:space="preserve">; </w:t>
       </w:r>
       <w:hyperlink r:id="rId39">
         <w:r>
           <w:rPr>
+            <w:lang w:val="hi_IN" w:bidi="hi_IN"/>
+          </w:rPr>
+          <w:rPr>
             <w:color w:val="0000EE"/>
             <w:u w:val="single"/>
           </w:rPr>
@@ -931,11 +1676,17 @@
         </w:r>
       </w:hyperlink>
       <w:r>
+        <w:rPr>
+          <w:lang w:val="hi_IN" w:bidi="hi_IN"/>
+        </w:rPr>
         <w:t xml:space="preserve">; </w:t>
       </w:r>
       <w:hyperlink r:id="rId44">
         <w:r>
           <w:rPr>
+            <w:lang w:val="hi_IN" w:bidi="hi_IN"/>
+          </w:rPr>
+          <w:rPr>
             <w:color w:val="0000EE"/>
             <w:u w:val="single"/>
           </w:rPr>
@@ -943,11 +1694,17 @@
         </w:r>
       </w:hyperlink>
       <w:r>
+        <w:rPr>
+          <w:lang w:val="hi_IN" w:bidi="hi_IN"/>
+        </w:rPr>
         <w:t xml:space="preserve">; </w:t>
       </w:r>
       <w:hyperlink r:id="rId45">
         <w:r>
           <w:rPr>
+            <w:lang w:val="hi_IN" w:bidi="hi_IN"/>
+          </w:rPr>
+          <w:rPr>
             <w:color w:val="0000EE"/>
             <w:u w:val="single"/>
           </w:rPr>
@@ -955,11 +1712,17 @@
         </w:r>
       </w:hyperlink>
       <w:r>
+        <w:rPr>
+          <w:lang w:val="hi_IN" w:bidi="hi_IN"/>
+        </w:rPr>
         <w:t xml:space="preserve">; </w:t>
       </w:r>
       <w:hyperlink r:id="rId46">
         <w:r>
           <w:rPr>
+            <w:lang w:val="hi_IN" w:bidi="hi_IN"/>
+          </w:rPr>
+          <w:rPr>
             <w:color w:val="0000EE"/>
             <w:u w:val="single"/>
           </w:rPr>
@@ -967,11 +1730,17 @@
         </w:r>
       </w:hyperlink>
       <w:r>
+        <w:rPr>
+          <w:lang w:val="hi_IN" w:bidi="hi_IN"/>
+        </w:rPr>
         <w:t xml:space="preserve">; </w:t>
       </w:r>
       <w:hyperlink r:id="rId47">
         <w:r>
           <w:rPr>
+            <w:lang w:val="hi_IN" w:bidi="hi_IN"/>
+          </w:rPr>
+          <w:rPr>
             <w:color w:val="0000EE"/>
             <w:u w:val="single"/>
           </w:rPr>
@@ -979,11 +1748,17 @@
         </w:r>
       </w:hyperlink>
       <w:r>
+        <w:rPr>
+          <w:lang w:val="hi_IN" w:bidi="hi_IN"/>
+        </w:rPr>
         <w:t xml:space="preserve">, </w:t>
       </w:r>
       <w:hyperlink r:id="rId48">
         <w:r>
           <w:rPr>
+            <w:lang w:val="hi_IN" w:bidi="hi_IN"/>
+          </w:rPr>
+          <w:rPr>
             <w:color w:val="0000EE"/>
             <w:u w:val="single"/>
           </w:rPr>
@@ -991,11 +1766,17 @@
         </w:r>
       </w:hyperlink>
       <w:r>
+        <w:rPr>
+          <w:lang w:val="hi_IN" w:bidi="hi_IN"/>
+        </w:rPr>
         <w:t xml:space="preserve">; </w:t>
       </w:r>
       <w:hyperlink r:id="rId42">
         <w:r>
           <w:rPr>
+            <w:lang w:val="hi_IN" w:bidi="hi_IN"/>
+          </w:rPr>
+          <w:rPr>
             <w:color w:val="0000EE"/>
             <w:u w:val="single"/>
           </w:rPr>
@@ -1003,11 +1784,17 @@
         </w:r>
       </w:hyperlink>
       <w:r>
+        <w:rPr>
+          <w:lang w:val="hi_IN" w:bidi="hi_IN"/>
+        </w:rPr>
         <w:t xml:space="preserve">, </w:t>
       </w:r>
       <w:hyperlink r:id="rId49">
         <w:r>
           <w:rPr>
+            <w:lang w:val="hi_IN" w:bidi="hi_IN"/>
+          </w:rPr>
+          <w:rPr>
             <w:color w:val="0000EE"/>
             <w:u w:val="single"/>
           </w:rPr>
@@ -1015,52 +1802,102 @@
         </w:r>
       </w:hyperlink>
       <w:r>
+        <w:rPr>
+          <w:lang w:val="hi_IN" w:bidi="hi_IN"/>
+        </w:rPr>
         <w:t xml:space="preserve">)। • </w:t>
       </w:r>
       <w:r>
+        <w:rPr>
+          <w:lang w:val="hi_IN" w:bidi="hi_IN"/>
+        </w:rPr>
         <w:t>मरे हुओं में से जी उठनेवालों में पहलौठा</w:t>
       </w:r>
       <w:r>
+        <w:rPr>
+          <w:lang w:val="hi_IN" w:bidi="hi_IN"/>
+        </w:rPr>
         <w:t xml:space="preserve"> (या </w:t>
       </w:r>
       <w:r>
         <w:rPr>
           <w:i/>
+          <w:lang w:val="hi_IN" w:bidi="hi_IN"/>
         </w:rPr>
         <w:t>मृतकों में से पहलौठा</w:t>
       </w:r>
       <w:r>
+        <w:rPr>
+          <w:lang w:val="hi_IN" w:bidi="hi_IN"/>
+        </w:rPr>
         <w:t xml:space="preserve">): </w:t>
       </w:r>
       <w:r>
+        <w:rPr>
+          <w:lang w:val="hi_IN" w:bidi="hi_IN"/>
+        </w:rPr>
         <w:t xml:space="preserve">कुलुस्सियों 1:15 पर अध्ययन टिप्पणी </w:t>
       </w:r>
       <w:r>
+        <w:rPr>
+          <w:lang w:val="hi_IN" w:bidi="hi_IN"/>
+        </w:rPr>
         <w:t>देखें।</w:t>
       </w:r>
-      <w:r/>
-      <w:r/>
-    </w:p>
-    <w:p>
-      <w:r/>
+      <w:r>
+        <w:rPr>
+          <w:lang w:val="hi_IN" w:bidi="hi_IN"/>
+        </w:rPr>
+      </w:r>
+      <w:r>
+        <w:rPr>
+          <w:lang w:val="hi_IN" w:bidi="hi_IN"/>
+        </w:rPr>
+      </w:r>
+    </w:p>
+    <w:p>
+      <w:pPr/>
+      <w:r>
+        <w:rPr>
+          <w:lang w:val="hi_IN" w:bidi="hi_IN"/>
+        </w:rPr>
+      </w:r>
     </w:p>
     <w:p>
       <w:pPr>
         <w:pStyle w:val="Heading2"/>
       </w:pPr>
       <w:r>
+        <w:rPr>
+          <w:lang w:val="hi_IN" w:bidi="hi_IN"/>
+        </w:rPr>
         <w:t>कुलुस्सियों 1:19</w:t>
       </w:r>
-      <w:r/>
-    </w:p>
-    <w:p>
-      <w:r/>
-      <w:r>
+      <w:r>
+        <w:rPr>
+          <w:lang w:val="hi_IN" w:bidi="hi_IN"/>
+        </w:rPr>
+      </w:r>
+    </w:p>
+    <w:p>
+      <w:pPr/>
+      <w:r>
+        <w:rPr>
+          <w:lang w:val="hi_IN" w:bidi="hi_IN"/>
+        </w:rPr>
+      </w:r>
+      <w:r>
+        <w:rPr>
+          <w:lang w:val="hi_IN" w:bidi="hi_IN"/>
+        </w:rPr>
         <w:t xml:space="preserve">परमेश्वर अपनी पूरी परिपूर्णता में इस बात पर जोर देते हैं कि उन्होंने स्वयं को यीशु मसीह में पूरी तरह प्रकट करने के लिए चुना है। इसलिए यीशु को देखना और समझना परमेश्वर को देखना और समझना है (देखें </w:t>
       </w:r>
       <w:hyperlink r:id="rId50">
         <w:r>
           <w:rPr>
+            <w:lang w:val="hi_IN" w:bidi="hi_IN"/>
+          </w:rPr>
+          <w:rPr>
             <w:color w:val="0000EE"/>
             <w:u w:val="single"/>
           </w:rPr>
@@ -1068,11 +1905,17 @@
         </w:r>
       </w:hyperlink>
       <w:r>
+        <w:rPr>
+          <w:lang w:val="hi_IN" w:bidi="hi_IN"/>
+        </w:rPr>
         <w:t xml:space="preserve">)। झूठे शिक्षक यह कहते हुए प्रतीत होते हैं कि मसीहियों को परमेश्वर के बारे में अधिक जानने के लिए अन्य आत्मिक प्राणियों की ओर देखने की आवश्यकता है (देखें </w:t>
       </w:r>
       <w:hyperlink r:id="rId51">
         <w:r>
           <w:rPr>
+            <w:lang w:val="hi_IN" w:bidi="hi_IN"/>
+          </w:rPr>
+          <w:rPr>
             <w:color w:val="0000EE"/>
             <w:u w:val="single"/>
           </w:rPr>
@@ -1080,11 +1923,17 @@
         </w:r>
       </w:hyperlink>
       <w:r>
+        <w:rPr>
+          <w:lang w:val="hi_IN" w:bidi="hi_IN"/>
+        </w:rPr>
         <w:t xml:space="preserve">, </w:t>
       </w:r>
       <w:hyperlink r:id="rId52">
         <w:r>
           <w:rPr>
+            <w:lang w:val="hi_IN" w:bidi="hi_IN"/>
+          </w:rPr>
+          <w:rPr>
             <w:color w:val="0000EE"/>
             <w:u w:val="single"/>
           </w:rPr>
@@ -1092,11 +1941,17 @@
         </w:r>
       </w:hyperlink>
       <w:r>
+        <w:rPr>
+          <w:lang w:val="hi_IN" w:bidi="hi_IN"/>
+        </w:rPr>
         <w:t xml:space="preserve">)। लेकिन परमेश्वर के बारे में हमारे सभी ज्ञान के लिए मसीह पर्याप्त हैं (तुलना करें </w:t>
       </w:r>
       <w:hyperlink r:id="rId53">
         <w:r>
           <w:rPr>
+            <w:lang w:val="hi_IN" w:bidi="hi_IN"/>
+          </w:rPr>
+          <w:rPr>
             <w:color w:val="0000EE"/>
             <w:u w:val="single"/>
           </w:rPr>
@@ -1104,72 +1959,150 @@
         </w:r>
       </w:hyperlink>
       <w:r>
+        <w:rPr>
+          <w:lang w:val="hi_IN" w:bidi="hi_IN"/>
+        </w:rPr>
         <w:t>)।</w:t>
       </w:r>
-      <w:r/>
-      <w:r/>
-    </w:p>
-    <w:p>
-      <w:r/>
+      <w:r>
+        <w:rPr>
+          <w:lang w:val="hi_IN" w:bidi="hi_IN"/>
+        </w:rPr>
+      </w:r>
+      <w:r>
+        <w:rPr>
+          <w:lang w:val="hi_IN" w:bidi="hi_IN"/>
+        </w:rPr>
+      </w:r>
+    </w:p>
+    <w:p>
+      <w:pPr/>
+      <w:r>
+        <w:rPr>
+          <w:lang w:val="hi_IN" w:bidi="hi_IN"/>
+        </w:rPr>
+      </w:r>
     </w:p>
     <w:p>
       <w:pPr>
         <w:pStyle w:val="Heading2"/>
       </w:pPr>
       <w:r>
+        <w:rPr>
+          <w:lang w:val="hi_IN" w:bidi="hi_IN"/>
+        </w:rPr>
         <w:t>कुलुस्सियों 1:20</w:t>
       </w:r>
-      <w:r/>
-    </w:p>
-    <w:p>
-      <w:r/>
-      <w:r>
+      <w:r>
+        <w:rPr>
+          <w:lang w:val="hi_IN" w:bidi="hi_IN"/>
+        </w:rPr>
+      </w:r>
+    </w:p>
+    <w:p>
+      <w:pPr/>
+      <w:r>
+        <w:rPr>
+          <w:lang w:val="hi_IN" w:bidi="hi_IN"/>
+        </w:rPr>
+      </w:r>
+      <w:r>
+        <w:rPr>
+          <w:lang w:val="hi_IN" w:bidi="hi_IN"/>
+        </w:rPr>
         <w:t xml:space="preserve">मसीह के माध्यम से, परमेश्वर ने सब कुछ अपने साथ </w:t>
       </w:r>
       <w:r>
+        <w:rPr>
+          <w:lang w:val="hi_IN" w:bidi="hi_IN"/>
+        </w:rPr>
         <w:t>मेल-मिलाप</w:t>
       </w:r>
       <w:r>
+        <w:rPr>
+          <w:lang w:val="hi_IN" w:bidi="hi_IN"/>
+        </w:rPr>
         <w:t xml:space="preserve"> कर लिया है</w:t>
       </w:r>
       <w:r>
         <w:rPr>
           <w:i/>
+          <w:lang w:val="hi_IN" w:bidi="hi_IN"/>
         </w:rPr>
         <w:t>,</w:t>
       </w:r>
       <w:r>
+        <w:rPr>
+          <w:lang w:val="hi_IN" w:bidi="hi_IN"/>
+        </w:rPr>
         <w:t xml:space="preserve"> अपनी संपूर्ण सृष्टि पर, जिसमें आत्मिक और सांसारिक दोनों क्षेत्र शामिल हैं, अपना शासन पुनः स्थापित कर लिया है।</w:t>
       </w:r>
-      <w:r/>
-      <w:r/>
-    </w:p>
-    <w:p>
-      <w:r/>
+      <w:r>
+        <w:rPr>
+          <w:lang w:val="hi_IN" w:bidi="hi_IN"/>
+        </w:rPr>
+      </w:r>
+      <w:r>
+        <w:rPr>
+          <w:lang w:val="hi_IN" w:bidi="hi_IN"/>
+        </w:rPr>
+      </w:r>
+    </w:p>
+    <w:p>
+      <w:pPr/>
+      <w:r>
+        <w:rPr>
+          <w:lang w:val="hi_IN" w:bidi="hi_IN"/>
+        </w:rPr>
+      </w:r>
     </w:p>
     <w:p>
       <w:pPr>
         <w:pStyle w:val="Heading2"/>
       </w:pPr>
       <w:r>
+        <w:rPr>
+          <w:lang w:val="hi_IN" w:bidi="hi_IN"/>
+        </w:rPr>
         <w:t>कुलुस्सियों 1:21</w:t>
       </w:r>
-      <w:r/>
-    </w:p>
-    <w:p>
-      <w:r/>
-      <w:r>
+      <w:r>
+        <w:rPr>
+          <w:lang w:val="hi_IN" w:bidi="hi_IN"/>
+        </w:rPr>
+      </w:r>
+    </w:p>
+    <w:p>
+      <w:pPr/>
+      <w:r>
+        <w:rPr>
+          <w:lang w:val="hi_IN" w:bidi="hi_IN"/>
+        </w:rPr>
+      </w:r>
+      <w:r>
+        <w:rPr>
+          <w:lang w:val="hi_IN" w:bidi="hi_IN"/>
+        </w:rPr>
         <w:t>वाक्यांश "</w:t>
       </w:r>
       <w:r>
+        <w:rPr>
+          <w:lang w:val="hi_IN" w:bidi="hi_IN"/>
+        </w:rPr>
         <w:t>जो पहले पराए थे</w:t>
       </w:r>
       <w:r>
+        <w:rPr>
+          <w:lang w:val="hi_IN" w:bidi="hi_IN"/>
+        </w:rPr>
         <w:t xml:space="preserve">" संभवतः उनके गैर-यहूदी होने की स्थिति को संदर्भित करता है (देखें </w:t>
       </w:r>
       <w:hyperlink r:id="rId54">
         <w:r>
           <w:rPr>
+            <w:lang w:val="hi_IN" w:bidi="hi_IN"/>
+          </w:rPr>
+          <w:rPr>
             <w:color w:val="0000EE"/>
             <w:u w:val="single"/>
           </w:rPr>
@@ -1177,31 +2110,65 @@
         </w:r>
       </w:hyperlink>
       <w:r>
+        <w:rPr>
+          <w:lang w:val="hi_IN" w:bidi="hi_IN"/>
+        </w:rPr>
         <w:t>)।</w:t>
       </w:r>
-      <w:r/>
-      <w:r/>
-    </w:p>
-    <w:p>
-      <w:r/>
+      <w:r>
+        <w:rPr>
+          <w:lang w:val="hi_IN" w:bidi="hi_IN"/>
+        </w:rPr>
+      </w:r>
+      <w:r>
+        <w:rPr>
+          <w:lang w:val="hi_IN" w:bidi="hi_IN"/>
+        </w:rPr>
+      </w:r>
+    </w:p>
+    <w:p>
+      <w:pPr/>
+      <w:r>
+        <w:rPr>
+          <w:lang w:val="hi_IN" w:bidi="hi_IN"/>
+        </w:rPr>
+      </w:r>
     </w:p>
     <w:p>
       <w:pPr>
         <w:pStyle w:val="Heading2"/>
       </w:pPr>
       <w:r>
+        <w:rPr>
+          <w:lang w:val="hi_IN" w:bidi="hi_IN"/>
+        </w:rPr>
         <w:t>कुलुस्सियों 1:21–23</w:t>
       </w:r>
-      <w:r/>
-    </w:p>
-    <w:p>
-      <w:r/>
-      <w:r>
+      <w:r>
+        <w:rPr>
+          <w:lang w:val="hi_IN" w:bidi="hi_IN"/>
+        </w:rPr>
+      </w:r>
+    </w:p>
+    <w:p>
+      <w:pPr/>
+      <w:r>
+        <w:rPr>
+          <w:lang w:val="hi_IN" w:bidi="hi_IN"/>
+        </w:rPr>
+      </w:r>
+      <w:r>
+        <w:rPr>
+          <w:lang w:val="hi_IN" w:bidi="hi_IN"/>
+        </w:rPr>
         <w:t xml:space="preserve">पौलुस </w:t>
       </w:r>
       <w:hyperlink r:id="rId55">
         <w:r>
           <w:rPr>
+            <w:lang w:val="hi_IN" w:bidi="hi_IN"/>
+          </w:rPr>
+          <w:rPr>
             <w:color w:val="0000EE"/>
             <w:u w:val="single"/>
           </w:rPr>
@@ -1209,63 +2176,132 @@
         </w:r>
       </w:hyperlink>
       <w:r>
+        <w:rPr>
+          <w:lang w:val="hi_IN" w:bidi="hi_IN"/>
+        </w:rPr>
         <w:t xml:space="preserve"> के सत्य को कुलुस्सियों के मसीहियों पर लागू करते हैं। परमेश्वर के साथ मेल-मिलाप किए गए लोगों के रूप में, वे एक नई आत्मिक स्थिति का आनंद लेते हैं और उन्हें उस सत्य में दृढ़ रहना चाहिए जो उन्हें सिखाया गया है।</w:t>
       </w:r>
-      <w:r/>
-      <w:r/>
-    </w:p>
-    <w:p>
-      <w:r/>
+      <w:r>
+        <w:rPr>
+          <w:lang w:val="hi_IN" w:bidi="hi_IN"/>
+        </w:rPr>
+      </w:r>
+      <w:r>
+        <w:rPr>
+          <w:lang w:val="hi_IN" w:bidi="hi_IN"/>
+        </w:rPr>
+      </w:r>
+    </w:p>
+    <w:p>
+      <w:pPr/>
+      <w:r>
+        <w:rPr>
+          <w:lang w:val="hi_IN" w:bidi="hi_IN"/>
+        </w:rPr>
+      </w:r>
     </w:p>
     <w:p>
       <w:pPr>
         <w:pStyle w:val="Heading2"/>
       </w:pPr>
       <w:r>
+        <w:rPr>
+          <w:lang w:val="hi_IN" w:bidi="hi_IN"/>
+        </w:rPr>
         <w:t>कुलुस्सियों 1:22</w:t>
       </w:r>
-      <w:r/>
-    </w:p>
-    <w:p>
-      <w:r/>
-      <w:r>
+      <w:r>
+        <w:rPr>
+          <w:lang w:val="hi_IN" w:bidi="hi_IN"/>
+        </w:rPr>
+      </w:r>
+    </w:p>
+    <w:p>
+      <w:pPr/>
+      <w:r>
+        <w:rPr>
+          <w:lang w:val="hi_IN" w:bidi="hi_IN"/>
+        </w:rPr>
+      </w:r>
+      <w:r>
+        <w:rPr>
+          <w:lang w:val="hi_IN" w:bidi="hi_IN"/>
+        </w:rPr>
         <w:t>सभी विश्वासियों की तरह कुलुस्से के लोग भी परमेश्वर की दृष्टि में पवित्र और निर्दोष थे, न कि अपनी सिद्धता के कारण बल्कि इसलिए कि मसीह की मृत्यु के द्वारा उनका परमेश्वर के साथ मेल-मिलाप हो गया है।</w:t>
       </w:r>
-      <w:r/>
-      <w:r/>
-    </w:p>
-    <w:p>
-      <w:r/>
+      <w:r>
+        <w:rPr>
+          <w:lang w:val="hi_IN" w:bidi="hi_IN"/>
+        </w:rPr>
+      </w:r>
+      <w:r>
+        <w:rPr>
+          <w:lang w:val="hi_IN" w:bidi="hi_IN"/>
+        </w:rPr>
+      </w:r>
+    </w:p>
+    <w:p>
+      <w:pPr/>
+      <w:r>
+        <w:rPr>
+          <w:lang w:val="hi_IN" w:bidi="hi_IN"/>
+        </w:rPr>
+      </w:r>
     </w:p>
     <w:p>
       <w:pPr>
         <w:pStyle w:val="Heading2"/>
       </w:pPr>
       <w:r>
+        <w:rPr>
+          <w:lang w:val="hi_IN" w:bidi="hi_IN"/>
+        </w:rPr>
         <w:t>कुलुस्सियों 1:23</w:t>
       </w:r>
-      <w:r/>
-    </w:p>
-    <w:p>
-      <w:r/>
-      <w:r>
+      <w:r>
+        <w:rPr>
+          <w:lang w:val="hi_IN" w:bidi="hi_IN"/>
+        </w:rPr>
+      </w:r>
+    </w:p>
+    <w:p>
+      <w:pPr/>
+      <w:r>
+        <w:rPr>
+          <w:lang w:val="hi_IN" w:bidi="hi_IN"/>
+        </w:rPr>
+      </w:r>
+      <w:r>
+        <w:rPr>
+          <w:lang w:val="hi_IN" w:bidi="hi_IN"/>
+        </w:rPr>
         <w:t>जिसका प्रचार आकाश के नीचे की सारी सृष्टि में किया गया</w:t>
       </w:r>
       <w:r>
+        <w:rPr>
+          <w:lang w:val="hi_IN" w:bidi="hi_IN"/>
+        </w:rPr>
         <w:t xml:space="preserve"> (शाब्दिक रूप से </w:t>
       </w:r>
       <w:r>
         <w:rPr>
           <w:i/>
+          <w:lang w:val="hi_IN" w:bidi="hi_IN"/>
         </w:rPr>
         <w:t>स्वर्ग के नीचे हर प्राणी को प्रचार किया</w:t>
       </w:r>
       <w:r>
+        <w:rPr>
+          <w:lang w:val="hi_IN" w:bidi="hi_IN"/>
+        </w:rPr>
         <w:t>): पौलुस की अतिशयोक्ति का उद्देश्य यह दिखाना है कि रोमी संसार के प्रमुख शहरों में सुसमाचार का प्रचार करने के केंद्र स्थापित किए गए थे (</w:t>
       </w:r>
       <w:hyperlink r:id="rId56">
         <w:r>
           <w:rPr>
+            <w:lang w:val="hi_IN" w:bidi="hi_IN"/>
+          </w:rPr>
+          <w:rPr>
             <w:color w:val="0000EE"/>
             <w:u w:val="single"/>
           </w:rPr>
@@ -1273,43 +2309,84 @@
         </w:r>
       </w:hyperlink>
       <w:r>
+        <w:rPr>
+          <w:lang w:val="hi_IN" w:bidi="hi_IN"/>
+        </w:rPr>
         <w:t xml:space="preserve"> भी देखें)।</w:t>
       </w:r>
-      <w:r/>
-      <w:r/>
-    </w:p>
-    <w:p>
-      <w:r/>
+      <w:r>
+        <w:rPr>
+          <w:lang w:val="hi_IN" w:bidi="hi_IN"/>
+        </w:rPr>
+      </w:r>
+      <w:r>
+        <w:rPr>
+          <w:lang w:val="hi_IN" w:bidi="hi_IN"/>
+        </w:rPr>
+      </w:r>
+    </w:p>
+    <w:p>
+      <w:pPr/>
+      <w:r>
+        <w:rPr>
+          <w:lang w:val="hi_IN" w:bidi="hi_IN"/>
+        </w:rPr>
+      </w:r>
     </w:p>
     <w:p>
       <w:pPr>
         <w:pStyle w:val="Heading2"/>
       </w:pPr>
       <w:r>
+        <w:rPr>
+          <w:lang w:val="hi_IN" w:bidi="hi_IN"/>
+        </w:rPr>
         <w:t>कुलुस्सियों 1:24</w:t>
       </w:r>
-      <w:r/>
-    </w:p>
-    <w:p>
-      <w:r/>
-      <w:r>
+      <w:r>
+        <w:rPr>
+          <w:lang w:val="hi_IN" w:bidi="hi_IN"/>
+        </w:rPr>
+      </w:r>
+    </w:p>
+    <w:p>
+      <w:pPr/>
+      <w:r>
+        <w:rPr>
+          <w:lang w:val="hi_IN" w:bidi="hi_IN"/>
+        </w:rPr>
+      </w:r>
+      <w:r>
+        <w:rPr>
+          <w:lang w:val="hi_IN" w:bidi="hi_IN"/>
+        </w:rPr>
         <w:t>मैं उन दुःखों के...मसीह के क्लेशों की घटी...अपने शरीर में पूरी किए देता हूँ</w:t>
       </w:r>
       <w:r>
+        <w:rPr>
+          <w:lang w:val="hi_IN" w:bidi="hi_IN"/>
+        </w:rPr>
         <w:t xml:space="preserve"> (शाब्दिक रूप से </w:t>
       </w:r>
       <w:r>
         <w:rPr>
           <w:i/>
+          <w:lang w:val="hi_IN" w:bidi="hi_IN"/>
         </w:rPr>
         <w:t>मैं मसीह के कष्टों में जो कमी है उसे पूरा कर रहा हूँ</w:t>
       </w:r>
       <w:r>
+        <w:rPr>
+          <w:lang w:val="hi_IN" w:bidi="hi_IN"/>
+        </w:rPr>
         <w:t xml:space="preserve">): जबकि मसीह का उद्धारकारी कष्ट अनोखा और पूरी तरह से समाप्त हो चुका है, मसीह अभी भी अपने लोगों के माध्यम से छुटकारे के संदेश के प्रति शत्रुतापूर्ण संसार में कष्ट उठाते हैं। मसीह और उनकी कलीसिया तब तक कष्ट उठाते रहेंगे जब तक परमेश्वर के इस संसार में उद्देश्य पूरे नहीं हो जाते ( </w:t>
       </w:r>
       <w:hyperlink r:id="rId57">
         <w:r>
           <w:rPr>
+            <w:lang w:val="hi_IN" w:bidi="hi_IN"/>
+          </w:rPr>
+          <w:rPr>
             <w:color w:val="0000EE"/>
             <w:u w:val="single"/>
           </w:rPr>
@@ -1317,11 +2394,17 @@
         </w:r>
       </w:hyperlink>
       <w:r>
+        <w:rPr>
+          <w:lang w:val="hi_IN" w:bidi="hi_IN"/>
+        </w:rPr>
         <w:t xml:space="preserve">; </w:t>
       </w:r>
       <w:hyperlink r:id="rId58">
         <w:r>
           <w:rPr>
+            <w:lang w:val="hi_IN" w:bidi="hi_IN"/>
+          </w:rPr>
+          <w:rPr>
             <w:color w:val="0000EE"/>
             <w:u w:val="single"/>
           </w:rPr>
@@ -1329,11 +2412,17 @@
         </w:r>
       </w:hyperlink>
       <w:r>
+        <w:rPr>
+          <w:lang w:val="hi_IN" w:bidi="hi_IN"/>
+        </w:rPr>
         <w:t xml:space="preserve">; </w:t>
       </w:r>
       <w:hyperlink r:id="rId59">
         <w:r>
           <w:rPr>
+            <w:lang w:val="hi_IN" w:bidi="hi_IN"/>
+          </w:rPr>
+          <w:rPr>
             <w:color w:val="0000EE"/>
             <w:u w:val="single"/>
           </w:rPr>
@@ -1341,31 +2430,65 @@
         </w:r>
       </w:hyperlink>
       <w:r>
+        <w:rPr>
+          <w:lang w:val="hi_IN" w:bidi="hi_IN"/>
+        </w:rPr>
         <w:t xml:space="preserve"> भी देखें)।</w:t>
       </w:r>
-      <w:r/>
-      <w:r/>
-    </w:p>
-    <w:p>
-      <w:r/>
+      <w:r>
+        <w:rPr>
+          <w:lang w:val="hi_IN" w:bidi="hi_IN"/>
+        </w:rPr>
+      </w:r>
+      <w:r>
+        <w:rPr>
+          <w:lang w:val="hi_IN" w:bidi="hi_IN"/>
+        </w:rPr>
+      </w:r>
+    </w:p>
+    <w:p>
+      <w:pPr/>
+      <w:r>
+        <w:rPr>
+          <w:lang w:val="hi_IN" w:bidi="hi_IN"/>
+        </w:rPr>
+      </w:r>
     </w:p>
     <w:p>
       <w:pPr>
         <w:pStyle w:val="Heading2"/>
       </w:pPr>
       <w:r>
+        <w:rPr>
+          <w:lang w:val="hi_IN" w:bidi="hi_IN"/>
+        </w:rPr>
         <w:t>कुलुस्सियों 1:24–2:5</w:t>
       </w:r>
-      <w:r/>
-    </w:p>
-    <w:p>
-      <w:r/>
-      <w:r>
+      <w:r>
+        <w:rPr>
+          <w:lang w:val="hi_IN" w:bidi="hi_IN"/>
+        </w:rPr>
+      </w:r>
+    </w:p>
+    <w:p>
+      <w:pPr/>
+      <w:r>
+        <w:rPr>
+          <w:lang w:val="hi_IN" w:bidi="hi_IN"/>
+        </w:rPr>
+      </w:r>
+      <w:r>
+        <w:rPr>
+          <w:lang w:val="hi_IN" w:bidi="hi_IN"/>
+        </w:rPr>
         <w:t>पौलुस व्यापक रूप से सुसमाचार का प्रचार करने में अपनी भूमिका पर विचार करते हैं (</w:t>
       </w:r>
       <w:hyperlink r:id="rId60">
         <w:r>
           <w:rPr>
+            <w:lang w:val="hi_IN" w:bidi="hi_IN"/>
+          </w:rPr>
+          <w:rPr>
             <w:color w:val="0000EE"/>
             <w:u w:val="single"/>
           </w:rPr>
@@ -1373,86 +2496,191 @@
         </w:r>
       </w:hyperlink>
       <w:r>
+        <w:rPr>
+          <w:lang w:val="hi_IN" w:bidi="hi_IN"/>
+        </w:rPr>
         <w:t>)।</w:t>
       </w:r>
-      <w:r/>
-      <w:r/>
-    </w:p>
-    <w:p>
-      <w:r/>
+      <w:r>
+        <w:rPr>
+          <w:lang w:val="hi_IN" w:bidi="hi_IN"/>
+        </w:rPr>
+      </w:r>
+      <w:r>
+        <w:rPr>
+          <w:lang w:val="hi_IN" w:bidi="hi_IN"/>
+        </w:rPr>
+      </w:r>
+    </w:p>
+    <w:p>
+      <w:pPr/>
+      <w:r>
+        <w:rPr>
+          <w:lang w:val="hi_IN" w:bidi="hi_IN"/>
+        </w:rPr>
+      </w:r>
     </w:p>
     <w:p>
       <w:pPr>
         <w:pStyle w:val="Heading2"/>
       </w:pPr>
       <w:r>
+        <w:rPr>
+          <w:lang w:val="hi_IN" w:bidi="hi_IN"/>
+        </w:rPr>
         <w:t>कुलुस्सियों 1:26</w:t>
       </w:r>
-      <w:r/>
-    </w:p>
-    <w:p>
-      <w:r/>
-      <w:r>
+      <w:r>
+        <w:rPr>
+          <w:lang w:val="hi_IN" w:bidi="hi_IN"/>
+        </w:rPr>
+      </w:r>
+    </w:p>
+    <w:p>
+      <w:pPr/>
+      <w:r>
+        <w:rPr>
+          <w:lang w:val="hi_IN" w:bidi="hi_IN"/>
+        </w:rPr>
+      </w:r>
+      <w:r>
+        <w:rPr>
+          <w:lang w:val="hi_IN" w:bidi="hi_IN"/>
+        </w:rPr>
         <w:t xml:space="preserve">एक गुप्त </w:t>
       </w:r>
       <w:r>
+        <w:rPr>
+          <w:lang w:val="hi_IN" w:bidi="hi_IN"/>
+        </w:rPr>
         <w:t>भेद</w:t>
       </w:r>
       <w:r>
+        <w:rPr>
+          <w:lang w:val="hi_IN" w:bidi="hi_IN"/>
+        </w:rPr>
         <w:t>, जो एक समय पर छिपा हुआ था और फिर प्रकट हुआ, यहूदियों के अंतकालीन विचारों पर आधारित है। यहूदी विचारकों ने परमेश्वर की पूरी योजना को स्वर्ग में पहले से ही विद्यमान के रूप में सोचा, जो तब तक छिपी रहती जब तक परमेश्वर परदा हटाकर उसे प्रकट नहीं करते। शुभ सन्देश, विशेष रूप से गैर-यहूदियों के लिए, मसीह में प्रकट होने तक गुप्त रखी गई थी।</w:t>
       </w:r>
-      <w:r/>
-      <w:r/>
-    </w:p>
-    <w:p>
-      <w:r/>
+      <w:r>
+        <w:rPr>
+          <w:lang w:val="hi_IN" w:bidi="hi_IN"/>
+        </w:rPr>
+      </w:r>
+      <w:r>
+        <w:rPr>
+          <w:lang w:val="hi_IN" w:bidi="hi_IN"/>
+        </w:rPr>
+      </w:r>
+    </w:p>
+    <w:p>
+      <w:pPr/>
+      <w:r>
+        <w:rPr>
+          <w:lang w:val="hi_IN" w:bidi="hi_IN"/>
+        </w:rPr>
+      </w:r>
     </w:p>
     <w:p>
       <w:pPr>
         <w:pStyle w:val="Heading2"/>
       </w:pPr>
       <w:r>
+        <w:rPr>
+          <w:lang w:val="hi_IN" w:bidi="hi_IN"/>
+        </w:rPr>
         <w:t>कुलुस्सियों 2:1–5</w:t>
       </w:r>
-      <w:r/>
-    </w:p>
-    <w:p>
-      <w:r/>
-      <w:r>
+      <w:r>
+        <w:rPr>
+          <w:lang w:val="hi_IN" w:bidi="hi_IN"/>
+        </w:rPr>
+      </w:r>
+    </w:p>
+    <w:p>
+      <w:pPr/>
+      <w:r>
+        <w:rPr>
+          <w:lang w:val="hi_IN" w:bidi="hi_IN"/>
+        </w:rPr>
+      </w:r>
+      <w:r>
+        <w:rPr>
+          <w:lang w:val="hi_IN" w:bidi="hi_IN"/>
+        </w:rPr>
         <w:t xml:space="preserve">पौलुस अपनी चिंता व्यक्त करते हैं कि वे कुलुस्सियों के साथ अपने संबंधों को मजबूत करें, जिनसे वे नहीं मिले थे, और उन विधर्मी विचारों का मुकाबला करें जो उनके मसीही समुदाय को खतरे में डाल रहे थे। • लौदीकिया </w:t>
       </w:r>
       <w:r>
+        <w:rPr>
+          <w:lang w:val="hi_IN" w:bidi="hi_IN"/>
+        </w:rPr>
         <w:t>कुलुस्से</w:t>
       </w:r>
       <w:r>
+        <w:rPr>
+          <w:lang w:val="hi_IN" w:bidi="hi_IN"/>
+        </w:rPr>
         <w:t xml:space="preserve"> के 10 मील उत्तर-पश्चिम में स्थित था।</w:t>
       </w:r>
-      <w:r/>
-      <w:r/>
-    </w:p>
-    <w:p>
-      <w:r/>
+      <w:r>
+        <w:rPr>
+          <w:lang w:val="hi_IN" w:bidi="hi_IN"/>
+        </w:rPr>
+      </w:r>
+      <w:r>
+        <w:rPr>
+          <w:lang w:val="hi_IN" w:bidi="hi_IN"/>
+        </w:rPr>
+      </w:r>
+    </w:p>
+    <w:p>
+      <w:pPr/>
+      <w:r>
+        <w:rPr>
+          <w:lang w:val="hi_IN" w:bidi="hi_IN"/>
+        </w:rPr>
+      </w:r>
     </w:p>
     <w:p>
       <w:pPr>
         <w:pStyle w:val="Heading2"/>
       </w:pPr>
       <w:r>
+        <w:rPr>
+          <w:lang w:val="hi_IN" w:bidi="hi_IN"/>
+        </w:rPr>
         <w:t>कुलुस्सियों 2:2</w:t>
       </w:r>
-      <w:r/>
-    </w:p>
-    <w:p>
-      <w:r/>
-      <w:r>
+      <w:r>
+        <w:rPr>
+          <w:lang w:val="hi_IN" w:bidi="hi_IN"/>
+        </w:rPr>
+      </w:r>
+    </w:p>
+    <w:p>
+      <w:pPr/>
+      <w:r>
+        <w:rPr>
+          <w:lang w:val="hi_IN" w:bidi="hi_IN"/>
+        </w:rPr>
+      </w:r>
+      <w:r>
+        <w:rPr>
+          <w:lang w:val="hi_IN" w:bidi="hi_IN"/>
+        </w:rPr>
         <w:t>परमेश्वर पिता के भेद</w:t>
       </w:r>
       <w:r>
+        <w:rPr>
+          <w:lang w:val="hi_IN" w:bidi="hi_IN"/>
+        </w:rPr>
         <w:t xml:space="preserve">: देखें </w:t>
       </w:r>
       <w:hyperlink r:id="rId61">
         <w:r>
           <w:rPr>
+            <w:lang w:val="hi_IN" w:bidi="hi_IN"/>
+          </w:rPr>
+          <w:rPr>
             <w:color w:val="0000EE"/>
             <w:u w:val="single"/>
           </w:rPr>
@@ -1460,31 +2688,65 @@
         </w:r>
       </w:hyperlink>
       <w:r>
+        <w:rPr>
+          <w:lang w:val="hi_IN" w:bidi="hi_IN"/>
+        </w:rPr>
         <w:t>; मसीह स्वयं इस योजना के प्रतीक हैं।</w:t>
       </w:r>
-      <w:r/>
-      <w:r/>
-    </w:p>
-    <w:p>
-      <w:r/>
+      <w:r>
+        <w:rPr>
+          <w:lang w:val="hi_IN" w:bidi="hi_IN"/>
+        </w:rPr>
+      </w:r>
+      <w:r>
+        <w:rPr>
+          <w:lang w:val="hi_IN" w:bidi="hi_IN"/>
+        </w:rPr>
+      </w:r>
+    </w:p>
+    <w:p>
+      <w:pPr/>
+      <w:r>
+        <w:rPr>
+          <w:lang w:val="hi_IN" w:bidi="hi_IN"/>
+        </w:rPr>
+      </w:r>
     </w:p>
     <w:p>
       <w:pPr>
         <w:pStyle w:val="Heading2"/>
       </w:pPr>
       <w:r>
+        <w:rPr>
+          <w:lang w:val="hi_IN" w:bidi="hi_IN"/>
+        </w:rPr>
         <w:t>कुलुस्सियों 2:3</w:t>
       </w:r>
-      <w:r/>
-    </w:p>
-    <w:p>
-      <w:r/>
-      <w:r>
+      <w:r>
+        <w:rPr>
+          <w:lang w:val="hi_IN" w:bidi="hi_IN"/>
+        </w:rPr>
+      </w:r>
+    </w:p>
+    <w:p>
+      <w:pPr/>
+      <w:r>
+        <w:rPr>
+          <w:lang w:val="hi_IN" w:bidi="hi_IN"/>
+        </w:rPr>
+      </w:r>
+      <w:r>
+        <w:rPr>
+          <w:lang w:val="hi_IN" w:bidi="hi_IN"/>
+        </w:rPr>
         <w:t xml:space="preserve">पौलुस </w:t>
       </w:r>
       <w:hyperlink r:id="rId55">
         <w:r>
           <w:rPr>
+            <w:lang w:val="hi_IN" w:bidi="hi_IN"/>
+          </w:rPr>
+          <w:rPr>
             <w:color w:val="0000EE"/>
             <w:u w:val="single"/>
           </w:rPr>
@@ -1492,75 +2754,151 @@
         </w:r>
       </w:hyperlink>
       <w:r>
+        <w:rPr>
+          <w:lang w:val="hi_IN" w:bidi="hi_IN"/>
+        </w:rPr>
         <w:t xml:space="preserve"> को आगे बढ़ाते हुए कहता है: मसीह अकेले ही हमारी आत्मिक समझ के लिए पर्याप्त हैं।</w:t>
       </w:r>
-      <w:r/>
-      <w:r/>
-    </w:p>
-    <w:p>
-      <w:r/>
+      <w:r>
+        <w:rPr>
+          <w:lang w:val="hi_IN" w:bidi="hi_IN"/>
+        </w:rPr>
+      </w:r>
+      <w:r>
+        <w:rPr>
+          <w:lang w:val="hi_IN" w:bidi="hi_IN"/>
+        </w:rPr>
+      </w:r>
+    </w:p>
+    <w:p>
+      <w:pPr/>
+      <w:r>
+        <w:rPr>
+          <w:lang w:val="hi_IN" w:bidi="hi_IN"/>
+        </w:rPr>
+      </w:r>
     </w:p>
     <w:p>
       <w:pPr>
         <w:pStyle w:val="Heading2"/>
       </w:pPr>
       <w:r>
+        <w:rPr>
+          <w:lang w:val="hi_IN" w:bidi="hi_IN"/>
+        </w:rPr>
         <w:t>कुलुस्सियों 2:6–15</w:t>
       </w:r>
-      <w:r/>
-    </w:p>
-    <w:p>
-      <w:r/>
-      <w:r>
+      <w:r>
+        <w:rPr>
+          <w:lang w:val="hi_IN" w:bidi="hi_IN"/>
+        </w:rPr>
+      </w:r>
+    </w:p>
+    <w:p>
+      <w:pPr/>
+      <w:r>
+        <w:rPr>
+          <w:lang w:val="hi_IN" w:bidi="hi_IN"/>
+        </w:rPr>
+      </w:r>
+      <w:r>
+        <w:rPr>
+          <w:lang w:val="hi_IN" w:bidi="hi_IN"/>
+        </w:rPr>
         <w:t>झूठे शिक्षकों के लुभावने तर्कों के सामने, पौलुस कुलुस्सियों को मसीह में अपने विश्वास में दृढ़ रहने के लिए प्रेरित करते हैं, क्योंकि मसीह में परमेश्वर की सारी परिपूर्णता निवास करती है</w:t>
       </w:r>
       <w:r>
         <w:rPr>
           <w:i/>
+          <w:lang w:val="hi_IN" w:bidi="hi_IN"/>
         </w:rPr>
         <w:t>,</w:t>
       </w:r>
       <w:r>
+        <w:rPr>
+          <w:lang w:val="hi_IN" w:bidi="hi_IN"/>
+        </w:rPr>
         <w:t xml:space="preserve"> और उनका आत्मिक अनुभव उसमें पूर्ण है।</w:t>
       </w:r>
-      <w:r/>
-      <w:r/>
-    </w:p>
-    <w:p>
-      <w:r/>
+      <w:r>
+        <w:rPr>
+          <w:lang w:val="hi_IN" w:bidi="hi_IN"/>
+        </w:rPr>
+      </w:r>
+      <w:r>
+        <w:rPr>
+          <w:lang w:val="hi_IN" w:bidi="hi_IN"/>
+        </w:rPr>
+      </w:r>
+    </w:p>
+    <w:p>
+      <w:pPr/>
+      <w:r>
+        <w:rPr>
+          <w:lang w:val="hi_IN" w:bidi="hi_IN"/>
+        </w:rPr>
+      </w:r>
     </w:p>
     <w:p>
       <w:pPr>
         <w:pStyle w:val="Heading2"/>
       </w:pPr>
       <w:r>
+        <w:rPr>
+          <w:lang w:val="hi_IN" w:bidi="hi_IN"/>
+        </w:rPr>
         <w:t>कुलुस्सियों 2:8</w:t>
       </w:r>
-      <w:r/>
-    </w:p>
-    <w:p>
-      <w:r/>
-      <w:r>
+      <w:r>
+        <w:rPr>
+          <w:lang w:val="hi_IN" w:bidi="hi_IN"/>
+        </w:rPr>
+      </w:r>
+    </w:p>
+    <w:p>
+      <w:pPr/>
+      <w:r>
+        <w:rPr>
+          <w:lang w:val="hi_IN" w:bidi="hi_IN"/>
+        </w:rPr>
+      </w:r>
+      <w:r>
+        <w:rPr>
+          <w:lang w:val="hi_IN" w:bidi="hi_IN"/>
+        </w:rPr>
         <w:t xml:space="preserve">यूनानी शब्द फिलोसोफिया ने प्लेटो के तत्वमीमांसा से लेकर पंथों की धार्मिक शिक्षा तक हर चीज को संदर्भित करता था। पौलुस सीधे तौर पर दर्शनशास्त्र की निंदा नहीं करते, लेकिन केवल खोखले दार्शनिक अटकलों की निंदा करते हैं जो सुसमाचार के विरोध में खड़ी होती हैं। • </w:t>
       </w:r>
       <w:r>
+        <w:rPr>
+          <w:lang w:val="hi_IN" w:bidi="hi_IN"/>
+        </w:rPr>
         <w:t>संसार की आदि शिक्षा</w:t>
       </w:r>
       <w:r>
+        <w:rPr>
+          <w:lang w:val="hi_IN" w:bidi="hi_IN"/>
+        </w:rPr>
         <w:t xml:space="preserve">: या </w:t>
       </w:r>
       <w:r>
         <w:rPr>
           <w:i/>
+          <w:lang w:val="hi_IN" w:bidi="hi_IN"/>
         </w:rPr>
         <w:t>संसार के आत्मिक सिद्धांत;</w:t>
       </w:r>
       <w:r>
+        <w:rPr>
+          <w:lang w:val="hi_IN" w:bidi="hi_IN"/>
+        </w:rPr>
         <w:t xml:space="preserve"> (</w:t>
       </w:r>
       <w:hyperlink r:id="rId62">
         <w:r>
           <w:rPr>
+            <w:lang w:val="hi_IN" w:bidi="hi_IN"/>
+          </w:rPr>
+          <w:rPr>
             <w:color w:val="0000EE"/>
             <w:u w:val="single"/>
           </w:rPr>
@@ -1568,11 +2906,17 @@
         </w:r>
       </w:hyperlink>
       <w:r>
+        <w:rPr>
+          <w:lang w:val="hi_IN" w:bidi="hi_IN"/>
+        </w:rPr>
         <w:t xml:space="preserve"> में भी): यह वाक्यांश इस संसार की विशेषता वाली प्रारंभिक शिक्षा को संदर्भित कर सकता है (देखें </w:t>
       </w:r>
       <w:hyperlink r:id="rId63">
         <w:r>
           <w:rPr>
+            <w:lang w:val="hi_IN" w:bidi="hi_IN"/>
+          </w:rPr>
+          <w:rPr>
             <w:color w:val="0000EE"/>
             <w:u w:val="single"/>
           </w:rPr>
@@ -1580,11 +2924,17 @@
         </w:r>
       </w:hyperlink>
       <w:r>
+        <w:rPr>
+          <w:lang w:val="hi_IN" w:bidi="hi_IN"/>
+        </w:rPr>
         <w:t xml:space="preserve">), या उन आत्मिक प्राणियों को जो घटनाओं के क्रम पर निर्णायक प्रभाव डालने के लिए माने जाते थे (यह भी देखें </w:t>
       </w:r>
       <w:hyperlink r:id="rId64">
         <w:r>
           <w:rPr>
+            <w:lang w:val="hi_IN" w:bidi="hi_IN"/>
+          </w:rPr>
+          <w:rPr>
             <w:color w:val="0000EE"/>
             <w:u w:val="single"/>
           </w:rPr>
@@ -1592,11 +2942,17 @@
         </w:r>
       </w:hyperlink>
       <w:r>
+        <w:rPr>
+          <w:lang w:val="hi_IN" w:bidi="hi_IN"/>
+        </w:rPr>
         <w:t xml:space="preserve">, </w:t>
       </w:r>
       <w:hyperlink r:id="rId62">
         <w:r>
           <w:rPr>
+            <w:lang w:val="hi_IN" w:bidi="hi_IN"/>
+          </w:rPr>
+          <w:rPr>
             <w:color w:val="0000EE"/>
             <w:u w:val="single"/>
           </w:rPr>
@@ -1604,11 +2960,17 @@
         </w:r>
       </w:hyperlink>
       <w:r>
+        <w:rPr>
+          <w:lang w:val="hi_IN" w:bidi="hi_IN"/>
+        </w:rPr>
         <w:t xml:space="preserve">; </w:t>
       </w:r>
       <w:hyperlink r:id="rId65">
         <w:r>
           <w:rPr>
+            <w:lang w:val="hi_IN" w:bidi="hi_IN"/>
+          </w:rPr>
+          <w:rPr>
             <w:color w:val="0000EE"/>
             <w:u w:val="single"/>
           </w:rPr>
@@ -1616,102 +2978,200 @@
         </w:r>
       </w:hyperlink>
       <w:r>
+        <w:rPr>
+          <w:lang w:val="hi_IN" w:bidi="hi_IN"/>
+        </w:rPr>
         <w:t>)।</w:t>
       </w:r>
-      <w:r/>
-      <w:r/>
-    </w:p>
-    <w:p>
-      <w:r/>
+      <w:r>
+        <w:rPr>
+          <w:lang w:val="hi_IN" w:bidi="hi_IN"/>
+        </w:rPr>
+      </w:r>
+      <w:r>
+        <w:rPr>
+          <w:lang w:val="hi_IN" w:bidi="hi_IN"/>
+        </w:rPr>
+      </w:r>
+    </w:p>
+    <w:p>
+      <w:pPr/>
+      <w:r>
+        <w:rPr>
+          <w:lang w:val="hi_IN" w:bidi="hi_IN"/>
+        </w:rPr>
+      </w:r>
     </w:p>
     <w:p>
       <w:pPr>
         <w:pStyle w:val="Heading2"/>
       </w:pPr>
       <w:r>
+        <w:rPr>
+          <w:lang w:val="hi_IN" w:bidi="hi_IN"/>
+        </w:rPr>
         <w:t>कुलुस्सियों 2:11</w:t>
       </w:r>
-      <w:r/>
-    </w:p>
-    <w:p>
-      <w:r/>
-      <w:r>
+      <w:r>
+        <w:rPr>
+          <w:lang w:val="hi_IN" w:bidi="hi_IN"/>
+        </w:rPr>
+      </w:r>
+    </w:p>
+    <w:p>
+      <w:pPr/>
+      <w:r>
+        <w:rPr>
+          <w:lang w:val="hi_IN" w:bidi="hi_IN"/>
+        </w:rPr>
+      </w:r>
+      <w:r>
+        <w:rPr>
+          <w:lang w:val="hi_IN" w:bidi="hi_IN"/>
+        </w:rPr>
         <w:t xml:space="preserve">(मसीह </w:t>
       </w:r>
       <w:r>
+        <w:rPr>
+          <w:lang w:val="hi_IN" w:bidi="hi_IN"/>
+        </w:rPr>
         <w:t xml:space="preserve">ने) </w:t>
       </w:r>
       <w:r>
+        <w:rPr>
+          <w:lang w:val="hi_IN" w:bidi="hi_IN"/>
+        </w:rPr>
         <w:t>तुम्हारा ऐसा खतना (</w:t>
       </w:r>
       <w:r>
+        <w:rPr>
+          <w:lang w:val="hi_IN" w:bidi="hi_IN"/>
+        </w:rPr>
         <w:t xml:space="preserve">आत्मिक खतना) </w:t>
       </w:r>
       <w:r>
+        <w:rPr>
+          <w:lang w:val="hi_IN" w:bidi="hi_IN"/>
+        </w:rPr>
         <w:t>हुआ है</w:t>
       </w:r>
       <w:r>
+        <w:rPr>
+          <w:lang w:val="hi_IN" w:bidi="hi_IN"/>
+        </w:rPr>
         <w:t xml:space="preserve"> (किया): मसीह के लिए आत्मिक परिवर्तन शारीरिक खतना का मसीही समकक्ष है। • </w:t>
       </w:r>
       <w:r>
+        <w:rPr>
+          <w:lang w:val="hi_IN" w:bidi="hi_IN"/>
+        </w:rPr>
         <w:t>पापमय शारीरिक देह उतार दी जाती है</w:t>
       </w:r>
       <w:r>
+        <w:rPr>
+          <w:lang w:val="hi_IN" w:bidi="hi_IN"/>
+        </w:rPr>
         <w:t xml:space="preserve"> (शाब्दिक रूप से </w:t>
       </w:r>
       <w:r>
         <w:rPr>
           <w:i/>
+          <w:lang w:val="hi_IN" w:bidi="hi_IN"/>
         </w:rPr>
         <w:t>शरीर के मांस को काट कर अलग कर देना</w:t>
       </w:r>
       <w:r>
+        <w:rPr>
+          <w:lang w:val="hi_IN" w:bidi="hi_IN"/>
+        </w:rPr>
         <w:t xml:space="preserve">): जिस प्रकार यहूदी लड़कों के परमेश्वर के लोगों में शामिल होने के प्रतीक के रूप में उनके खतने का माँस काट दिया जाता है, उसी प्रकार विश्वासियों के मसीह के पास आने पर प्रतीकात्मक </w:t>
       </w:r>
       <w:r>
         <w:rPr>
           <w:i/>
+          <w:lang w:val="hi_IN" w:bidi="hi_IN"/>
         </w:rPr>
         <w:t xml:space="preserve">माँस </w:t>
       </w:r>
       <w:r>
+        <w:rPr>
+          <w:lang w:val="hi_IN" w:bidi="hi_IN"/>
+        </w:rPr>
         <w:t xml:space="preserve">(अर्थात् </w:t>
       </w:r>
       <w:r>
         <w:rPr>
           <w:i/>
+          <w:lang w:val="hi_IN" w:bidi="hi_IN"/>
         </w:rPr>
         <w:t>पापी स्वभाव</w:t>
       </w:r>
       <w:r>
+        <w:rPr>
+          <w:lang w:val="hi_IN" w:bidi="hi_IN"/>
+        </w:rPr>
         <w:t>) काट दिया जाता है।</w:t>
       </w:r>
-      <w:r/>
-      <w:r/>
-    </w:p>
-    <w:p>
-      <w:r/>
+      <w:r>
+        <w:rPr>
+          <w:lang w:val="hi_IN" w:bidi="hi_IN"/>
+        </w:rPr>
+      </w:r>
+      <w:r>
+        <w:rPr>
+          <w:lang w:val="hi_IN" w:bidi="hi_IN"/>
+        </w:rPr>
+      </w:r>
+    </w:p>
+    <w:p>
+      <w:pPr/>
+      <w:r>
+        <w:rPr>
+          <w:lang w:val="hi_IN" w:bidi="hi_IN"/>
+        </w:rPr>
+      </w:r>
     </w:p>
     <w:p>
       <w:pPr>
         <w:pStyle w:val="Heading2"/>
       </w:pPr>
       <w:r>
+        <w:rPr>
+          <w:lang w:val="hi_IN" w:bidi="hi_IN"/>
+        </w:rPr>
         <w:t>कुलुस्सियों 2:12</w:t>
       </w:r>
-      <w:r/>
-    </w:p>
-    <w:p>
-      <w:r/>
-      <w:r>
+      <w:r>
+        <w:rPr>
+          <w:lang w:val="hi_IN" w:bidi="hi_IN"/>
+        </w:rPr>
+      </w:r>
+    </w:p>
+    <w:p>
+      <w:pPr/>
+      <w:r>
+        <w:rPr>
+          <w:lang w:val="hi_IN" w:bidi="hi_IN"/>
+        </w:rPr>
+      </w:r>
+      <w:r>
+        <w:rPr>
+          <w:lang w:val="hi_IN" w:bidi="hi_IN"/>
+        </w:rPr>
         <w:t>और उसी के साथ बपतिस्मा में गाड़े गए</w:t>
       </w:r>
       <w:r>
+        <w:rPr>
+          <w:lang w:val="hi_IN" w:bidi="hi_IN"/>
+        </w:rPr>
         <w:t>: जैसे कि एक समानांतर संदर्भ में (</w:t>
       </w:r>
       <w:hyperlink r:id="rId66">
         <w:r>
           <w:rPr>
+            <w:lang w:val="hi_IN" w:bidi="hi_IN"/>
+          </w:rPr>
+          <w:rPr>
             <w:color w:val="0000EE"/>
             <w:u w:val="single"/>
           </w:rPr>
@@ -1719,58 +3179,109 @@
         </w:r>
       </w:hyperlink>
       <w:r>
+        <w:rPr>
+          <w:lang w:val="hi_IN" w:bidi="hi_IN"/>
+        </w:rPr>
         <w:t xml:space="preserve">), पौलुस विश्वासियों और मसीह के बीच एक मजबूत पहचान मानते हैं। परमेश्वर की दृष्टि में, हम वास्तव में </w:t>
       </w:r>
       <w:r>
         <w:rPr>
           <w:i/>
+          <w:lang w:val="hi_IN" w:bidi="hi_IN"/>
         </w:rPr>
         <w:t>मसीह के साथ</w:t>
       </w:r>
       <w:r>
+        <w:rPr>
+          <w:lang w:val="hi_IN" w:bidi="hi_IN"/>
+        </w:rPr>
         <w:t xml:space="preserve"> थे जब वे दफनाए गए और </w:t>
       </w:r>
       <w:r>
+        <w:rPr>
+          <w:lang w:val="hi_IN" w:bidi="hi_IN"/>
+        </w:rPr>
         <w:t>जिला</w:t>
       </w:r>
       <w:r>
+        <w:rPr>
+          <w:lang w:val="hi_IN" w:bidi="hi_IN"/>
+        </w:rPr>
         <w:t>ए गए, इसलिए हम उन लाभों का अनुभव करते हैं जो मसीह ने हमारे लिए किए। पौलुस उस पहचान को मसीह के साथ बपतिस्मा से जोड़ते हैं क्योंकि जल बपतिस्मा प्रारंभिक कलीसिया में परिवर्तन के साथ बहुत निकटता से संबंधित था।</w:t>
       </w:r>
-      <w:r/>
-      <w:r/>
-    </w:p>
-    <w:p>
-      <w:r/>
+      <w:r>
+        <w:rPr>
+          <w:lang w:val="hi_IN" w:bidi="hi_IN"/>
+        </w:rPr>
+      </w:r>
+      <w:r>
+        <w:rPr>
+          <w:lang w:val="hi_IN" w:bidi="hi_IN"/>
+        </w:rPr>
+      </w:r>
+    </w:p>
+    <w:p>
+      <w:pPr/>
+      <w:r>
+        <w:rPr>
+          <w:lang w:val="hi_IN" w:bidi="hi_IN"/>
+        </w:rPr>
+      </w:r>
     </w:p>
     <w:p>
       <w:pPr>
         <w:pStyle w:val="Heading2"/>
       </w:pPr>
       <w:r>
+        <w:rPr>
+          <w:lang w:val="hi_IN" w:bidi="hi_IN"/>
+        </w:rPr>
         <w:t>कुलुस्सियों 2:14</w:t>
       </w:r>
-      <w:r/>
-    </w:p>
-    <w:p>
-      <w:r/>
-      <w:r>
+      <w:r>
+        <w:rPr>
+          <w:lang w:val="hi_IN" w:bidi="hi_IN"/>
+        </w:rPr>
+      </w:r>
+    </w:p>
+    <w:p>
+      <w:pPr/>
+      <w:r>
+        <w:rPr>
+          <w:lang w:val="hi_IN" w:bidi="hi_IN"/>
+        </w:rPr>
+      </w:r>
+      <w:r>
+        <w:rPr>
+          <w:lang w:val="hi_IN" w:bidi="hi_IN"/>
+        </w:rPr>
         <w:t>विधियों का वह लेख</w:t>
       </w:r>
       <w:r>
+        <w:rPr>
+          <w:lang w:val="hi_IN" w:bidi="hi_IN"/>
+        </w:rPr>
         <w:t xml:space="preserve">: यूनानी वाक्यांश एक आईओयू का सुझाव देता है जिसे हम सभी ने हस्ताक्षरित किया है। चूँकि हम अपना कर्ज चुकाने में असमर्थ हैं, इसलिए यह </w:t>
       </w:r>
       <w:r>
         <w:rPr>
           <w:i/>
+          <w:lang w:val="hi_IN" w:bidi="hi_IN"/>
         </w:rPr>
         <w:t>हमारे विरोध</w:t>
       </w:r>
       <w:r>
+        <w:rPr>
+          <w:lang w:val="hi_IN" w:bidi="hi_IN"/>
+        </w:rPr>
         <w:t xml:space="preserve"> है। परमेश्वर का व्यवस्था आज्ञाकारिता की माँग की गई थी जिसे लोग देने में असमर्थ हैं, लेकिन परमेश्वर ने मसीह के कार्य के माध्यम से हमारे कर्ज को माफ़ कर दिया है (</w:t>
       </w:r>
       <w:hyperlink r:id="rId67">
         <w:r>
           <w:rPr>
+            <w:lang w:val="hi_IN" w:bidi="hi_IN"/>
+          </w:rPr>
+          <w:rPr>
             <w:color w:val="0000EE"/>
             <w:u w:val="single"/>
           </w:rPr>
@@ -1778,43 +3289,84 @@
         </w:r>
       </w:hyperlink>
       <w:r>
+        <w:rPr>
+          <w:lang w:val="hi_IN" w:bidi="hi_IN"/>
+        </w:rPr>
         <w:t>)।</w:t>
       </w:r>
-      <w:r/>
-      <w:r/>
-    </w:p>
-    <w:p>
-      <w:r/>
+      <w:r>
+        <w:rPr>
+          <w:lang w:val="hi_IN" w:bidi="hi_IN"/>
+        </w:rPr>
+      </w:r>
+      <w:r>
+        <w:rPr>
+          <w:lang w:val="hi_IN" w:bidi="hi_IN"/>
+        </w:rPr>
+      </w:r>
+    </w:p>
+    <w:p>
+      <w:pPr/>
+      <w:r>
+        <w:rPr>
+          <w:lang w:val="hi_IN" w:bidi="hi_IN"/>
+        </w:rPr>
+      </w:r>
     </w:p>
     <w:p>
       <w:pPr>
         <w:pStyle w:val="Heading2"/>
       </w:pPr>
       <w:r>
+        <w:rPr>
+          <w:lang w:val="hi_IN" w:bidi="hi_IN"/>
+        </w:rPr>
         <w:t>कुलुस्सियों 2:15</w:t>
       </w:r>
-      <w:r/>
-    </w:p>
-    <w:p>
-      <w:r/>
-      <w:r>
+      <w:r>
+        <w:rPr>
+          <w:lang w:val="hi_IN" w:bidi="hi_IN"/>
+        </w:rPr>
+      </w:r>
+    </w:p>
+    <w:p>
+      <w:pPr/>
+      <w:r>
+        <w:rPr>
+          <w:lang w:val="hi_IN" w:bidi="hi_IN"/>
+        </w:rPr>
+      </w:r>
+      <w:r>
+        <w:rPr>
+          <w:lang w:val="hi_IN" w:bidi="hi_IN"/>
+        </w:rPr>
         <w:t>उसने प्रधानताओं और अधिकारों को अपने ऊपर से उतार कर उनका खुल्लमखुल्ला तमाशा बनाया</w:t>
       </w:r>
       <w:r>
+        <w:rPr>
+          <w:lang w:val="hi_IN" w:bidi="hi_IN"/>
+        </w:rPr>
         <w:t xml:space="preserve"> (शाब्दिक रूप से </w:t>
       </w:r>
       <w:r>
         <w:rPr>
           <w:i/>
+          <w:lang w:val="hi_IN" w:bidi="hi_IN"/>
         </w:rPr>
         <w:t>उसने [उनका] विजय जुलूस निकाला</w:t>
       </w:r>
       <w:r>
+        <w:rPr>
+          <w:lang w:val="hi_IN" w:bidi="hi_IN"/>
+        </w:rPr>
         <w:t>): रोमी सेना एक महान जीत का जश्न विजय जुलूस के साथ मनाती थी। विजयी रोमी सेनापति अपने अभियान से अपमानित बंदियों को जीते हुए शहर में ले जाता था। यह छवि स्पष्ट रूप से उस शानदार जीत को दर्शाती है जिसे परमेश्वर ने मसीह के क्रूस के माध्यम से सभी शत्रुतापूर्ण आत्मिक शक्तियों पर जीत लिया है (</w:t>
       </w:r>
       <w:hyperlink r:id="rId68">
         <w:r>
           <w:rPr>
+            <w:lang w:val="hi_IN" w:bidi="hi_IN"/>
+          </w:rPr>
+          <w:rPr>
             <w:color w:val="0000EE"/>
             <w:u w:val="single"/>
           </w:rPr>
@@ -1822,40 +3374,83 @@
         </w:r>
       </w:hyperlink>
       <w:r>
+        <w:rPr>
+          <w:lang w:val="hi_IN" w:bidi="hi_IN"/>
+        </w:rPr>
         <w:t xml:space="preserve"> भी देखें)।</w:t>
       </w:r>
-      <w:r/>
-      <w:r/>
-    </w:p>
-    <w:p>
-      <w:r/>
+      <w:r>
+        <w:rPr>
+          <w:lang w:val="hi_IN" w:bidi="hi_IN"/>
+        </w:rPr>
+      </w:r>
+      <w:r>
+        <w:rPr>
+          <w:lang w:val="hi_IN" w:bidi="hi_IN"/>
+        </w:rPr>
+      </w:r>
+    </w:p>
+    <w:p>
+      <w:pPr/>
+      <w:r>
+        <w:rPr>
+          <w:lang w:val="hi_IN" w:bidi="hi_IN"/>
+        </w:rPr>
+      </w:r>
     </w:p>
     <w:p>
       <w:pPr>
         <w:pStyle w:val="Heading2"/>
       </w:pPr>
       <w:r>
+        <w:rPr>
+          <w:lang w:val="hi_IN" w:bidi="hi_IN"/>
+        </w:rPr>
         <w:t>कुलुस्सियों 2:16</w:t>
       </w:r>
-      <w:r/>
-    </w:p>
-    <w:p>
-      <w:r/>
-      <w:r>
+      <w:r>
+        <w:rPr>
+          <w:lang w:val="hi_IN" w:bidi="hi_IN"/>
+        </w:rPr>
+      </w:r>
+    </w:p>
+    <w:p>
+      <w:pPr/>
+      <w:r>
+        <w:rPr>
+          <w:lang w:val="hi_IN" w:bidi="hi_IN"/>
+        </w:rPr>
+      </w:r>
+      <w:r>
+        <w:rPr>
+          <w:lang w:val="hi_IN" w:bidi="hi_IN"/>
+        </w:rPr>
         <w:t>खाने-पीने</w:t>
       </w:r>
       <w:r>
+        <w:rPr>
+          <w:lang w:val="hi_IN" w:bidi="hi_IN"/>
+        </w:rPr>
         <w:t xml:space="preserve">:प्राचीन दुनिया में कुछ प्रकार के भोजन और पेय पर प्रतिबंध लगाने वाली धार्मिक शिक्षाएँ व्यापक थीं। पुराने नियम में </w:t>
       </w:r>
       <w:r>
+        <w:rPr>
+          <w:lang w:val="hi_IN" w:bidi="hi_IN"/>
+        </w:rPr>
         <w:t>दाखमधु</w:t>
       </w:r>
       <w:r>
+        <w:rPr>
+          <w:lang w:val="hi_IN" w:bidi="hi_IN"/>
+        </w:rPr>
         <w:t xml:space="preserve"> पीने को निषिद्ध नहीं करता, लेकिन कई धर्मनिष्ठ यहूदी जो अन्यजाति संस्कृतियों में रहते थे, उन्होंने इससे परहेज किया (तुलना करें </w:t>
       </w:r>
       <w:hyperlink r:id="rId69">
         <w:r>
           <w:rPr>
+            <w:lang w:val="hi_IN" w:bidi="hi_IN"/>
+          </w:rPr>
+          <w:rPr>
             <w:color w:val="0000EE"/>
             <w:u w:val="single"/>
           </w:rPr>
@@ -1863,23 +3458,41 @@
         </w:r>
       </w:hyperlink>
       <w:r>
+        <w:rPr>
+          <w:lang w:val="hi_IN" w:bidi="hi_IN"/>
+        </w:rPr>
         <w:t xml:space="preserve">)। • कई प्राचीन धार्मिक समूह, जिनमें यहूदी भी शामिल थे, विभिन्न समारोहों के साथ </w:t>
       </w:r>
       <w:r>
+        <w:rPr>
+          <w:lang w:val="hi_IN" w:bidi="hi_IN"/>
+        </w:rPr>
         <w:t>नये चाँद</w:t>
       </w:r>
       <w:r>
+        <w:rPr>
+          <w:lang w:val="hi_IN" w:bidi="hi_IN"/>
+        </w:rPr>
         <w:t xml:space="preserve"> के </w:t>
       </w:r>
       <w:r>
+        <w:rPr>
+          <w:lang w:val="hi_IN" w:bidi="hi_IN"/>
+        </w:rPr>
         <w:t>पर्व</w:t>
       </w:r>
       <w:r>
+        <w:rPr>
+          <w:lang w:val="hi_IN" w:bidi="hi_IN"/>
+        </w:rPr>
         <w:t xml:space="preserve"> को मनाते थे (देखें </w:t>
       </w:r>
       <w:hyperlink r:id="rId70">
         <w:r>
           <w:rPr>
+            <w:lang w:val="hi_IN" w:bidi="hi_IN"/>
+          </w:rPr>
+          <w:rPr>
             <w:color w:val="0000EE"/>
             <w:u w:val="single"/>
           </w:rPr>
@@ -1887,11 +3500,17 @@
         </w:r>
       </w:hyperlink>
       <w:r>
+        <w:rPr>
+          <w:lang w:val="hi_IN" w:bidi="hi_IN"/>
+        </w:rPr>
         <w:t xml:space="preserve">; </w:t>
       </w:r>
       <w:hyperlink r:id="rId71">
         <w:r>
           <w:rPr>
+            <w:lang w:val="hi_IN" w:bidi="hi_IN"/>
+          </w:rPr>
+          <w:rPr>
             <w:color w:val="0000EE"/>
             <w:u w:val="single"/>
           </w:rPr>
@@ -1899,11 +3518,17 @@
         </w:r>
       </w:hyperlink>
       <w:r>
+        <w:rPr>
+          <w:lang w:val="hi_IN" w:bidi="hi_IN"/>
+        </w:rPr>
         <w:t xml:space="preserve">; </w:t>
       </w:r>
       <w:hyperlink r:id="rId72">
         <w:r>
           <w:rPr>
+            <w:lang w:val="hi_IN" w:bidi="hi_IN"/>
+          </w:rPr>
+          <w:rPr>
             <w:color w:val="0000EE"/>
             <w:u w:val="single"/>
           </w:rPr>
@@ -1911,11 +3536,17 @@
         </w:r>
       </w:hyperlink>
       <w:r>
+        <w:rPr>
+          <w:lang w:val="hi_IN" w:bidi="hi_IN"/>
+        </w:rPr>
         <w:t xml:space="preserve">)। • यहूदियों के लिए सब्त व्यवस्था में निर्धारित थे और यहूदियों द्वारा उनके धर्म के एक अनिवार्य भाग के रूप में मनाए जाते थे। मसीही लोग सब्त का पालन जारी रख सकते थे यदि वे चाहते थे, लेकिन पौलुस का कहना है कि मसीही लोगों को इस मामले में स्वतंत्रता है (देखें </w:t>
       </w:r>
       <w:hyperlink r:id="rId73">
         <w:r>
           <w:rPr>
+            <w:lang w:val="hi_IN" w:bidi="hi_IN"/>
+          </w:rPr>
+          <w:rPr>
             <w:color w:val="0000EE"/>
             <w:u w:val="single"/>
           </w:rPr>
@@ -1923,31 +3554,65 @@
         </w:r>
       </w:hyperlink>
       <w:r>
+        <w:rPr>
+          <w:lang w:val="hi_IN" w:bidi="hi_IN"/>
+        </w:rPr>
         <w:t>) और यह कि किसी के लिए यह गलत है कि वह सब्त पालन को मसीही भक्ति की आवश्यक अभिव्यक्ति के रूप में जोर दे।</w:t>
       </w:r>
-      <w:r/>
-      <w:r/>
-    </w:p>
-    <w:p>
-      <w:r/>
+      <w:r>
+        <w:rPr>
+          <w:lang w:val="hi_IN" w:bidi="hi_IN"/>
+        </w:rPr>
+      </w:r>
+      <w:r>
+        <w:rPr>
+          <w:lang w:val="hi_IN" w:bidi="hi_IN"/>
+        </w:rPr>
+      </w:r>
+    </w:p>
+    <w:p>
+      <w:pPr/>
+      <w:r>
+        <w:rPr>
+          <w:lang w:val="hi_IN" w:bidi="hi_IN"/>
+        </w:rPr>
+      </w:r>
     </w:p>
     <w:p>
       <w:pPr>
         <w:pStyle w:val="Heading2"/>
       </w:pPr>
       <w:r>
+        <w:rPr>
+          <w:lang w:val="hi_IN" w:bidi="hi_IN"/>
+        </w:rPr>
         <w:t>कुलुस्सियों 2:16–23</w:t>
       </w:r>
-      <w:r/>
-    </w:p>
-    <w:p>
-      <w:r/>
-      <w:r>
+      <w:r>
+        <w:rPr>
+          <w:lang w:val="hi_IN" w:bidi="hi_IN"/>
+        </w:rPr>
+      </w:r>
+    </w:p>
+    <w:p>
+      <w:pPr/>
+      <w:r>
+        <w:rPr>
+          <w:lang w:val="hi_IN" w:bidi="hi_IN"/>
+        </w:rPr>
+      </w:r>
+      <w:r>
+        <w:rPr>
+          <w:lang w:val="hi_IN" w:bidi="hi_IN"/>
+        </w:rPr>
         <w:t xml:space="preserve">पौलुस झूठे शिक्षकों और उनकी मांगों को अस्वीकार करते हैं, यह समझाते हुए कि उनका आकर्षण मानवीय शिक्षाओं से क्यों आता है (देखें </w:t>
       </w:r>
       <w:hyperlink r:id="rId74">
         <w:r>
           <w:rPr>
+            <w:lang w:val="hi_IN" w:bidi="hi_IN"/>
+          </w:rPr>
+          <w:rPr>
             <w:color w:val="0000EE"/>
             <w:u w:val="single"/>
           </w:rPr>
@@ -1955,31 +3620,65 @@
         </w:r>
       </w:hyperlink>
       <w:r>
+        <w:rPr>
+          <w:lang w:val="hi_IN" w:bidi="hi_IN"/>
+        </w:rPr>
         <w:t>)। उन्होंने विभिन्न चाल-चलन के नियमों की वकालत की जिनका मसीह में कोई आधार नहीं था।</w:t>
       </w:r>
-      <w:r/>
-      <w:r/>
-    </w:p>
-    <w:p>
-      <w:r/>
+      <w:r>
+        <w:rPr>
+          <w:lang w:val="hi_IN" w:bidi="hi_IN"/>
+        </w:rPr>
+      </w:r>
+      <w:r>
+        <w:rPr>
+          <w:lang w:val="hi_IN" w:bidi="hi_IN"/>
+        </w:rPr>
+      </w:r>
+    </w:p>
+    <w:p>
+      <w:pPr/>
+      <w:r>
+        <w:rPr>
+          <w:lang w:val="hi_IN" w:bidi="hi_IN"/>
+        </w:rPr>
+      </w:r>
     </w:p>
     <w:p>
       <w:pPr>
         <w:pStyle w:val="Heading2"/>
       </w:pPr>
       <w:r>
+        <w:rPr>
+          <w:lang w:val="hi_IN" w:bidi="hi_IN"/>
+        </w:rPr>
         <w:t>कुलुस्सियों 2:17</w:t>
       </w:r>
-      <w:r/>
-    </w:p>
-    <w:p>
-      <w:r/>
-      <w:r>
+      <w:r>
+        <w:rPr>
+          <w:lang w:val="hi_IN" w:bidi="hi_IN"/>
+        </w:rPr>
+      </w:r>
+    </w:p>
+    <w:p>
+      <w:pPr/>
+      <w:r>
+        <w:rPr>
+          <w:lang w:val="hi_IN" w:bidi="hi_IN"/>
+        </w:rPr>
+      </w:r>
+      <w:r>
+        <w:rPr>
+          <w:lang w:val="hi_IN" w:bidi="hi_IN"/>
+        </w:rPr>
         <w:t>पुराने नियम की रस्मों द्वारा मसीह की वास्तविकता की भविष्यद्वाणी की गई थी, जिन्हें पौलुस छायाएं कहते हैं (</w:t>
       </w:r>
       <w:hyperlink r:id="rId75">
         <w:r>
           <w:rPr>
+            <w:lang w:val="hi_IN" w:bidi="hi_IN"/>
+          </w:rPr>
+          <w:rPr>
             <w:color w:val="0000EE"/>
             <w:u w:val="single"/>
           </w:rPr>
@@ -1987,57 +3686,125 @@
         </w:r>
       </w:hyperlink>
       <w:r>
+        <w:rPr>
+          <w:lang w:val="hi_IN" w:bidi="hi_IN"/>
+        </w:rPr>
         <w:t xml:space="preserve"> भी देखें)।</w:t>
       </w:r>
-      <w:r/>
-      <w:r/>
-    </w:p>
-    <w:p>
-      <w:r/>
+      <w:r>
+        <w:rPr>
+          <w:lang w:val="hi_IN" w:bidi="hi_IN"/>
+        </w:rPr>
+      </w:r>
+      <w:r>
+        <w:rPr>
+          <w:lang w:val="hi_IN" w:bidi="hi_IN"/>
+        </w:rPr>
+      </w:r>
+    </w:p>
+    <w:p>
+      <w:pPr/>
+      <w:r>
+        <w:rPr>
+          <w:lang w:val="hi_IN" w:bidi="hi_IN"/>
+        </w:rPr>
+      </w:r>
     </w:p>
     <w:p>
       <w:pPr>
         <w:pStyle w:val="Heading2"/>
       </w:pPr>
       <w:r>
+        <w:rPr>
+          <w:lang w:val="hi_IN" w:bidi="hi_IN"/>
+        </w:rPr>
         <w:t>कुलुस्सियों 2:18</w:t>
       </w:r>
-      <w:r/>
-    </w:p>
-    <w:p>
-      <w:r/>
-      <w:r>
+      <w:r>
+        <w:rPr>
+          <w:lang w:val="hi_IN" w:bidi="hi_IN"/>
+        </w:rPr>
+      </w:r>
+    </w:p>
+    <w:p>
+      <w:pPr/>
+      <w:r>
+        <w:rPr>
+          <w:lang w:val="hi_IN" w:bidi="hi_IN"/>
+        </w:rPr>
+      </w:r>
+      <w:r>
+        <w:rPr>
+          <w:lang w:val="hi_IN" w:bidi="hi_IN"/>
+        </w:rPr>
         <w:t>स्वर्गदूतों की पूजा</w:t>
       </w:r>
       <w:r>
+        <w:rPr>
+          <w:lang w:val="hi_IN" w:bidi="hi_IN"/>
+        </w:rPr>
         <w:t>: पहली सदी के लोग आत्मिक प्राणियों से मोहित थे। कुछ यहूदी मानते थे कि स्वर्गदूत उनकी आराधना के समय उपस्थित होते थे, और कुछ ने शायद उनकी पूजा भी की होगी। • झूठे शिक्षक स्पष्ट रूप से कह रहे थे कि उनके पास ऐसे दर्शन थे जिन्होंने समुदाय के लिए कुछ अनुष्ठानों को आवश्यकताओं के रूप में स्थापित किया।</w:t>
       </w:r>
-      <w:r/>
-      <w:r/>
-    </w:p>
-    <w:p>
-      <w:r/>
+      <w:r>
+        <w:rPr>
+          <w:lang w:val="hi_IN" w:bidi="hi_IN"/>
+        </w:rPr>
+      </w:r>
+      <w:r>
+        <w:rPr>
+          <w:lang w:val="hi_IN" w:bidi="hi_IN"/>
+        </w:rPr>
+      </w:r>
+    </w:p>
+    <w:p>
+      <w:pPr/>
+      <w:r>
+        <w:rPr>
+          <w:lang w:val="hi_IN" w:bidi="hi_IN"/>
+        </w:rPr>
+      </w:r>
     </w:p>
     <w:p>
       <w:pPr>
         <w:pStyle w:val="Heading2"/>
       </w:pPr>
       <w:r>
+        <w:rPr>
+          <w:lang w:val="hi_IN" w:bidi="hi_IN"/>
+        </w:rPr>
         <w:t>कुलुस्सियों 2:20</w:t>
       </w:r>
-      <w:r/>
-    </w:p>
-    <w:p>
-      <w:r/>
-      <w:r>
+      <w:r>
+        <w:rPr>
+          <w:lang w:val="hi_IN" w:bidi="hi_IN"/>
+        </w:rPr>
+      </w:r>
+    </w:p>
+    <w:p>
+      <w:pPr/>
+      <w:r>
+        <w:rPr>
+          <w:lang w:val="hi_IN" w:bidi="hi_IN"/>
+        </w:rPr>
+      </w:r>
+      <w:r>
+        <w:rPr>
+          <w:lang w:val="hi_IN" w:bidi="hi_IN"/>
+        </w:rPr>
         <w:t>तुम मसीह के साथ … मर गए हो</w:t>
       </w:r>
       <w:r>
+        <w:rPr>
+          <w:lang w:val="hi_IN" w:bidi="hi_IN"/>
+        </w:rPr>
         <w:t>: मसीह की मृत्यु क्रूस पर उनकी आत्मिक शक्तियों पर विजय को दर्शाती है (</w:t>
       </w:r>
       <w:hyperlink r:id="rId64">
         <w:r>
           <w:rPr>
+            <w:lang w:val="hi_IN" w:bidi="hi_IN"/>
+          </w:rPr>
+          <w:rPr>
             <w:color w:val="0000EE"/>
             <w:u w:val="single"/>
           </w:rPr>
@@ -2045,11 +3812,17 @@
         </w:r>
       </w:hyperlink>
       <w:r>
+        <w:rPr>
+          <w:lang w:val="hi_IN" w:bidi="hi_IN"/>
+        </w:rPr>
         <w:t xml:space="preserve">)। इसलिए, हम जो उनकी मृत्यु में भाग लेते हैं, इस संसार की दुष्ट आत्मिक शक्तियों से मुक्त हो गए हैं (देखें </w:t>
       </w:r>
       <w:hyperlink r:id="rId74">
         <w:r>
           <w:rPr>
+            <w:lang w:val="hi_IN" w:bidi="hi_IN"/>
+          </w:rPr>
+          <w:rPr>
             <w:color w:val="0000EE"/>
             <w:u w:val="single"/>
           </w:rPr>
@@ -2057,34 +3830,71 @@
         </w:r>
       </w:hyperlink>
       <w:r>
+        <w:rPr>
+          <w:lang w:val="hi_IN" w:bidi="hi_IN"/>
+        </w:rPr>
         <w:t>)।</w:t>
       </w:r>
-      <w:r/>
-      <w:r/>
-    </w:p>
-    <w:p>
-      <w:r/>
+      <w:r>
+        <w:rPr>
+          <w:lang w:val="hi_IN" w:bidi="hi_IN"/>
+        </w:rPr>
+      </w:r>
+      <w:r>
+        <w:rPr>
+          <w:lang w:val="hi_IN" w:bidi="hi_IN"/>
+        </w:rPr>
+      </w:r>
+    </w:p>
+    <w:p>
+      <w:pPr/>
+      <w:r>
+        <w:rPr>
+          <w:lang w:val="hi_IN" w:bidi="hi_IN"/>
+        </w:rPr>
+      </w:r>
     </w:p>
     <w:p>
       <w:pPr>
         <w:pStyle w:val="Heading2"/>
       </w:pPr>
       <w:r>
+        <w:rPr>
+          <w:lang w:val="hi_IN" w:bidi="hi_IN"/>
+        </w:rPr>
         <w:t>कुलुस्सियों 2:23</w:t>
       </w:r>
-      <w:r/>
-    </w:p>
-    <w:p>
-      <w:r/>
-      <w:r>
+      <w:r>
+        <w:rPr>
+          <w:lang w:val="hi_IN" w:bidi="hi_IN"/>
+        </w:rPr>
+      </w:r>
+    </w:p>
+    <w:p>
+      <w:pPr/>
+      <w:r>
+        <w:rPr>
+          <w:lang w:val="hi_IN" w:bidi="hi_IN"/>
+        </w:rPr>
+      </w:r>
+      <w:r>
+        <w:rPr>
+          <w:lang w:val="hi_IN" w:bidi="hi_IN"/>
+        </w:rPr>
         <w:t>कुछ भी लाभ नहीं होता</w:t>
       </w:r>
       <w:r>
+        <w:rPr>
+          <w:lang w:val="hi_IN" w:bidi="hi_IN"/>
+        </w:rPr>
         <w:t>: न केवल ऐसे नियम मसीह के बजाय संसार में निहित हैं (</w:t>
       </w:r>
       <w:hyperlink r:id="rId39">
         <w:r>
           <w:rPr>
+            <w:lang w:val="hi_IN" w:bidi="hi_IN"/>
+          </w:rPr>
+          <w:rPr>
             <w:color w:val="0000EE"/>
             <w:u w:val="single"/>
           </w:rPr>
@@ -2092,46 +3902,95 @@
         </w:r>
       </w:hyperlink>
       <w:r>
+        <w:rPr>
+          <w:lang w:val="hi_IN" w:bidi="hi_IN"/>
+        </w:rPr>
         <w:t>), बल्कि वे व्यक्ति की बुरी इच्छाओं पर विजय पाने में भी अप्रभावी हैं।</w:t>
       </w:r>
-      <w:r/>
-      <w:r/>
-    </w:p>
-    <w:p>
-      <w:r/>
+      <w:r>
+        <w:rPr>
+          <w:lang w:val="hi_IN" w:bidi="hi_IN"/>
+        </w:rPr>
+      </w:r>
+      <w:r>
+        <w:rPr>
+          <w:lang w:val="hi_IN" w:bidi="hi_IN"/>
+        </w:rPr>
+      </w:r>
+    </w:p>
+    <w:p>
+      <w:pPr/>
+      <w:r>
+        <w:rPr>
+          <w:lang w:val="hi_IN" w:bidi="hi_IN"/>
+        </w:rPr>
+      </w:r>
     </w:p>
     <w:p>
       <w:pPr>
         <w:pStyle w:val="Heading2"/>
       </w:pPr>
       <w:r>
+        <w:rPr>
+          <w:lang w:val="hi_IN" w:bidi="hi_IN"/>
+        </w:rPr>
         <w:t>कुलुस्सियों 3:1</w:t>
       </w:r>
-      <w:r/>
-    </w:p>
-    <w:p>
-      <w:r/>
-      <w:r>
+      <w:r>
+        <w:rPr>
+          <w:lang w:val="hi_IN" w:bidi="hi_IN"/>
+        </w:rPr>
+      </w:r>
+    </w:p>
+    <w:p>
+      <w:pPr/>
+      <w:r>
+        <w:rPr>
+          <w:lang w:val="hi_IN" w:bidi="hi_IN"/>
+        </w:rPr>
+      </w:r>
+      <w:r>
+        <w:rPr>
+          <w:lang w:val="hi_IN" w:bidi="hi_IN"/>
+        </w:rPr>
         <w:t>तो स्वर्गीय वस्तुओं की खोज में रहो</w:t>
       </w:r>
       <w:r>
+        <w:rPr>
+          <w:lang w:val="hi_IN" w:bidi="hi_IN"/>
+        </w:rPr>
         <w:t xml:space="preserve">: मसीही लोग संसार में रहते हैं, लेकिन चूँकि वे मसीह के साथ जी उठे हैं, इसलिए उनका सच्चा अस्तित्व आत्मिक क्षेत्र की ओर उन्मुख है, </w:t>
       </w:r>
       <w:r>
+        <w:rPr>
+          <w:lang w:val="hi_IN" w:bidi="hi_IN"/>
+        </w:rPr>
         <w:t>जहाँ</w:t>
       </w:r>
       <w:r>
+        <w:rPr>
+          <w:lang w:val="hi_IN" w:bidi="hi_IN"/>
+        </w:rPr>
         <w:t xml:space="preserve"> मसीह </w:t>
       </w:r>
       <w:r>
+        <w:rPr>
+          <w:lang w:val="hi_IN" w:bidi="hi_IN"/>
+        </w:rPr>
         <w:t>विद्यमान</w:t>
       </w:r>
       <w:r>
+        <w:rPr>
+          <w:lang w:val="hi_IN" w:bidi="hi_IN"/>
+        </w:rPr>
         <w:t xml:space="preserve"> हैं। इसके विपरीत, झूठे शिक्षकों के नियम और विनियम सांसारिक क्षेत्र पर केंद्रित थे (</w:t>
       </w:r>
       <w:hyperlink r:id="rId76">
         <w:r>
           <w:rPr>
+            <w:lang w:val="hi_IN" w:bidi="hi_IN"/>
+          </w:rPr>
+          <w:rPr>
             <w:color w:val="0000EE"/>
             <w:u w:val="single"/>
           </w:rPr>
@@ -2139,54 +3998,119 @@
         </w:r>
       </w:hyperlink>
       <w:r>
+        <w:rPr>
+          <w:lang w:val="hi_IN" w:bidi="hi_IN"/>
+        </w:rPr>
         <w:t>)।</w:t>
       </w:r>
-      <w:r/>
-      <w:r/>
-    </w:p>
-    <w:p>
-      <w:r/>
+      <w:r>
+        <w:rPr>
+          <w:lang w:val="hi_IN" w:bidi="hi_IN"/>
+        </w:rPr>
+      </w:r>
+      <w:r>
+        <w:rPr>
+          <w:lang w:val="hi_IN" w:bidi="hi_IN"/>
+        </w:rPr>
+      </w:r>
+    </w:p>
+    <w:p>
+      <w:pPr/>
+      <w:r>
+        <w:rPr>
+          <w:lang w:val="hi_IN" w:bidi="hi_IN"/>
+        </w:rPr>
+      </w:r>
     </w:p>
     <w:p>
       <w:pPr>
         <w:pStyle w:val="Heading2"/>
       </w:pPr>
       <w:r>
+        <w:rPr>
+          <w:lang w:val="hi_IN" w:bidi="hi_IN"/>
+        </w:rPr>
         <w:t>कुलुस्सियों 3:1–11</w:t>
       </w:r>
-      <w:r/>
-    </w:p>
-    <w:p>
-      <w:r/>
-      <w:r>
+      <w:r>
+        <w:rPr>
+          <w:lang w:val="hi_IN" w:bidi="hi_IN"/>
+        </w:rPr>
+      </w:r>
+    </w:p>
+    <w:p>
+      <w:pPr/>
+      <w:r>
+        <w:rPr>
+          <w:lang w:val="hi_IN" w:bidi="hi_IN"/>
+        </w:rPr>
+      </w:r>
+      <w:r>
+        <w:rPr>
+          <w:lang w:val="hi_IN" w:bidi="hi_IN"/>
+        </w:rPr>
         <w:t>पौलुस कुलुस्सियों को एक नए सोचने के तरीके के लिए बुलाते हैं, जिसके परिणामस्वरूप एक नई जीवनशैली विकसित होती है।</w:t>
       </w:r>
-      <w:r/>
-      <w:r/>
-    </w:p>
-    <w:p>
-      <w:r/>
+      <w:r>
+        <w:rPr>
+          <w:lang w:val="hi_IN" w:bidi="hi_IN"/>
+        </w:rPr>
+      </w:r>
+      <w:r>
+        <w:rPr>
+          <w:lang w:val="hi_IN" w:bidi="hi_IN"/>
+        </w:rPr>
+      </w:r>
+    </w:p>
+    <w:p>
+      <w:pPr/>
+      <w:r>
+        <w:rPr>
+          <w:lang w:val="hi_IN" w:bidi="hi_IN"/>
+        </w:rPr>
+      </w:r>
     </w:p>
     <w:p>
       <w:pPr>
         <w:pStyle w:val="Heading2"/>
       </w:pPr>
       <w:r>
+        <w:rPr>
+          <w:lang w:val="hi_IN" w:bidi="hi_IN"/>
+        </w:rPr>
         <w:t>कुलुस्सियों 3:3–4</w:t>
       </w:r>
-      <w:r/>
-    </w:p>
-    <w:p>
-      <w:r/>
-      <w:r>
+      <w:r>
+        <w:rPr>
+          <w:lang w:val="hi_IN" w:bidi="hi_IN"/>
+        </w:rPr>
+      </w:r>
+    </w:p>
+    <w:p>
+      <w:pPr/>
+      <w:r>
+        <w:rPr>
+          <w:lang w:val="hi_IN" w:bidi="hi_IN"/>
+        </w:rPr>
+      </w:r>
+      <w:r>
+        <w:rPr>
+          <w:lang w:val="hi_IN" w:bidi="hi_IN"/>
+        </w:rPr>
         <w:t>तुम तो मर गए</w:t>
       </w:r>
       <w:r>
+        <w:rPr>
+          <w:lang w:val="hi_IN" w:bidi="hi_IN"/>
+        </w:rPr>
         <w:t xml:space="preserve">: देखें </w:t>
       </w:r>
       <w:hyperlink r:id="rId62">
         <w:r>
           <w:rPr>
+            <w:lang w:val="hi_IN" w:bidi="hi_IN"/>
+          </w:rPr>
+          <w:rPr>
             <w:color w:val="0000EE"/>
             <w:u w:val="single"/>
           </w:rPr>
@@ -2194,23 +4118,41 @@
         </w:r>
       </w:hyperlink>
       <w:r>
+        <w:rPr>
+          <w:lang w:val="hi_IN" w:bidi="hi_IN"/>
+        </w:rPr>
         <w:t xml:space="preserve"> • जो </w:t>
       </w:r>
       <w:r>
+        <w:rPr>
+          <w:lang w:val="hi_IN" w:bidi="hi_IN"/>
+        </w:rPr>
         <w:t xml:space="preserve">भेद </w:t>
       </w:r>
       <w:r>
+        <w:rPr>
+          <w:lang w:val="hi_IN" w:bidi="hi_IN"/>
+        </w:rPr>
         <w:t xml:space="preserve">अब </w:t>
       </w:r>
       <w:r>
+        <w:rPr>
+          <w:lang w:val="hi_IN" w:bidi="hi_IN"/>
+        </w:rPr>
         <w:t>गुप्त</w:t>
       </w:r>
       <w:r>
+        <w:rPr>
+          <w:lang w:val="hi_IN" w:bidi="hi_IN"/>
+        </w:rPr>
         <w:t xml:space="preserve"> है, वह एक दिन प्रकट होगा (तुलना करें </w:t>
       </w:r>
       <w:hyperlink r:id="rId61">
         <w:r>
           <w:rPr>
+            <w:lang w:val="hi_IN" w:bidi="hi_IN"/>
+          </w:rPr>
+          <w:rPr>
             <w:color w:val="0000EE"/>
             <w:u w:val="single"/>
           </w:rPr>
@@ -2218,34 +4160,71 @@
         </w:r>
       </w:hyperlink>
       <w:r>
+        <w:rPr>
+          <w:lang w:val="hi_IN" w:bidi="hi_IN"/>
+        </w:rPr>
         <w:t>)। हम अभी यह नहीं देख सकते कि मसीह परमेश्वर के दाहिने हाथ पर सिंहासन पर विराजमान हैं और हम मसीह के साथ नए जीवन के लिए उठाए गए हैं। लेकिन सुसमाचार में विश्वास के द्वारा, हम जानते हैं कि ये बातें सत्य हैं। जब मसीह महिमा में लौटेंगे, तो उनकी सर्वोच्चता सभी के लिए स्पष्ट होगी और हमारे साथ उनका संबंध एक प्रत्यक्ष अनुभव होगा।</w:t>
       </w:r>
-      <w:r/>
-      <w:r/>
-    </w:p>
-    <w:p>
-      <w:r/>
+      <w:r>
+        <w:rPr>
+          <w:lang w:val="hi_IN" w:bidi="hi_IN"/>
+        </w:rPr>
+      </w:r>
+      <w:r>
+        <w:rPr>
+          <w:lang w:val="hi_IN" w:bidi="hi_IN"/>
+        </w:rPr>
+      </w:r>
+    </w:p>
+    <w:p>
+      <w:pPr/>
+      <w:r>
+        <w:rPr>
+          <w:lang w:val="hi_IN" w:bidi="hi_IN"/>
+        </w:rPr>
+      </w:r>
     </w:p>
     <w:p>
       <w:pPr>
         <w:pStyle w:val="Heading2"/>
       </w:pPr>
       <w:r>
+        <w:rPr>
+          <w:lang w:val="hi_IN" w:bidi="hi_IN"/>
+        </w:rPr>
         <w:t>कुलुस्सियों 3:5</w:t>
       </w:r>
-      <w:r/>
-    </w:p>
-    <w:p>
-      <w:r/>
-      <w:r>
+      <w:r>
+        <w:rPr>
+          <w:lang w:val="hi_IN" w:bidi="hi_IN"/>
+        </w:rPr>
+      </w:r>
+    </w:p>
+    <w:p>
+      <w:pPr/>
+      <w:r>
+        <w:rPr>
+          <w:lang w:val="hi_IN" w:bidi="hi_IN"/>
+        </w:rPr>
+      </w:r>
+      <w:r>
+        <w:rPr>
+          <w:lang w:val="hi_IN" w:bidi="hi_IN"/>
+        </w:rPr>
         <w:t>इसलिए अपने उन अंगों को मार डालो</w:t>
       </w:r>
       <w:r>
+        <w:rPr>
+          <w:lang w:val="hi_IN" w:bidi="hi_IN"/>
+        </w:rPr>
         <w:t>: इस जीवन के लिए हमारी मृत्यु (</w:t>
       </w:r>
       <w:hyperlink r:id="rId77">
         <w:r>
           <w:rPr>
+            <w:lang w:val="hi_IN" w:bidi="hi_IN"/>
+          </w:rPr>
+          <w:rPr>
             <w:color w:val="0000EE"/>
             <w:u w:val="single"/>
           </w:rPr>
@@ -2253,49 +4232,96 @@
         </w:r>
       </w:hyperlink>
       <w:r>
+        <w:rPr>
+          <w:lang w:val="hi_IN" w:bidi="hi_IN"/>
+        </w:rPr>
         <w:t xml:space="preserve">) को उस तरीके से वास्तविक बनाया जाना चाहिए जिस तरह से हम दिन-प्रतिदिन जीते हैं। • </w:t>
       </w:r>
       <w:r>
+        <w:rPr>
+          <w:lang w:val="hi_IN" w:bidi="hi_IN"/>
+        </w:rPr>
         <w:t>लोभ को जो मूर्तिपूजा के बराबर है</w:t>
       </w:r>
       <w:r>
+        <w:rPr>
+          <w:lang w:val="hi_IN" w:bidi="hi_IN"/>
+        </w:rPr>
         <w:t>: लालची लोग अपनी लालसा की वस्तुओं—धन, शारीरिक अभिलाषा, शक्ति, संपत्ति—परमेश्वर के स्थान पर, उन चीजों में संतुष्टि पाने की आशा के साथ पीछा करते हैं।</w:t>
       </w:r>
-      <w:r/>
-      <w:r/>
-    </w:p>
-    <w:p>
-      <w:r/>
+      <w:r>
+        <w:rPr>
+          <w:lang w:val="hi_IN" w:bidi="hi_IN"/>
+        </w:rPr>
+      </w:r>
+      <w:r>
+        <w:rPr>
+          <w:lang w:val="hi_IN" w:bidi="hi_IN"/>
+        </w:rPr>
+      </w:r>
+    </w:p>
+    <w:p>
+      <w:pPr/>
+      <w:r>
+        <w:rPr>
+          <w:lang w:val="hi_IN" w:bidi="hi_IN"/>
+        </w:rPr>
+      </w:r>
     </w:p>
     <w:p>
       <w:pPr>
         <w:pStyle w:val="Heading2"/>
       </w:pPr>
       <w:r>
+        <w:rPr>
+          <w:lang w:val="hi_IN" w:bidi="hi_IN"/>
+        </w:rPr>
         <w:t>कुलुस्सियों 3:6</w:t>
       </w:r>
-      <w:r/>
-    </w:p>
-    <w:p>
-      <w:r/>
-      <w:r>
+      <w:r>
+        <w:rPr>
+          <w:lang w:val="hi_IN" w:bidi="hi_IN"/>
+        </w:rPr>
+      </w:r>
+    </w:p>
+    <w:p>
+      <w:pPr/>
+      <w:r>
+        <w:rPr>
+          <w:lang w:val="hi_IN" w:bidi="hi_IN"/>
+        </w:rPr>
+      </w:r>
+      <w:r>
+        <w:rPr>
+          <w:lang w:val="hi_IN" w:bidi="hi_IN"/>
+        </w:rPr>
         <w:t>पर पड़ता है</w:t>
       </w:r>
       <w:r>
+        <w:rPr>
+          <w:lang w:val="hi_IN" w:bidi="hi_IN"/>
+        </w:rPr>
         <w:t xml:space="preserve">: कुछ पांडुलिपियों में लिखा है कि </w:t>
       </w:r>
       <w:r>
         <w:rPr>
           <w:i/>
+          <w:lang w:val="hi_IN" w:bidi="hi_IN"/>
         </w:rPr>
         <w:t>जो कोई उसकी आज्ञा नहीं मानता, उन पर यह आ पड़ेगा।</w:t>
       </w:r>
       <w:r>
+        <w:rPr>
+          <w:lang w:val="hi_IN" w:bidi="hi_IN"/>
+        </w:rPr>
         <w:t xml:space="preserve"> यूनानी पाठ में, यह शब्द </w:t>
       </w:r>
       <w:hyperlink r:id="rId78">
         <w:r>
           <w:rPr>
+            <w:lang w:val="hi_IN" w:bidi="hi_IN"/>
+          </w:rPr>
+          <w:rPr>
             <w:color w:val="0000EE"/>
             <w:u w:val="single"/>
           </w:rPr>
@@ -2303,43 +4329,84 @@
         </w:r>
       </w:hyperlink>
       <w:r>
+        <w:rPr>
+          <w:lang w:val="hi_IN" w:bidi="hi_IN"/>
+        </w:rPr>
         <w:t xml:space="preserve"> में आक्षरिक रूप से पाए जाते हैं, इसलिए यह संभव है कि किसी पुराने लेखक ने इन्हें यहाँ जानबूझकर या गलती से जोड़ दिया हो।</w:t>
       </w:r>
-      <w:r/>
-      <w:r/>
-    </w:p>
-    <w:p>
-      <w:r/>
+      <w:r>
+        <w:rPr>
+          <w:lang w:val="hi_IN" w:bidi="hi_IN"/>
+        </w:rPr>
+      </w:r>
+      <w:r>
+        <w:rPr>
+          <w:lang w:val="hi_IN" w:bidi="hi_IN"/>
+        </w:rPr>
+      </w:r>
+    </w:p>
+    <w:p>
+      <w:pPr/>
+      <w:r>
+        <w:rPr>
+          <w:lang w:val="hi_IN" w:bidi="hi_IN"/>
+        </w:rPr>
+      </w:r>
     </w:p>
     <w:p>
       <w:pPr>
         <w:pStyle w:val="Heading2"/>
       </w:pPr>
       <w:r>
+        <w:rPr>
+          <w:lang w:val="hi_IN" w:bidi="hi_IN"/>
+        </w:rPr>
         <w:t>कुलुस्सियों 3:8</w:t>
       </w:r>
-      <w:r/>
-    </w:p>
-    <w:p>
-      <w:r/>
-      <w:r>
+      <w:r>
+        <w:rPr>
+          <w:lang w:val="hi_IN" w:bidi="hi_IN"/>
+        </w:rPr>
+      </w:r>
+    </w:p>
+    <w:p>
+      <w:pPr/>
+      <w:r>
+        <w:rPr>
+          <w:lang w:val="hi_IN" w:bidi="hi_IN"/>
+        </w:rPr>
+      </w:r>
+      <w:r>
+        <w:rPr>
+          <w:lang w:val="hi_IN" w:bidi="hi_IN"/>
+        </w:rPr>
         <w:t>छोड़ दो</w:t>
       </w:r>
       <w:r>
+        <w:rPr>
+          <w:lang w:val="hi_IN" w:bidi="hi_IN"/>
+        </w:rPr>
         <w:t xml:space="preserve"> (शाब्दिक रूप से </w:t>
       </w:r>
       <w:r>
         <w:rPr>
           <w:i/>
+          <w:lang w:val="hi_IN" w:bidi="hi_IN"/>
         </w:rPr>
         <w:t>उतारना</w:t>
       </w:r>
       <w:r>
+        <w:rPr>
+          <w:lang w:val="hi_IN" w:bidi="hi_IN"/>
+        </w:rPr>
         <w:t xml:space="preserve">): कपड़े उतारना उन प्रथाओं से छुटकारा पाने का रूपक है जो हमारे प्रभु के साथ चलने में बाधा डालती हैं (देखें </w:t>
       </w:r>
       <w:hyperlink r:id="rId79">
         <w:r>
           <w:rPr>
+            <w:lang w:val="hi_IN" w:bidi="hi_IN"/>
+          </w:rPr>
+          <w:rPr>
             <w:color w:val="0000EE"/>
             <w:u w:val="single"/>
           </w:rPr>
@@ -2347,11 +4414,17 @@
         </w:r>
       </w:hyperlink>
       <w:r>
+        <w:rPr>
+          <w:lang w:val="hi_IN" w:bidi="hi_IN"/>
+        </w:rPr>
         <w:t xml:space="preserve">; </w:t>
       </w:r>
       <w:hyperlink r:id="rId80">
         <w:r>
           <w:rPr>
+            <w:lang w:val="hi_IN" w:bidi="hi_IN"/>
+          </w:rPr>
+          <w:rPr>
             <w:color w:val="0000EE"/>
             <w:u w:val="single"/>
           </w:rPr>
@@ -2359,11 +4432,17 @@
         </w:r>
       </w:hyperlink>
       <w:r>
+        <w:rPr>
+          <w:lang w:val="hi_IN" w:bidi="hi_IN"/>
+        </w:rPr>
         <w:t xml:space="preserve">, </w:t>
       </w:r>
       <w:hyperlink r:id="rId81">
         <w:r>
           <w:rPr>
+            <w:lang w:val="hi_IN" w:bidi="hi_IN"/>
+          </w:rPr>
+          <w:rPr>
             <w:color w:val="0000EE"/>
             <w:u w:val="single"/>
           </w:rPr>
@@ -2371,11 +4450,17 @@
         </w:r>
       </w:hyperlink>
       <w:r>
+        <w:rPr>
+          <w:lang w:val="hi_IN" w:bidi="hi_IN"/>
+        </w:rPr>
         <w:t xml:space="preserve">; </w:t>
       </w:r>
       <w:hyperlink r:id="rId82">
         <w:r>
           <w:rPr>
+            <w:lang w:val="hi_IN" w:bidi="hi_IN"/>
+          </w:rPr>
+          <w:rPr>
             <w:color w:val="0000EE"/>
             <w:u w:val="single"/>
           </w:rPr>
@@ -2383,11 +4468,17 @@
         </w:r>
       </w:hyperlink>
       <w:r>
+        <w:rPr>
+          <w:lang w:val="hi_IN" w:bidi="hi_IN"/>
+        </w:rPr>
         <w:t xml:space="preserve">; </w:t>
       </w:r>
       <w:hyperlink r:id="rId83">
         <w:r>
           <w:rPr>
+            <w:lang w:val="hi_IN" w:bidi="hi_IN"/>
+          </w:rPr>
+          <w:rPr>
             <w:color w:val="0000EE"/>
             <w:u w:val="single"/>
           </w:rPr>
@@ -2395,11 +4486,17 @@
         </w:r>
       </w:hyperlink>
       <w:r>
+        <w:rPr>
+          <w:lang w:val="hi_IN" w:bidi="hi_IN"/>
+        </w:rPr>
         <w:t xml:space="preserve">; </w:t>
       </w:r>
       <w:hyperlink r:id="rId84">
         <w:r>
           <w:rPr>
+            <w:lang w:val="hi_IN" w:bidi="hi_IN"/>
+          </w:rPr>
+          <w:rPr>
             <w:color w:val="0000EE"/>
             <w:u w:val="single"/>
           </w:rPr>
@@ -2407,37 +4504,72 @@
         </w:r>
       </w:hyperlink>
       <w:r>
+        <w:rPr>
+          <w:lang w:val="hi_IN" w:bidi="hi_IN"/>
+        </w:rPr>
         <w:t>)।</w:t>
       </w:r>
-      <w:r/>
-      <w:r/>
-    </w:p>
-    <w:p>
-      <w:r/>
+      <w:r>
+        <w:rPr>
+          <w:lang w:val="hi_IN" w:bidi="hi_IN"/>
+        </w:rPr>
+      </w:r>
+      <w:r>
+        <w:rPr>
+          <w:lang w:val="hi_IN" w:bidi="hi_IN"/>
+        </w:rPr>
+      </w:r>
+    </w:p>
+    <w:p>
+      <w:pPr/>
+      <w:r>
+        <w:rPr>
+          <w:lang w:val="hi_IN" w:bidi="hi_IN"/>
+        </w:rPr>
+      </w:r>
     </w:p>
     <w:p>
       <w:pPr>
         <w:pStyle w:val="Heading2"/>
       </w:pPr>
       <w:r>
+        <w:rPr>
+          <w:lang w:val="hi_IN" w:bidi="hi_IN"/>
+        </w:rPr>
         <w:t>कुलुस्सियों 3:9–10</w:t>
       </w:r>
-      <w:r/>
-    </w:p>
-    <w:p>
-      <w:r/>
+      <w:r>
+        <w:rPr>
+          <w:lang w:val="hi_IN" w:bidi="hi_IN"/>
+        </w:rPr>
+      </w:r>
+    </w:p>
+    <w:p>
+      <w:pPr/>
+      <w:r>
+        <w:rPr>
+          <w:lang w:val="hi_IN" w:bidi="hi_IN"/>
+        </w:rPr>
+      </w:r>
       <w:r>
         <w:rPr>
           <w:i/>
+          <w:lang w:val="hi_IN" w:bidi="hi_IN"/>
         </w:rPr>
         <w:t>पुराने मनुष्यत्व … नये मनुष्यत्व</w:t>
       </w:r>
       <w:r>
+        <w:rPr>
+          <w:lang w:val="hi_IN" w:bidi="hi_IN"/>
+        </w:rPr>
         <w:t xml:space="preserve">: पौलुस पुराने और नए पहचान के बीच विरोधाभास प्रस्तुत करते हैं (देखें </w:t>
       </w:r>
       <w:hyperlink r:id="rId85">
         <w:r>
           <w:rPr>
+            <w:lang w:val="hi_IN" w:bidi="hi_IN"/>
+          </w:rPr>
+          <w:rPr>
             <w:color w:val="0000EE"/>
             <w:u w:val="single"/>
           </w:rPr>
@@ -2445,11 +4577,17 @@
         </w:r>
       </w:hyperlink>
       <w:r>
+        <w:rPr>
+          <w:lang w:val="hi_IN" w:bidi="hi_IN"/>
+        </w:rPr>
         <w:t xml:space="preserve">; </w:t>
       </w:r>
       <w:hyperlink r:id="rId86">
         <w:r>
           <w:rPr>
+            <w:lang w:val="hi_IN" w:bidi="hi_IN"/>
+          </w:rPr>
+          <w:rPr>
             <w:color w:val="0000EE"/>
             <w:u w:val="single"/>
           </w:rPr>
@@ -2457,11 +4595,17 @@
         </w:r>
       </w:hyperlink>
       <w:r>
+        <w:rPr>
+          <w:lang w:val="hi_IN" w:bidi="hi_IN"/>
+        </w:rPr>
         <w:t xml:space="preserve">; </w:t>
       </w:r>
       <w:hyperlink r:id="rId87">
         <w:r>
           <w:rPr>
+            <w:lang w:val="hi_IN" w:bidi="hi_IN"/>
+          </w:rPr>
+          <w:rPr>
             <w:color w:val="0000EE"/>
             <w:u w:val="single"/>
           </w:rPr>
@@ -2469,87 +4613,170 @@
         </w:r>
       </w:hyperlink>
       <w:r>
+        <w:rPr>
+          <w:lang w:val="hi_IN" w:bidi="hi_IN"/>
+        </w:rPr>
         <w:t>)।विश्वासी उस तरह से जीवन जीना छोड़ देते हैं जिस तरह से वे जीते थे और मसीह में एक नया जीवन जीना शुरू करते हैं, उन्हें प्रभु बनने देते हैं और उनके जीवन जीने के तरीके का मार्गदर्शन करने देते हैं।</w:t>
       </w:r>
-      <w:r/>
-      <w:r/>
-    </w:p>
-    <w:p>
-      <w:r/>
+      <w:r>
+        <w:rPr>
+          <w:lang w:val="hi_IN" w:bidi="hi_IN"/>
+        </w:rPr>
+      </w:r>
+      <w:r>
+        <w:rPr>
+          <w:lang w:val="hi_IN" w:bidi="hi_IN"/>
+        </w:rPr>
+      </w:r>
+    </w:p>
+    <w:p>
+      <w:pPr/>
+      <w:r>
+        <w:rPr>
+          <w:lang w:val="hi_IN" w:bidi="hi_IN"/>
+        </w:rPr>
+      </w:r>
     </w:p>
     <w:p>
       <w:pPr>
         <w:pStyle w:val="Heading2"/>
       </w:pPr>
       <w:r>
+        <w:rPr>
+          <w:lang w:val="hi_IN" w:bidi="hi_IN"/>
+        </w:rPr>
         <w:t>कुलुस्सियों 3:11</w:t>
       </w:r>
-      <w:r/>
-    </w:p>
-    <w:p>
-      <w:r/>
-      <w:r>
+      <w:r>
+        <w:rPr>
+          <w:lang w:val="hi_IN" w:bidi="hi_IN"/>
+        </w:rPr>
+      </w:r>
+    </w:p>
+    <w:p>
+      <w:pPr/>
+      <w:r>
+        <w:rPr>
+          <w:lang w:val="hi_IN" w:bidi="hi_IN"/>
+        </w:rPr>
+      </w:r>
+      <w:r>
+        <w:rPr>
+          <w:lang w:val="hi_IN" w:bidi="hi_IN"/>
+        </w:rPr>
         <w:t>न जंगली, न स्कूती</w:t>
       </w:r>
       <w:r>
+        <w:rPr>
+          <w:lang w:val="hi_IN" w:bidi="hi_IN"/>
+        </w:rPr>
         <w:t xml:space="preserve">: शाब्दिक रूप से </w:t>
       </w:r>
       <w:r>
         <w:rPr>
           <w:i/>
+          <w:lang w:val="hi_IN" w:bidi="hi_IN"/>
         </w:rPr>
         <w:t>बर्बर, स्कूती।</w:t>
       </w:r>
       <w:r>
+        <w:rPr>
+          <w:lang w:val="hi_IN" w:bidi="hi_IN"/>
+        </w:rPr>
         <w:t xml:space="preserve"> यूनानियों ने अन्य संस्कृतियों के लोगों का मजाक उड़ाया क्योंकि वे यूनानी भाषा को अच्छी तरह से नहीं बोल पाते थे, यह दावा करते हुए कि वे केवल "बर बर" कह सकते थे (इसलिए शब्द </w:t>
       </w:r>
       <w:r>
         <w:rPr>
           <w:i/>
+          <w:lang w:val="hi_IN" w:bidi="hi_IN"/>
         </w:rPr>
         <w:t>बर्बर</w:t>
       </w:r>
       <w:r>
+        <w:rPr>
+          <w:lang w:val="hi_IN" w:bidi="hi_IN"/>
+        </w:rPr>
         <w:t xml:space="preserve">)। स्कूती वे जनजातियाँ थीं जो काला सागर के उत्तरी तट पर बस गई थीं और उन्हें व्यापक रूप से क्रूर और असभ्य माना जाता था (देखें जोसेफस, </w:t>
       </w:r>
       <w:r>
         <w:rPr>
           <w:i/>
+          <w:lang w:val="hi_IN" w:bidi="hi_IN"/>
         </w:rPr>
         <w:t>एगेंस्ट एपियन</w:t>
       </w:r>
       <w:r>
+        <w:rPr>
+          <w:lang w:val="hi_IN" w:bidi="hi_IN"/>
+        </w:rPr>
         <w:t xml:space="preserve"> 2.38)। मसीह के माध्यम से परमेश्वर के साथ हमारे रिश्ते में ऐसे सभी भेद मायने नहीं रखते।</w:t>
       </w:r>
-      <w:r/>
-      <w:r/>
-    </w:p>
-    <w:p>
-      <w:r/>
+      <w:r>
+        <w:rPr>
+          <w:lang w:val="hi_IN" w:bidi="hi_IN"/>
+        </w:rPr>
+      </w:r>
+      <w:r>
+        <w:rPr>
+          <w:lang w:val="hi_IN" w:bidi="hi_IN"/>
+        </w:rPr>
+      </w:r>
+    </w:p>
+    <w:p>
+      <w:pPr/>
+      <w:r>
+        <w:rPr>
+          <w:lang w:val="hi_IN" w:bidi="hi_IN"/>
+        </w:rPr>
+      </w:r>
     </w:p>
     <w:p>
       <w:pPr>
         <w:pStyle w:val="Heading2"/>
       </w:pPr>
       <w:r>
+        <w:rPr>
+          <w:lang w:val="hi_IN" w:bidi="hi_IN"/>
+        </w:rPr>
         <w:t>कुलुस्सियों 3:12–17</w:t>
       </w:r>
-      <w:r/>
-    </w:p>
-    <w:p>
-      <w:r/>
-      <w:r>
+      <w:r>
+        <w:rPr>
+          <w:lang w:val="hi_IN" w:bidi="hi_IN"/>
+        </w:rPr>
+      </w:r>
+    </w:p>
+    <w:p>
+      <w:pPr/>
+      <w:r>
+        <w:rPr>
+          <w:lang w:val="hi_IN" w:bidi="hi_IN"/>
+        </w:rPr>
+      </w:r>
+      <w:r>
+        <w:rPr>
+          <w:lang w:val="hi_IN" w:bidi="hi_IN"/>
+        </w:rPr>
         <w:t xml:space="preserve">पौलुस उन लोगों के नए जीवन की प्रकृति का वर्णन करते हैं जो मसीह के साथ </w:t>
       </w:r>
       <w:r>
+        <w:rPr>
+          <w:lang w:val="hi_IN" w:bidi="hi_IN"/>
+        </w:rPr>
         <w:t>जिलाए गए</w:t>
       </w:r>
       <w:r>
+        <w:rPr>
+          <w:lang w:val="hi_IN" w:bidi="hi_IN"/>
+        </w:rPr>
         <w:t xml:space="preserve"> हैं (</w:t>
       </w:r>
       <w:hyperlink r:id="rId88">
         <w:r>
           <w:rPr>
+            <w:lang w:val="hi_IN" w:bidi="hi_IN"/>
+          </w:rPr>
+          <w:rPr>
             <w:color w:val="0000EE"/>
             <w:u w:val="single"/>
           </w:rPr>
@@ -2557,43 +4784,89 @@
         </w:r>
       </w:hyperlink>
       <w:r>
+        <w:rPr>
+          <w:lang w:val="hi_IN" w:bidi="hi_IN"/>
+        </w:rPr>
         <w:t xml:space="preserve">)। उनके गुण और गतिविधियाँ मसीही समुदाय की </w:t>
       </w:r>
       <w:r>
+        <w:rPr>
+          <w:lang w:val="hi_IN" w:bidi="hi_IN"/>
+        </w:rPr>
         <w:t>शान्ति</w:t>
       </w:r>
       <w:r>
+        <w:rPr>
+          <w:lang w:val="hi_IN" w:bidi="hi_IN"/>
+        </w:rPr>
         <w:t xml:space="preserve"> और शक्ति में योगदान करती हैं।</w:t>
       </w:r>
-      <w:r/>
-      <w:r/>
-    </w:p>
-    <w:p>
-      <w:r/>
+      <w:r>
+        <w:rPr>
+          <w:lang w:val="hi_IN" w:bidi="hi_IN"/>
+        </w:rPr>
+      </w:r>
+      <w:r>
+        <w:rPr>
+          <w:lang w:val="hi_IN" w:bidi="hi_IN"/>
+        </w:rPr>
+      </w:r>
+    </w:p>
+    <w:p>
+      <w:pPr/>
+      <w:r>
+        <w:rPr>
+          <w:lang w:val="hi_IN" w:bidi="hi_IN"/>
+        </w:rPr>
+      </w:r>
     </w:p>
     <w:p>
       <w:pPr>
         <w:pStyle w:val="Heading2"/>
       </w:pPr>
       <w:r>
+        <w:rPr>
+          <w:lang w:val="hi_IN" w:bidi="hi_IN"/>
+        </w:rPr>
         <w:t>कुलुस्सियों 3:15</w:t>
       </w:r>
-      <w:r/>
-    </w:p>
-    <w:p>
-      <w:r/>
-      <w:r>
+      <w:r>
+        <w:rPr>
+          <w:lang w:val="hi_IN" w:bidi="hi_IN"/>
+        </w:rPr>
+      </w:r>
+    </w:p>
+    <w:p>
+      <w:pPr/>
+      <w:r>
+        <w:rPr>
+          <w:lang w:val="hi_IN" w:bidi="hi_IN"/>
+        </w:rPr>
+      </w:r>
+      <w:r>
+        <w:rPr>
+          <w:lang w:val="hi_IN" w:bidi="hi_IN"/>
+        </w:rPr>
         <w:t xml:space="preserve">जैसे मसीह एक है, वैसे ही मसीह का </w:t>
       </w:r>
       <w:r>
+        <w:rPr>
+          <w:lang w:val="hi_IN" w:bidi="hi_IN"/>
+        </w:rPr>
         <w:t>देह</w:t>
       </w:r>
       <w:r>
+        <w:rPr>
+          <w:lang w:val="hi_IN" w:bidi="hi_IN"/>
+        </w:rPr>
         <w:t xml:space="preserve"> भी एक ही हो सकता है (देखें </w:t>
       </w:r>
       <w:hyperlink r:id="rId89">
         <w:r>
           <w:rPr>
+            <w:lang w:val="hi_IN" w:bidi="hi_IN"/>
+          </w:rPr>
+          <w:rPr>
             <w:color w:val="0000EE"/>
             <w:u w:val="single"/>
           </w:rPr>
@@ -2601,11 +4874,17 @@
         </w:r>
       </w:hyperlink>
       <w:r>
+        <w:rPr>
+          <w:lang w:val="hi_IN" w:bidi="hi_IN"/>
+        </w:rPr>
         <w:t xml:space="preserve">; </w:t>
       </w:r>
       <w:hyperlink r:id="rId90">
         <w:r>
           <w:rPr>
+            <w:lang w:val="hi_IN" w:bidi="hi_IN"/>
+          </w:rPr>
+          <w:rPr>
             <w:color w:val="0000EE"/>
             <w:u w:val="single"/>
           </w:rPr>
@@ -2613,43 +4892,89 @@
         </w:r>
       </w:hyperlink>
       <w:r>
+        <w:rPr>
+          <w:lang w:val="hi_IN" w:bidi="hi_IN"/>
+        </w:rPr>
         <w:t xml:space="preserve">)। प्रभु के रूप में यीशु के प्रति निष्ठा भिन्नताओं से ऊपर होनी चाहिए और इसका परिणाम </w:t>
       </w:r>
       <w:r>
+        <w:rPr>
+          <w:lang w:val="hi_IN" w:bidi="hi_IN"/>
+        </w:rPr>
         <w:t>शान्ति</w:t>
       </w:r>
       <w:r>
+        <w:rPr>
+          <w:lang w:val="hi_IN" w:bidi="hi_IN"/>
+        </w:rPr>
         <w:t xml:space="preserve"> (सामंजस्यपूर्ण संबंध) होगी।</w:t>
       </w:r>
-      <w:r/>
-      <w:r/>
-    </w:p>
-    <w:p>
-      <w:r/>
+      <w:r>
+        <w:rPr>
+          <w:lang w:val="hi_IN" w:bidi="hi_IN"/>
+        </w:rPr>
+      </w:r>
+      <w:r>
+        <w:rPr>
+          <w:lang w:val="hi_IN" w:bidi="hi_IN"/>
+        </w:rPr>
+      </w:r>
+    </w:p>
+    <w:p>
+      <w:pPr/>
+      <w:r>
+        <w:rPr>
+          <w:lang w:val="hi_IN" w:bidi="hi_IN"/>
+        </w:rPr>
+      </w:r>
     </w:p>
     <w:p>
       <w:pPr>
         <w:pStyle w:val="Heading2"/>
       </w:pPr>
       <w:r>
+        <w:rPr>
+          <w:lang w:val="hi_IN" w:bidi="hi_IN"/>
+        </w:rPr>
         <w:t>कुलुस्सियों 3:16</w:t>
       </w:r>
-      <w:r/>
-    </w:p>
-    <w:p>
-      <w:r/>
-      <w:r>
+      <w:r>
+        <w:rPr>
+          <w:lang w:val="hi_IN" w:bidi="hi_IN"/>
+        </w:rPr>
+      </w:r>
+    </w:p>
+    <w:p>
+      <w:pPr/>
+      <w:r>
+        <w:rPr>
+          <w:lang w:val="hi_IN" w:bidi="hi_IN"/>
+        </w:rPr>
+      </w:r>
+      <w:r>
+        <w:rPr>
+          <w:lang w:val="hi_IN" w:bidi="hi_IN"/>
+        </w:rPr>
         <w:t xml:space="preserve">भजन, </w:t>
       </w:r>
       <w:r>
+        <w:rPr>
+          <w:lang w:val="hi_IN" w:bidi="hi_IN"/>
+        </w:rPr>
         <w:t>स्तुतिगान</w:t>
       </w:r>
       <w:r>
+        <w:rPr>
+          <w:lang w:val="hi_IN" w:bidi="hi_IN"/>
+        </w:rPr>
         <w:t xml:space="preserve"> और आत्मिक गीत स्तुति और आराधना के गीत हैं (देखें </w:t>
       </w:r>
       <w:hyperlink r:id="rId91">
         <w:r>
           <w:rPr>
+            <w:lang w:val="hi_IN" w:bidi="hi_IN"/>
+          </w:rPr>
+          <w:rPr>
             <w:color w:val="0000EE"/>
             <w:u w:val="single"/>
           </w:rPr>
@@ -2657,11 +4982,17 @@
         </w:r>
       </w:hyperlink>
       <w:r>
+        <w:rPr>
+          <w:lang w:val="hi_IN" w:bidi="hi_IN"/>
+        </w:rPr>
         <w:t xml:space="preserve">; </w:t>
       </w:r>
       <w:hyperlink r:id="rId92">
         <w:r>
           <w:rPr>
+            <w:lang w:val="hi_IN" w:bidi="hi_IN"/>
+          </w:rPr>
+          <w:rPr>
             <w:color w:val="0000EE"/>
             <w:u w:val="single"/>
           </w:rPr>
@@ -2669,81 +5000,163 @@
         </w:r>
       </w:hyperlink>
       <w:r>
+        <w:rPr>
+          <w:lang w:val="hi_IN" w:bidi="hi_IN"/>
+        </w:rPr>
         <w:t>)। इसका आदर्श उदाहरण भजन संहिता की पुस्तक है।</w:t>
       </w:r>
-      <w:r/>
-      <w:r/>
-    </w:p>
-    <w:p>
-      <w:r/>
+      <w:r>
+        <w:rPr>
+          <w:lang w:val="hi_IN" w:bidi="hi_IN"/>
+        </w:rPr>
+      </w:r>
+      <w:r>
+        <w:rPr>
+          <w:lang w:val="hi_IN" w:bidi="hi_IN"/>
+        </w:rPr>
+      </w:r>
+    </w:p>
+    <w:p>
+      <w:pPr/>
+      <w:r>
+        <w:rPr>
+          <w:lang w:val="hi_IN" w:bidi="hi_IN"/>
+        </w:rPr>
+      </w:r>
     </w:p>
     <w:p>
       <w:pPr>
         <w:pStyle w:val="Heading2"/>
       </w:pPr>
       <w:r>
+        <w:rPr>
+          <w:lang w:val="hi_IN" w:bidi="hi_IN"/>
+        </w:rPr>
         <w:t>कुलुस्सियों 3:17</w:t>
       </w:r>
-      <w:r/>
-    </w:p>
-    <w:p>
-      <w:r/>
-      <w:r>
+      <w:r>
+        <w:rPr>
+          <w:lang w:val="hi_IN" w:bidi="hi_IN"/>
+        </w:rPr>
+      </w:r>
+    </w:p>
+    <w:p>
+      <w:pPr/>
+      <w:r>
+        <w:rPr>
+          <w:lang w:val="hi_IN" w:bidi="hi_IN"/>
+        </w:rPr>
+      </w:r>
+      <w:r>
+        <w:rPr>
+          <w:lang w:val="hi_IN" w:bidi="hi_IN"/>
+        </w:rPr>
         <w:t xml:space="preserve">प्रभु यीशु के नाम से </w:t>
       </w:r>
       <w:r>
+        <w:rPr>
+          <w:lang w:val="hi_IN" w:bidi="hi_IN"/>
+        </w:rPr>
         <w:t xml:space="preserve">(शाब्दिक रूप से </w:t>
       </w:r>
       <w:r>
         <w:rPr>
           <w:i/>
+          <w:lang w:val="hi_IN" w:bidi="hi_IN"/>
         </w:rPr>
         <w:t>प्रभु यीशु के नाम में</w:t>
       </w:r>
       <w:r>
+        <w:rPr>
+          <w:lang w:val="hi_IN" w:bidi="hi_IN"/>
+        </w:rPr>
         <w:t xml:space="preserve">): बाइबल में, किसी व्यक्ति का नाम उस व्यक्ति का प्रतिनिधित्व करता है। </w:t>
       </w:r>
       <w:r>
         <w:rPr>
           <w:i/>
+          <w:lang w:val="hi_IN" w:bidi="hi_IN"/>
         </w:rPr>
         <w:t>प्रभु यीशु के नाम से</w:t>
       </w:r>
       <w:r>
+        <w:rPr>
+          <w:lang w:val="hi_IN" w:bidi="hi_IN"/>
+        </w:rPr>
         <w:t xml:space="preserve"> कुछ करना इसलिए उस तरीके से कार्य करना है जो उनकी पहचान के साथ सामंजस्य में हो और उनके अधिकार के अधीन हो।</w:t>
       </w:r>
-      <w:r/>
-      <w:r/>
-    </w:p>
-    <w:p>
-      <w:r/>
+      <w:r>
+        <w:rPr>
+          <w:lang w:val="hi_IN" w:bidi="hi_IN"/>
+        </w:rPr>
+      </w:r>
+      <w:r>
+        <w:rPr>
+          <w:lang w:val="hi_IN" w:bidi="hi_IN"/>
+        </w:rPr>
+      </w:r>
+    </w:p>
+    <w:p>
+      <w:pPr/>
+      <w:r>
+        <w:rPr>
+          <w:lang w:val="hi_IN" w:bidi="hi_IN"/>
+        </w:rPr>
+      </w:r>
     </w:p>
     <w:p>
       <w:pPr>
         <w:pStyle w:val="Heading2"/>
       </w:pPr>
       <w:r>
+        <w:rPr>
+          <w:lang w:val="hi_IN" w:bidi="hi_IN"/>
+        </w:rPr>
         <w:t>कुलुस्सियों 3:18</w:t>
       </w:r>
-      <w:r/>
-    </w:p>
-    <w:p>
-      <w:r/>
-      <w:r>
+      <w:r>
+        <w:rPr>
+          <w:lang w:val="hi_IN" w:bidi="hi_IN"/>
+        </w:rPr>
+      </w:r>
+    </w:p>
+    <w:p>
+      <w:pPr/>
+      <w:r>
+        <w:rPr>
+          <w:lang w:val="hi_IN" w:bidi="hi_IN"/>
+        </w:rPr>
+      </w:r>
+      <w:r>
+        <w:rPr>
+          <w:lang w:val="hi_IN" w:bidi="hi_IN"/>
+        </w:rPr>
         <w:t>अधीन</w:t>
       </w:r>
       <w:r>
+        <w:rPr>
+          <w:lang w:val="hi_IN" w:bidi="hi_IN"/>
+        </w:rPr>
         <w:t xml:space="preserve"> </w:t>
       </w:r>
       <w:r>
+        <w:rPr>
+          <w:lang w:val="hi_IN" w:bidi="hi_IN"/>
+        </w:rPr>
         <w:t xml:space="preserve">रहो </w:t>
       </w:r>
       <w:r>
+        <w:rPr>
+          <w:lang w:val="hi_IN" w:bidi="hi_IN"/>
+        </w:rPr>
         <w:t xml:space="preserve">का अर्थ है सामाजिक व्यवस्था में किसी दूसरे के अधीन अपनी जगह को पहचानना। इस तरह के समर्पण का हमेशा यह मतलब होता है कि परमेश्वर सर्वोच्च हैं और उनकी इच्छा सर्वोपरि है (तुलना करें </w:t>
       </w:r>
       <w:hyperlink r:id="rId93">
         <w:r>
           <w:rPr>
+            <w:lang w:val="hi_IN" w:bidi="hi_IN"/>
+          </w:rPr>
+          <w:rPr>
             <w:color w:val="0000EE"/>
             <w:u w:val="single"/>
           </w:rPr>
@@ -2751,11 +5164,17 @@
         </w:r>
       </w:hyperlink>
       <w:r>
+        <w:rPr>
+          <w:lang w:val="hi_IN" w:bidi="hi_IN"/>
+        </w:rPr>
         <w:t xml:space="preserve">; </w:t>
       </w:r>
       <w:hyperlink r:id="rId94">
         <w:r>
           <w:rPr>
+            <w:lang w:val="hi_IN" w:bidi="hi_IN"/>
+          </w:rPr>
+          <w:rPr>
             <w:color w:val="0000EE"/>
             <w:u w:val="single"/>
           </w:rPr>
@@ -2763,31 +5182,65 @@
         </w:r>
       </w:hyperlink>
       <w:r>
+        <w:rPr>
+          <w:lang w:val="hi_IN" w:bidi="hi_IN"/>
+        </w:rPr>
         <w:t>)।</w:t>
       </w:r>
-      <w:r/>
-      <w:r/>
-    </w:p>
-    <w:p>
-      <w:r/>
+      <w:r>
+        <w:rPr>
+          <w:lang w:val="hi_IN" w:bidi="hi_IN"/>
+        </w:rPr>
+      </w:r>
+      <w:r>
+        <w:rPr>
+          <w:lang w:val="hi_IN" w:bidi="hi_IN"/>
+        </w:rPr>
+      </w:r>
+    </w:p>
+    <w:p>
+      <w:pPr/>
+      <w:r>
+        <w:rPr>
+          <w:lang w:val="hi_IN" w:bidi="hi_IN"/>
+        </w:rPr>
+      </w:r>
     </w:p>
     <w:p>
       <w:pPr>
         <w:pStyle w:val="Heading2"/>
       </w:pPr>
       <w:r>
+        <w:rPr>
+          <w:lang w:val="hi_IN" w:bidi="hi_IN"/>
+        </w:rPr>
         <w:t>कुलुस्सियों 3:18–4:1</w:t>
       </w:r>
-      <w:r/>
-    </w:p>
-    <w:p>
-      <w:r/>
-      <w:r>
+      <w:r>
+        <w:rPr>
+          <w:lang w:val="hi_IN" w:bidi="hi_IN"/>
+        </w:rPr>
+      </w:r>
+    </w:p>
+    <w:p>
+      <w:pPr/>
+      <w:r>
+        <w:rPr>
+          <w:lang w:val="hi_IN" w:bidi="hi_IN"/>
+        </w:rPr>
+      </w:r>
+      <w:r>
+        <w:rPr>
+          <w:lang w:val="hi_IN" w:bidi="hi_IN"/>
+        </w:rPr>
         <w:t>उपदेशों की इस श्रृंखला को घरेलू संहिता कहा जाता है। पौलुस पत्नियों को (</w:t>
       </w:r>
       <w:hyperlink r:id="rId95">
         <w:r>
           <w:rPr>
+            <w:lang w:val="hi_IN" w:bidi="hi_IN"/>
+          </w:rPr>
+          <w:rPr>
             <w:color w:val="0000EE"/>
             <w:u w:val="single"/>
           </w:rPr>
@@ -2795,11 +5248,17 @@
         </w:r>
       </w:hyperlink>
       <w:r>
+        <w:rPr>
+          <w:lang w:val="hi_IN" w:bidi="hi_IN"/>
+        </w:rPr>
         <w:t>), पतियों को (</w:t>
       </w:r>
       <w:hyperlink r:id="rId96">
         <w:r>
           <w:rPr>
+            <w:lang w:val="hi_IN" w:bidi="hi_IN"/>
+          </w:rPr>
+          <w:rPr>
             <w:color w:val="0000EE"/>
             <w:u w:val="single"/>
           </w:rPr>
@@ -2807,11 +5266,17 @@
         </w:r>
       </w:hyperlink>
       <w:r>
+        <w:rPr>
+          <w:lang w:val="hi_IN" w:bidi="hi_IN"/>
+        </w:rPr>
         <w:t>), बच्चों को (</w:t>
       </w:r>
       <w:hyperlink r:id="rId97">
         <w:r>
           <w:rPr>
+            <w:lang w:val="hi_IN" w:bidi="hi_IN"/>
+          </w:rPr>
+          <w:rPr>
             <w:color w:val="0000EE"/>
             <w:u w:val="single"/>
           </w:rPr>
@@ -2819,11 +5284,17 @@
         </w:r>
       </w:hyperlink>
       <w:r>
+        <w:rPr>
+          <w:lang w:val="hi_IN" w:bidi="hi_IN"/>
+        </w:rPr>
         <w:t>), पिताओं को (</w:t>
       </w:r>
       <w:hyperlink r:id="rId98">
         <w:r>
           <w:rPr>
+            <w:lang w:val="hi_IN" w:bidi="hi_IN"/>
+          </w:rPr>
+          <w:rPr>
             <w:color w:val="0000EE"/>
             <w:u w:val="single"/>
           </w:rPr>
@@ -2831,17 +5302,29 @@
         </w:r>
       </w:hyperlink>
       <w:r>
+        <w:rPr>
+          <w:lang w:val="hi_IN" w:bidi="hi_IN"/>
+        </w:rPr>
         <w:t xml:space="preserve">), </w:t>
       </w:r>
       <w:r>
+        <w:rPr>
+          <w:lang w:val="hi_IN" w:bidi="hi_IN"/>
+        </w:rPr>
         <w:t>सेवकों</w:t>
       </w:r>
       <w:r>
+        <w:rPr>
+          <w:lang w:val="hi_IN" w:bidi="hi_IN"/>
+        </w:rPr>
         <w:t xml:space="preserve"> को (</w:t>
       </w:r>
       <w:hyperlink r:id="rId99">
         <w:r>
           <w:rPr>
+            <w:lang w:val="hi_IN" w:bidi="hi_IN"/>
+          </w:rPr>
+          <w:rPr>
             <w:color w:val="0000EE"/>
             <w:u w:val="single"/>
           </w:rPr>
@@ -2849,11 +5332,17 @@
         </w:r>
       </w:hyperlink>
       <w:r>
+        <w:rPr>
+          <w:lang w:val="hi_IN" w:bidi="hi_IN"/>
+        </w:rPr>
         <w:t>), और स्वामियों को (</w:t>
       </w:r>
       <w:hyperlink r:id="rId100">
         <w:r>
           <w:rPr>
+            <w:lang w:val="hi_IN" w:bidi="hi_IN"/>
+          </w:rPr>
+          <w:rPr>
             <w:color w:val="0000EE"/>
             <w:u w:val="single"/>
           </w:rPr>
@@ -2861,11 +5350,17 @@
         </w:r>
       </w:hyperlink>
       <w:r>
+        <w:rPr>
+          <w:lang w:val="hi_IN" w:bidi="hi_IN"/>
+        </w:rPr>
         <w:t xml:space="preserve">) निर्देश देते हैं। इस तरह की संहिताएँ यूनानी-रोमी लेखकों और नए नियम में अन्यत्र भी मिलती हैं (देखें </w:t>
       </w:r>
       <w:hyperlink r:id="rId101">
         <w:r>
           <w:rPr>
+            <w:lang w:val="hi_IN" w:bidi="hi_IN"/>
+          </w:rPr>
+          <w:rPr>
             <w:color w:val="0000EE"/>
             <w:u w:val="single"/>
           </w:rPr>
@@ -2873,11 +5368,17 @@
         </w:r>
       </w:hyperlink>
       <w:r>
+        <w:rPr>
+          <w:lang w:val="hi_IN" w:bidi="hi_IN"/>
+        </w:rPr>
         <w:t xml:space="preserve">; </w:t>
       </w:r>
       <w:hyperlink r:id="rId102">
         <w:r>
           <w:rPr>
+            <w:lang w:val="hi_IN" w:bidi="hi_IN"/>
+          </w:rPr>
+          <w:rPr>
             <w:color w:val="0000EE"/>
             <w:u w:val="single"/>
           </w:rPr>
@@ -2885,31 +5386,65 @@
         </w:r>
       </w:hyperlink>
       <w:r>
+        <w:rPr>
+          <w:lang w:val="hi_IN" w:bidi="hi_IN"/>
+        </w:rPr>
         <w:t>)।</w:t>
       </w:r>
-      <w:r/>
-      <w:r/>
-    </w:p>
-    <w:p>
-      <w:r/>
+      <w:r>
+        <w:rPr>
+          <w:lang w:val="hi_IN" w:bidi="hi_IN"/>
+        </w:rPr>
+      </w:r>
+      <w:r>
+        <w:rPr>
+          <w:lang w:val="hi_IN" w:bidi="hi_IN"/>
+        </w:rPr>
+      </w:r>
+    </w:p>
+    <w:p>
+      <w:pPr/>
+      <w:r>
+        <w:rPr>
+          <w:lang w:val="hi_IN" w:bidi="hi_IN"/>
+        </w:rPr>
+      </w:r>
     </w:p>
     <w:p>
       <w:pPr>
         <w:pStyle w:val="Heading2"/>
       </w:pPr>
       <w:r>
+        <w:rPr>
+          <w:lang w:val="hi_IN" w:bidi="hi_IN"/>
+        </w:rPr>
         <w:t>कुलुस्सियों 3:19</w:t>
       </w:r>
-      <w:r/>
-    </w:p>
-    <w:p>
-      <w:r/>
-      <w:r>
+      <w:r>
+        <w:rPr>
+          <w:lang w:val="hi_IN" w:bidi="hi_IN"/>
+        </w:rPr>
+      </w:r>
+    </w:p>
+    <w:p>
+      <w:pPr/>
+      <w:r>
+        <w:rPr>
+          <w:lang w:val="hi_IN" w:bidi="hi_IN"/>
+        </w:rPr>
+      </w:r>
+      <w:r>
+        <w:rPr>
+          <w:lang w:val="hi_IN" w:bidi="hi_IN"/>
+        </w:rPr>
         <w:t xml:space="preserve">पतियों के प्रति पत्नियों को समर्पित होने की प्रेरणा के तुरंत बाद, पतियों को अपनी पत्नियों से प्रेम करने की आज्ञा दी जाती है (देखें </w:t>
       </w:r>
       <w:hyperlink r:id="rId103">
         <w:r>
           <w:rPr>
+            <w:lang w:val="hi_IN" w:bidi="hi_IN"/>
+          </w:rPr>
+          <w:rPr>
             <w:color w:val="0000EE"/>
             <w:u w:val="single"/>
           </w:rPr>
@@ -2917,11 +5452,17 @@
         </w:r>
       </w:hyperlink>
       <w:r>
+        <w:rPr>
+          <w:lang w:val="hi_IN" w:bidi="hi_IN"/>
+        </w:rPr>
         <w:t xml:space="preserve">; </w:t>
       </w:r>
       <w:hyperlink r:id="rId104">
         <w:r>
           <w:rPr>
+            <w:lang w:val="hi_IN" w:bidi="hi_IN"/>
+          </w:rPr>
+          <w:rPr>
             <w:color w:val="0000EE"/>
             <w:u w:val="single"/>
           </w:rPr>
@@ -2929,34 +5470,71 @@
         </w:r>
       </w:hyperlink>
       <w:r>
+        <w:rPr>
+          <w:lang w:val="hi_IN" w:bidi="hi_IN"/>
+        </w:rPr>
         <w:t>)।</w:t>
       </w:r>
-      <w:r/>
-      <w:r/>
-    </w:p>
-    <w:p>
-      <w:r/>
+      <w:r>
+        <w:rPr>
+          <w:lang w:val="hi_IN" w:bidi="hi_IN"/>
+        </w:rPr>
+      </w:r>
+      <w:r>
+        <w:rPr>
+          <w:lang w:val="hi_IN" w:bidi="hi_IN"/>
+        </w:rPr>
+      </w:r>
+    </w:p>
+    <w:p>
+      <w:pPr/>
+      <w:r>
+        <w:rPr>
+          <w:lang w:val="hi_IN" w:bidi="hi_IN"/>
+        </w:rPr>
+      </w:r>
     </w:p>
     <w:p>
       <w:pPr>
         <w:pStyle w:val="Heading2"/>
       </w:pPr>
       <w:r>
+        <w:rPr>
+          <w:lang w:val="hi_IN" w:bidi="hi_IN"/>
+        </w:rPr>
         <w:t>कुलुस्सियों 3:22–24</w:t>
       </w:r>
-      <w:r/>
-    </w:p>
-    <w:p>
-      <w:r/>
-      <w:r>
+      <w:r>
+        <w:rPr>
+          <w:lang w:val="hi_IN" w:bidi="hi_IN"/>
+        </w:rPr>
+      </w:r>
+    </w:p>
+    <w:p>
+      <w:pPr/>
+      <w:r>
+        <w:rPr>
+          <w:lang w:val="hi_IN" w:bidi="hi_IN"/>
+        </w:rPr>
+      </w:r>
+      <w:r>
+        <w:rPr>
+          <w:lang w:val="hi_IN" w:bidi="hi_IN"/>
+        </w:rPr>
         <w:t>सेवकों</w:t>
       </w:r>
       <w:r>
+        <w:rPr>
+          <w:lang w:val="hi_IN" w:bidi="hi_IN"/>
+        </w:rPr>
         <w:t xml:space="preserve"> के पास सांसारिक स्वामी होते हैं जिनकी उन्हें आज्ञा माननी होती है। दासत्व प्राचीन संसार के जीवन और अर्थव्यवस्था का केंद्रीय हिस्सा था, और नया नियम इस प्रथा पर कभी भी आक्रमण नहीं करता है। हालाँकि, मसीही विश्वास ऐसे संबंध स्थापित करता है जो सामाजिक संरचना की प्रकृति को बदल देते हैं (देखें </w:t>
       </w:r>
       <w:hyperlink r:id="rId105">
         <w:r>
           <w:rPr>
+            <w:lang w:val="hi_IN" w:bidi="hi_IN"/>
+          </w:rPr>
+          <w:rPr>
             <w:color w:val="0000EE"/>
             <w:u w:val="single"/>
           </w:rPr>
@@ -2964,63 +5542,137 @@
         </w:r>
       </w:hyperlink>
       <w:r>
+        <w:rPr>
+          <w:lang w:val="hi_IN" w:bidi="hi_IN"/>
+        </w:rPr>
         <w:t xml:space="preserve">)। • </w:t>
       </w:r>
       <w:r>
+        <w:rPr>
+          <w:lang w:val="hi_IN" w:bidi="hi_IN"/>
+        </w:rPr>
         <w:t>तुम प्रभु मसीह की सेवा करते हो</w:t>
       </w:r>
       <w:r>
+        <w:rPr>
+          <w:lang w:val="hi_IN" w:bidi="hi_IN"/>
+        </w:rPr>
         <w:t>: सभी मसीही, चाहे दास हों या स्वतंत्र, एक उच्चतर स्वामी की सेवा करते हैं, जिनकी इच्छा सर्वोपरि है।</w:t>
       </w:r>
-      <w:r/>
-      <w:r/>
-    </w:p>
-    <w:p>
-      <w:r/>
+      <w:r>
+        <w:rPr>
+          <w:lang w:val="hi_IN" w:bidi="hi_IN"/>
+        </w:rPr>
+      </w:r>
+      <w:r>
+        <w:rPr>
+          <w:lang w:val="hi_IN" w:bidi="hi_IN"/>
+        </w:rPr>
+      </w:r>
+    </w:p>
+    <w:p>
+      <w:pPr/>
+      <w:r>
+        <w:rPr>
+          <w:lang w:val="hi_IN" w:bidi="hi_IN"/>
+        </w:rPr>
+      </w:r>
     </w:p>
     <w:p>
       <w:pPr>
         <w:pStyle w:val="Heading2"/>
       </w:pPr>
       <w:r>
+        <w:rPr>
+          <w:lang w:val="hi_IN" w:bidi="hi_IN"/>
+        </w:rPr>
         <w:t>कुलुस्सियों 4:1</w:t>
       </w:r>
-      <w:r/>
-    </w:p>
-    <w:p>
-      <w:r/>
-      <w:r>
+      <w:r>
+        <w:rPr>
+          <w:lang w:val="hi_IN" w:bidi="hi_IN"/>
+        </w:rPr>
+      </w:r>
+    </w:p>
+    <w:p>
+      <w:pPr/>
+      <w:r>
+        <w:rPr>
+          <w:lang w:val="hi_IN" w:bidi="hi_IN"/>
+        </w:rPr>
+      </w:r>
+      <w:r>
+        <w:rPr>
+          <w:lang w:val="hi_IN" w:bidi="hi_IN"/>
+        </w:rPr>
         <w:t>स्वामियों</w:t>
       </w:r>
       <w:r>
+        <w:rPr>
+          <w:lang w:val="hi_IN" w:bidi="hi_IN"/>
+        </w:rPr>
         <w:t>: मसीही स्वामियों को यह समझना चाहिए कि वे भी यीशु मसीह के आज्ञाकारी सेवक हैं, जो स्वर्ग में उनके स्वामी हैं और सभी लोगों के साथ सम्मान और अनुग्रह से पेश आते हैं।</w:t>
       </w:r>
-      <w:r/>
-      <w:r/>
-    </w:p>
-    <w:p>
-      <w:r/>
+      <w:r>
+        <w:rPr>
+          <w:lang w:val="hi_IN" w:bidi="hi_IN"/>
+        </w:rPr>
+      </w:r>
+      <w:r>
+        <w:rPr>
+          <w:lang w:val="hi_IN" w:bidi="hi_IN"/>
+        </w:rPr>
+      </w:r>
+    </w:p>
+    <w:p>
+      <w:pPr/>
+      <w:r>
+        <w:rPr>
+          <w:lang w:val="hi_IN" w:bidi="hi_IN"/>
+        </w:rPr>
+      </w:r>
     </w:p>
     <w:p>
       <w:pPr>
         <w:pStyle w:val="Heading2"/>
       </w:pPr>
       <w:r>
+        <w:rPr>
+          <w:lang w:val="hi_IN" w:bidi="hi_IN"/>
+        </w:rPr>
         <w:t>कुलुस्सियों 4:2</w:t>
       </w:r>
-      <w:r/>
-    </w:p>
-    <w:p>
-      <w:r/>
-      <w:r>
+      <w:r>
+        <w:rPr>
+          <w:lang w:val="hi_IN" w:bidi="hi_IN"/>
+        </w:rPr>
+      </w:r>
+    </w:p>
+    <w:p>
+      <w:pPr/>
+      <w:r>
+        <w:rPr>
+          <w:lang w:val="hi_IN" w:bidi="hi_IN"/>
+        </w:rPr>
+      </w:r>
+      <w:r>
+        <w:rPr>
+          <w:lang w:val="hi_IN" w:bidi="hi_IN"/>
+        </w:rPr>
         <w:t>जागृत रहो</w:t>
       </w:r>
       <w:r>
+        <w:rPr>
+          <w:lang w:val="hi_IN" w:bidi="hi_IN"/>
+        </w:rPr>
         <w:t>: इस वाक्यांश के पीछे का यूनानी क्रिया शब्द नए नियम में मसीह की वापसी के प्रकाश में मसीहियों को जागृत रहने की आवश्यकता को दर्शाने के लिए प्रयुक्त किया गया है (</w:t>
       </w:r>
       <w:hyperlink r:id="rId106">
         <w:r>
           <w:rPr>
+            <w:lang w:val="hi_IN" w:bidi="hi_IN"/>
+          </w:rPr>
+          <w:rPr>
             <w:color w:val="0000EE"/>
             <w:u w:val="single"/>
           </w:rPr>
@@ -3028,11 +5680,17 @@
         </w:r>
       </w:hyperlink>
       <w:r>
+        <w:rPr>
+          <w:lang w:val="hi_IN" w:bidi="hi_IN"/>
+        </w:rPr>
         <w:t xml:space="preserve">; </w:t>
       </w:r>
       <w:hyperlink r:id="rId107">
         <w:r>
           <w:rPr>
+            <w:lang w:val="hi_IN" w:bidi="hi_IN"/>
+          </w:rPr>
+          <w:rPr>
             <w:color w:val="0000EE"/>
             <w:u w:val="single"/>
           </w:rPr>
@@ -3040,11 +5698,17 @@
         </w:r>
       </w:hyperlink>
       <w:r>
+        <w:rPr>
+          <w:lang w:val="hi_IN" w:bidi="hi_IN"/>
+        </w:rPr>
         <w:t xml:space="preserve">; </w:t>
       </w:r>
       <w:hyperlink r:id="rId108">
         <w:r>
           <w:rPr>
+            <w:lang w:val="hi_IN" w:bidi="hi_IN"/>
+          </w:rPr>
+          <w:rPr>
             <w:color w:val="0000EE"/>
             <w:u w:val="single"/>
           </w:rPr>
@@ -3052,11 +5716,17 @@
         </w:r>
       </w:hyperlink>
       <w:r>
+        <w:rPr>
+          <w:lang w:val="hi_IN" w:bidi="hi_IN"/>
+        </w:rPr>
         <w:t xml:space="preserve">, </w:t>
       </w:r>
       <w:hyperlink r:id="rId109">
         <w:r>
           <w:rPr>
+            <w:lang w:val="hi_IN" w:bidi="hi_IN"/>
+          </w:rPr>
+          <w:rPr>
             <w:color w:val="0000EE"/>
             <w:u w:val="single"/>
           </w:rPr>
@@ -3064,11 +5734,17 @@
         </w:r>
       </w:hyperlink>
       <w:r>
+        <w:rPr>
+          <w:lang w:val="hi_IN" w:bidi="hi_IN"/>
+        </w:rPr>
         <w:t xml:space="preserve">; </w:t>
       </w:r>
       <w:hyperlink r:id="rId110">
         <w:r>
           <w:rPr>
+            <w:lang w:val="hi_IN" w:bidi="hi_IN"/>
+          </w:rPr>
+          <w:rPr>
             <w:color w:val="0000EE"/>
             <w:u w:val="single"/>
           </w:rPr>
@@ -3076,11 +5752,17 @@
         </w:r>
       </w:hyperlink>
       <w:r>
+        <w:rPr>
+          <w:lang w:val="hi_IN" w:bidi="hi_IN"/>
+        </w:rPr>
         <w:t xml:space="preserve">; </w:t>
       </w:r>
       <w:hyperlink r:id="rId111">
         <w:r>
           <w:rPr>
+            <w:lang w:val="hi_IN" w:bidi="hi_IN"/>
+          </w:rPr>
+          <w:rPr>
             <w:color w:val="0000EE"/>
             <w:u w:val="single"/>
           </w:rPr>
@@ -3088,11 +5770,17 @@
         </w:r>
       </w:hyperlink>
       <w:r>
+        <w:rPr>
+          <w:lang w:val="hi_IN" w:bidi="hi_IN"/>
+        </w:rPr>
         <w:t xml:space="preserve">; </w:t>
       </w:r>
       <w:hyperlink r:id="rId112">
         <w:r>
           <w:rPr>
+            <w:lang w:val="hi_IN" w:bidi="hi_IN"/>
+          </w:rPr>
+          <w:rPr>
             <w:color w:val="0000EE"/>
             <w:u w:val="single"/>
           </w:rPr>
@@ -3100,66 +5788,138 @@
         </w:r>
       </w:hyperlink>
       <w:r>
+        <w:rPr>
+          <w:lang w:val="hi_IN" w:bidi="hi_IN"/>
+        </w:rPr>
         <w:t>)</w:t>
       </w:r>
       <w:r>
+        <w:rPr>
+          <w:lang w:val="hi_IN" w:bidi="hi_IN"/>
+        </w:rPr>
         <w:t>।</w:t>
       </w:r>
-      <w:r/>
-      <w:r/>
-    </w:p>
-    <w:p>
-      <w:r/>
+      <w:r>
+        <w:rPr>
+          <w:lang w:val="hi_IN" w:bidi="hi_IN"/>
+        </w:rPr>
+      </w:r>
+      <w:r>
+        <w:rPr>
+          <w:lang w:val="hi_IN" w:bidi="hi_IN"/>
+        </w:rPr>
+      </w:r>
+    </w:p>
+    <w:p>
+      <w:pPr/>
+      <w:r>
+        <w:rPr>
+          <w:lang w:val="hi_IN" w:bidi="hi_IN"/>
+        </w:rPr>
+      </w:r>
     </w:p>
     <w:p>
       <w:pPr>
         <w:pStyle w:val="Heading2"/>
       </w:pPr>
       <w:r>
+        <w:rPr>
+          <w:lang w:val="hi_IN" w:bidi="hi_IN"/>
+        </w:rPr>
         <w:t>कुलुस्सियों 4:2–6</w:t>
       </w:r>
-      <w:r/>
-    </w:p>
-    <w:p>
-      <w:r/>
-      <w:r>
+      <w:r>
+        <w:rPr>
+          <w:lang w:val="hi_IN" w:bidi="hi_IN"/>
+        </w:rPr>
+      </w:r>
+    </w:p>
+    <w:p>
+      <w:pPr/>
+      <w:r>
+        <w:rPr>
+          <w:lang w:val="hi_IN" w:bidi="hi_IN"/>
+        </w:rPr>
+      </w:r>
+      <w:r>
+        <w:rPr>
+          <w:lang w:val="hi_IN" w:bidi="hi_IN"/>
+        </w:rPr>
         <w:t>नए नियम के पत्री प्रायः प्रार्थना करने के आग्रह के साथ-साथ प्रार्थना के लिए अनुरोध के साथ समाप्त होते हैं।</w:t>
       </w:r>
-      <w:r/>
-      <w:r/>
-    </w:p>
-    <w:p>
-      <w:r/>
+      <w:r>
+        <w:rPr>
+          <w:lang w:val="hi_IN" w:bidi="hi_IN"/>
+        </w:rPr>
+      </w:r>
+      <w:r>
+        <w:rPr>
+          <w:lang w:val="hi_IN" w:bidi="hi_IN"/>
+        </w:rPr>
+      </w:r>
+    </w:p>
+    <w:p>
+      <w:pPr/>
+      <w:r>
+        <w:rPr>
+          <w:lang w:val="hi_IN" w:bidi="hi_IN"/>
+        </w:rPr>
+      </w:r>
     </w:p>
     <w:p>
       <w:pPr>
         <w:pStyle w:val="Heading2"/>
       </w:pPr>
       <w:r>
+        <w:rPr>
+          <w:lang w:val="hi_IN" w:bidi="hi_IN"/>
+        </w:rPr>
         <w:t>कुलुस्सियों 4:3</w:t>
       </w:r>
-      <w:r/>
-    </w:p>
-    <w:p>
-      <w:r/>
-      <w:r>
+      <w:r>
+        <w:rPr>
+          <w:lang w:val="hi_IN" w:bidi="hi_IN"/>
+        </w:rPr>
+      </w:r>
+    </w:p>
+    <w:p>
+      <w:pPr/>
+      <w:r>
+        <w:rPr>
+          <w:lang w:val="hi_IN" w:bidi="hi_IN"/>
+        </w:rPr>
+      </w:r>
+      <w:r>
+        <w:rPr>
+          <w:lang w:val="hi_IN" w:bidi="hi_IN"/>
+        </w:rPr>
         <w:t>परमेश्वर हमारे लिये वचन सुनाने का ऐसा द्वार खोल दे</w:t>
       </w:r>
       <w:r>
+        <w:rPr>
+          <w:lang w:val="hi_IN" w:bidi="hi_IN"/>
+        </w:rPr>
         <w:t xml:space="preserve"> (शाब्दिक रूप से </w:t>
       </w:r>
       <w:r>
         <w:rPr>
           <w:i/>
+          <w:lang w:val="hi_IN" w:bidi="hi_IN"/>
         </w:rPr>
         <w:t>कि परमेश्वर हमारे लिए एक द्वार खोल सकते हैं</w:t>
       </w:r>
       <w:r>
+        <w:rPr>
+          <w:lang w:val="hi_IN" w:bidi="hi_IN"/>
+        </w:rPr>
         <w:t xml:space="preserve">): खुला द्वार सुसमाचार का प्रचार करने के लिए एक अवसर का रूपक है (देखें </w:t>
       </w:r>
       <w:hyperlink r:id="rId113">
         <w:r>
           <w:rPr>
+            <w:lang w:val="hi_IN" w:bidi="hi_IN"/>
+          </w:rPr>
+          <w:rPr>
             <w:color w:val="0000EE"/>
             <w:u w:val="single"/>
           </w:rPr>
@@ -3167,11 +5927,17 @@
         </w:r>
       </w:hyperlink>
       <w:r>
+        <w:rPr>
+          <w:lang w:val="hi_IN" w:bidi="hi_IN"/>
+        </w:rPr>
         <w:t xml:space="preserve">; </w:t>
       </w:r>
       <w:hyperlink r:id="rId114">
         <w:r>
           <w:rPr>
+            <w:lang w:val="hi_IN" w:bidi="hi_IN"/>
+          </w:rPr>
+          <w:rPr>
             <w:color w:val="0000EE"/>
             <w:u w:val="single"/>
           </w:rPr>
@@ -3179,11 +5945,17 @@
         </w:r>
       </w:hyperlink>
       <w:r>
+        <w:rPr>
+          <w:lang w:val="hi_IN" w:bidi="hi_IN"/>
+        </w:rPr>
         <w:t xml:space="preserve">; </w:t>
       </w:r>
       <w:hyperlink r:id="rId115">
         <w:r>
           <w:rPr>
+            <w:lang w:val="hi_IN" w:bidi="hi_IN"/>
+          </w:rPr>
+          <w:rPr>
             <w:color w:val="0000EE"/>
             <w:u w:val="single"/>
           </w:rPr>
@@ -3191,17 +5963,29 @@
         </w:r>
       </w:hyperlink>
       <w:r>
+        <w:rPr>
+          <w:lang w:val="hi_IN" w:bidi="hi_IN"/>
+        </w:rPr>
         <w:t xml:space="preserve">)। • </w:t>
       </w:r>
       <w:r>
+        <w:rPr>
+          <w:lang w:val="hi_IN" w:bidi="hi_IN"/>
+        </w:rPr>
         <w:t>मसीह के उस भेद</w:t>
       </w:r>
       <w:r>
+        <w:rPr>
+          <w:lang w:val="hi_IN" w:bidi="hi_IN"/>
+        </w:rPr>
         <w:t xml:space="preserve">: देखें </w:t>
       </w:r>
       <w:hyperlink r:id="rId116">
         <w:r>
           <w:rPr>
+            <w:lang w:val="hi_IN" w:bidi="hi_IN"/>
+          </w:rPr>
+          <w:rPr>
             <w:color w:val="0000EE"/>
             <w:u w:val="single"/>
           </w:rPr>
@@ -3209,11 +5993,17 @@
         </w:r>
       </w:hyperlink>
       <w:r>
+        <w:rPr>
+          <w:lang w:val="hi_IN" w:bidi="hi_IN"/>
+        </w:rPr>
         <w:t xml:space="preserve">; </w:t>
       </w:r>
       <w:hyperlink r:id="rId117">
         <w:r>
           <w:rPr>
+            <w:lang w:val="hi_IN" w:bidi="hi_IN"/>
+          </w:rPr>
+          <w:rPr>
             <w:color w:val="0000EE"/>
             <w:u w:val="single"/>
           </w:rPr>
@@ -3221,93 +6011,187 @@
         </w:r>
       </w:hyperlink>
       <w:r>
+        <w:rPr>
+          <w:lang w:val="hi_IN" w:bidi="hi_IN"/>
+        </w:rPr>
         <w:t xml:space="preserve">। • </w:t>
       </w:r>
       <w:r>
+        <w:rPr>
+          <w:lang w:val="hi_IN" w:bidi="hi_IN"/>
+        </w:rPr>
         <w:t>जिसके कारण मैं कैद में हूँ</w:t>
       </w:r>
       <w:r>
+        <w:rPr>
+          <w:lang w:val="hi_IN" w:bidi="hi_IN"/>
+        </w:rPr>
         <w:t xml:space="preserve">: पौलुस की सुसमाचार का प्रचार करने की प्रतिबद्धता ने उन्हें कैद में डाल दिया था (देखें </w:t>
       </w:r>
       <w:r>
+        <w:rPr>
+          <w:lang w:val="hi_IN" w:bidi="hi_IN"/>
+        </w:rPr>
         <w:t>कुलुस्सियों पुस्तक परिचय</w:t>
       </w:r>
       <w:r>
+        <w:rPr>
+          <w:lang w:val="hi_IN" w:bidi="hi_IN"/>
+        </w:rPr>
         <w:t>, “लेखन की तिथि और समय”)।</w:t>
       </w:r>
-      <w:r/>
-      <w:r/>
-    </w:p>
-    <w:p>
-      <w:r/>
+      <w:r>
+        <w:rPr>
+          <w:lang w:val="hi_IN" w:bidi="hi_IN"/>
+        </w:rPr>
+      </w:r>
+      <w:r>
+        <w:rPr>
+          <w:lang w:val="hi_IN" w:bidi="hi_IN"/>
+        </w:rPr>
+      </w:r>
+    </w:p>
+    <w:p>
+      <w:pPr/>
+      <w:r>
+        <w:rPr>
+          <w:lang w:val="hi_IN" w:bidi="hi_IN"/>
+        </w:rPr>
+      </w:r>
     </w:p>
     <w:p>
       <w:pPr>
         <w:pStyle w:val="Heading2"/>
       </w:pPr>
       <w:r>
+        <w:rPr>
+          <w:lang w:val="hi_IN" w:bidi="hi_IN"/>
+        </w:rPr>
         <w:t>कुलुस्सियों 4:5</w:t>
       </w:r>
-      <w:r/>
-    </w:p>
-    <w:p>
-      <w:r/>
-      <w:r>
+      <w:r>
+        <w:rPr>
+          <w:lang w:val="hi_IN" w:bidi="hi_IN"/>
+        </w:rPr>
+      </w:r>
+    </w:p>
+    <w:p>
+      <w:pPr/>
+      <w:r>
+        <w:rPr>
+          <w:lang w:val="hi_IN" w:bidi="hi_IN"/>
+        </w:rPr>
+      </w:r>
+      <w:r>
+        <w:rPr>
+          <w:lang w:val="hi_IN" w:bidi="hi_IN"/>
+        </w:rPr>
         <w:t>अवसर को बहुमूल्य समझकर</w:t>
       </w:r>
       <w:r>
+        <w:rPr>
+          <w:lang w:val="hi_IN" w:bidi="hi_IN"/>
+        </w:rPr>
         <w:t xml:space="preserve"> (शाब्दिक रूप से </w:t>
       </w:r>
       <w:r>
         <w:rPr>
           <w:i/>
+          <w:lang w:val="hi_IN" w:bidi="hi_IN"/>
         </w:rPr>
         <w:t>समय खरीदें</w:t>
       </w:r>
       <w:r>
+        <w:rPr>
+          <w:lang w:val="hi_IN" w:bidi="hi_IN"/>
+        </w:rPr>
         <w:t xml:space="preserve">): जैसे लोग एक अच्छे मूल्य पर पेश किए गए उत्पाद को खरीदते हैं, वैसे ही </w:t>
       </w:r>
       <w:r>
+        <w:rPr>
+          <w:lang w:val="hi_IN" w:bidi="hi_IN"/>
+        </w:rPr>
         <w:t xml:space="preserve">मसीहियों </w:t>
       </w:r>
       <w:r>
+        <w:rPr>
+          <w:lang w:val="hi_IN" w:bidi="hi_IN"/>
+        </w:rPr>
         <w:t>को हर अवसर "खरीदना" चाहिए जो परमेश्वर उन्हें सुसमाचार साझा करने और दूसरों की सेवा करने के लिए प्रदान करते हैं।</w:t>
       </w:r>
-      <w:r/>
-      <w:r/>
-    </w:p>
-    <w:p>
-      <w:r/>
+      <w:r>
+        <w:rPr>
+          <w:lang w:val="hi_IN" w:bidi="hi_IN"/>
+        </w:rPr>
+      </w:r>
+      <w:r>
+        <w:rPr>
+          <w:lang w:val="hi_IN" w:bidi="hi_IN"/>
+        </w:rPr>
+      </w:r>
+    </w:p>
+    <w:p>
+      <w:pPr/>
+      <w:r>
+        <w:rPr>
+          <w:lang w:val="hi_IN" w:bidi="hi_IN"/>
+        </w:rPr>
+      </w:r>
     </w:p>
     <w:p>
       <w:pPr>
         <w:pStyle w:val="Heading2"/>
       </w:pPr>
       <w:r>
+        <w:rPr>
+          <w:lang w:val="hi_IN" w:bidi="hi_IN"/>
+        </w:rPr>
         <w:t>कुलुस्सियों 4:6</w:t>
       </w:r>
-      <w:r/>
-    </w:p>
-    <w:p>
-      <w:r/>
-      <w:r>
+      <w:r>
+        <w:rPr>
+          <w:lang w:val="hi_IN" w:bidi="hi_IN"/>
+        </w:rPr>
+      </w:r>
+    </w:p>
+    <w:p>
+      <w:pPr/>
+      <w:r>
+        <w:rPr>
+          <w:lang w:val="hi_IN" w:bidi="hi_IN"/>
+        </w:rPr>
+      </w:r>
+      <w:r>
+        <w:rPr>
+          <w:lang w:val="hi_IN" w:bidi="hi_IN"/>
+        </w:rPr>
         <w:t>सुहावना</w:t>
       </w:r>
       <w:r>
+        <w:rPr>
+          <w:lang w:val="hi_IN" w:bidi="hi_IN"/>
+        </w:rPr>
         <w:t xml:space="preserve"> (शाब्दिक रूप से </w:t>
       </w:r>
       <w:r>
         <w:rPr>
           <w:i/>
+          <w:lang w:val="hi_IN" w:bidi="hi_IN"/>
         </w:rPr>
         <w:t>नमक के साथ मसालेदार</w:t>
       </w:r>
       <w:r>
+        <w:rPr>
+          <w:lang w:val="hi_IN" w:bidi="hi_IN"/>
+        </w:rPr>
         <w:t xml:space="preserve">): नमक एक मसाला और परिरक्षक दोनों है (देखें </w:t>
       </w:r>
       <w:hyperlink r:id="rId118">
         <w:r>
           <w:rPr>
+            <w:lang w:val="hi_IN" w:bidi="hi_IN"/>
+          </w:rPr>
+          <w:rPr>
             <w:color w:val="0000EE"/>
             <w:u w:val="single"/>
           </w:rPr>
@@ -3315,46 +6199,90 @@
         </w:r>
       </w:hyperlink>
       <w:r>
+        <w:rPr>
+          <w:lang w:val="hi_IN" w:bidi="hi_IN"/>
+        </w:rPr>
         <w:t xml:space="preserve">)। पौलुस संभवतः मसीहियों को अविश्वासियों से ऐसे शब्दों में बात करने के लिए प्रोत्साहित कर रहे हैं जो अच्छी तरह से चुने गए और </w:t>
       </w:r>
       <w:r>
+        <w:rPr>
+          <w:lang w:val="hi_IN" w:bidi="hi_IN"/>
+        </w:rPr>
         <w:t>सुहावना</w:t>
       </w:r>
       <w:r>
+        <w:rPr>
+          <w:lang w:val="hi_IN" w:bidi="hi_IN"/>
+        </w:rPr>
         <w:t xml:space="preserve"> हों। रब्बी कभी-कभी बुद्धिमत्ता को </w:t>
       </w:r>
       <w:r>
         <w:rPr>
           <w:i/>
+          <w:lang w:val="hi_IN" w:bidi="hi_IN"/>
         </w:rPr>
         <w:t>नमक</w:t>
       </w:r>
       <w:r>
+        <w:rPr>
+          <w:lang w:val="hi_IN" w:bidi="hi_IN"/>
+        </w:rPr>
         <w:t xml:space="preserve"> के रूप में संदर्भित करते थे, इसलिए पौलुस संभवतः मसीहियों को बुद्धिमानी से बोलने के लिए भी प्रेरित कर रहे हैं।</w:t>
       </w:r>
-      <w:r/>
-      <w:r/>
-    </w:p>
-    <w:p>
-      <w:r/>
+      <w:r>
+        <w:rPr>
+          <w:lang w:val="hi_IN" w:bidi="hi_IN"/>
+        </w:rPr>
+      </w:r>
+      <w:r>
+        <w:rPr>
+          <w:lang w:val="hi_IN" w:bidi="hi_IN"/>
+        </w:rPr>
+      </w:r>
+    </w:p>
+    <w:p>
+      <w:pPr/>
+      <w:r>
+        <w:rPr>
+          <w:lang w:val="hi_IN" w:bidi="hi_IN"/>
+        </w:rPr>
+      </w:r>
     </w:p>
     <w:p>
       <w:pPr>
         <w:pStyle w:val="Heading2"/>
       </w:pPr>
       <w:r>
+        <w:rPr>
+          <w:lang w:val="hi_IN" w:bidi="hi_IN"/>
+        </w:rPr>
         <w:t>कुलुस्सियों 4:7</w:t>
       </w:r>
-      <w:r/>
-    </w:p>
-    <w:p>
-      <w:r/>
-      <w:r>
+      <w:r>
+        <w:rPr>
+          <w:lang w:val="hi_IN" w:bidi="hi_IN"/>
+        </w:rPr>
+      </w:r>
+    </w:p>
+    <w:p>
+      <w:pPr/>
+      <w:r>
+        <w:rPr>
+          <w:lang w:val="hi_IN" w:bidi="hi_IN"/>
+        </w:rPr>
+      </w:r>
+      <w:r>
+        <w:rPr>
+          <w:lang w:val="hi_IN" w:bidi="hi_IN"/>
+        </w:rPr>
         <w:t>तुखिकुस एशिया प्रांत से था, जहाँ कुलुस्से स्थित था (</w:t>
       </w:r>
       <w:hyperlink r:id="rId119">
         <w:r>
           <w:rPr>
+            <w:lang w:val="hi_IN" w:bidi="hi_IN"/>
+          </w:rPr>
+          <w:rPr>
             <w:color w:val="0000EE"/>
             <w:u w:val="single"/>
           </w:rPr>
@@ -3362,11 +6290,17 @@
         </w:r>
       </w:hyperlink>
       <w:r>
+        <w:rPr>
+          <w:lang w:val="hi_IN" w:bidi="hi_IN"/>
+        </w:rPr>
         <w:t>)। उन्होंने पौलुस के साथ विशेष रूप से उस प्रांत में कार्य किया (</w:t>
       </w:r>
       <w:hyperlink r:id="rId120">
         <w:r>
           <w:rPr>
+            <w:lang w:val="hi_IN" w:bidi="hi_IN"/>
+          </w:rPr>
+          <w:rPr>
             <w:color w:val="0000EE"/>
             <w:u w:val="single"/>
           </w:rPr>
@@ -3374,11 +6308,17 @@
         </w:r>
       </w:hyperlink>
       <w:r>
+        <w:rPr>
+          <w:lang w:val="hi_IN" w:bidi="hi_IN"/>
+        </w:rPr>
         <w:t xml:space="preserve">; </w:t>
       </w:r>
       <w:hyperlink r:id="rId121">
         <w:r>
           <w:rPr>
+            <w:lang w:val="hi_IN" w:bidi="hi_IN"/>
+          </w:rPr>
+          <w:rPr>
             <w:color w:val="0000EE"/>
             <w:u w:val="single"/>
           </w:rPr>
@@ -3386,11 +6326,17 @@
         </w:r>
       </w:hyperlink>
       <w:r>
+        <w:rPr>
+          <w:lang w:val="hi_IN" w:bidi="hi_IN"/>
+        </w:rPr>
         <w:t>)। बाद में उन्हें क्रेते में तीतुस के साथ कार्य के लिए भेजा गया (</w:t>
       </w:r>
       <w:hyperlink r:id="rId122">
         <w:r>
           <w:rPr>
+            <w:lang w:val="hi_IN" w:bidi="hi_IN"/>
+          </w:rPr>
+          <w:rPr>
             <w:color w:val="0000EE"/>
             <w:u w:val="single"/>
           </w:rPr>
@@ -3398,51 +6344,113 @@
         </w:r>
       </w:hyperlink>
       <w:r>
+        <w:rPr>
+          <w:lang w:val="hi_IN" w:bidi="hi_IN"/>
+        </w:rPr>
         <w:t>)। तुखिकुस संभवतः इस पत्री को इफिसियों और फिलेमोन के नाम से ज्ञात पत्रियों के साथ ले गए।</w:t>
       </w:r>
-      <w:r/>
-      <w:r/>
-    </w:p>
-    <w:p>
-      <w:r/>
+      <w:r>
+        <w:rPr>
+          <w:lang w:val="hi_IN" w:bidi="hi_IN"/>
+        </w:rPr>
+      </w:r>
+      <w:r>
+        <w:rPr>
+          <w:lang w:val="hi_IN" w:bidi="hi_IN"/>
+        </w:rPr>
+      </w:r>
+    </w:p>
+    <w:p>
+      <w:pPr/>
+      <w:r>
+        <w:rPr>
+          <w:lang w:val="hi_IN" w:bidi="hi_IN"/>
+        </w:rPr>
+      </w:r>
     </w:p>
     <w:p>
       <w:pPr>
         <w:pStyle w:val="Heading2"/>
       </w:pPr>
       <w:r>
+        <w:rPr>
+          <w:lang w:val="hi_IN" w:bidi="hi_IN"/>
+        </w:rPr>
         <w:t>कुलुस्सियों 4:7–18</w:t>
       </w:r>
-      <w:r/>
-    </w:p>
-    <w:p>
-      <w:r/>
-      <w:r>
+      <w:r>
+        <w:rPr>
+          <w:lang w:val="hi_IN" w:bidi="hi_IN"/>
+        </w:rPr>
+      </w:r>
+    </w:p>
+    <w:p>
+      <w:pPr/>
+      <w:r>
+        <w:rPr>
+          <w:lang w:val="hi_IN" w:bidi="hi_IN"/>
+        </w:rPr>
+      </w:r>
+      <w:r>
+        <w:rPr>
+          <w:lang w:val="hi_IN" w:bidi="hi_IN"/>
+        </w:rPr>
         <w:t>अधिकांश नए नियम के पत्री अभिवादन और सहकर्मियों तथा यात्रा योजनाओं के संदर्भों की एक श्रृंखला के साथ समाप्त होते हैं, लेकिन कुलुस्सियों का यह भाग सामान्य से लंबा है। यात्रा करने में असमर्थ होने के कारण, पौलुस यह सुनिश्चित करने का प्रयास कर रहे होंगे कि कुलुस्सियों का उनके सहकर्मियों के साथ संबंध बना रहे। इससे उन्हें झूठे शिक्षकों के प्रलोभनों में न पड़ने में सहायता मिलेगी।</w:t>
       </w:r>
-      <w:r/>
-      <w:r/>
-    </w:p>
-    <w:p>
-      <w:r/>
+      <w:r>
+        <w:rPr>
+          <w:lang w:val="hi_IN" w:bidi="hi_IN"/>
+        </w:rPr>
+      </w:r>
+      <w:r>
+        <w:rPr>
+          <w:lang w:val="hi_IN" w:bidi="hi_IN"/>
+        </w:rPr>
+      </w:r>
+    </w:p>
+    <w:p>
+      <w:pPr/>
+      <w:r>
+        <w:rPr>
+          <w:lang w:val="hi_IN" w:bidi="hi_IN"/>
+        </w:rPr>
+      </w:r>
     </w:p>
     <w:p>
       <w:pPr>
         <w:pStyle w:val="Heading2"/>
       </w:pPr>
       <w:r>
+        <w:rPr>
+          <w:lang w:val="hi_IN" w:bidi="hi_IN"/>
+        </w:rPr>
         <w:t>कुलुस्सियों 4:9</w:t>
       </w:r>
-      <w:r/>
-    </w:p>
-    <w:p>
-      <w:r/>
-      <w:r>
+      <w:r>
+        <w:rPr>
+          <w:lang w:val="hi_IN" w:bidi="hi_IN"/>
+        </w:rPr>
+      </w:r>
+    </w:p>
+    <w:p>
+      <w:pPr/>
+      <w:r>
+        <w:rPr>
+          <w:lang w:val="hi_IN" w:bidi="hi_IN"/>
+        </w:rPr>
+      </w:r>
+      <w:r>
+        <w:rPr>
+          <w:lang w:val="hi_IN" w:bidi="hi_IN"/>
+        </w:rPr>
         <w:t xml:space="preserve">उनेसिमुस एक भगोड़ा दास था जिसे पौलुस ने उसके स्वामी, फिलेमोन के पास वापस भेजा (देखें </w:t>
       </w:r>
       <w:hyperlink r:id="rId123">
         <w:r>
           <w:rPr>
+            <w:lang w:val="hi_IN" w:bidi="hi_IN"/>
+          </w:rPr>
+          <w:rPr>
             <w:color w:val="0000EE"/>
             <w:u w:val="single"/>
           </w:rPr>
@@ -3450,31 +6458,65 @@
         </w:r>
       </w:hyperlink>
       <w:r>
+        <w:rPr>
+          <w:lang w:val="hi_IN" w:bidi="hi_IN"/>
+        </w:rPr>
         <w:t>)।</w:t>
       </w:r>
-      <w:r/>
-      <w:r/>
-    </w:p>
-    <w:p>
-      <w:r/>
+      <w:r>
+        <w:rPr>
+          <w:lang w:val="hi_IN" w:bidi="hi_IN"/>
+        </w:rPr>
+      </w:r>
+      <w:r>
+        <w:rPr>
+          <w:lang w:val="hi_IN" w:bidi="hi_IN"/>
+        </w:rPr>
+      </w:r>
+    </w:p>
+    <w:p>
+      <w:pPr/>
+      <w:r>
+        <w:rPr>
+          <w:lang w:val="hi_IN" w:bidi="hi_IN"/>
+        </w:rPr>
+      </w:r>
     </w:p>
     <w:p>
       <w:pPr>
         <w:pStyle w:val="Heading2"/>
       </w:pPr>
       <w:r>
+        <w:rPr>
+          <w:lang w:val="hi_IN" w:bidi="hi_IN"/>
+        </w:rPr>
         <w:t>कुलुस्सियों 4:10</w:t>
       </w:r>
-      <w:r/>
-    </w:p>
-    <w:p>
-      <w:r/>
-      <w:r>
+      <w:r>
+        <w:rPr>
+          <w:lang w:val="hi_IN" w:bidi="hi_IN"/>
+        </w:rPr>
+      </w:r>
+    </w:p>
+    <w:p>
+      <w:pPr/>
+      <w:r>
+        <w:rPr>
+          <w:lang w:val="hi_IN" w:bidi="hi_IN"/>
+        </w:rPr>
+      </w:r>
+      <w:r>
+        <w:rPr>
+          <w:lang w:val="hi_IN" w:bidi="hi_IN"/>
+        </w:rPr>
         <w:t>अरिस्तर्खुस एक सामान्य नाम था, लेकिन वह संभवतः थिस्सलुनीके का वही व्यक्ति था (</w:t>
       </w:r>
       <w:hyperlink r:id="rId124">
         <w:r>
           <w:rPr>
+            <w:lang w:val="hi_IN" w:bidi="hi_IN"/>
+          </w:rPr>
+          <w:rPr>
             <w:color w:val="0000EE"/>
             <w:u w:val="single"/>
           </w:rPr>
@@ -3482,11 +6524,17 @@
         </w:r>
       </w:hyperlink>
       <w:r>
+        <w:rPr>
+          <w:lang w:val="hi_IN" w:bidi="hi_IN"/>
+        </w:rPr>
         <w:t xml:space="preserve">; </w:t>
       </w:r>
       <w:hyperlink r:id="rId119">
         <w:r>
           <w:rPr>
+            <w:lang w:val="hi_IN" w:bidi="hi_IN"/>
+          </w:rPr>
+          <w:rPr>
             <w:color w:val="0000EE"/>
             <w:u w:val="single"/>
           </w:rPr>
@@ -3494,11 +6542,17 @@
         </w:r>
       </w:hyperlink>
       <w:r>
+        <w:rPr>
+          <w:lang w:val="hi_IN" w:bidi="hi_IN"/>
+        </w:rPr>
         <w:t>) जिसने पौलुस के साथ रोम की यात्रा की थी (</w:t>
       </w:r>
       <w:hyperlink r:id="rId125">
         <w:r>
           <w:rPr>
+            <w:lang w:val="hi_IN" w:bidi="hi_IN"/>
+          </w:rPr>
+          <w:rPr>
             <w:color w:val="0000EE"/>
             <w:u w:val="single"/>
           </w:rPr>
@@ -3506,20 +6560,30 @@
         </w:r>
       </w:hyperlink>
       <w:r>
+        <w:rPr>
+          <w:lang w:val="hi_IN" w:bidi="hi_IN"/>
+        </w:rPr>
         <w:t xml:space="preserve">)। प्रेरितों के काम यह संकेत नहीं देते कि </w:t>
       </w:r>
       <w:r>
         <w:rPr>
           <w:i/>
+          <w:lang w:val="hi_IN" w:bidi="hi_IN"/>
         </w:rPr>
         <w:t>अरिस्तर्खुस</w:t>
       </w:r>
       <w:r>
+        <w:rPr>
+          <w:lang w:val="hi_IN" w:bidi="hi_IN"/>
+        </w:rPr>
         <w:t xml:space="preserve"> भी गिरफ्तार थे, इसलिए संभवतः वह पौलुस के साथ स्वेच्छा से बन्दीगृह में थे, उन्हें प्रोत्साहित करने और सेवकाई में उनकी सहायता करने के उद्देश्य से उनके साथ कारावास में रह रहे थे। • मरकुस, बरनबास के चचेरे भाई, बरनबास और पौलुस के साथ उनकी पहली सुसमाचार प्रचार यात्रा पर गए थे, लेकिन यात्रा समाप्त होने से पहले ही उन्हें छोड़ कर चले गए थे (</w:t>
       </w:r>
       <w:hyperlink r:id="rId126">
         <w:r>
           <w:rPr>
+            <w:lang w:val="hi_IN" w:bidi="hi_IN"/>
+          </w:rPr>
+          <w:rPr>
             <w:color w:val="0000EE"/>
             <w:u w:val="single"/>
           </w:rPr>
@@ -3527,11 +6591,17 @@
         </w:r>
       </w:hyperlink>
       <w:r>
+        <w:rPr>
+          <w:lang w:val="hi_IN" w:bidi="hi_IN"/>
+        </w:rPr>
         <w:t>)। उस परित्याग ने पौलुस और बरनबास के बीच विभाजन कर दिया जब दूसरी यात्रा शुरू होने वाली थी (</w:t>
       </w:r>
       <w:hyperlink r:id="rId127">
         <w:r>
           <w:rPr>
+            <w:lang w:val="hi_IN" w:bidi="hi_IN"/>
+          </w:rPr>
+          <w:rPr>
             <w:color w:val="0000EE"/>
             <w:u w:val="single"/>
           </w:rPr>
@@ -3539,11 +6609,17 @@
         </w:r>
       </w:hyperlink>
       <w:r>
+        <w:rPr>
+          <w:lang w:val="hi_IN" w:bidi="hi_IN"/>
+        </w:rPr>
         <w:t xml:space="preserve">)। पौलुस और मरकुस अब स्पष्ट रूप से मेल-मिलाप कर चुके थे (देखें </w:t>
       </w:r>
       <w:hyperlink r:id="rId128">
         <w:r>
           <w:rPr>
+            <w:lang w:val="hi_IN" w:bidi="hi_IN"/>
+          </w:rPr>
+          <w:rPr>
             <w:color w:val="0000EE"/>
             <w:u w:val="single"/>
           </w:rPr>
@@ -3551,11 +6627,17 @@
         </w:r>
       </w:hyperlink>
       <w:r>
+        <w:rPr>
+          <w:lang w:val="hi_IN" w:bidi="hi_IN"/>
+        </w:rPr>
         <w:t xml:space="preserve">; </w:t>
       </w:r>
       <w:hyperlink r:id="rId129">
         <w:r>
           <w:rPr>
+            <w:lang w:val="hi_IN" w:bidi="hi_IN"/>
+          </w:rPr>
+          <w:rPr>
             <w:color w:val="0000EE"/>
             <w:u w:val="single"/>
           </w:rPr>
@@ -3563,37 +6645,77 @@
         </w:r>
       </w:hyperlink>
       <w:r>
+        <w:rPr>
+          <w:lang w:val="hi_IN" w:bidi="hi_IN"/>
+        </w:rPr>
         <w:t xml:space="preserve">)। • </w:t>
       </w:r>
       <w:r>
+        <w:rPr>
+          <w:lang w:val="hi_IN" w:bidi="hi_IN"/>
+        </w:rPr>
         <w:t>जिसके विषय में तुम ने निर्देश पाया था</w:t>
       </w:r>
       <w:r>
+        <w:rPr>
+          <w:lang w:val="hi_IN" w:bidi="hi_IN"/>
+        </w:rPr>
         <w:t>: इस संवाद का कोई अन्य अभिलेख नहीं है।</w:t>
       </w:r>
-      <w:r/>
-      <w:r/>
-    </w:p>
-    <w:p>
-      <w:r/>
+      <w:r>
+        <w:rPr>
+          <w:lang w:val="hi_IN" w:bidi="hi_IN"/>
+        </w:rPr>
+      </w:r>
+      <w:r>
+        <w:rPr>
+          <w:lang w:val="hi_IN" w:bidi="hi_IN"/>
+        </w:rPr>
+      </w:r>
+    </w:p>
+    <w:p>
+      <w:pPr/>
+      <w:r>
+        <w:rPr>
+          <w:lang w:val="hi_IN" w:bidi="hi_IN"/>
+        </w:rPr>
+      </w:r>
     </w:p>
     <w:p>
       <w:pPr>
         <w:pStyle w:val="Heading2"/>
       </w:pPr>
       <w:r>
+        <w:rPr>
+          <w:lang w:val="hi_IN" w:bidi="hi_IN"/>
+        </w:rPr>
         <w:t>कुलुस्सियों 4:10–14</w:t>
       </w:r>
-      <w:r/>
-    </w:p>
-    <w:p>
-      <w:r/>
-      <w:r>
+      <w:r>
+        <w:rPr>
+          <w:lang w:val="hi_IN" w:bidi="hi_IN"/>
+        </w:rPr>
+      </w:r>
+    </w:p>
+    <w:p>
+      <w:pPr/>
+      <w:r>
+        <w:rPr>
+          <w:lang w:val="hi_IN" w:bidi="hi_IN"/>
+        </w:rPr>
+      </w:r>
+      <w:r>
+        <w:rPr>
+          <w:lang w:val="hi_IN" w:bidi="hi_IN"/>
+        </w:rPr>
         <w:t xml:space="preserve">छह व्यक्तियों में से पाँच का उल्लेख </w:t>
       </w:r>
       <w:hyperlink r:id="rId130">
         <w:r>
           <w:rPr>
+            <w:lang w:val="hi_IN" w:bidi="hi_IN"/>
+          </w:rPr>
+          <w:rPr>
             <w:color w:val="0000EE"/>
             <w:u w:val="single"/>
           </w:rPr>
@@ -3601,101 +6723,206 @@
         </w:r>
       </w:hyperlink>
       <w:r>
+        <w:rPr>
+          <w:lang w:val="hi_IN" w:bidi="hi_IN"/>
+        </w:rPr>
         <w:t xml:space="preserve"> में भी किया गया है।</w:t>
       </w:r>
-      <w:r/>
-      <w:r/>
-    </w:p>
-    <w:p>
-      <w:r/>
+      <w:r>
+        <w:rPr>
+          <w:lang w:val="hi_IN" w:bidi="hi_IN"/>
+        </w:rPr>
+      </w:r>
+      <w:r>
+        <w:rPr>
+          <w:lang w:val="hi_IN" w:bidi="hi_IN"/>
+        </w:rPr>
+      </w:r>
+    </w:p>
+    <w:p>
+      <w:pPr/>
+      <w:r>
+        <w:rPr>
+          <w:lang w:val="hi_IN" w:bidi="hi_IN"/>
+        </w:rPr>
+      </w:r>
     </w:p>
     <w:p>
       <w:pPr>
         <w:pStyle w:val="Heading2"/>
       </w:pPr>
       <w:r>
+        <w:rPr>
+          <w:lang w:val="hi_IN" w:bidi="hi_IN"/>
+        </w:rPr>
         <w:t>कुलुस्सियों 4:11</w:t>
       </w:r>
-      <w:r/>
-    </w:p>
-    <w:p>
-      <w:r/>
-      <w:r>
+      <w:r>
+        <w:rPr>
+          <w:lang w:val="hi_IN" w:bidi="hi_IN"/>
+        </w:rPr>
+      </w:r>
+    </w:p>
+    <w:p>
+      <w:pPr/>
+      <w:r>
+        <w:rPr>
+          <w:lang w:val="hi_IN" w:bidi="hi_IN"/>
+        </w:rPr>
+      </w:r>
+      <w:r>
+        <w:rPr>
+          <w:lang w:val="hi_IN" w:bidi="hi_IN"/>
+        </w:rPr>
         <w:t xml:space="preserve">यीशु (जिन्हें हम यूस्तुस कहते हैं) का उल्लेख केवल यहाँ नए नियम में किया गया है। उपनाम </w:t>
       </w:r>
       <w:r>
         <w:rPr>
           <w:i/>
+          <w:lang w:val="hi_IN" w:bidi="hi_IN"/>
         </w:rPr>
         <w:t>यूस्तुस</w:t>
       </w:r>
       <w:r>
+        <w:rPr>
+          <w:lang w:val="hi_IN" w:bidi="hi_IN"/>
+        </w:rPr>
         <w:t xml:space="preserve"> शामिल किया गया है क्योंकि </w:t>
       </w:r>
       <w:r>
         <w:rPr>
           <w:i/>
+          <w:lang w:val="hi_IN" w:bidi="hi_IN"/>
         </w:rPr>
         <w:t>यीशु</w:t>
       </w:r>
       <w:r>
+        <w:rPr>
+          <w:lang w:val="hi_IN" w:bidi="hi_IN"/>
+        </w:rPr>
         <w:t xml:space="preserve"> (जिसका अर्थ है </w:t>
       </w:r>
       <w:r>
         <w:rPr>
           <w:i/>
+          <w:lang w:val="hi_IN" w:bidi="hi_IN"/>
         </w:rPr>
         <w:t>प्रभु बचाते हैं</w:t>
       </w:r>
       <w:r>
+        <w:rPr>
+          <w:lang w:val="hi_IN" w:bidi="hi_IN"/>
+        </w:rPr>
         <w:t>) यहूदियों के बीच पहली शताब्दी में एक सामान्य नाम था।</w:t>
       </w:r>
-      <w:r/>
-      <w:r/>
-    </w:p>
-    <w:p>
-      <w:r/>
+      <w:r>
+        <w:rPr>
+          <w:lang w:val="hi_IN" w:bidi="hi_IN"/>
+        </w:rPr>
+      </w:r>
+      <w:r>
+        <w:rPr>
+          <w:lang w:val="hi_IN" w:bidi="hi_IN"/>
+        </w:rPr>
+      </w:r>
+    </w:p>
+    <w:p>
+      <w:pPr/>
+      <w:r>
+        <w:rPr>
+          <w:lang w:val="hi_IN" w:bidi="hi_IN"/>
+        </w:rPr>
+      </w:r>
     </w:p>
     <w:p>
       <w:pPr>
         <w:pStyle w:val="Heading2"/>
       </w:pPr>
       <w:r>
+        <w:rPr>
+          <w:lang w:val="hi_IN" w:bidi="hi_IN"/>
+        </w:rPr>
         <w:t>कुलुस्सियों 4:13</w:t>
       </w:r>
-      <w:r/>
-    </w:p>
-    <w:p>
-      <w:r/>
-      <w:r>
+      <w:r>
+        <w:rPr>
+          <w:lang w:val="hi_IN" w:bidi="hi_IN"/>
+        </w:rPr>
+      </w:r>
+    </w:p>
+    <w:p>
+      <w:pPr/>
+      <w:r>
+        <w:rPr>
+          <w:lang w:val="hi_IN" w:bidi="hi_IN"/>
+        </w:rPr>
+      </w:r>
+      <w:r>
+        <w:rPr>
+          <w:lang w:val="hi_IN" w:bidi="hi_IN"/>
+        </w:rPr>
         <w:t>लौदीकिया और हियरापुलिस लाइकस नदी घाटी के दो सबसे महत्वपूर्ण शहर थे। यह तथ्य कि इपफ्रास ने कुलुस्से और इन आस-पास के शहरों में विश्वासियों के लिए प्रार्थना की, यह सुझाव देता है कि वह इन तीनों शहरों में अग्रणी सुसमाचार प्रचारक थे।</w:t>
       </w:r>
-      <w:r/>
-      <w:r/>
-    </w:p>
-    <w:p>
-      <w:r/>
+      <w:r>
+        <w:rPr>
+          <w:lang w:val="hi_IN" w:bidi="hi_IN"/>
+        </w:rPr>
+      </w:r>
+      <w:r>
+        <w:rPr>
+          <w:lang w:val="hi_IN" w:bidi="hi_IN"/>
+        </w:rPr>
+      </w:r>
+    </w:p>
+    <w:p>
+      <w:pPr/>
+      <w:r>
+        <w:rPr>
+          <w:lang w:val="hi_IN" w:bidi="hi_IN"/>
+        </w:rPr>
+      </w:r>
     </w:p>
     <w:p>
       <w:pPr>
         <w:pStyle w:val="Heading2"/>
       </w:pPr>
       <w:r>
+        <w:rPr>
+          <w:lang w:val="hi_IN" w:bidi="hi_IN"/>
+        </w:rPr>
         <w:t>कुलुस्सियों 4:14</w:t>
       </w:r>
-      <w:r/>
-    </w:p>
-    <w:p>
-      <w:r/>
-      <w:r>
+      <w:r>
+        <w:rPr>
+          <w:lang w:val="hi_IN" w:bidi="hi_IN"/>
+        </w:rPr>
+      </w:r>
+    </w:p>
+    <w:p>
+      <w:pPr/>
+      <w:r>
+        <w:rPr>
+          <w:lang w:val="hi_IN" w:bidi="hi_IN"/>
+        </w:rPr>
+      </w:r>
+      <w:r>
+        <w:rPr>
+          <w:lang w:val="hi_IN" w:bidi="hi_IN"/>
+        </w:rPr>
         <w:t>प्रिय वैद्य लूका</w:t>
       </w:r>
       <w:r>
+        <w:rPr>
+          <w:lang w:val="hi_IN" w:bidi="hi_IN"/>
+        </w:rPr>
         <w:t xml:space="preserve">, प्रेरितों के काम और उनके नाम वाला सुसमाचार के लेखक के रूप में प्रसिद्ध हैं। यह पद लूका के बारे में दो तथ्यों के लिए एकमात्र प्रमाण है: वे एक वैद्य थे, और वे यहूदियों विश्वास के नहीं थे (देखें </w:t>
       </w:r>
       <w:hyperlink r:id="rId131">
         <w:r>
           <w:rPr>
+            <w:lang w:val="hi_IN" w:bidi="hi_IN"/>
+          </w:rPr>
+          <w:rPr>
             <w:color w:val="0000EE"/>
             <w:u w:val="single"/>
           </w:rPr>
@@ -3703,11 +6930,17 @@
         </w:r>
       </w:hyperlink>
       <w:r>
+        <w:rPr>
+          <w:lang w:val="hi_IN" w:bidi="hi_IN"/>
+        </w:rPr>
         <w:t>)। • इस पद में उल्लिखित अन्य लोगों के विपरीत, देमास के बारे में कोई विवरण नहीं दिया गया है। शायद पौलुस उन्हें अच्छी तरह से नहीं जानते थे। बाद में देमास ने पौलुस को छोड़ दिया (</w:t>
       </w:r>
       <w:hyperlink r:id="rId132">
         <w:r>
           <w:rPr>
+            <w:lang w:val="hi_IN" w:bidi="hi_IN"/>
+          </w:rPr>
+          <w:rPr>
             <w:color w:val="0000EE"/>
             <w:u w:val="single"/>
           </w:rPr>
@@ -3715,77 +6948,173 @@
         </w:r>
       </w:hyperlink>
       <w:r>
+        <w:rPr>
+          <w:lang w:val="hi_IN" w:bidi="hi_IN"/>
+        </w:rPr>
         <w:t>)।</w:t>
       </w:r>
-      <w:r/>
-      <w:r/>
-    </w:p>
-    <w:p>
-      <w:r/>
+      <w:r>
+        <w:rPr>
+          <w:lang w:val="hi_IN" w:bidi="hi_IN"/>
+        </w:rPr>
+      </w:r>
+      <w:r>
+        <w:rPr>
+          <w:lang w:val="hi_IN" w:bidi="hi_IN"/>
+        </w:rPr>
+      </w:r>
+    </w:p>
+    <w:p>
+      <w:pPr/>
+      <w:r>
+        <w:rPr>
+          <w:lang w:val="hi_IN" w:bidi="hi_IN"/>
+        </w:rPr>
+      </w:r>
     </w:p>
     <w:p>
       <w:pPr>
         <w:pStyle w:val="Heading2"/>
       </w:pPr>
       <w:r>
+        <w:rPr>
+          <w:lang w:val="hi_IN" w:bidi="hi_IN"/>
+        </w:rPr>
         <w:t>कुलुस्सियों 4:15</w:t>
       </w:r>
-      <w:r/>
-    </w:p>
-    <w:p>
-      <w:r/>
-      <w:r>
+      <w:r>
+        <w:rPr>
+          <w:lang w:val="hi_IN" w:bidi="hi_IN"/>
+        </w:rPr>
+      </w:r>
+    </w:p>
+    <w:p>
+      <w:pPr/>
+      <w:r>
+        <w:rPr>
+          <w:lang w:val="hi_IN" w:bidi="hi_IN"/>
+        </w:rPr>
+      </w:r>
+      <w:r>
+        <w:rPr>
+          <w:lang w:val="hi_IN" w:bidi="hi_IN"/>
+        </w:rPr>
         <w:t>नुमफास और उसकी घर की कलीसिया</w:t>
       </w:r>
       <w:r>
+        <w:rPr>
+          <w:lang w:val="hi_IN" w:bidi="hi_IN"/>
+        </w:rPr>
         <w:t>: पहले दो शताब्दियों में मसीही कलीसिया के लगभग सभी विश्वासी निजी घरों में आराधना के लिए एकत्र होते थे। नुमफास के बारे में और कुछ ज्ञात नहीं है।</w:t>
       </w:r>
-      <w:r/>
-      <w:r/>
-    </w:p>
-    <w:p>
-      <w:r/>
+      <w:r>
+        <w:rPr>
+          <w:lang w:val="hi_IN" w:bidi="hi_IN"/>
+        </w:rPr>
+      </w:r>
+      <w:r>
+        <w:rPr>
+          <w:lang w:val="hi_IN" w:bidi="hi_IN"/>
+        </w:rPr>
+      </w:r>
+    </w:p>
+    <w:p>
+      <w:pPr/>
+      <w:r>
+        <w:rPr>
+          <w:lang w:val="hi_IN" w:bidi="hi_IN"/>
+        </w:rPr>
+      </w:r>
     </w:p>
     <w:p>
       <w:pPr>
         <w:pStyle w:val="Heading2"/>
       </w:pPr>
       <w:r>
+        <w:rPr>
+          <w:lang w:val="hi_IN" w:bidi="hi_IN"/>
+        </w:rPr>
         <w:t>कुलुस्सियों 4:16</w:t>
       </w:r>
-      <w:r/>
-    </w:p>
-    <w:p>
-      <w:r/>
-      <w:r>
+      <w:r>
+        <w:rPr>
+          <w:lang w:val="hi_IN" w:bidi="hi_IN"/>
+        </w:rPr>
+      </w:r>
+    </w:p>
+    <w:p>
+      <w:pPr/>
+      <w:r>
+        <w:rPr>
+          <w:lang w:val="hi_IN" w:bidi="hi_IN"/>
+        </w:rPr>
+      </w:r>
+      <w:r>
+        <w:rPr>
+          <w:lang w:val="hi_IN" w:bidi="hi_IN"/>
+        </w:rPr>
         <w:t>और जब यह पत्र तुम्हारे यहाँ पढ़ लिया जाए</w:t>
       </w:r>
       <w:r>
+        <w:rPr>
+          <w:lang w:val="hi_IN" w:bidi="hi_IN"/>
+        </w:rPr>
         <w:t>: पिछले कई वर्षों में लौदीकिया के लोगों को लिखे गए पत्र को नए नियम के पत्र या अंश के साथ पहचानने के कई प्रयास किए गए हैं, लेकिन सबसे अधिक संभावना यह है कि लौदीकिया की कलीसिया को लिखा गया पौलुस का पत्र खो गया है।</w:t>
       </w:r>
-      <w:r/>
-      <w:r/>
-    </w:p>
-    <w:p>
-      <w:r/>
+      <w:r>
+        <w:rPr>
+          <w:lang w:val="hi_IN" w:bidi="hi_IN"/>
+        </w:rPr>
+      </w:r>
+      <w:r>
+        <w:rPr>
+          <w:lang w:val="hi_IN" w:bidi="hi_IN"/>
+        </w:rPr>
+      </w:r>
+    </w:p>
+    <w:p>
+      <w:pPr/>
+      <w:r>
+        <w:rPr>
+          <w:lang w:val="hi_IN" w:bidi="hi_IN"/>
+        </w:rPr>
+      </w:r>
     </w:p>
     <w:p>
       <w:pPr>
         <w:pStyle w:val="Heading2"/>
       </w:pPr>
       <w:r>
+        <w:rPr>
+          <w:lang w:val="hi_IN" w:bidi="hi_IN"/>
+        </w:rPr>
         <w:t>कुलुस्सियों 4:17</w:t>
       </w:r>
-      <w:r/>
-    </w:p>
-    <w:p>
-      <w:r/>
-      <w:r>
+      <w:r>
+        <w:rPr>
+          <w:lang w:val="hi_IN" w:bidi="hi_IN"/>
+        </w:rPr>
+      </w:r>
+    </w:p>
+    <w:p>
+      <w:pPr/>
+      <w:r>
+        <w:rPr>
+          <w:lang w:val="hi_IN" w:bidi="hi_IN"/>
+        </w:rPr>
+      </w:r>
+      <w:r>
+        <w:rPr>
+          <w:lang w:val="hi_IN" w:bidi="hi_IN"/>
+        </w:rPr>
         <w:t xml:space="preserve">अरखिप्पुस: </w:t>
       </w:r>
       <w:hyperlink r:id="rId133">
         <w:r>
           <w:rPr>
+            <w:lang w:val="hi_IN" w:bidi="hi_IN"/>
+          </w:rPr>
+          <w:rPr>
             <w:color w:val="0000EE"/>
             <w:u w:val="single"/>
           </w:rPr>
@@ -3793,43 +7122,84 @@
         </w:r>
       </w:hyperlink>
       <w:r>
+        <w:rPr>
+          <w:lang w:val="hi_IN" w:bidi="hi_IN"/>
+        </w:rPr>
         <w:t xml:space="preserve"> भी देखें। हमारे पास उस सेवकाई के बारे में अधिक जानने का कोई तरीका नहीं है जो प्रभु ने उन्हें दी थी।</w:t>
       </w:r>
-      <w:r/>
-      <w:r/>
-    </w:p>
-    <w:p>
-      <w:r/>
+      <w:r>
+        <w:rPr>
+          <w:lang w:val="hi_IN" w:bidi="hi_IN"/>
+        </w:rPr>
+      </w:r>
+      <w:r>
+        <w:rPr>
+          <w:lang w:val="hi_IN" w:bidi="hi_IN"/>
+        </w:rPr>
+      </w:r>
+    </w:p>
+    <w:p>
+      <w:pPr/>
+      <w:r>
+        <w:rPr>
+          <w:lang w:val="hi_IN" w:bidi="hi_IN"/>
+        </w:rPr>
+      </w:r>
     </w:p>
     <w:p>
       <w:pPr>
         <w:pStyle w:val="Heading2"/>
       </w:pPr>
       <w:r>
+        <w:rPr>
+          <w:lang w:val="hi_IN" w:bidi="hi_IN"/>
+        </w:rPr>
         <w:t>कुलुस्सियों 4:18</w:t>
       </w:r>
-      <w:r/>
-    </w:p>
-    <w:p>
-      <w:r/>
-      <w:r>
+      <w:r>
+        <w:rPr>
+          <w:lang w:val="hi_IN" w:bidi="hi_IN"/>
+        </w:rPr>
+      </w:r>
+    </w:p>
+    <w:p>
+      <w:pPr/>
+      <w:r>
+        <w:rPr>
+          <w:lang w:val="hi_IN" w:bidi="hi_IN"/>
+        </w:rPr>
+      </w:r>
+      <w:r>
+        <w:rPr>
+          <w:lang w:val="hi_IN" w:bidi="hi_IN"/>
+        </w:rPr>
         <w:t>मुझ पौलुस का अपने हाथ से लिखा हुआ नमस्कार</w:t>
       </w:r>
       <w:r>
+        <w:rPr>
+          <w:lang w:val="hi_IN" w:bidi="hi_IN"/>
+        </w:rPr>
         <w:t xml:space="preserve">—पौलुस: अधिकांश प्राचीन पत्रियों की तरह, कुलुस्सियों को संभवतः पौलुस ने एक शास्त्री या </w:t>
       </w:r>
       <w:r>
         <w:rPr>
           <w:i/>
+          <w:lang w:val="hi_IN" w:bidi="hi_IN"/>
         </w:rPr>
         <w:t>अमानुएंसेस</w:t>
       </w:r>
       <w:r>
+        <w:rPr>
+          <w:lang w:val="hi_IN" w:bidi="hi_IN"/>
+        </w:rPr>
         <w:t xml:space="preserve"> से लिखवाया था, जिसे साफ और संक्षेप में लिखने का प्रशिक्षण दिया गया होगा। पत्री की प्रामाणिकता के रूप में, पौलुस ने अंत में अपना हस्तलिखित अभिवादन जोड़ा (तुलना करें </w:t>
       </w:r>
       <w:hyperlink r:id="rId134">
         <w:r>
           <w:rPr>
+            <w:lang w:val="hi_IN" w:bidi="hi_IN"/>
+          </w:rPr>
+          <w:rPr>
             <w:color w:val="0000EE"/>
             <w:u w:val="single"/>
           </w:rPr>
@@ -3837,10 +7207,21 @@
         </w:r>
       </w:hyperlink>
       <w:r>
+        <w:rPr>
+          <w:lang w:val="hi_IN" w:bidi="hi_IN"/>
+        </w:rPr>
         <w:t xml:space="preserve"> में पौलुस की टिप्पणी)।</w:t>
       </w:r>
-      <w:r/>
-      <w:r/>
+      <w:r>
+        <w:rPr>
+          <w:lang w:val="hi_IN" w:bidi="hi_IN"/>
+        </w:rPr>
+      </w:r>
+      <w:r>
+        <w:rPr>
+          <w:lang w:val="hi_IN" w:bidi="hi_IN"/>
+        </w:rPr>
+      </w:r>
     </w:p>
     <w:sectPr>
       <w:footnotePr>
@@ -5742,7 +9123,7 @@
     <w:rPrDefault>
       <w:rPr>
         <w:rFonts w:ascii="Times New Roman" w:eastAsia="Times New Roman" w:hAnsi="Times New Roman" w:cs="Times New Roman"/>
-        <w:lang w:val="en-US" w:eastAsia="en-US" w:bidi="ar-SA"/>
+        <w:lang w:val="hi_IN" w:eastAsia="en-US" w:bidi="ar-SA"/>
       </w:rPr>
     </w:rPrDefault>
     <w:pPrDefault/>

--- a/hin/docx/51.content.docx
+++ b/hin/docx/51.content.docx
@@ -163,13 +163,6 @@
         <w:rPr>
           <w:lang w:val="hi_IN" w:bidi="hi_IN"/>
         </w:rPr>
-      </w:r>
-      <w:r>
-        <w:rPr>
-          <w:i/>
-          <w:lang w:val="hi_IN" w:bidi="hi_IN"/>
-        </w:rPr>
-        <w:t>कुलुस्सियों 1:1, कुलुस्सियों 1:2, कुलुस्सियों 1:3–14, कुलुस्सियों 1:4, कुलुस्सियों 1:5, कुलुस्सियों 1:6, कुलुस्सियों 1:7, कुलुस्सियों 1:9–10, कुलुस्सियों 1:12–13, कुलुस्सियों 1:15, कुलुस्सियों 1:15–20, कुलुस्सियों 1:16, कुलुस्सियों 1:18, कुलुस्सियों 1:19, कुलुस्सियों 1:20, कुलुस्सियों 1:21, कुलुस्सियों 1:21–23, कुलुस्सियों 1:22, कुलुस्सियों 1:23, कुलुस्सियों 1:24, कुलुस्सियों 1:24–2:5, कुलुस्सियों 1:26, कुलुस्सियों 2:1–5, कुलुस्सियों 2:2, कुलुस्सियों 2:3, कुलुस्सियों 2:6–15, कुलुस्सियों 2:8, कुलुस्सियों 2:11, कुलुस्सियों 2:12, कुलुस्सियों 2:14, कुलुस्सियों 2:15, कुलुस्सियों 2:16, कुलुस्सियों 2:16–23, कुलुस्सियों 2:17, कुलुस्सियों 2:18, कुलुस्सियों 2:20, कुलुस्सियों 2:23, कुलुस्सियों 3:1, कुलुस्सियों 3:1–11, कुलुस्सियों 3:3–4, कुलुस्सियों 3:5, कुलुस्सियों 3:6, कुलुस्सियों 3:8, कुलुस्सियों 3:9–10, कुलुस्सियों 3:11, कुलुस्सियों 3:12–17, कुलुस्सियों 3:15, कुलुस्सियों 3:16, कुलुस्सियों 3:17, कुलुस्सियों 3:18, कुलुस्सियों 3:18–4:1, कुलुस्सियों 3:19, कुलुस्सियों 3:22–24, कुलुस्सियों 4:1, कुलुस्सियों 4:2, कुलुस्सियों 4:2–6, कुलुस्सियों 4:3, कुलुस्सियों 4:5, कुलुस्सियों 4:6, कुलुस्सियों 4:7, कुलुस्सियों 4:7–18, कुलुस्सियों 4:9, कुलुस्सियों 4:10, कुलुस्सियों 4:10–14, कुलुस्सियों 4:11, कुलुस्सियों 4:13, कुलुस्सियों 4:14, कुलुस्सियों 4:15, कुलुस्सियों 4:16, कुलुस्सियों 4:17, कुलुस्सियों 4:18</w:t>
       </w:r>
       <w:r>
         <w:rPr>

--- a/hin/docx/51.content.docx
+++ b/hin/docx/51.content.docx
@@ -150,19 +150,6 @@
           <w:lang w:val="hi_IN" w:bidi="hi_IN"/>
         </w:rPr>
         <w:t>COL</w:t>
-      </w:r>
-      <w:r>
-        <w:rPr>
-          <w:lang w:val="hi_IN" w:bidi="hi_IN"/>
-        </w:rPr>
-      </w:r>
-    </w:p>
-    <w:p>
-      <w:pPr/>
-      <w:r>
-        <w:rPr>
-          <w:lang w:val="hi_IN" w:bidi="hi_IN"/>
-        </w:rPr>
       </w:r>
       <w:r>
         <w:rPr>

--- a/hin/docx/51.content.docx
+++ b/hin/docx/51.content.docx
@@ -19,7 +19,7 @@
         <w:rPr>
           <w:lang w:val="hi_IN" w:bidi="hi_IN"/>
         </w:rPr>
-        <w:t>Resource: अध्ययन नोट्स (टिंडेल)</w:t>
+        <w:t>Resource: Tyndale Open Study Notes</w:t>
       </w:r>
       <w:r>
         <w:rPr>
@@ -112,7 +112,7 @@
         <w:rPr>
           <w:lang w:val="hi_IN" w:bidi="hi_IN"/>
         </w:rPr>
-        <w:t>अध्ययन नोट्स (टिंडेल)</w:t>
+        <w:t>Tyndale Open Study Notes</w:t>
       </w:r>
     </w:p>
     <w:p>

--- a/hin/docx/51.content.docx
+++ b/hin/docx/51.content.docx
@@ -19,7 +19,7 @@
         <w:rPr>
           <w:lang w:val="hi_IN" w:bidi="hi_IN"/>
         </w:rPr>
-        <w:t>Resource: Tyndale Open Study Notes</w:t>
+        <w:t>Resource: Aquifer Open Study Notes</w:t>
       </w:r>
       <w:r>
         <w:rPr>
@@ -112,7 +112,7 @@
         <w:rPr>
           <w:lang w:val="hi_IN" w:bidi="hi_IN"/>
         </w:rPr>
-        <w:t>Tyndale Open Study Notes</w:t>
+        <w:t>Aquifer Open Study Notes</w:t>
       </w:r>
     </w:p>
     <w:p>

--- a/hin/docx/51.content.docx
+++ b/hin/docx/51.content.docx
@@ -451,18 +451,12 @@
         </w:rPr>
         <w:t>): नया नियम सभी मसीहियों को संत कहता है। उन्हें परमेश्वर ने अपने पवित्र लोगों के रूप में अलग किए हैं (</w:t>
       </w:r>
-      <w:hyperlink r:id="rId13">
-        <w:r>
-          <w:rPr>
-            <w:lang w:val="hi_IN" w:bidi="hi_IN"/>
-          </w:rPr>
-          <w:rPr>
-            <w:color w:val="0000EE"/>
-            <w:u w:val="single"/>
-          </w:rPr>
-          <w:t>3:12</w:t>
-        </w:r>
-      </w:hyperlink>
+      <w:r>
+        <w:rPr>
+          <w:lang w:val="hi_IN" w:bidi="hi_IN"/>
+        </w:rPr>
+        <w:t>3:12</w:t>
+      </w:r>
       <w:r>
         <w:rPr>
           <w:lang w:val="hi_IN" w:bidi="hi_IN"/>
@@ -517,18 +511,12 @@
         </w:rPr>
         <w:t>कुलुस्सियों के मसीही विश्वासियों की आत्मविश्वासपूर्ण आशा उन्हें उनके विश्वास और प्रेम के लिए एक सुरक्षित नींव प्रदान करती है (</w:t>
       </w:r>
-      <w:hyperlink r:id="rId14">
-        <w:r>
-          <w:rPr>
-            <w:lang w:val="hi_IN" w:bidi="hi_IN"/>
-          </w:rPr>
-          <w:rPr>
-            <w:color w:val="0000EE"/>
-            <w:u w:val="single"/>
-          </w:rPr>
-          <w:t>1:4</w:t>
-        </w:r>
-      </w:hyperlink>
+      <w:r>
+        <w:rPr>
+          <w:lang w:val="hi_IN" w:bidi="hi_IN"/>
+        </w:rPr>
+        <w:t>1:4</w:t>
+      </w:r>
       <w:r>
         <w:rPr>
           <w:lang w:val="hi_IN" w:bidi="hi_IN"/>
@@ -589,18 +577,12 @@
         </w:rPr>
         <w:t xml:space="preserve">: सुसमाचार जीवन को बदलने और आत्मिक वृद्धि लाने में प्रभावी है (तुलना करें </w:t>
       </w:r>
-      <w:hyperlink r:id="rId15">
-        <w:r>
-          <w:rPr>
-            <w:lang w:val="hi_IN" w:bidi="hi_IN"/>
-          </w:rPr>
-          <w:rPr>
-            <w:color w:val="0000EE"/>
-            <w:u w:val="single"/>
-          </w:rPr>
-          <w:t>1:10</w:t>
-        </w:r>
-      </w:hyperlink>
+      <w:r>
+        <w:rPr>
+          <w:lang w:val="hi_IN" w:bidi="hi_IN"/>
+        </w:rPr>
+        <w:t>1:10</w:t>
+      </w:r>
       <w:r>
         <w:rPr>
           <w:lang w:val="hi_IN" w:bidi="hi_IN"/>
@@ -655,54 +637,36 @@
         </w:rPr>
         <w:t xml:space="preserve">इपफ्रास (यह भी देखें </w:t>
       </w:r>
-      <w:hyperlink r:id="rId16">
-        <w:r>
-          <w:rPr>
-            <w:lang w:val="hi_IN" w:bidi="hi_IN"/>
-          </w:rPr>
-          <w:rPr>
-            <w:color w:val="0000EE"/>
-            <w:u w:val="single"/>
-          </w:rPr>
-          <w:t>4:12–13</w:t>
-        </w:r>
-      </w:hyperlink>
+      <w:r>
+        <w:rPr>
+          <w:lang w:val="hi_IN" w:bidi="hi_IN"/>
+        </w:rPr>
+        <w:t>4:12–13</w:t>
+      </w:r>
       <w:r>
         <w:rPr>
           <w:lang w:val="hi_IN" w:bidi="hi_IN"/>
         </w:rPr>
         <w:t xml:space="preserve">; </w:t>
       </w:r>
-      <w:hyperlink r:id="rId17">
-        <w:r>
-          <w:rPr>
-            <w:lang w:val="hi_IN" w:bidi="hi_IN"/>
-          </w:rPr>
-          <w:rPr>
-            <w:color w:val="0000EE"/>
-            <w:u w:val="single"/>
-          </w:rPr>
-          <w:t>फिले 1:23</w:t>
-        </w:r>
-      </w:hyperlink>
+      <w:r>
+        <w:rPr>
+          <w:lang w:val="hi_IN" w:bidi="hi_IN"/>
+        </w:rPr>
+        <w:t>फिले 1:23</w:t>
+      </w:r>
       <w:r>
         <w:rPr>
           <w:lang w:val="hi_IN" w:bidi="hi_IN"/>
         </w:rPr>
         <w:t xml:space="preserve">) संभवतः परिवर्तित हो गए थे जब पौलुस ने इफिसुस में सेवा की थी (देखें </w:t>
       </w:r>
-      <w:hyperlink r:id="rId18">
-        <w:r>
-          <w:rPr>
-            <w:lang w:val="hi_IN" w:bidi="hi_IN"/>
-          </w:rPr>
-          <w:rPr>
-            <w:color w:val="0000EE"/>
-            <w:u w:val="single"/>
-          </w:rPr>
-          <w:t>प्रेरि 19:10</w:t>
-        </w:r>
-      </w:hyperlink>
+      <w:r>
+        <w:rPr>
+          <w:lang w:val="hi_IN" w:bidi="hi_IN"/>
+        </w:rPr>
+        <w:t>प्रेरि 19:10</w:t>
+      </w:r>
       <w:r>
         <w:rPr>
           <w:lang w:val="hi_IN" w:bidi="hi_IN"/>
@@ -769,18 +733,12 @@
         </w:rPr>
         <w:t xml:space="preserve"> के साथ खड़े रहने की शक्ति होगी (</w:t>
       </w:r>
-      <w:hyperlink r:id="rId19">
-        <w:r>
-          <w:rPr>
-            <w:lang w:val="hi_IN" w:bidi="hi_IN"/>
-          </w:rPr>
-          <w:rPr>
-            <w:color w:val="0000EE"/>
-            <w:u w:val="single"/>
-          </w:rPr>
-          <w:t>1:11</w:t>
-        </w:r>
-      </w:hyperlink>
+      <w:r>
+        <w:rPr>
+          <w:lang w:val="hi_IN" w:bidi="hi_IN"/>
+        </w:rPr>
+        <w:t>1:11</w:t>
+      </w:r>
       <w:r>
         <w:rPr>
           <w:lang w:val="hi_IN" w:bidi="hi_IN"/>
@@ -841,108 +799,72 @@
         </w:rPr>
         <w:t xml:space="preserve">: उद्धार के लिए परमेश्वर के प्रति नम्र कृतज्ञता, झूठी शिक्षाओं के प्रलोभन का एक शक्तिशाली प्रतिकारक है (देखें </w:t>
       </w:r>
-      <w:hyperlink r:id="rId20">
-        <w:r>
-          <w:rPr>
-            <w:lang w:val="hi_IN" w:bidi="hi_IN"/>
-          </w:rPr>
-          <w:rPr>
-            <w:color w:val="0000EE"/>
-            <w:u w:val="single"/>
-          </w:rPr>
-          <w:t>2:7</w:t>
-        </w:r>
-      </w:hyperlink>
+      <w:r>
+        <w:rPr>
+          <w:lang w:val="hi_IN" w:bidi="hi_IN"/>
+        </w:rPr>
+        <w:t>2:7</w:t>
+      </w:r>
       <w:r>
         <w:rPr>
           <w:lang w:val="hi_IN" w:bidi="hi_IN"/>
         </w:rPr>
         <w:t xml:space="preserve">; </w:t>
       </w:r>
-      <w:hyperlink r:id="rId21">
-        <w:r>
-          <w:rPr>
-            <w:lang w:val="hi_IN" w:bidi="hi_IN"/>
-          </w:rPr>
-          <w:rPr>
-            <w:color w:val="0000EE"/>
-            <w:u w:val="single"/>
-          </w:rPr>
-          <w:t>3:17</w:t>
-        </w:r>
-      </w:hyperlink>
+      <w:r>
+        <w:rPr>
+          <w:lang w:val="hi_IN" w:bidi="hi_IN"/>
+        </w:rPr>
+        <w:t>3:17</w:t>
+      </w:r>
       <w:r>
         <w:rPr>
           <w:lang w:val="hi_IN" w:bidi="hi_IN"/>
         </w:rPr>
         <w:t xml:space="preserve">; </w:t>
       </w:r>
-      <w:hyperlink r:id="rId22">
-        <w:r>
-          <w:rPr>
-            <w:lang w:val="hi_IN" w:bidi="hi_IN"/>
-          </w:rPr>
-          <w:rPr>
-            <w:color w:val="0000EE"/>
-            <w:u w:val="single"/>
-          </w:rPr>
-          <w:t>4:2</w:t>
-        </w:r>
-      </w:hyperlink>
+      <w:r>
+        <w:rPr>
+          <w:lang w:val="hi_IN" w:bidi="hi_IN"/>
+        </w:rPr>
+        <w:t>4:2</w:t>
+      </w:r>
       <w:r>
         <w:rPr>
           <w:lang w:val="hi_IN" w:bidi="hi_IN"/>
         </w:rPr>
         <w:t xml:space="preserve">)। • विरासत वह है जो परमेश्वर ने अपने लोगों से वादा किया है (उदाहरण के लिए, देखें </w:t>
       </w:r>
-      <w:hyperlink r:id="rId23">
-        <w:r>
-          <w:rPr>
-            <w:lang w:val="hi_IN" w:bidi="hi_IN"/>
-          </w:rPr>
-          <w:rPr>
-            <w:color w:val="0000EE"/>
-            <w:u w:val="single"/>
-          </w:rPr>
-          <w:t>व्य.वि 3:28</w:t>
-        </w:r>
-      </w:hyperlink>
+      <w:r>
+        <w:rPr>
+          <w:lang w:val="hi_IN" w:bidi="hi_IN"/>
+        </w:rPr>
+        <w:t>व्य.वि 3:28</w:t>
+      </w:r>
       <w:r>
         <w:rPr>
           <w:lang w:val="hi_IN" w:bidi="hi_IN"/>
         </w:rPr>
         <w:t xml:space="preserve">; </w:t>
       </w:r>
-      <w:hyperlink r:id="rId24">
-        <w:r>
-          <w:rPr>
-            <w:lang w:val="hi_IN" w:bidi="hi_IN"/>
-          </w:rPr>
-          <w:rPr>
-            <w:color w:val="0000EE"/>
-            <w:u w:val="single"/>
-          </w:rPr>
-          <w:t>भज 33:12</w:t>
-        </w:r>
-      </w:hyperlink>
+      <w:r>
+        <w:rPr>
+          <w:lang w:val="hi_IN" w:bidi="hi_IN"/>
+        </w:rPr>
+        <w:t>भज 33:12</w:t>
+      </w:r>
       <w:r>
         <w:rPr>
           <w:lang w:val="hi_IN" w:bidi="hi_IN"/>
         </w:rPr>
         <w:t xml:space="preserve">; </w:t>
       </w:r>
-      <w:hyperlink r:id="rId25">
-        <w:r>
-          <w:rPr>
-            <w:lang w:val="hi_IN" w:bidi="hi_IN"/>
-          </w:rPr>
-          <w:rPr>
-            <w:color w:val="0000EE"/>
-            <w:u w:val="single"/>
-          </w:rPr>
-          <w:t>यहेज 44:28</w:t>
-        </w:r>
-      </w:hyperlink>
+      <w:r>
+        <w:rPr>
+          <w:lang w:val="hi_IN" w:bidi="hi_IN"/>
+        </w:rPr>
+        <w:t>यहेज 44:28</w:t>
+      </w:r>
       <w:r>
         <w:rPr>
           <w:lang w:val="hi_IN" w:bidi="hi_IN"/>
@@ -962,54 +884,36 @@
         </w:rPr>
         <w:t xml:space="preserve"> उद्धार और अंतिम छुटकारे से संबंधित होती है (देखें </w:t>
       </w:r>
-      <w:hyperlink r:id="rId26">
-        <w:r>
-          <w:rPr>
-            <w:lang w:val="hi_IN" w:bidi="hi_IN"/>
-          </w:rPr>
-          <w:rPr>
-            <w:color w:val="0000EE"/>
-            <w:u w:val="single"/>
-          </w:rPr>
-          <w:t>इफि 1:11</w:t>
-        </w:r>
-      </w:hyperlink>
+      <w:r>
+        <w:rPr>
+          <w:lang w:val="hi_IN" w:bidi="hi_IN"/>
+        </w:rPr>
+        <w:t>इफि 1:11</w:t>
+      </w:r>
       <w:r>
         <w:rPr>
           <w:lang w:val="hi_IN" w:bidi="hi_IN"/>
         </w:rPr>
         <w:t xml:space="preserve">; </w:t>
       </w:r>
-      <w:hyperlink r:id="rId27">
-        <w:r>
-          <w:rPr>
-            <w:lang w:val="hi_IN" w:bidi="hi_IN"/>
-          </w:rPr>
-          <w:rPr>
-            <w:color w:val="0000EE"/>
-            <w:u w:val="single"/>
-          </w:rPr>
-          <w:t>तीतु 3:7</w:t>
-        </w:r>
-      </w:hyperlink>
+      <w:r>
+        <w:rPr>
+          <w:lang w:val="hi_IN" w:bidi="hi_IN"/>
+        </w:rPr>
+        <w:t>तीतु 3:7</w:t>
+      </w:r>
       <w:r>
         <w:rPr>
           <w:lang w:val="hi_IN" w:bidi="hi_IN"/>
         </w:rPr>
         <w:t xml:space="preserve">; </w:t>
       </w:r>
-      <w:hyperlink r:id="rId28">
-        <w:r>
-          <w:rPr>
-            <w:lang w:val="hi_IN" w:bidi="hi_IN"/>
-          </w:rPr>
-          <w:rPr>
-            <w:color w:val="0000EE"/>
-            <w:u w:val="single"/>
-          </w:rPr>
-          <w:t>इब्रा 9:15</w:t>
-        </w:r>
-      </w:hyperlink>
+      <w:r>
+        <w:rPr>
+          <w:lang w:val="hi_IN" w:bidi="hi_IN"/>
+        </w:rPr>
+        <w:t>इब्रा 9:15</w:t>
+      </w:r>
       <w:r>
         <w:rPr>
           <w:lang w:val="hi_IN" w:bidi="hi_IN"/>
@@ -1075,18 +979,12 @@
         </w:rPr>
         <w:t>: पुराने नियम के यूनानी अनुवाद में, ईकॉन का अर्थ "प्रतिरूप" या "प्रतिनिधित्व" है। यह मनुष्यों को परमेश्वर की प्रतिरूप में बनाए गए के रूप में वर्णित करता है (</w:t>
       </w:r>
-      <w:hyperlink r:id="rId29">
-        <w:r>
-          <w:rPr>
-            <w:lang w:val="hi_IN" w:bidi="hi_IN"/>
-          </w:rPr>
-          <w:rPr>
-            <w:color w:val="0000EE"/>
-            <w:u w:val="single"/>
-          </w:rPr>
-          <w:t>उत 1:26–27</w:t>
-        </w:r>
-      </w:hyperlink>
+      <w:r>
+        <w:rPr>
+          <w:lang w:val="hi_IN" w:bidi="hi_IN"/>
+        </w:rPr>
+        <w:t>उत 1:26–27</w:t>
+      </w:r>
       <w:r>
         <w:rPr>
           <w:lang w:val="hi_IN" w:bidi="hi_IN"/>
@@ -1105,36 +1003,24 @@
         </w:rPr>
         <w:t xml:space="preserve">" के रूप में वर्णित करते हैं ताकि उनकी महत्ता को समझाया जा सके (तुलना करें </w:t>
       </w:r>
-      <w:hyperlink r:id="rId30">
-        <w:r>
-          <w:rPr>
-            <w:lang w:val="hi_IN" w:bidi="hi_IN"/>
-          </w:rPr>
-          <w:rPr>
-            <w:color w:val="0000EE"/>
-            <w:u w:val="single"/>
-          </w:rPr>
-          <w:t>1 कुरि 1:24</w:t>
-        </w:r>
-      </w:hyperlink>
+      <w:r>
+        <w:rPr>
+          <w:lang w:val="hi_IN" w:bidi="hi_IN"/>
+        </w:rPr>
+        <w:t>1 कुरि 1:24</w:t>
+      </w:r>
       <w:r>
         <w:rPr>
           <w:lang w:val="hi_IN" w:bidi="hi_IN"/>
         </w:rPr>
         <w:t xml:space="preserve">, </w:t>
       </w:r>
-      <w:hyperlink r:id="rId31">
-        <w:r>
-          <w:rPr>
-            <w:lang w:val="hi_IN" w:bidi="hi_IN"/>
-          </w:rPr>
-          <w:rPr>
-            <w:color w:val="0000EE"/>
-            <w:u w:val="single"/>
-          </w:rPr>
-          <w:t>30</w:t>
-        </w:r>
-      </w:hyperlink>
+      <w:r>
+        <w:rPr>
+          <w:lang w:val="hi_IN" w:bidi="hi_IN"/>
+        </w:rPr>
+        <w:t>30</w:t>
+      </w:r>
       <w:r>
         <w:rPr>
           <w:lang w:val="hi_IN" w:bidi="hi_IN"/>
@@ -1179,18 +1065,12 @@
         </w:rPr>
         <w:t xml:space="preserve"> का अर्थ यह नहीं है कि परमेश्वर ने उन्हें बनाया। यह पुराने नियम से लिया गया एक शीर्षक है, जो पद में सर्वोच्चता और समय में प्राथमिकता दर्शाता है (उदाहरण के लिए देखें, </w:t>
       </w:r>
-      <w:hyperlink r:id="rId32">
-        <w:r>
-          <w:rPr>
-            <w:lang w:val="hi_IN" w:bidi="hi_IN"/>
-          </w:rPr>
-          <w:rPr>
-            <w:color w:val="0000EE"/>
-            <w:u w:val="single"/>
-          </w:rPr>
-          <w:t>भज 89:27</w:t>
-        </w:r>
-      </w:hyperlink>
+      <w:r>
+        <w:rPr>
+          <w:lang w:val="hi_IN" w:bidi="hi_IN"/>
+        </w:rPr>
+        <w:t>भज 89:27</w:t>
+      </w:r>
       <w:r>
         <w:rPr>
           <w:lang w:val="hi_IN" w:bidi="hi_IN"/>
@@ -1245,36 +1125,24 @@
         </w:rPr>
         <w:t>पौलुस यीशु को सर्वोच्च सृष्टिकर्ता (</w:t>
       </w:r>
-      <w:hyperlink r:id="rId33">
-        <w:r>
-          <w:rPr>
-            <w:lang w:val="hi_IN" w:bidi="hi_IN"/>
-          </w:rPr>
-          <w:rPr>
-            <w:color w:val="0000EE"/>
-            <w:u w:val="single"/>
-          </w:rPr>
-          <w:t>1:15–17</w:t>
-        </w:r>
-      </w:hyperlink>
+      <w:r>
+        <w:rPr>
+          <w:lang w:val="hi_IN" w:bidi="hi_IN"/>
+        </w:rPr>
+        <w:t>1:15–17</w:t>
+      </w:r>
       <w:r>
         <w:rPr>
           <w:lang w:val="hi_IN" w:bidi="hi_IN"/>
         </w:rPr>
         <w:t>) और उद्धारकर्ता (</w:t>
       </w:r>
-      <w:hyperlink r:id="rId34">
-        <w:r>
-          <w:rPr>
-            <w:lang w:val="hi_IN" w:bidi="hi_IN"/>
-          </w:rPr>
-          <w:rPr>
-            <w:color w:val="0000EE"/>
-            <w:u w:val="single"/>
-          </w:rPr>
-          <w:t>1:18–20</w:t>
-        </w:r>
-      </w:hyperlink>
+      <w:r>
+        <w:rPr>
+          <w:lang w:val="hi_IN" w:bidi="hi_IN"/>
+        </w:rPr>
+        <w:t>1:18–20</w:t>
+      </w:r>
       <w:r>
         <w:rPr>
           <w:lang w:val="hi_IN" w:bidi="hi_IN"/>
@@ -1389,18 +1257,12 @@
         </w:rPr>
         <w:t xml:space="preserve"> विभिन्न आत्मिक शक्तियों को संदर्भित करते हैं। यह पद मसीह की उन प्राणियों पर सर्वोच्चता को दर्शाती है जिन्हें झूठे शिक्षकों से बहुत ध्यान मिल रहा था (देखें </w:t>
       </w:r>
-      <w:hyperlink r:id="rId35">
-        <w:r>
-          <w:rPr>
-            <w:lang w:val="hi_IN" w:bidi="hi_IN"/>
-          </w:rPr>
-          <w:rPr>
-            <w:color w:val="0000EE"/>
-            <w:u w:val="single"/>
-          </w:rPr>
-          <w:t>2:18</w:t>
-        </w:r>
-      </w:hyperlink>
+      <w:r>
+        <w:rPr>
+          <w:lang w:val="hi_IN" w:bidi="hi_IN"/>
+        </w:rPr>
+        <w:t>2:18</w:t>
+      </w:r>
       <w:r>
         <w:rPr>
           <w:lang w:val="hi_IN" w:bidi="hi_IN"/>
@@ -1480,90 +1342,60 @@
         </w:rPr>
         <w:t xml:space="preserve"> का भाव होता है जब पौलुस इसे रूपक के रूप में उपयोग करते हैं (देखें </w:t>
       </w:r>
-      <w:hyperlink r:id="rId36">
-        <w:r>
-          <w:rPr>
-            <w:lang w:val="hi_IN" w:bidi="hi_IN"/>
-          </w:rPr>
-          <w:rPr>
-            <w:color w:val="0000EE"/>
-            <w:u w:val="single"/>
-          </w:rPr>
-          <w:t>2:10</w:t>
-        </w:r>
-      </w:hyperlink>
+      <w:r>
+        <w:rPr>
+          <w:lang w:val="hi_IN" w:bidi="hi_IN"/>
+        </w:rPr>
+        <w:t>2:10</w:t>
+      </w:r>
       <w:r>
         <w:rPr>
           <w:lang w:val="hi_IN" w:bidi="hi_IN"/>
         </w:rPr>
         <w:t xml:space="preserve">, </w:t>
       </w:r>
-      <w:hyperlink r:id="rId37">
-        <w:r>
-          <w:rPr>
-            <w:lang w:val="hi_IN" w:bidi="hi_IN"/>
-          </w:rPr>
-          <w:rPr>
-            <w:color w:val="0000EE"/>
-            <w:u w:val="single"/>
-          </w:rPr>
-          <w:t>19</w:t>
-        </w:r>
-      </w:hyperlink>
+      <w:r>
+        <w:rPr>
+          <w:lang w:val="hi_IN" w:bidi="hi_IN"/>
+        </w:rPr>
+        <w:t>19</w:t>
+      </w:r>
       <w:r>
         <w:rPr>
           <w:lang w:val="hi_IN" w:bidi="hi_IN"/>
         </w:rPr>
         <w:t xml:space="preserve">; </w:t>
       </w:r>
-      <w:hyperlink r:id="rId38">
-        <w:r>
-          <w:rPr>
-            <w:lang w:val="hi_IN" w:bidi="hi_IN"/>
-          </w:rPr>
-          <w:rPr>
-            <w:color w:val="0000EE"/>
-            <w:u w:val="single"/>
-          </w:rPr>
-          <w:t>1 कुरि 11:3–10</w:t>
-        </w:r>
-      </w:hyperlink>
+      <w:r>
+        <w:rPr>
+          <w:lang w:val="hi_IN" w:bidi="hi_IN"/>
+        </w:rPr>
+        <w:t>1 कुरि 11:3–10</w:t>
+      </w:r>
       <w:r>
         <w:rPr>
           <w:lang w:val="hi_IN" w:bidi="hi_IN"/>
         </w:rPr>
         <w:t xml:space="preserve">; </w:t>
       </w:r>
-      <w:hyperlink r:id="rId39">
-        <w:r>
-          <w:rPr>
-            <w:lang w:val="hi_IN" w:bidi="hi_IN"/>
-          </w:rPr>
-          <w:rPr>
-            <w:color w:val="0000EE"/>
-            <w:u w:val="single"/>
-          </w:rPr>
-          <w:t>इफि 4:15</w:t>
-        </w:r>
-      </w:hyperlink>
+      <w:r>
+        <w:rPr>
+          <w:lang w:val="hi_IN" w:bidi="hi_IN"/>
+        </w:rPr>
+        <w:t>इफि 4:15</w:t>
+      </w:r>
       <w:r>
         <w:rPr>
           <w:lang w:val="hi_IN" w:bidi="hi_IN"/>
         </w:rPr>
         <w:t xml:space="preserve">; </w:t>
       </w:r>
-      <w:hyperlink r:id="rId40">
-        <w:r>
-          <w:rPr>
-            <w:lang w:val="hi_IN" w:bidi="hi_IN"/>
-          </w:rPr>
-          <w:rPr>
-            <w:color w:val="0000EE"/>
-            <w:u w:val="single"/>
-          </w:rPr>
-          <w:t>5:23</w:t>
-        </w:r>
-      </w:hyperlink>
+      <w:r>
+        <w:rPr>
+          <w:lang w:val="hi_IN" w:bidi="hi_IN"/>
+        </w:rPr>
+        <w:t>5:23</w:t>
+      </w:r>
       <w:r>
         <w:rPr>
           <w:lang w:val="hi_IN" w:bidi="hi_IN"/>
@@ -1582,162 +1414,108 @@
         </w:rPr>
         <w:t xml:space="preserve">: कलीसिया का मसीह के देह के रूप में रूपक मसीह और कलीसिया की अनिवार्य एकता को व्यक्त करता है (देखें </w:t>
       </w:r>
-      <w:hyperlink r:id="rId41">
-        <w:r>
-          <w:rPr>
-            <w:lang w:val="hi_IN" w:bidi="hi_IN"/>
-          </w:rPr>
-          <w:rPr>
-            <w:color w:val="0000EE"/>
-            <w:u w:val="single"/>
-          </w:rPr>
-          <w:t>कुलु 1:24</w:t>
-        </w:r>
-      </w:hyperlink>
+      <w:r>
+        <w:rPr>
+          <w:lang w:val="hi_IN" w:bidi="hi_IN"/>
+        </w:rPr>
+        <w:t>कुलु 1:24</w:t>
+      </w:r>
       <w:r>
         <w:rPr>
           <w:lang w:val="hi_IN" w:bidi="hi_IN"/>
         </w:rPr>
         <w:t xml:space="preserve">; </w:t>
       </w:r>
-      <w:hyperlink r:id="rId37">
-        <w:r>
-          <w:rPr>
-            <w:lang w:val="hi_IN" w:bidi="hi_IN"/>
-          </w:rPr>
-          <w:rPr>
-            <w:color w:val="0000EE"/>
-            <w:u w:val="single"/>
-          </w:rPr>
-          <w:t>2:19</w:t>
-        </w:r>
-      </w:hyperlink>
+      <w:r>
+        <w:rPr>
+          <w:lang w:val="hi_IN" w:bidi="hi_IN"/>
+        </w:rPr>
+        <w:t>2:19</w:t>
+      </w:r>
       <w:r>
         <w:rPr>
           <w:lang w:val="hi_IN" w:bidi="hi_IN"/>
         </w:rPr>
         <w:t xml:space="preserve">; </w:t>
       </w:r>
-      <w:hyperlink r:id="rId42">
-        <w:r>
-          <w:rPr>
-            <w:lang w:val="hi_IN" w:bidi="hi_IN"/>
-          </w:rPr>
-          <w:rPr>
-            <w:color w:val="0000EE"/>
-            <w:u w:val="single"/>
-          </w:rPr>
-          <w:t>3:15</w:t>
-        </w:r>
-      </w:hyperlink>
+      <w:r>
+        <w:rPr>
+          <w:lang w:val="hi_IN" w:bidi="hi_IN"/>
+        </w:rPr>
+        <w:t>3:15</w:t>
+      </w:r>
       <w:r>
         <w:rPr>
           <w:lang w:val="hi_IN" w:bidi="hi_IN"/>
         </w:rPr>
         <w:t xml:space="preserve">; </w:t>
       </w:r>
-      <w:hyperlink r:id="rId43">
-        <w:r>
-          <w:rPr>
-            <w:lang w:val="hi_IN" w:bidi="hi_IN"/>
-          </w:rPr>
-          <w:rPr>
-            <w:color w:val="0000EE"/>
-            <w:u w:val="single"/>
-          </w:rPr>
-          <w:t>इफि 1:23</w:t>
-        </w:r>
-      </w:hyperlink>
+      <w:r>
+        <w:rPr>
+          <w:lang w:val="hi_IN" w:bidi="hi_IN"/>
+        </w:rPr>
+        <w:t>इफि 1:23</w:t>
+      </w:r>
       <w:r>
         <w:rPr>
           <w:lang w:val="hi_IN" w:bidi="hi_IN"/>
         </w:rPr>
         <w:t xml:space="preserve">; </w:t>
       </w:r>
-      <w:hyperlink r:id="rId44">
-        <w:r>
-          <w:rPr>
-            <w:lang w:val="hi_IN" w:bidi="hi_IN"/>
-          </w:rPr>
-          <w:rPr>
-            <w:color w:val="0000EE"/>
-            <w:u w:val="single"/>
-          </w:rPr>
-          <w:t>2:16</w:t>
-        </w:r>
-      </w:hyperlink>
+      <w:r>
+        <w:rPr>
+          <w:lang w:val="hi_IN" w:bidi="hi_IN"/>
+        </w:rPr>
+        <w:t>2:16</w:t>
+      </w:r>
       <w:r>
         <w:rPr>
           <w:lang w:val="hi_IN" w:bidi="hi_IN"/>
         </w:rPr>
         <w:t xml:space="preserve">; </w:t>
       </w:r>
-      <w:hyperlink r:id="rId45">
-        <w:r>
-          <w:rPr>
-            <w:lang w:val="hi_IN" w:bidi="hi_IN"/>
-          </w:rPr>
-          <w:rPr>
-            <w:color w:val="0000EE"/>
-            <w:u w:val="single"/>
-          </w:rPr>
-          <w:t>4:4</w:t>
-        </w:r>
-      </w:hyperlink>
+      <w:r>
+        <w:rPr>
+          <w:lang w:val="hi_IN" w:bidi="hi_IN"/>
+        </w:rPr>
+        <w:t>4:4</w:t>
+      </w:r>
       <w:r>
         <w:rPr>
           <w:lang w:val="hi_IN" w:bidi="hi_IN"/>
         </w:rPr>
         <w:t xml:space="preserve">, </w:t>
       </w:r>
-      <w:hyperlink r:id="rId46">
-        <w:r>
-          <w:rPr>
-            <w:lang w:val="hi_IN" w:bidi="hi_IN"/>
-          </w:rPr>
-          <w:rPr>
-            <w:color w:val="0000EE"/>
-            <w:u w:val="single"/>
-          </w:rPr>
-          <w:t>12</w:t>
-        </w:r>
-      </w:hyperlink>
+      <w:r>
+        <w:rPr>
+          <w:lang w:val="hi_IN" w:bidi="hi_IN"/>
+        </w:rPr>
+        <w:t>12</w:t>
+      </w:r>
       <w:r>
         <w:rPr>
           <w:lang w:val="hi_IN" w:bidi="hi_IN"/>
         </w:rPr>
         <w:t xml:space="preserve">; </w:t>
       </w:r>
-      <w:hyperlink r:id="rId40">
-        <w:r>
-          <w:rPr>
-            <w:lang w:val="hi_IN" w:bidi="hi_IN"/>
-          </w:rPr>
-          <w:rPr>
-            <w:color w:val="0000EE"/>
-            <w:u w:val="single"/>
-          </w:rPr>
-          <w:t>5:23</w:t>
-        </w:r>
-      </w:hyperlink>
+      <w:r>
+        <w:rPr>
+          <w:lang w:val="hi_IN" w:bidi="hi_IN"/>
+        </w:rPr>
+        <w:t>5:23</w:t>
+      </w:r>
       <w:r>
         <w:rPr>
           <w:lang w:val="hi_IN" w:bidi="hi_IN"/>
         </w:rPr>
         <w:t xml:space="preserve">, </w:t>
       </w:r>
-      <w:hyperlink r:id="rId47">
-        <w:r>
-          <w:rPr>
-            <w:lang w:val="hi_IN" w:bidi="hi_IN"/>
-          </w:rPr>
-          <w:rPr>
-            <w:color w:val="0000EE"/>
-            <w:u w:val="single"/>
-          </w:rPr>
-          <w:t>30</w:t>
-        </w:r>
-      </w:hyperlink>
+      <w:r>
+        <w:rPr>
+          <w:lang w:val="hi_IN" w:bidi="hi_IN"/>
+        </w:rPr>
+        <w:t>30</w:t>
+      </w:r>
       <w:r>
         <w:rPr>
           <w:lang w:val="hi_IN" w:bidi="hi_IN"/>
@@ -1829,72 +1607,48 @@
         </w:rPr>
         <w:t xml:space="preserve">परमेश्वर अपनी पूरी परिपूर्णता में इस बात पर जोर देते हैं कि उन्होंने स्वयं को यीशु मसीह में पूरी तरह प्रकट करने के लिए चुना है। इसलिए यीशु को देखना और समझना परमेश्वर को देखना और समझना है (देखें </w:t>
       </w:r>
-      <w:hyperlink r:id="rId48">
-        <w:r>
-          <w:rPr>
-            <w:lang w:val="hi_IN" w:bidi="hi_IN"/>
-          </w:rPr>
-          <w:rPr>
-            <w:color w:val="0000EE"/>
-            <w:u w:val="single"/>
-          </w:rPr>
-          <w:t>यूह 14:6–11</w:t>
-        </w:r>
-      </w:hyperlink>
+      <w:r>
+        <w:rPr>
+          <w:lang w:val="hi_IN" w:bidi="hi_IN"/>
+        </w:rPr>
+        <w:t>यूह 14:6–11</w:t>
+      </w:r>
       <w:r>
         <w:rPr>
           <w:lang w:val="hi_IN" w:bidi="hi_IN"/>
         </w:rPr>
         <w:t xml:space="preserve">)। झूठे शिक्षक यह कहते हुए प्रतीत होते हैं कि मसीहियों को परमेश्वर के बारे में अधिक जानने के लिए अन्य आत्मिक प्राणियों की ओर देखने की आवश्यकता है (देखें </w:t>
       </w:r>
-      <w:hyperlink r:id="rId49">
-        <w:r>
-          <w:rPr>
-            <w:lang w:val="hi_IN" w:bidi="hi_IN"/>
-          </w:rPr>
-          <w:rPr>
-            <w:color w:val="0000EE"/>
-            <w:u w:val="single"/>
-          </w:rPr>
-          <w:t>कुलु 1:16</w:t>
-        </w:r>
-      </w:hyperlink>
+      <w:r>
+        <w:rPr>
+          <w:lang w:val="hi_IN" w:bidi="hi_IN"/>
+        </w:rPr>
+        <w:t>कुलु 1:16</w:t>
+      </w:r>
       <w:r>
         <w:rPr>
           <w:lang w:val="hi_IN" w:bidi="hi_IN"/>
         </w:rPr>
         <w:t xml:space="preserve">, </w:t>
       </w:r>
-      <w:hyperlink r:id="rId50">
-        <w:r>
-          <w:rPr>
-            <w:lang w:val="hi_IN" w:bidi="hi_IN"/>
-          </w:rPr>
-          <w:rPr>
-            <w:color w:val="0000EE"/>
-            <w:u w:val="single"/>
-          </w:rPr>
-          <w:t>20</w:t>
-        </w:r>
-      </w:hyperlink>
+      <w:r>
+        <w:rPr>
+          <w:lang w:val="hi_IN" w:bidi="hi_IN"/>
+        </w:rPr>
+        <w:t>20</w:t>
+      </w:r>
       <w:r>
         <w:rPr>
           <w:lang w:val="hi_IN" w:bidi="hi_IN"/>
         </w:rPr>
         <w:t xml:space="preserve">)। लेकिन परमेश्वर के बारे में हमारे सभी ज्ञान के लिए मसीह पर्याप्त हैं (तुलना करें </w:t>
       </w:r>
-      <w:hyperlink r:id="rId51">
-        <w:r>
-          <w:rPr>
-            <w:lang w:val="hi_IN" w:bidi="hi_IN"/>
-          </w:rPr>
-          <w:rPr>
-            <w:color w:val="0000EE"/>
-            <w:u w:val="single"/>
-          </w:rPr>
-          <w:t>2:8–9</w:t>
-        </w:r>
-      </w:hyperlink>
+      <w:r>
+        <w:rPr>
+          <w:lang w:val="hi_IN" w:bidi="hi_IN"/>
+        </w:rPr>
+        <w:t>2:8–9</w:t>
+      </w:r>
       <w:r>
         <w:rPr>
           <w:lang w:val="hi_IN" w:bidi="hi_IN"/>
@@ -2034,18 +1788,12 @@
         </w:rPr>
         <w:t xml:space="preserve">" संभवतः उनके गैर-यहूदी होने की स्थिति को संदर्भित करता है (देखें </w:t>
       </w:r>
-      <w:hyperlink r:id="rId52">
-        <w:r>
-          <w:rPr>
-            <w:lang w:val="hi_IN" w:bidi="hi_IN"/>
-          </w:rPr>
-          <w:rPr>
-            <w:color w:val="0000EE"/>
-            <w:u w:val="single"/>
-          </w:rPr>
-          <w:t>इफि 2:12</w:t>
-        </w:r>
-      </w:hyperlink>
+      <w:r>
+        <w:rPr>
+          <w:lang w:val="hi_IN" w:bidi="hi_IN"/>
+        </w:rPr>
+        <w:t>इफि 2:12</w:t>
+      </w:r>
       <w:r>
         <w:rPr>
           <w:lang w:val="hi_IN" w:bidi="hi_IN"/>
@@ -2100,18 +1848,12 @@
         </w:rPr>
         <w:t xml:space="preserve">पौलुस </w:t>
       </w:r>
-      <w:hyperlink r:id="rId53">
-        <w:r>
-          <w:rPr>
-            <w:lang w:val="hi_IN" w:bidi="hi_IN"/>
-          </w:rPr>
-          <w:rPr>
-            <w:color w:val="0000EE"/>
-            <w:u w:val="single"/>
-          </w:rPr>
-          <w:t>1:15–20</w:t>
-        </w:r>
-      </w:hyperlink>
+      <w:r>
+        <w:rPr>
+          <w:lang w:val="hi_IN" w:bidi="hi_IN"/>
+        </w:rPr>
+        <w:t>1:15–20</w:t>
+      </w:r>
       <w:r>
         <w:rPr>
           <w:lang w:val="hi_IN" w:bidi="hi_IN"/>
@@ -2233,18 +1975,12 @@
         </w:rPr>
         <w:t>): पौलुस की अतिशयोक्ति का उद्देश्य यह दिखाना है कि रोमी संसार के प्रमुख शहरों में सुसमाचार का प्रचार करने के केंद्र स्थापित किए गए थे (</w:t>
       </w:r>
-      <w:hyperlink r:id="rId54">
-        <w:r>
-          <w:rPr>
-            <w:lang w:val="hi_IN" w:bidi="hi_IN"/>
-          </w:rPr>
-          <w:rPr>
-            <w:color w:val="0000EE"/>
-            <w:u w:val="single"/>
-          </w:rPr>
-          <w:t>1:6</w:t>
-        </w:r>
-      </w:hyperlink>
+      <w:r>
+        <w:rPr>
+          <w:lang w:val="hi_IN" w:bidi="hi_IN"/>
+        </w:rPr>
+        <w:t>1:6</w:t>
+      </w:r>
       <w:r>
         <w:rPr>
           <w:lang w:val="hi_IN" w:bidi="hi_IN"/>
@@ -2318,54 +2054,36 @@
         </w:rPr>
         <w:t xml:space="preserve">): जबकि मसीह का उद्धारकारी कष्ट अनोखा और पूरी तरह से समाप्त हो चुका है, मसीह अभी भी अपने लोगों के माध्यम से छुटकारे के संदेश के प्रति शत्रुतापूर्ण संसार में कष्ट उठाते हैं। मसीह और उनकी कलीसिया तब तक कष्ट उठाते रहेंगे जब तक परमेश्वर के इस संसार में उद्देश्य पूरे नहीं हो जाते ( </w:t>
       </w:r>
-      <w:hyperlink r:id="rId55">
-        <w:r>
-          <w:rPr>
-            <w:lang w:val="hi_IN" w:bidi="hi_IN"/>
-          </w:rPr>
-          <w:rPr>
-            <w:color w:val="0000EE"/>
-            <w:u w:val="single"/>
-          </w:rPr>
-          <w:t>मर 13:19–23</w:t>
-        </w:r>
-      </w:hyperlink>
+      <w:r>
+        <w:rPr>
+          <w:lang w:val="hi_IN" w:bidi="hi_IN"/>
+        </w:rPr>
+        <w:t>मर 13:19–23</w:t>
+      </w:r>
       <w:r>
         <w:rPr>
           <w:lang w:val="hi_IN" w:bidi="hi_IN"/>
         </w:rPr>
         <w:t xml:space="preserve">; </w:t>
       </w:r>
-      <w:hyperlink r:id="rId56">
-        <w:r>
-          <w:rPr>
-            <w:lang w:val="hi_IN" w:bidi="hi_IN"/>
-          </w:rPr>
-          <w:rPr>
-            <w:color w:val="0000EE"/>
-            <w:u w:val="single"/>
-          </w:rPr>
-          <w:t>रोम 8:17–18</w:t>
-        </w:r>
-      </w:hyperlink>
+      <w:r>
+        <w:rPr>
+          <w:lang w:val="hi_IN" w:bidi="hi_IN"/>
+        </w:rPr>
+        <w:t>रोम 8:17–18</w:t>
+      </w:r>
       <w:r>
         <w:rPr>
           <w:lang w:val="hi_IN" w:bidi="hi_IN"/>
         </w:rPr>
         <w:t xml:space="preserve">; </w:t>
       </w:r>
-      <w:hyperlink r:id="rId57">
-        <w:r>
-          <w:rPr>
-            <w:lang w:val="hi_IN" w:bidi="hi_IN"/>
-          </w:rPr>
-          <w:rPr>
-            <w:color w:val="0000EE"/>
-            <w:u w:val="single"/>
-          </w:rPr>
-          <w:t>1 थिस्स 3:3</w:t>
-        </w:r>
-      </w:hyperlink>
+      <w:r>
+        <w:rPr>
+          <w:lang w:val="hi_IN" w:bidi="hi_IN"/>
+        </w:rPr>
+        <w:t>1 थिस्स 3:3</w:t>
+      </w:r>
       <w:r>
         <w:rPr>
           <w:lang w:val="hi_IN" w:bidi="hi_IN"/>
@@ -2420,18 +2138,12 @@
         </w:rPr>
         <w:t>पौलुस व्यापक रूप से सुसमाचार का प्रचार करने में अपनी भूमिका पर विचार करते हैं (</w:t>
       </w:r>
-      <w:hyperlink r:id="rId58">
-        <w:r>
-          <w:rPr>
-            <w:lang w:val="hi_IN" w:bidi="hi_IN"/>
-          </w:rPr>
-          <w:rPr>
-            <w:color w:val="0000EE"/>
-            <w:u w:val="single"/>
-          </w:rPr>
-          <w:t>1:23</w:t>
-        </w:r>
-      </w:hyperlink>
+      <w:r>
+        <w:rPr>
+          <w:lang w:val="hi_IN" w:bidi="hi_IN"/>
+        </w:rPr>
+        <w:t>1:23</w:t>
+      </w:r>
       <w:r>
         <w:rPr>
           <w:lang w:val="hi_IN" w:bidi="hi_IN"/>
@@ -2612,18 +2324,12 @@
         </w:rPr>
         <w:t xml:space="preserve">: देखें </w:t>
       </w:r>
-      <w:hyperlink r:id="rId59">
-        <w:r>
-          <w:rPr>
-            <w:lang w:val="hi_IN" w:bidi="hi_IN"/>
-          </w:rPr>
-          <w:rPr>
-            <w:color w:val="0000EE"/>
-            <w:u w:val="single"/>
-          </w:rPr>
-          <w:t>1:26</w:t>
-        </w:r>
-      </w:hyperlink>
+      <w:r>
+        <w:rPr>
+          <w:lang w:val="hi_IN" w:bidi="hi_IN"/>
+        </w:rPr>
+        <w:t>1:26</w:t>
+      </w:r>
       <w:r>
         <w:rPr>
           <w:lang w:val="hi_IN" w:bidi="hi_IN"/>
@@ -2678,18 +2384,12 @@
         </w:rPr>
         <w:t xml:space="preserve">पौलुस </w:t>
       </w:r>
-      <w:hyperlink r:id="rId53">
-        <w:r>
-          <w:rPr>
-            <w:lang w:val="hi_IN" w:bidi="hi_IN"/>
-          </w:rPr>
-          <w:rPr>
-            <w:color w:val="0000EE"/>
-            <w:u w:val="single"/>
-          </w:rPr>
-          <w:t>1:15–20</w:t>
-        </w:r>
-      </w:hyperlink>
+      <w:r>
+        <w:rPr>
+          <w:lang w:val="hi_IN" w:bidi="hi_IN"/>
+        </w:rPr>
+        <w:t>1:15–20</w:t>
+      </w:r>
       <w:r>
         <w:rPr>
           <w:lang w:val="hi_IN" w:bidi="hi_IN"/>
@@ -2830,90 +2530,60 @@
         </w:rPr>
         <w:t xml:space="preserve"> (</w:t>
       </w:r>
-      <w:hyperlink r:id="rId60">
-        <w:r>
-          <w:rPr>
-            <w:lang w:val="hi_IN" w:bidi="hi_IN"/>
-          </w:rPr>
-          <w:rPr>
-            <w:color w:val="0000EE"/>
-            <w:u w:val="single"/>
-          </w:rPr>
-          <w:t>2:20</w:t>
-        </w:r>
-      </w:hyperlink>
+      <w:r>
+        <w:rPr>
+          <w:lang w:val="hi_IN" w:bidi="hi_IN"/>
+        </w:rPr>
+        <w:t>2:20</w:t>
+      </w:r>
       <w:r>
         <w:rPr>
           <w:lang w:val="hi_IN" w:bidi="hi_IN"/>
         </w:rPr>
         <w:t xml:space="preserve"> में भी): यह वाक्यांश इस संसार की विशेषता वाली प्रारंभिक शिक्षा को संदर्भित कर सकता है (देखें </w:t>
       </w:r>
-      <w:hyperlink r:id="rId61">
-        <w:r>
-          <w:rPr>
-            <w:lang w:val="hi_IN" w:bidi="hi_IN"/>
-          </w:rPr>
-          <w:rPr>
-            <w:color w:val="0000EE"/>
-            <w:u w:val="single"/>
-          </w:rPr>
-          <w:t>इब्रा 5:12</w:t>
-        </w:r>
-      </w:hyperlink>
+      <w:r>
+        <w:rPr>
+          <w:lang w:val="hi_IN" w:bidi="hi_IN"/>
+        </w:rPr>
+        <w:t>इब्रा 5:12</w:t>
+      </w:r>
       <w:r>
         <w:rPr>
           <w:lang w:val="hi_IN" w:bidi="hi_IN"/>
         </w:rPr>
         <w:t xml:space="preserve">), या उन आत्मिक प्राणियों को जो घटनाओं के क्रम पर निर्णायक प्रभाव डालने के लिए माने जाते थे (यह भी देखें </w:t>
       </w:r>
-      <w:hyperlink r:id="rId62">
-        <w:r>
-          <w:rPr>
-            <w:lang w:val="hi_IN" w:bidi="hi_IN"/>
-          </w:rPr>
-          <w:rPr>
-            <w:color w:val="0000EE"/>
-            <w:u w:val="single"/>
-          </w:rPr>
-          <w:t>कुलु 2:15</w:t>
-        </w:r>
-      </w:hyperlink>
+      <w:r>
+        <w:rPr>
+          <w:lang w:val="hi_IN" w:bidi="hi_IN"/>
+        </w:rPr>
+        <w:t>कुलु 2:15</w:t>
+      </w:r>
       <w:r>
         <w:rPr>
           <w:lang w:val="hi_IN" w:bidi="hi_IN"/>
         </w:rPr>
         <w:t xml:space="preserve">, </w:t>
       </w:r>
-      <w:hyperlink r:id="rId60">
-        <w:r>
-          <w:rPr>
-            <w:lang w:val="hi_IN" w:bidi="hi_IN"/>
-          </w:rPr>
-          <w:rPr>
-            <w:color w:val="0000EE"/>
-            <w:u w:val="single"/>
-          </w:rPr>
-          <w:t>20</w:t>
-        </w:r>
-      </w:hyperlink>
+      <w:r>
+        <w:rPr>
+          <w:lang w:val="hi_IN" w:bidi="hi_IN"/>
+        </w:rPr>
+        <w:t>20</w:t>
+      </w:r>
       <w:r>
         <w:rPr>
           <w:lang w:val="hi_IN" w:bidi="hi_IN"/>
         </w:rPr>
         <w:t xml:space="preserve">; </w:t>
       </w:r>
-      <w:hyperlink r:id="rId63">
-        <w:r>
-          <w:rPr>
-            <w:lang w:val="hi_IN" w:bidi="hi_IN"/>
-          </w:rPr>
-          <w:rPr>
-            <w:color w:val="0000EE"/>
-            <w:u w:val="single"/>
-          </w:rPr>
-          <w:t>गला 4:3</w:t>
-        </w:r>
-      </w:hyperlink>
+      <w:r>
+        <w:rPr>
+          <w:lang w:val="hi_IN" w:bidi="hi_IN"/>
+        </w:rPr>
+        <w:t>गला 4:3</w:t>
+      </w:r>
       <w:r>
         <w:rPr>
           <w:lang w:val="hi_IN" w:bidi="hi_IN"/>
@@ -3103,18 +2773,12 @@
         </w:rPr>
         <w:t>: जैसे कि एक समानांतर संदर्भ में (</w:t>
       </w:r>
-      <w:hyperlink r:id="rId64">
-        <w:r>
-          <w:rPr>
-            <w:lang w:val="hi_IN" w:bidi="hi_IN"/>
-          </w:rPr>
-          <w:rPr>
-            <w:color w:val="0000EE"/>
-            <w:u w:val="single"/>
-          </w:rPr>
-          <w:t>रोम 6:3–6</w:t>
-        </w:r>
-      </w:hyperlink>
+      <w:r>
+        <w:rPr>
+          <w:lang w:val="hi_IN" w:bidi="hi_IN"/>
+        </w:rPr>
+        <w:t>रोम 6:3–6</w:t>
+      </w:r>
       <w:r>
         <w:rPr>
           <w:lang w:val="hi_IN" w:bidi="hi_IN"/>
@@ -3213,18 +2877,12 @@
         </w:rPr>
         <w:t xml:space="preserve"> है। परमेश्वर का व्यवस्था आज्ञाकारिता की माँग की गई थी जिसे लोग देने में असमर्थ हैं, लेकिन परमेश्वर ने मसीह के कार्य के माध्यम से हमारे कर्ज को माफ़ कर दिया है (</w:t>
       </w:r>
-      <w:hyperlink r:id="rId65">
-        <w:r>
-          <w:rPr>
-            <w:lang w:val="hi_IN" w:bidi="hi_IN"/>
-          </w:rPr>
-          <w:rPr>
-            <w:color w:val="0000EE"/>
-            <w:u w:val="single"/>
-          </w:rPr>
-          <w:t>2:13</w:t>
-        </w:r>
-      </w:hyperlink>
+      <w:r>
+        <w:rPr>
+          <w:lang w:val="hi_IN" w:bidi="hi_IN"/>
+        </w:rPr>
+        <w:t>2:13</w:t>
+      </w:r>
       <w:r>
         <w:rPr>
           <w:lang w:val="hi_IN" w:bidi="hi_IN"/>
@@ -3298,18 +2956,12 @@
         </w:rPr>
         <w:t>): रोमी सेना एक महान जीत का जश्न विजय जुलूस के साथ मनाती थी। विजयी रोमी सेनापति अपने अभियान से अपमानित बंदियों को जीते हुए शहर में ले जाता था। यह छवि स्पष्ट रूप से उस शानदार जीत को दर्शाती है जिसे परमेश्वर ने मसीह के क्रूस के माध्यम से सभी शत्रुतापूर्ण आत्मिक शक्तियों पर जीत लिया है (</w:t>
       </w:r>
-      <w:hyperlink r:id="rId66">
-        <w:r>
-          <w:rPr>
-            <w:lang w:val="hi_IN" w:bidi="hi_IN"/>
-          </w:rPr>
-          <w:rPr>
-            <w:color w:val="0000EE"/>
-            <w:u w:val="single"/>
-          </w:rPr>
-          <w:t>इफि 4:7–11</w:t>
-        </w:r>
-      </w:hyperlink>
+      <w:r>
+        <w:rPr>
+          <w:lang w:val="hi_IN" w:bidi="hi_IN"/>
+        </w:rPr>
+        <w:t>इफि 4:7–11</w:t>
+      </w:r>
       <w:r>
         <w:rPr>
           <w:lang w:val="hi_IN" w:bidi="hi_IN"/>
@@ -3382,18 +3034,12 @@
         </w:rPr>
         <w:t xml:space="preserve"> पीने को निषिद्ध नहीं करता, लेकिन कई धर्मनिष्ठ यहूदी जो अन्यजाति संस्कृतियों में रहते थे, उन्होंने इससे परहेज किया (तुलना करें </w:t>
       </w:r>
-      <w:hyperlink r:id="rId67">
-        <w:r>
-          <w:rPr>
-            <w:lang w:val="hi_IN" w:bidi="hi_IN"/>
-          </w:rPr>
-          <w:rPr>
-            <w:color w:val="0000EE"/>
-            <w:u w:val="single"/>
-          </w:rPr>
-          <w:t>दानि 1:8–16</w:t>
-        </w:r>
-      </w:hyperlink>
+      <w:r>
+        <w:rPr>
+          <w:lang w:val="hi_IN" w:bidi="hi_IN"/>
+        </w:rPr>
+        <w:t>दानि 1:8–16</w:t>
+      </w:r>
       <w:r>
         <w:rPr>
           <w:lang w:val="hi_IN" w:bidi="hi_IN"/>
@@ -3424,72 +3070,48 @@
         </w:rPr>
         <w:t xml:space="preserve"> को मनाते थे (देखें </w:t>
       </w:r>
-      <w:hyperlink r:id="rId68">
-        <w:r>
-          <w:rPr>
-            <w:lang w:val="hi_IN" w:bidi="hi_IN"/>
-          </w:rPr>
-          <w:rPr>
-            <w:color w:val="0000EE"/>
-            <w:u w:val="single"/>
-          </w:rPr>
-          <w:t>गिन 10:10</w:t>
-        </w:r>
-      </w:hyperlink>
+      <w:r>
+        <w:rPr>
+          <w:lang w:val="hi_IN" w:bidi="hi_IN"/>
+        </w:rPr>
+        <w:t>गिन 10:10</w:t>
+      </w:r>
       <w:r>
         <w:rPr>
           <w:lang w:val="hi_IN" w:bidi="hi_IN"/>
         </w:rPr>
         <w:t xml:space="preserve">; </w:t>
       </w:r>
-      <w:hyperlink r:id="rId69">
-        <w:r>
-          <w:rPr>
-            <w:lang w:val="hi_IN" w:bidi="hi_IN"/>
-          </w:rPr>
-          <w:rPr>
-            <w:color w:val="0000EE"/>
-            <w:u w:val="single"/>
-          </w:rPr>
-          <w:t>भज 81:3</w:t>
-        </w:r>
-      </w:hyperlink>
+      <w:r>
+        <w:rPr>
+          <w:lang w:val="hi_IN" w:bidi="hi_IN"/>
+        </w:rPr>
+        <w:t>भज 81:3</w:t>
+      </w:r>
       <w:r>
         <w:rPr>
           <w:lang w:val="hi_IN" w:bidi="hi_IN"/>
         </w:rPr>
         <w:t xml:space="preserve">; </w:t>
       </w:r>
-      <w:hyperlink r:id="rId70">
-        <w:r>
-          <w:rPr>
-            <w:lang w:val="hi_IN" w:bidi="hi_IN"/>
-          </w:rPr>
-          <w:rPr>
-            <w:color w:val="0000EE"/>
-            <w:u w:val="single"/>
-          </w:rPr>
-          <w:t>यशा 1:13</w:t>
-        </w:r>
-      </w:hyperlink>
+      <w:r>
+        <w:rPr>
+          <w:lang w:val="hi_IN" w:bidi="hi_IN"/>
+        </w:rPr>
+        <w:t>यशा 1:13</w:t>
+      </w:r>
       <w:r>
         <w:rPr>
           <w:lang w:val="hi_IN" w:bidi="hi_IN"/>
         </w:rPr>
         <w:t xml:space="preserve">)। • यहूदियों के लिए सब्त व्यवस्था में निर्धारित थे और यहूदियों द्वारा उनके धर्म के एक अनिवार्य भाग के रूप में मनाए जाते थे। मसीही लोग सब्त का पालन जारी रख सकते थे यदि वे चाहते थे, लेकिन पौलुस का कहना है कि मसीही लोगों को इस मामले में स्वतंत्रता है (देखें </w:t>
       </w:r>
-      <w:hyperlink r:id="rId71">
-        <w:r>
-          <w:rPr>
-            <w:lang w:val="hi_IN" w:bidi="hi_IN"/>
-          </w:rPr>
-          <w:rPr>
-            <w:color w:val="0000EE"/>
-            <w:u w:val="single"/>
-          </w:rPr>
-          <w:t>रोम 14:5</w:t>
-        </w:r>
-      </w:hyperlink>
+      <w:r>
+        <w:rPr>
+          <w:lang w:val="hi_IN" w:bidi="hi_IN"/>
+        </w:rPr>
+        <w:t>रोम 14:5</w:t>
+      </w:r>
       <w:r>
         <w:rPr>
           <w:lang w:val="hi_IN" w:bidi="hi_IN"/>
@@ -3544,18 +3166,12 @@
         </w:rPr>
         <w:t xml:space="preserve">पौलुस झूठे शिक्षकों और उनकी मांगों को अस्वीकार करते हैं, यह समझाते हुए कि उनका आकर्षण मानवीय शिक्षाओं से क्यों आता है (देखें </w:t>
       </w:r>
-      <w:hyperlink r:id="rId72">
-        <w:r>
-          <w:rPr>
-            <w:lang w:val="hi_IN" w:bidi="hi_IN"/>
-          </w:rPr>
-          <w:rPr>
-            <w:color w:val="0000EE"/>
-            <w:u w:val="single"/>
-          </w:rPr>
-          <w:t>2:8</w:t>
-        </w:r>
-      </w:hyperlink>
+      <w:r>
+        <w:rPr>
+          <w:lang w:val="hi_IN" w:bidi="hi_IN"/>
+        </w:rPr>
+        <w:t>2:8</w:t>
+      </w:r>
       <w:r>
         <w:rPr>
           <w:lang w:val="hi_IN" w:bidi="hi_IN"/>
@@ -3610,18 +3226,12 @@
         </w:rPr>
         <w:t>पुराने नियम की रस्मों द्वारा मसीह की वास्तविकता की भविष्यद्वाणी की गई थी, जिन्हें पौलुस छायाएं कहते हैं (</w:t>
       </w:r>
-      <w:hyperlink r:id="rId73">
-        <w:r>
-          <w:rPr>
-            <w:lang w:val="hi_IN" w:bidi="hi_IN"/>
-          </w:rPr>
-          <w:rPr>
-            <w:color w:val="0000EE"/>
-            <w:u w:val="single"/>
-          </w:rPr>
-          <w:t>इब्रा 10:1</w:t>
-        </w:r>
-      </w:hyperlink>
+      <w:r>
+        <w:rPr>
+          <w:lang w:val="hi_IN" w:bidi="hi_IN"/>
+        </w:rPr>
+        <w:t>इब्रा 10:1</w:t>
+      </w:r>
       <w:r>
         <w:rPr>
           <w:lang w:val="hi_IN" w:bidi="hi_IN"/>
@@ -3736,36 +3346,24 @@
         </w:rPr>
         <w:t>: मसीह की मृत्यु क्रूस पर उनकी आत्मिक शक्तियों पर विजय को दर्शाती है (</w:t>
       </w:r>
-      <w:hyperlink r:id="rId62">
-        <w:r>
-          <w:rPr>
-            <w:lang w:val="hi_IN" w:bidi="hi_IN"/>
-          </w:rPr>
-          <w:rPr>
-            <w:color w:val="0000EE"/>
-            <w:u w:val="single"/>
-          </w:rPr>
-          <w:t>2:15</w:t>
-        </w:r>
-      </w:hyperlink>
+      <w:r>
+        <w:rPr>
+          <w:lang w:val="hi_IN" w:bidi="hi_IN"/>
+        </w:rPr>
+        <w:t>2:15</w:t>
+      </w:r>
       <w:r>
         <w:rPr>
           <w:lang w:val="hi_IN" w:bidi="hi_IN"/>
         </w:rPr>
         <w:t xml:space="preserve">)। इसलिए, हम जो उनकी मृत्यु में भाग लेते हैं, इस संसार की दुष्ट आत्मिक शक्तियों से मुक्त हो गए हैं (देखें </w:t>
       </w:r>
-      <w:hyperlink r:id="rId72">
-        <w:r>
-          <w:rPr>
-            <w:lang w:val="hi_IN" w:bidi="hi_IN"/>
-          </w:rPr>
-          <w:rPr>
-            <w:color w:val="0000EE"/>
-            <w:u w:val="single"/>
-          </w:rPr>
-          <w:t>2:8</w:t>
-        </w:r>
-      </w:hyperlink>
+      <w:r>
+        <w:rPr>
+          <w:lang w:val="hi_IN" w:bidi="hi_IN"/>
+        </w:rPr>
+        <w:t>2:8</w:t>
+      </w:r>
       <w:r>
         <w:rPr>
           <w:lang w:val="hi_IN" w:bidi="hi_IN"/>
@@ -3826,18 +3424,12 @@
         </w:rPr>
         <w:t>: न केवल ऐसे नियम मसीह के बजाय संसार में निहित हैं (</w:t>
       </w:r>
-      <w:hyperlink r:id="rId37">
-        <w:r>
-          <w:rPr>
-            <w:lang w:val="hi_IN" w:bidi="hi_IN"/>
-          </w:rPr>
-          <w:rPr>
-            <w:color w:val="0000EE"/>
-            <w:u w:val="single"/>
-          </w:rPr>
-          <w:t>2:19</w:t>
-        </w:r>
-      </w:hyperlink>
+      <w:r>
+        <w:rPr>
+          <w:lang w:val="hi_IN" w:bidi="hi_IN"/>
+        </w:rPr>
+        <w:t>2:19</w:t>
+      </w:r>
       <w:r>
         <w:rPr>
           <w:lang w:val="hi_IN" w:bidi="hi_IN"/>
@@ -3922,18 +3514,12 @@
         </w:rPr>
         <w:t xml:space="preserve"> हैं। इसके विपरीत, झूठे शिक्षकों के नियम और विनियम सांसारिक क्षेत्र पर केंद्रित थे (</w:t>
       </w:r>
-      <w:hyperlink r:id="rId74">
-        <w:r>
-          <w:rPr>
-            <w:lang w:val="hi_IN" w:bidi="hi_IN"/>
-          </w:rPr>
-          <w:rPr>
-            <w:color w:val="0000EE"/>
-            <w:u w:val="single"/>
-          </w:rPr>
-          <w:t>2:22</w:t>
-        </w:r>
-      </w:hyperlink>
+      <w:r>
+        <w:rPr>
+          <w:lang w:val="hi_IN" w:bidi="hi_IN"/>
+        </w:rPr>
+        <w:t>2:22</w:t>
+      </w:r>
       <w:r>
         <w:rPr>
           <w:lang w:val="hi_IN" w:bidi="hi_IN"/>
@@ -4042,18 +3628,12 @@
         </w:rPr>
         <w:t xml:space="preserve">: देखें </w:t>
       </w:r>
-      <w:hyperlink r:id="rId60">
-        <w:r>
-          <w:rPr>
-            <w:lang w:val="hi_IN" w:bidi="hi_IN"/>
-          </w:rPr>
-          <w:rPr>
-            <w:color w:val="0000EE"/>
-            <w:u w:val="single"/>
-          </w:rPr>
-          <w:t>2:20।</w:t>
-        </w:r>
-      </w:hyperlink>
+      <w:r>
+        <w:rPr>
+          <w:lang w:val="hi_IN" w:bidi="hi_IN"/>
+        </w:rPr>
+        <w:t>2:20।</w:t>
+      </w:r>
       <w:r>
         <w:rPr>
           <w:lang w:val="hi_IN" w:bidi="hi_IN"/>
@@ -4084,18 +3664,12 @@
         </w:rPr>
         <w:t xml:space="preserve"> है, वह एक दिन प्रकट होगा (तुलना करें </w:t>
       </w:r>
-      <w:hyperlink r:id="rId59">
-        <w:r>
-          <w:rPr>
-            <w:lang w:val="hi_IN" w:bidi="hi_IN"/>
-          </w:rPr>
-          <w:rPr>
-            <w:color w:val="0000EE"/>
-            <w:u w:val="single"/>
-          </w:rPr>
-          <w:t>1:26</w:t>
-        </w:r>
-      </w:hyperlink>
+      <w:r>
+        <w:rPr>
+          <w:lang w:val="hi_IN" w:bidi="hi_IN"/>
+        </w:rPr>
+        <w:t>1:26</w:t>
+      </w:r>
       <w:r>
         <w:rPr>
           <w:lang w:val="hi_IN" w:bidi="hi_IN"/>
@@ -4156,18 +3730,12 @@
         </w:rPr>
         <w:t>: इस जीवन के लिए हमारी मृत्यु (</w:t>
       </w:r>
-      <w:hyperlink r:id="rId75">
-        <w:r>
-          <w:rPr>
-            <w:lang w:val="hi_IN" w:bidi="hi_IN"/>
-          </w:rPr>
-          <w:rPr>
-            <w:color w:val="0000EE"/>
-            <w:u w:val="single"/>
-          </w:rPr>
-          <w:t>3:3</w:t>
-        </w:r>
-      </w:hyperlink>
+      <w:r>
+        <w:rPr>
+          <w:lang w:val="hi_IN" w:bidi="hi_IN"/>
+        </w:rPr>
+        <w:t>3:3</w:t>
+      </w:r>
       <w:r>
         <w:rPr>
           <w:lang w:val="hi_IN" w:bidi="hi_IN"/>
@@ -4253,18 +3821,12 @@
         </w:rPr>
         <w:t xml:space="preserve"> यूनानी पाठ में, यह शब्द </w:t>
       </w:r>
-      <w:hyperlink r:id="rId76">
-        <w:r>
-          <w:rPr>
-            <w:lang w:val="hi_IN" w:bidi="hi_IN"/>
-          </w:rPr>
-          <w:rPr>
-            <w:color w:val="0000EE"/>
-            <w:u w:val="single"/>
-          </w:rPr>
-          <w:t>इफिसियों 5:6</w:t>
-        </w:r>
-      </w:hyperlink>
+      <w:r>
+        <w:rPr>
+          <w:lang w:val="hi_IN" w:bidi="hi_IN"/>
+        </w:rPr>
+        <w:t>इफिसियों 5:6</w:t>
+      </w:r>
       <w:r>
         <w:rPr>
           <w:lang w:val="hi_IN" w:bidi="hi_IN"/>
@@ -4338,108 +3900,72 @@
         </w:rPr>
         <w:t xml:space="preserve">): कपड़े उतारना उन प्रथाओं से छुटकारा पाने का रूपक है जो हमारे प्रभु के साथ चलने में बाधा डालती हैं (देखें </w:t>
       </w:r>
-      <w:hyperlink r:id="rId77">
-        <w:r>
-          <w:rPr>
-            <w:lang w:val="hi_IN" w:bidi="hi_IN"/>
-          </w:rPr>
-          <w:rPr>
-            <w:color w:val="0000EE"/>
-            <w:u w:val="single"/>
-          </w:rPr>
-          <w:t>रोम 13:12</w:t>
-        </w:r>
-      </w:hyperlink>
+      <w:r>
+        <w:rPr>
+          <w:lang w:val="hi_IN" w:bidi="hi_IN"/>
+        </w:rPr>
+        <w:t>रोम 13:12</w:t>
+      </w:r>
       <w:r>
         <w:rPr>
           <w:lang w:val="hi_IN" w:bidi="hi_IN"/>
         </w:rPr>
         <w:t xml:space="preserve">; </w:t>
       </w:r>
-      <w:hyperlink r:id="rId78">
-        <w:r>
-          <w:rPr>
-            <w:lang w:val="hi_IN" w:bidi="hi_IN"/>
-          </w:rPr>
-          <w:rPr>
-            <w:color w:val="0000EE"/>
-            <w:u w:val="single"/>
-          </w:rPr>
-          <w:t>इफि 4:22</w:t>
-        </w:r>
-      </w:hyperlink>
+      <w:r>
+        <w:rPr>
+          <w:lang w:val="hi_IN" w:bidi="hi_IN"/>
+        </w:rPr>
+        <w:t>इफि 4:22</w:t>
+      </w:r>
       <w:r>
         <w:rPr>
           <w:lang w:val="hi_IN" w:bidi="hi_IN"/>
         </w:rPr>
         <w:t xml:space="preserve">, </w:t>
       </w:r>
-      <w:hyperlink r:id="rId79">
-        <w:r>
-          <w:rPr>
-            <w:lang w:val="hi_IN" w:bidi="hi_IN"/>
-          </w:rPr>
-          <w:rPr>
-            <w:color w:val="0000EE"/>
-            <w:u w:val="single"/>
-          </w:rPr>
-          <w:t>25</w:t>
-        </w:r>
-      </w:hyperlink>
+      <w:r>
+        <w:rPr>
+          <w:lang w:val="hi_IN" w:bidi="hi_IN"/>
+        </w:rPr>
+        <w:t>25</w:t>
+      </w:r>
       <w:r>
         <w:rPr>
           <w:lang w:val="hi_IN" w:bidi="hi_IN"/>
         </w:rPr>
         <w:t xml:space="preserve">; </w:t>
       </w:r>
-      <w:hyperlink r:id="rId80">
-        <w:r>
-          <w:rPr>
-            <w:lang w:val="hi_IN" w:bidi="hi_IN"/>
-          </w:rPr>
-          <w:rPr>
-            <w:color w:val="0000EE"/>
-            <w:u w:val="single"/>
-          </w:rPr>
-          <w:t>इब्रा 12:1</w:t>
-        </w:r>
-      </w:hyperlink>
+      <w:r>
+        <w:rPr>
+          <w:lang w:val="hi_IN" w:bidi="hi_IN"/>
+        </w:rPr>
+        <w:t>इब्रा 12:1</w:t>
+      </w:r>
       <w:r>
         <w:rPr>
           <w:lang w:val="hi_IN" w:bidi="hi_IN"/>
         </w:rPr>
         <w:t xml:space="preserve">; </w:t>
       </w:r>
-      <w:hyperlink r:id="rId81">
-        <w:r>
-          <w:rPr>
-            <w:lang w:val="hi_IN" w:bidi="hi_IN"/>
-          </w:rPr>
-          <w:rPr>
-            <w:color w:val="0000EE"/>
-            <w:u w:val="single"/>
-          </w:rPr>
-          <w:t>याकू 1:21</w:t>
-        </w:r>
-      </w:hyperlink>
+      <w:r>
+        <w:rPr>
+          <w:lang w:val="hi_IN" w:bidi="hi_IN"/>
+        </w:rPr>
+        <w:t>याकू 1:21</w:t>
+      </w:r>
       <w:r>
         <w:rPr>
           <w:lang w:val="hi_IN" w:bidi="hi_IN"/>
         </w:rPr>
         <w:t xml:space="preserve">; </w:t>
       </w:r>
-      <w:hyperlink r:id="rId82">
-        <w:r>
-          <w:rPr>
-            <w:lang w:val="hi_IN" w:bidi="hi_IN"/>
-          </w:rPr>
-          <w:rPr>
-            <w:color w:val="0000EE"/>
-            <w:u w:val="single"/>
-          </w:rPr>
-          <w:t>1 पत 2:1</w:t>
-        </w:r>
-      </w:hyperlink>
+      <w:r>
+        <w:rPr>
+          <w:lang w:val="hi_IN" w:bidi="hi_IN"/>
+        </w:rPr>
+        <w:t>1 पत 2:1</w:t>
+      </w:r>
       <w:r>
         <w:rPr>
           <w:lang w:val="hi_IN" w:bidi="hi_IN"/>
@@ -4501,54 +4027,36 @@
         </w:rPr>
         <w:t xml:space="preserve">: पौलुस पुराने और नए पहचान के बीच विरोधाभास प्रस्तुत करते हैं (देखें </w:t>
       </w:r>
-      <w:hyperlink r:id="rId83">
-        <w:r>
-          <w:rPr>
-            <w:lang w:val="hi_IN" w:bidi="hi_IN"/>
-          </w:rPr>
-          <w:rPr>
-            <w:color w:val="0000EE"/>
-            <w:u w:val="single"/>
-          </w:rPr>
-          <w:t>रोम 5:12–21</w:t>
-        </w:r>
-      </w:hyperlink>
+      <w:r>
+        <w:rPr>
+          <w:lang w:val="hi_IN" w:bidi="hi_IN"/>
+        </w:rPr>
+        <w:t>रोम 5:12–21</w:t>
+      </w:r>
       <w:r>
         <w:rPr>
           <w:lang w:val="hi_IN" w:bidi="hi_IN"/>
         </w:rPr>
         <w:t xml:space="preserve">; </w:t>
       </w:r>
-      <w:hyperlink r:id="rId84">
-        <w:r>
-          <w:rPr>
-            <w:lang w:val="hi_IN" w:bidi="hi_IN"/>
-          </w:rPr>
-          <w:rPr>
-            <w:color w:val="0000EE"/>
-            <w:u w:val="single"/>
-          </w:rPr>
-          <w:t>6:6</w:t>
-        </w:r>
-      </w:hyperlink>
+      <w:r>
+        <w:rPr>
+          <w:lang w:val="hi_IN" w:bidi="hi_IN"/>
+        </w:rPr>
+        <w:t>6:6</w:t>
+      </w:r>
       <w:r>
         <w:rPr>
           <w:lang w:val="hi_IN" w:bidi="hi_IN"/>
         </w:rPr>
         <w:t xml:space="preserve">; </w:t>
       </w:r>
-      <w:hyperlink r:id="rId85">
-        <w:r>
-          <w:rPr>
-            <w:lang w:val="hi_IN" w:bidi="hi_IN"/>
-          </w:rPr>
-          <w:rPr>
-            <w:color w:val="0000EE"/>
-            <w:u w:val="single"/>
-          </w:rPr>
-          <w:t>इफि 4:22–24</w:t>
-        </w:r>
-      </w:hyperlink>
+      <w:r>
+        <w:rPr>
+          <w:lang w:val="hi_IN" w:bidi="hi_IN"/>
+        </w:rPr>
+        <w:t>इफि 4:22–24</w:t>
+      </w:r>
       <w:r>
         <w:rPr>
           <w:lang w:val="hi_IN" w:bidi="hi_IN"/>
@@ -4708,18 +4216,12 @@
         </w:rPr>
         <w:t xml:space="preserve"> हैं (</w:t>
       </w:r>
-      <w:hyperlink r:id="rId86">
-        <w:r>
-          <w:rPr>
-            <w:lang w:val="hi_IN" w:bidi="hi_IN"/>
-          </w:rPr>
-          <w:rPr>
-            <w:color w:val="0000EE"/>
-            <w:u w:val="single"/>
-          </w:rPr>
-          <w:t>3:1</w:t>
-        </w:r>
-      </w:hyperlink>
+      <w:r>
+        <w:rPr>
+          <w:lang w:val="hi_IN" w:bidi="hi_IN"/>
+        </w:rPr>
+        <w:t>3:1</w:t>
+      </w:r>
       <w:r>
         <w:rPr>
           <w:lang w:val="hi_IN" w:bidi="hi_IN"/>
@@ -4798,36 +4300,24 @@
         </w:rPr>
         <w:t xml:space="preserve"> भी एक ही हो सकता है (देखें </w:t>
       </w:r>
-      <w:hyperlink r:id="rId87">
-        <w:r>
-          <w:rPr>
-            <w:lang w:val="hi_IN" w:bidi="hi_IN"/>
-          </w:rPr>
-          <w:rPr>
-            <w:color w:val="0000EE"/>
-            <w:u w:val="single"/>
-          </w:rPr>
-          <w:t>1:18</w:t>
-        </w:r>
-      </w:hyperlink>
+      <w:r>
+        <w:rPr>
+          <w:lang w:val="hi_IN" w:bidi="hi_IN"/>
+        </w:rPr>
+        <w:t>1:18</w:t>
+      </w:r>
       <w:r>
         <w:rPr>
           <w:lang w:val="hi_IN" w:bidi="hi_IN"/>
         </w:rPr>
         <w:t xml:space="preserve">; </w:t>
       </w:r>
-      <w:hyperlink r:id="rId88">
-        <w:r>
-          <w:rPr>
-            <w:lang w:val="hi_IN" w:bidi="hi_IN"/>
-          </w:rPr>
-          <w:rPr>
-            <w:color w:val="0000EE"/>
-            <w:u w:val="single"/>
-          </w:rPr>
-          <w:t>इफि 4:4–6</w:t>
-        </w:r>
-      </w:hyperlink>
+      <w:r>
+        <w:rPr>
+          <w:lang w:val="hi_IN" w:bidi="hi_IN"/>
+        </w:rPr>
+        <w:t>इफि 4:4–6</w:t>
+      </w:r>
       <w:r>
         <w:rPr>
           <w:lang w:val="hi_IN" w:bidi="hi_IN"/>
@@ -4906,36 +4396,24 @@
         </w:rPr>
         <w:t xml:space="preserve"> और आत्मिक गीत स्तुति और आराधना के गीत हैं (देखें </w:t>
       </w:r>
-      <w:hyperlink r:id="rId89">
-        <w:r>
-          <w:rPr>
-            <w:lang w:val="hi_IN" w:bidi="hi_IN"/>
-          </w:rPr>
-          <w:rPr>
-            <w:color w:val="0000EE"/>
-            <w:u w:val="single"/>
-          </w:rPr>
-          <w:t>1 कुरि 14:26</w:t>
-        </w:r>
-      </w:hyperlink>
+      <w:r>
+        <w:rPr>
+          <w:lang w:val="hi_IN" w:bidi="hi_IN"/>
+        </w:rPr>
+        <w:t>1 कुरि 14:26</w:t>
+      </w:r>
       <w:r>
         <w:rPr>
           <w:lang w:val="hi_IN" w:bidi="hi_IN"/>
         </w:rPr>
         <w:t xml:space="preserve">; </w:t>
       </w:r>
-      <w:hyperlink r:id="rId90">
-        <w:r>
-          <w:rPr>
-            <w:lang w:val="hi_IN" w:bidi="hi_IN"/>
-          </w:rPr>
-          <w:rPr>
-            <w:color w:val="0000EE"/>
-            <w:u w:val="single"/>
-          </w:rPr>
-          <w:t>इफि 5:19</w:t>
-        </w:r>
-      </w:hyperlink>
+      <w:r>
+        <w:rPr>
+          <w:lang w:val="hi_IN" w:bidi="hi_IN"/>
+        </w:rPr>
+        <w:t>इफि 5:19</w:t>
+      </w:r>
       <w:r>
         <w:rPr>
           <w:lang w:val="hi_IN" w:bidi="hi_IN"/>
@@ -5088,36 +4566,24 @@
         </w:rPr>
         <w:t xml:space="preserve">का अर्थ है सामाजिक व्यवस्था में किसी दूसरे के अधीन अपनी जगह को पहचानना। इस तरह के समर्पण का हमेशा यह मतलब होता है कि परमेश्वर सर्वोच्च हैं और उनकी इच्छा सर्वोपरि है (तुलना करें </w:t>
       </w:r>
-      <w:hyperlink r:id="rId91">
-        <w:r>
-          <w:rPr>
-            <w:lang w:val="hi_IN" w:bidi="hi_IN"/>
-          </w:rPr>
-          <w:rPr>
-            <w:color w:val="0000EE"/>
-            <w:u w:val="single"/>
-          </w:rPr>
-          <w:t>प्रेरि 4:19–20</w:t>
-        </w:r>
-      </w:hyperlink>
+      <w:r>
+        <w:rPr>
+          <w:lang w:val="hi_IN" w:bidi="hi_IN"/>
+        </w:rPr>
+        <w:t>प्रेरि 4:19–20</w:t>
+      </w:r>
       <w:r>
         <w:rPr>
           <w:lang w:val="hi_IN" w:bidi="hi_IN"/>
         </w:rPr>
         <w:t xml:space="preserve">; </w:t>
       </w:r>
-      <w:hyperlink r:id="rId92">
-        <w:r>
-          <w:rPr>
-            <w:lang w:val="hi_IN" w:bidi="hi_IN"/>
-          </w:rPr>
-          <w:rPr>
-            <w:color w:val="0000EE"/>
-            <w:u w:val="single"/>
-          </w:rPr>
-          <w:t>5:29</w:t>
-        </w:r>
-      </w:hyperlink>
+      <w:r>
+        <w:rPr>
+          <w:lang w:val="hi_IN" w:bidi="hi_IN"/>
+        </w:rPr>
+        <w:t>5:29</w:t>
+      </w:r>
       <w:r>
         <w:rPr>
           <w:lang w:val="hi_IN" w:bidi="hi_IN"/>
@@ -5172,72 +4638,48 @@
         </w:rPr>
         <w:t>उपदेशों की इस श्रृंखला को घरेलू संहिता कहा जाता है। पौलुस पत्नियों को (</w:t>
       </w:r>
-      <w:hyperlink r:id="rId93">
-        <w:r>
-          <w:rPr>
-            <w:lang w:val="hi_IN" w:bidi="hi_IN"/>
-          </w:rPr>
-          <w:rPr>
-            <w:color w:val="0000EE"/>
-            <w:u w:val="single"/>
-          </w:rPr>
-          <w:t>3:18</w:t>
-        </w:r>
-      </w:hyperlink>
+      <w:r>
+        <w:rPr>
+          <w:lang w:val="hi_IN" w:bidi="hi_IN"/>
+        </w:rPr>
+        <w:t>3:18</w:t>
+      </w:r>
       <w:r>
         <w:rPr>
           <w:lang w:val="hi_IN" w:bidi="hi_IN"/>
         </w:rPr>
         <w:t>), पतियों को (</w:t>
       </w:r>
-      <w:hyperlink r:id="rId94">
-        <w:r>
-          <w:rPr>
-            <w:lang w:val="hi_IN" w:bidi="hi_IN"/>
-          </w:rPr>
-          <w:rPr>
-            <w:color w:val="0000EE"/>
-            <w:u w:val="single"/>
-          </w:rPr>
-          <w:t>3:19</w:t>
-        </w:r>
-      </w:hyperlink>
+      <w:r>
+        <w:rPr>
+          <w:lang w:val="hi_IN" w:bidi="hi_IN"/>
+        </w:rPr>
+        <w:t>3:19</w:t>
+      </w:r>
       <w:r>
         <w:rPr>
           <w:lang w:val="hi_IN" w:bidi="hi_IN"/>
         </w:rPr>
         <w:t>), बच्चों को (</w:t>
       </w:r>
-      <w:hyperlink r:id="rId95">
-        <w:r>
-          <w:rPr>
-            <w:lang w:val="hi_IN" w:bidi="hi_IN"/>
-          </w:rPr>
-          <w:rPr>
-            <w:color w:val="0000EE"/>
-            <w:u w:val="single"/>
-          </w:rPr>
-          <w:t>3:20</w:t>
-        </w:r>
-      </w:hyperlink>
+      <w:r>
+        <w:rPr>
+          <w:lang w:val="hi_IN" w:bidi="hi_IN"/>
+        </w:rPr>
+        <w:t>3:20</w:t>
+      </w:r>
       <w:r>
         <w:rPr>
           <w:lang w:val="hi_IN" w:bidi="hi_IN"/>
         </w:rPr>
         <w:t>), पिताओं को (</w:t>
       </w:r>
-      <w:hyperlink r:id="rId96">
-        <w:r>
-          <w:rPr>
-            <w:lang w:val="hi_IN" w:bidi="hi_IN"/>
-          </w:rPr>
-          <w:rPr>
-            <w:color w:val="0000EE"/>
-            <w:u w:val="single"/>
-          </w:rPr>
-          <w:t>3:21</w:t>
-        </w:r>
-      </w:hyperlink>
+      <w:r>
+        <w:rPr>
+          <w:lang w:val="hi_IN" w:bidi="hi_IN"/>
+        </w:rPr>
+        <w:t>3:21</w:t>
+      </w:r>
       <w:r>
         <w:rPr>
           <w:lang w:val="hi_IN" w:bidi="hi_IN"/>
@@ -5256,72 +4698,48 @@
         </w:rPr>
         <w:t xml:space="preserve"> को (</w:t>
       </w:r>
-      <w:hyperlink r:id="rId97">
-        <w:r>
-          <w:rPr>
-            <w:lang w:val="hi_IN" w:bidi="hi_IN"/>
-          </w:rPr>
-          <w:rPr>
-            <w:color w:val="0000EE"/>
-            <w:u w:val="single"/>
-          </w:rPr>
-          <w:t>3:22–25</w:t>
-        </w:r>
-      </w:hyperlink>
+      <w:r>
+        <w:rPr>
+          <w:lang w:val="hi_IN" w:bidi="hi_IN"/>
+        </w:rPr>
+        <w:t>3:22–25</w:t>
+      </w:r>
       <w:r>
         <w:rPr>
           <w:lang w:val="hi_IN" w:bidi="hi_IN"/>
         </w:rPr>
         <w:t>), और स्वामियों को (</w:t>
       </w:r>
-      <w:hyperlink r:id="rId98">
-        <w:r>
-          <w:rPr>
-            <w:lang w:val="hi_IN" w:bidi="hi_IN"/>
-          </w:rPr>
-          <w:rPr>
-            <w:color w:val="0000EE"/>
-            <w:u w:val="single"/>
-          </w:rPr>
-          <w:t>4:1</w:t>
-        </w:r>
-      </w:hyperlink>
+      <w:r>
+        <w:rPr>
+          <w:lang w:val="hi_IN" w:bidi="hi_IN"/>
+        </w:rPr>
+        <w:t>4:1</w:t>
+      </w:r>
       <w:r>
         <w:rPr>
           <w:lang w:val="hi_IN" w:bidi="hi_IN"/>
         </w:rPr>
         <w:t xml:space="preserve">) निर्देश देते हैं। इस तरह की संहिताएँ यूनानी-रोमी लेखकों और नए नियम में अन्यत्र भी मिलती हैं (देखें </w:t>
       </w:r>
-      <w:hyperlink r:id="rId99">
-        <w:r>
-          <w:rPr>
-            <w:lang w:val="hi_IN" w:bidi="hi_IN"/>
-          </w:rPr>
-          <w:rPr>
-            <w:color w:val="0000EE"/>
-            <w:u w:val="single"/>
-          </w:rPr>
-          <w:t>इफि 5:22–6:9</w:t>
-        </w:r>
-      </w:hyperlink>
+      <w:r>
+        <w:rPr>
+          <w:lang w:val="hi_IN" w:bidi="hi_IN"/>
+        </w:rPr>
+        <w:t>इफि 5:22–6:9</w:t>
+      </w:r>
       <w:r>
         <w:rPr>
           <w:lang w:val="hi_IN" w:bidi="hi_IN"/>
         </w:rPr>
         <w:t xml:space="preserve">; </w:t>
       </w:r>
-      <w:hyperlink r:id="rId100">
-        <w:r>
-          <w:rPr>
-            <w:lang w:val="hi_IN" w:bidi="hi_IN"/>
-          </w:rPr>
-          <w:rPr>
-            <w:color w:val="0000EE"/>
-            <w:u w:val="single"/>
-          </w:rPr>
-          <w:t>1 पत 2:18–3:7</w:t>
-        </w:r>
-      </w:hyperlink>
+      <w:r>
+        <w:rPr>
+          <w:lang w:val="hi_IN" w:bidi="hi_IN"/>
+        </w:rPr>
+        <w:t>1 पत 2:18–3:7</w:t>
+      </w:r>
       <w:r>
         <w:rPr>
           <w:lang w:val="hi_IN" w:bidi="hi_IN"/>
@@ -5376,36 +4794,24 @@
         </w:rPr>
         <w:t xml:space="preserve">पतियों के प्रति पत्नियों को समर्पित होने की प्रेरणा के तुरंत बाद, पतियों को अपनी पत्नियों से प्रेम करने की आज्ञा दी जाती है (देखें </w:t>
       </w:r>
-      <w:hyperlink r:id="rId101">
-        <w:r>
-          <w:rPr>
-            <w:lang w:val="hi_IN" w:bidi="hi_IN"/>
-          </w:rPr>
-          <w:rPr>
-            <w:color w:val="0000EE"/>
-            <w:u w:val="single"/>
-          </w:rPr>
-          <w:t>इफि 5:25–30</w:t>
-        </w:r>
-      </w:hyperlink>
+      <w:r>
+        <w:rPr>
+          <w:lang w:val="hi_IN" w:bidi="hi_IN"/>
+        </w:rPr>
+        <w:t>इफि 5:25–30</w:t>
+      </w:r>
       <w:r>
         <w:rPr>
           <w:lang w:val="hi_IN" w:bidi="hi_IN"/>
         </w:rPr>
         <w:t xml:space="preserve">; </w:t>
       </w:r>
-      <w:hyperlink r:id="rId102">
-        <w:r>
-          <w:rPr>
-            <w:lang w:val="hi_IN" w:bidi="hi_IN"/>
-          </w:rPr>
-          <w:rPr>
-            <w:color w:val="0000EE"/>
-            <w:u w:val="single"/>
-          </w:rPr>
-          <w:t>1 पत 3:7</w:t>
-        </w:r>
-      </w:hyperlink>
+      <w:r>
+        <w:rPr>
+          <w:lang w:val="hi_IN" w:bidi="hi_IN"/>
+        </w:rPr>
+        <w:t>1 पत 3:7</w:t>
+      </w:r>
       <w:r>
         <w:rPr>
           <w:lang w:val="hi_IN" w:bidi="hi_IN"/>
@@ -5466,18 +4872,12 @@
         </w:rPr>
         <w:t xml:space="preserve"> के पास सांसारिक स्वामी होते हैं जिनकी उन्हें आज्ञा माननी होती है। दासत्व प्राचीन संसार के जीवन और अर्थव्यवस्था का केंद्रीय हिस्सा था, और नया नियम इस प्रथा पर कभी भी आक्रमण नहीं करता है। हालाँकि, मसीही विश्वास ऐसे संबंध स्थापित करता है जो सामाजिक संरचना की प्रकृति को बदल देते हैं (देखें </w:t>
       </w:r>
-      <w:hyperlink r:id="rId103">
-        <w:r>
-          <w:rPr>
-            <w:lang w:val="hi_IN" w:bidi="hi_IN"/>
-          </w:rPr>
-          <w:rPr>
-            <w:color w:val="0000EE"/>
-            <w:u w:val="single"/>
-          </w:rPr>
-          <w:t>फिले 1:15–16</w:t>
-        </w:r>
-      </w:hyperlink>
+      <w:r>
+        <w:rPr>
+          <w:lang w:val="hi_IN" w:bidi="hi_IN"/>
+        </w:rPr>
+        <w:t>फिले 1:15–16</w:t>
+      </w:r>
       <w:r>
         <w:rPr>
           <w:lang w:val="hi_IN" w:bidi="hi_IN"/>
@@ -5604,126 +5004,84 @@
         </w:rPr>
         <w:t>: इस वाक्यांश के पीछे का यूनानी क्रिया शब्द नए नियम में मसीह की वापसी के प्रकाश में मसीहियों को जागृत रहने की आवश्यकता को दर्शाने के लिए प्रयुक्त किया गया है (</w:t>
       </w:r>
-      <w:hyperlink r:id="rId104">
-        <w:r>
-          <w:rPr>
-            <w:lang w:val="hi_IN" w:bidi="hi_IN"/>
-          </w:rPr>
-          <w:rPr>
-            <w:color w:val="0000EE"/>
-            <w:u w:val="single"/>
-          </w:rPr>
-          <w:t>मत्ती 24:42</w:t>
-        </w:r>
-      </w:hyperlink>
+      <w:r>
+        <w:rPr>
+          <w:lang w:val="hi_IN" w:bidi="hi_IN"/>
+        </w:rPr>
+        <w:t>मत्ती 24:42</w:t>
+      </w:r>
       <w:r>
         <w:rPr>
           <w:lang w:val="hi_IN" w:bidi="hi_IN"/>
         </w:rPr>
         <w:t xml:space="preserve">; </w:t>
       </w:r>
-      <w:hyperlink r:id="rId105">
-        <w:r>
-          <w:rPr>
-            <w:lang w:val="hi_IN" w:bidi="hi_IN"/>
-          </w:rPr>
-          <w:rPr>
-            <w:color w:val="0000EE"/>
-            <w:u w:val="single"/>
-          </w:rPr>
-          <w:t>25:13</w:t>
-        </w:r>
-      </w:hyperlink>
+      <w:r>
+        <w:rPr>
+          <w:lang w:val="hi_IN" w:bidi="hi_IN"/>
+        </w:rPr>
+        <w:t>25:13</w:t>
+      </w:r>
       <w:r>
         <w:rPr>
           <w:lang w:val="hi_IN" w:bidi="hi_IN"/>
         </w:rPr>
         <w:t xml:space="preserve">; </w:t>
       </w:r>
-      <w:hyperlink r:id="rId106">
-        <w:r>
-          <w:rPr>
-            <w:lang w:val="hi_IN" w:bidi="hi_IN"/>
-          </w:rPr>
-          <w:rPr>
-            <w:color w:val="0000EE"/>
-            <w:u w:val="single"/>
-          </w:rPr>
-          <w:t>मर 13:35</w:t>
-        </w:r>
-      </w:hyperlink>
+      <w:r>
+        <w:rPr>
+          <w:lang w:val="hi_IN" w:bidi="hi_IN"/>
+        </w:rPr>
+        <w:t>मर 13:35</w:t>
+      </w:r>
       <w:r>
         <w:rPr>
           <w:lang w:val="hi_IN" w:bidi="hi_IN"/>
         </w:rPr>
         <w:t xml:space="preserve">, </w:t>
       </w:r>
-      <w:hyperlink r:id="rId107">
-        <w:r>
-          <w:rPr>
-            <w:lang w:val="hi_IN" w:bidi="hi_IN"/>
-          </w:rPr>
-          <w:rPr>
-            <w:color w:val="0000EE"/>
-            <w:u w:val="single"/>
-          </w:rPr>
-          <w:t>37</w:t>
-        </w:r>
-      </w:hyperlink>
+      <w:r>
+        <w:rPr>
+          <w:lang w:val="hi_IN" w:bidi="hi_IN"/>
+        </w:rPr>
+        <w:t>37</w:t>
+      </w:r>
       <w:r>
         <w:rPr>
           <w:lang w:val="hi_IN" w:bidi="hi_IN"/>
         </w:rPr>
         <w:t xml:space="preserve">; </w:t>
       </w:r>
-      <w:hyperlink r:id="rId108">
-        <w:r>
-          <w:rPr>
-            <w:lang w:val="hi_IN" w:bidi="hi_IN"/>
-          </w:rPr>
-          <w:rPr>
-            <w:color w:val="0000EE"/>
-            <w:u w:val="single"/>
-          </w:rPr>
-          <w:t>1 थिस्स 5:6</w:t>
-        </w:r>
-      </w:hyperlink>
+      <w:r>
+        <w:rPr>
+          <w:lang w:val="hi_IN" w:bidi="hi_IN"/>
+        </w:rPr>
+        <w:t>1 थिस्स 5:6</w:t>
+      </w:r>
       <w:r>
         <w:rPr>
           <w:lang w:val="hi_IN" w:bidi="hi_IN"/>
         </w:rPr>
         <w:t xml:space="preserve">; </w:t>
       </w:r>
-      <w:hyperlink r:id="rId109">
-        <w:r>
-          <w:rPr>
-            <w:lang w:val="hi_IN" w:bidi="hi_IN"/>
-          </w:rPr>
-          <w:rPr>
-            <w:color w:val="0000EE"/>
-            <w:u w:val="single"/>
-          </w:rPr>
-          <w:t>प्रका 3:3</w:t>
-        </w:r>
-      </w:hyperlink>
+      <w:r>
+        <w:rPr>
+          <w:lang w:val="hi_IN" w:bidi="hi_IN"/>
+        </w:rPr>
+        <w:t>प्रका 3:3</w:t>
+      </w:r>
       <w:r>
         <w:rPr>
           <w:lang w:val="hi_IN" w:bidi="hi_IN"/>
         </w:rPr>
         <w:t xml:space="preserve">; </w:t>
       </w:r>
-      <w:hyperlink r:id="rId110">
-        <w:r>
-          <w:rPr>
-            <w:lang w:val="hi_IN" w:bidi="hi_IN"/>
-          </w:rPr>
-          <w:rPr>
-            <w:color w:val="0000EE"/>
-            <w:u w:val="single"/>
-          </w:rPr>
-          <w:t>16:15</w:t>
-        </w:r>
-      </w:hyperlink>
+      <w:r>
+        <w:rPr>
+          <w:lang w:val="hi_IN" w:bidi="hi_IN"/>
+        </w:rPr>
+        <w:t>16:15</w:t>
+      </w:r>
       <w:r>
         <w:rPr>
           <w:lang w:val="hi_IN" w:bidi="hi_IN"/>
@@ -5851,54 +5209,36 @@
         </w:rPr>
         <w:t xml:space="preserve">): खुला द्वार सुसमाचार का प्रचार करने के लिए एक अवसर का रूपक है (देखें </w:t>
       </w:r>
-      <w:hyperlink r:id="rId111">
-        <w:r>
-          <w:rPr>
-            <w:lang w:val="hi_IN" w:bidi="hi_IN"/>
-          </w:rPr>
-          <w:rPr>
-            <w:color w:val="0000EE"/>
-            <w:u w:val="single"/>
-          </w:rPr>
-          <w:t>प्रेरि 14:27</w:t>
-        </w:r>
-      </w:hyperlink>
+      <w:r>
+        <w:rPr>
+          <w:lang w:val="hi_IN" w:bidi="hi_IN"/>
+        </w:rPr>
+        <w:t>प्रेरि 14:27</w:t>
+      </w:r>
       <w:r>
         <w:rPr>
           <w:lang w:val="hi_IN" w:bidi="hi_IN"/>
         </w:rPr>
         <w:t xml:space="preserve">; </w:t>
       </w:r>
-      <w:hyperlink r:id="rId112">
-        <w:r>
-          <w:rPr>
-            <w:lang w:val="hi_IN" w:bidi="hi_IN"/>
-          </w:rPr>
-          <w:rPr>
-            <w:color w:val="0000EE"/>
-            <w:u w:val="single"/>
-          </w:rPr>
-          <w:t>1 कुरि 16:9</w:t>
-        </w:r>
-      </w:hyperlink>
+      <w:r>
+        <w:rPr>
+          <w:lang w:val="hi_IN" w:bidi="hi_IN"/>
+        </w:rPr>
+        <w:t>1 कुरि 16:9</w:t>
+      </w:r>
       <w:r>
         <w:rPr>
           <w:lang w:val="hi_IN" w:bidi="hi_IN"/>
         </w:rPr>
         <w:t xml:space="preserve">; </w:t>
       </w:r>
-      <w:hyperlink r:id="rId113">
-        <w:r>
-          <w:rPr>
-            <w:lang w:val="hi_IN" w:bidi="hi_IN"/>
-          </w:rPr>
-          <w:rPr>
-            <w:color w:val="0000EE"/>
-            <w:u w:val="single"/>
-          </w:rPr>
-          <w:t>2 कुरि 2:12</w:t>
-        </w:r>
-      </w:hyperlink>
+      <w:r>
+        <w:rPr>
+          <w:lang w:val="hi_IN" w:bidi="hi_IN"/>
+        </w:rPr>
+        <w:t>2 कुरि 2:12</w:t>
+      </w:r>
       <w:r>
         <w:rPr>
           <w:lang w:val="hi_IN" w:bidi="hi_IN"/>
@@ -5917,36 +5257,24 @@
         </w:rPr>
         <w:t xml:space="preserve">: देखें </w:t>
       </w:r>
-      <w:hyperlink r:id="rId114">
-        <w:r>
-          <w:rPr>
-            <w:lang w:val="hi_IN" w:bidi="hi_IN"/>
-          </w:rPr>
-          <w:rPr>
-            <w:color w:val="0000EE"/>
-            <w:u w:val="single"/>
-          </w:rPr>
-          <w:t>कुलुस्सियों 1:26–27</w:t>
-        </w:r>
-      </w:hyperlink>
+      <w:r>
+        <w:rPr>
+          <w:lang w:val="hi_IN" w:bidi="hi_IN"/>
+        </w:rPr>
+        <w:t>कुलुस्सियों 1:26–27</w:t>
+      </w:r>
       <w:r>
         <w:rPr>
           <w:lang w:val="hi_IN" w:bidi="hi_IN"/>
         </w:rPr>
         <w:t xml:space="preserve">; </w:t>
       </w:r>
-      <w:hyperlink r:id="rId115">
-        <w:r>
-          <w:rPr>
-            <w:lang w:val="hi_IN" w:bidi="hi_IN"/>
-          </w:rPr>
-          <w:rPr>
-            <w:color w:val="0000EE"/>
-            <w:u w:val="single"/>
-          </w:rPr>
-          <w:t>2:2</w:t>
-        </w:r>
-      </w:hyperlink>
+      <w:r>
+        <w:rPr>
+          <w:lang w:val="hi_IN" w:bidi="hi_IN"/>
+        </w:rPr>
+        <w:t>2:2</w:t>
+      </w:r>
       <w:r>
         <w:rPr>
           <w:lang w:val="hi_IN" w:bidi="hi_IN"/>
@@ -6123,18 +5451,12 @@
         </w:rPr>
         <w:t xml:space="preserve">): नमक एक मसाला और परिरक्षक दोनों है (देखें </w:t>
       </w:r>
-      <w:hyperlink r:id="rId116">
-        <w:r>
-          <w:rPr>
-            <w:lang w:val="hi_IN" w:bidi="hi_IN"/>
-          </w:rPr>
-          <w:rPr>
-            <w:color w:val="0000EE"/>
-            <w:u w:val="single"/>
-          </w:rPr>
-          <w:t>मत्ती 5:13</w:t>
-        </w:r>
-      </w:hyperlink>
+      <w:r>
+        <w:rPr>
+          <w:lang w:val="hi_IN" w:bidi="hi_IN"/>
+        </w:rPr>
+        <w:t>मत्ती 5:13</w:t>
+      </w:r>
       <w:r>
         <w:rPr>
           <w:lang w:val="hi_IN" w:bidi="hi_IN"/>
@@ -6214,72 +5536,48 @@
         </w:rPr>
         <w:t>तुखिकुस एशिया प्रांत से था, जहाँ कुलुस्से स्थित था (</w:t>
       </w:r>
-      <w:hyperlink r:id="rId117">
-        <w:r>
-          <w:rPr>
-            <w:lang w:val="hi_IN" w:bidi="hi_IN"/>
-          </w:rPr>
-          <w:rPr>
-            <w:color w:val="0000EE"/>
-            <w:u w:val="single"/>
-          </w:rPr>
-          <w:t>प्रेरि 20:4</w:t>
-        </w:r>
-      </w:hyperlink>
+      <w:r>
+        <w:rPr>
+          <w:lang w:val="hi_IN" w:bidi="hi_IN"/>
+        </w:rPr>
+        <w:t>प्रेरि 20:4</w:t>
+      </w:r>
       <w:r>
         <w:rPr>
           <w:lang w:val="hi_IN" w:bidi="hi_IN"/>
         </w:rPr>
         <w:t>)। उन्होंने पौलुस के साथ विशेष रूप से उस प्रांत में कार्य किया (</w:t>
       </w:r>
-      <w:hyperlink r:id="rId118">
-        <w:r>
-          <w:rPr>
-            <w:lang w:val="hi_IN" w:bidi="hi_IN"/>
-          </w:rPr>
-          <w:rPr>
-            <w:color w:val="0000EE"/>
-            <w:u w:val="single"/>
-          </w:rPr>
-          <w:t>इफि 6:21</w:t>
-        </w:r>
-      </w:hyperlink>
+      <w:r>
+        <w:rPr>
+          <w:lang w:val="hi_IN" w:bidi="hi_IN"/>
+        </w:rPr>
+        <w:t>इफि 6:21</w:t>
+      </w:r>
       <w:r>
         <w:rPr>
           <w:lang w:val="hi_IN" w:bidi="hi_IN"/>
         </w:rPr>
         <w:t xml:space="preserve">; </w:t>
       </w:r>
-      <w:hyperlink r:id="rId119">
-        <w:r>
-          <w:rPr>
-            <w:lang w:val="hi_IN" w:bidi="hi_IN"/>
-          </w:rPr>
-          <w:rPr>
-            <w:color w:val="0000EE"/>
-            <w:u w:val="single"/>
-          </w:rPr>
-          <w:t>2 तिमु 4:12</w:t>
-        </w:r>
-      </w:hyperlink>
+      <w:r>
+        <w:rPr>
+          <w:lang w:val="hi_IN" w:bidi="hi_IN"/>
+        </w:rPr>
+        <w:t>2 तिमु 4:12</w:t>
+      </w:r>
       <w:r>
         <w:rPr>
           <w:lang w:val="hi_IN" w:bidi="hi_IN"/>
         </w:rPr>
         <w:t>)। बाद में उन्हें क्रेते में तीतुस के साथ कार्य के लिए भेजा गया (</w:t>
       </w:r>
-      <w:hyperlink r:id="rId120">
-        <w:r>
-          <w:rPr>
-            <w:lang w:val="hi_IN" w:bidi="hi_IN"/>
-          </w:rPr>
-          <w:rPr>
-            <w:color w:val="0000EE"/>
-            <w:u w:val="single"/>
-          </w:rPr>
-          <w:t>तीतु 3:12</w:t>
-        </w:r>
-      </w:hyperlink>
+      <w:r>
+        <w:rPr>
+          <w:lang w:val="hi_IN" w:bidi="hi_IN"/>
+        </w:rPr>
+        <w:t>तीतु 3:12</w:t>
+      </w:r>
       <w:r>
         <w:rPr>
           <w:lang w:val="hi_IN" w:bidi="hi_IN"/>
@@ -6382,18 +5680,12 @@
         </w:rPr>
         <w:t xml:space="preserve">उनेसिमुस एक भगोड़ा दास था जिसे पौलुस ने उसके स्वामी, फिलेमोन के पास वापस भेजा (देखें </w:t>
       </w:r>
-      <w:hyperlink r:id="rId121">
-        <w:r>
-          <w:rPr>
-            <w:lang w:val="hi_IN" w:bidi="hi_IN"/>
-          </w:rPr>
-          <w:rPr>
-            <w:color w:val="0000EE"/>
-            <w:u w:val="single"/>
-          </w:rPr>
-          <w:t>फिलेमोन की पुस्तक</w:t>
-        </w:r>
-      </w:hyperlink>
+      <w:r>
+        <w:rPr>
+          <w:lang w:val="hi_IN" w:bidi="hi_IN"/>
+        </w:rPr>
+        <w:t>फिलेमोन की पुस्तक</w:t>
+      </w:r>
       <w:r>
         <w:rPr>
           <w:lang w:val="hi_IN" w:bidi="hi_IN"/>
@@ -6448,54 +5740,36 @@
         </w:rPr>
         <w:t>अरिस्तर्खुस एक सामान्य नाम था, लेकिन वह संभवतः थिस्सलुनीके का वही व्यक्ति था (</w:t>
       </w:r>
-      <w:hyperlink r:id="rId122">
-        <w:r>
-          <w:rPr>
-            <w:lang w:val="hi_IN" w:bidi="hi_IN"/>
-          </w:rPr>
-          <w:rPr>
-            <w:color w:val="0000EE"/>
-            <w:u w:val="single"/>
-          </w:rPr>
-          <w:t>प्रेरि 19:29</w:t>
-        </w:r>
-      </w:hyperlink>
+      <w:r>
+        <w:rPr>
+          <w:lang w:val="hi_IN" w:bidi="hi_IN"/>
+        </w:rPr>
+        <w:t>प्रेरि 19:29</w:t>
+      </w:r>
       <w:r>
         <w:rPr>
           <w:lang w:val="hi_IN" w:bidi="hi_IN"/>
         </w:rPr>
         <w:t xml:space="preserve">; </w:t>
       </w:r>
-      <w:hyperlink r:id="rId117">
-        <w:r>
-          <w:rPr>
-            <w:lang w:val="hi_IN" w:bidi="hi_IN"/>
-          </w:rPr>
-          <w:rPr>
-            <w:color w:val="0000EE"/>
-            <w:u w:val="single"/>
-          </w:rPr>
-          <w:t>20:4</w:t>
-        </w:r>
-      </w:hyperlink>
+      <w:r>
+        <w:rPr>
+          <w:lang w:val="hi_IN" w:bidi="hi_IN"/>
+        </w:rPr>
+        <w:t>20:4</w:t>
+      </w:r>
       <w:r>
         <w:rPr>
           <w:lang w:val="hi_IN" w:bidi="hi_IN"/>
         </w:rPr>
         <w:t>) जिसने पौलुस के साथ रोम की यात्रा की थी (</w:t>
       </w:r>
-      <w:hyperlink r:id="rId123">
-        <w:r>
-          <w:rPr>
-            <w:lang w:val="hi_IN" w:bidi="hi_IN"/>
-          </w:rPr>
-          <w:rPr>
-            <w:color w:val="0000EE"/>
-            <w:u w:val="single"/>
-          </w:rPr>
-          <w:t>प्रेरि 27:2</w:t>
-        </w:r>
-      </w:hyperlink>
+      <w:r>
+        <w:rPr>
+          <w:lang w:val="hi_IN" w:bidi="hi_IN"/>
+        </w:rPr>
+        <w:t>प्रेरि 27:2</w:t>
+      </w:r>
       <w:r>
         <w:rPr>
           <w:lang w:val="hi_IN" w:bidi="hi_IN"/>
@@ -6515,72 +5789,48 @@
         </w:rPr>
         <w:t xml:space="preserve"> भी गिरफ्तार थे, इसलिए संभवतः वह पौलुस के साथ स्वेच्छा से बन्दीगृह में थे, उन्हें प्रोत्साहित करने और सेवकाई में उनकी सहायता करने के उद्देश्य से उनके साथ कारावास में रह रहे थे। • मरकुस, बरनबास के चचेरे भाई, बरनबास और पौलुस के साथ उनकी पहली सुसमाचार प्रचार यात्रा पर गए थे, लेकिन यात्रा समाप्त होने से पहले ही उन्हें छोड़ कर चले गए थे (</w:t>
       </w:r>
-      <w:hyperlink r:id="rId124">
-        <w:r>
-          <w:rPr>
-            <w:lang w:val="hi_IN" w:bidi="hi_IN"/>
-          </w:rPr>
-          <w:rPr>
-            <w:color w:val="0000EE"/>
-            <w:u w:val="single"/>
-          </w:rPr>
-          <w:t>प्रेरि 13:13</w:t>
-        </w:r>
-      </w:hyperlink>
+      <w:r>
+        <w:rPr>
+          <w:lang w:val="hi_IN" w:bidi="hi_IN"/>
+        </w:rPr>
+        <w:t>प्रेरि 13:13</w:t>
+      </w:r>
       <w:r>
         <w:rPr>
           <w:lang w:val="hi_IN" w:bidi="hi_IN"/>
         </w:rPr>
         <w:t>)। उस परित्याग ने पौलुस और बरनबास के बीच विभाजन कर दिया जब दूसरी यात्रा शुरू होने वाली थी (</w:t>
       </w:r>
-      <w:hyperlink r:id="rId125">
-        <w:r>
-          <w:rPr>
-            <w:lang w:val="hi_IN" w:bidi="hi_IN"/>
-          </w:rPr>
-          <w:rPr>
-            <w:color w:val="0000EE"/>
-            <w:u w:val="single"/>
-          </w:rPr>
-          <w:t>प्रेरि 15:37–40</w:t>
-        </w:r>
-      </w:hyperlink>
+      <w:r>
+        <w:rPr>
+          <w:lang w:val="hi_IN" w:bidi="hi_IN"/>
+        </w:rPr>
+        <w:t>प्रेरि 15:37–40</w:t>
+      </w:r>
       <w:r>
         <w:rPr>
           <w:lang w:val="hi_IN" w:bidi="hi_IN"/>
         </w:rPr>
         <w:t xml:space="preserve">)। पौलुस और मरकुस अब स्पष्ट रूप से मेल-मिलाप कर चुके थे (देखें </w:t>
       </w:r>
-      <w:hyperlink r:id="rId126">
-        <w:r>
-          <w:rPr>
-            <w:lang w:val="hi_IN" w:bidi="hi_IN"/>
-          </w:rPr>
-          <w:rPr>
-            <w:color w:val="0000EE"/>
-            <w:u w:val="single"/>
-          </w:rPr>
-          <w:t>2 तीमु 4:11</w:t>
-        </w:r>
-      </w:hyperlink>
+      <w:r>
+        <w:rPr>
+          <w:lang w:val="hi_IN" w:bidi="hi_IN"/>
+        </w:rPr>
+        <w:t>2 तीमु 4:11</w:t>
+      </w:r>
       <w:r>
         <w:rPr>
           <w:lang w:val="hi_IN" w:bidi="hi_IN"/>
         </w:rPr>
         <w:t xml:space="preserve">; </w:t>
       </w:r>
-      <w:hyperlink r:id="rId127">
-        <w:r>
-          <w:rPr>
-            <w:lang w:val="hi_IN" w:bidi="hi_IN"/>
-          </w:rPr>
-          <w:rPr>
-            <w:color w:val="0000EE"/>
-            <w:u w:val="single"/>
-          </w:rPr>
-          <w:t>फिले 1:24</w:t>
-        </w:r>
-      </w:hyperlink>
+      <w:r>
+        <w:rPr>
+          <w:lang w:val="hi_IN" w:bidi="hi_IN"/>
+        </w:rPr>
+        <w:t>फिले 1:24</w:t>
+      </w:r>
       <w:r>
         <w:rPr>
           <w:lang w:val="hi_IN" w:bidi="hi_IN"/>
@@ -6647,18 +5897,12 @@
         </w:rPr>
         <w:t xml:space="preserve">छह व्यक्तियों में से पाँच का उल्लेख </w:t>
       </w:r>
-      <w:hyperlink r:id="rId128">
-        <w:r>
-          <w:rPr>
-            <w:lang w:val="hi_IN" w:bidi="hi_IN"/>
-          </w:rPr>
-          <w:rPr>
-            <w:color w:val="0000EE"/>
-            <w:u w:val="single"/>
-          </w:rPr>
-          <w:t>फिलेमोन 1:23–24</w:t>
-        </w:r>
-      </w:hyperlink>
+      <w:r>
+        <w:rPr>
+          <w:lang w:val="hi_IN" w:bidi="hi_IN"/>
+        </w:rPr>
+        <w:t>फिलेमोन 1:23–24</w:t>
+      </w:r>
       <w:r>
         <w:rPr>
           <w:lang w:val="hi_IN" w:bidi="hi_IN"/>
@@ -6854,36 +6098,24 @@
         </w:rPr>
         <w:t xml:space="preserve">, प्रेरितों के काम और उनके नाम वाला सुसमाचार के लेखक के रूप में प्रसिद्ध हैं। यह पद लूका के बारे में दो तथ्यों के लिए एकमात्र प्रमाण है: वे एक वैद्य थे, और वे यहूदियों विश्वास के नहीं थे (देखें </w:t>
       </w:r>
-      <w:hyperlink r:id="rId129">
-        <w:r>
-          <w:rPr>
-            <w:lang w:val="hi_IN" w:bidi="hi_IN"/>
-          </w:rPr>
-          <w:rPr>
-            <w:color w:val="0000EE"/>
-            <w:u w:val="single"/>
-          </w:rPr>
-          <w:t>कुलु 4:10–11</w:t>
-        </w:r>
-      </w:hyperlink>
+      <w:r>
+        <w:rPr>
+          <w:lang w:val="hi_IN" w:bidi="hi_IN"/>
+        </w:rPr>
+        <w:t>कुलु 4:10–11</w:t>
+      </w:r>
       <w:r>
         <w:rPr>
           <w:lang w:val="hi_IN" w:bidi="hi_IN"/>
         </w:rPr>
         <w:t>)। • इस पद में उल्लिखित अन्य लोगों के विपरीत, देमास के बारे में कोई विवरण नहीं दिया गया है। शायद पौलुस उन्हें अच्छी तरह से नहीं जानते थे। बाद में देमास ने पौलुस को छोड़ दिया (</w:t>
       </w:r>
-      <w:hyperlink r:id="rId130">
-        <w:r>
-          <w:rPr>
-            <w:lang w:val="hi_IN" w:bidi="hi_IN"/>
-          </w:rPr>
-          <w:rPr>
-            <w:color w:val="0000EE"/>
-            <w:u w:val="single"/>
-          </w:rPr>
-          <w:t>2 तीमु 4:10</w:t>
-        </w:r>
-      </w:hyperlink>
+      <w:r>
+        <w:rPr>
+          <w:lang w:val="hi_IN" w:bidi="hi_IN"/>
+        </w:rPr>
+        <w:t>2 तीमु 4:10</w:t>
+      </w:r>
       <w:r>
         <w:rPr>
           <w:lang w:val="hi_IN" w:bidi="hi_IN"/>
@@ -7046,18 +6278,12 @@
         </w:rPr>
         <w:t xml:space="preserve">अरखिप्पुस: </w:t>
       </w:r>
-      <w:hyperlink r:id="rId131">
-        <w:r>
-          <w:rPr>
-            <w:lang w:val="hi_IN" w:bidi="hi_IN"/>
-          </w:rPr>
-          <w:rPr>
-            <w:color w:val="0000EE"/>
-            <w:u w:val="single"/>
-          </w:rPr>
-          <w:t>फिलेमोन 1:2</w:t>
-        </w:r>
-      </w:hyperlink>
+      <w:r>
+        <w:rPr>
+          <w:lang w:val="hi_IN" w:bidi="hi_IN"/>
+        </w:rPr>
+        <w:t>फिलेमोन 1:2</w:t>
+      </w:r>
       <w:r>
         <w:rPr>
           <w:lang w:val="hi_IN" w:bidi="hi_IN"/>
@@ -7131,18 +6357,12 @@
         </w:rPr>
         <w:t xml:space="preserve"> से लिखवाया था, जिसे साफ और संक्षेप में लिखने का प्रशिक्षण दिया गया होगा। पत्री की प्रामाणिकता के रूप में, पौलुस ने अंत में अपना हस्तलिखित अभिवादन जोड़ा (तुलना करें </w:t>
       </w:r>
-      <w:hyperlink r:id="rId132">
-        <w:r>
-          <w:rPr>
-            <w:lang w:val="hi_IN" w:bidi="hi_IN"/>
-          </w:rPr>
-          <w:rPr>
-            <w:color w:val="0000EE"/>
-            <w:u w:val="single"/>
-          </w:rPr>
-          <w:t>2 थिस्स 2:2</w:t>
-        </w:r>
-      </w:hyperlink>
+      <w:r>
+        <w:rPr>
+          <w:lang w:val="hi_IN" w:bidi="hi_IN"/>
+        </w:rPr>
+        <w:t>2 थिस्स 2:2</w:t>
+      </w:r>
       <w:r>
         <w:rPr>
           <w:lang w:val="hi_IN" w:bidi="hi_IN"/>
